--- a/展覧会概要_加島屋展.docx
+++ b/展覧会概要_加島屋展.docx
@@ -4,17 +4,17 @@
   <w:body>
     <w:p>
       <w:pPr>
-        <w:spacing w:after="260" w:line="240" w:lineRule="auto"/>
+        <w:spacing w:after="40" w:line="240" w:lineRule="auto"/>
         <w:jc w:val="center"/>
         <w:rPr>
-          <w:rFonts w:eastAsiaTheme="minorEastAsia" w:hint="eastAsia"/>
           <w:lang w:eastAsia="zh-TW"/>
         </w:rPr>
       </w:pPr>
       <w:r>
         <w:rPr>
+          <w:rFonts w:ascii="游ゴシック" w:eastAsia="游ゴシック" w:hAnsi="游ゴシック" w:cs="游ゴシック"/>
           <w:color w:val="777777"/>
-          <w:sz w:val="20"/>
+          <w:sz w:val="21"/>
           <w:lang w:eastAsia="zh-TW"/>
         </w:rPr>
         <w:t>大阪市立東洋陶磁美術館　開館45周年記念</w:t>
@@ -22,15 +22,15 @@
     </w:p>
     <w:p>
       <w:pPr>
-        <w:spacing w:after="120" w:line="240" w:lineRule="auto"/>
+        <w:spacing w:after="140" w:line="240" w:lineRule="auto"/>
         <w:jc w:val="center"/>
       </w:pPr>
       <w:r>
         <w:rPr>
-          <w:rFonts w:ascii="Noto Sans CJK JP" w:eastAsia="Noto Sans CJK JP" w:hAnsi="Noto Sans CJK JP"/>
+          <w:rFonts w:ascii="游ゴシック" w:eastAsia="游ゴシック" w:hAnsi="游ゴシック" w:cs="游ゴシック"/>
           <w:b/>
-          <w:color w:val="B07A3C"/>
-          <w:sz w:val="27"/>
+          <w:color w:val="B4772E"/>
+          <w:sz w:val="30"/>
         </w:rPr>
         <w:t>受 贈 記 念 特 別 展</w:t>
       </w:r>
@@ -43,7 +43,7 @@
         <w:tblLook w:val="04A0" w:firstRow="1" w:lastRow="0" w:firstColumn="1" w:lastColumn="0" w:noHBand="0" w:noVBand="1"/>
       </w:tblPr>
       <w:tblGrid>
-        <w:gridCol w:w="9752"/>
+        <w:gridCol w:w="10148"/>
       </w:tblGrid>
       <w:tr>
         <w:trPr>
@@ -51,24 +51,24 @@
         </w:trPr>
         <w:tc>
           <w:tcPr>
-            <w:tcW w:w="9752" w:type="dxa"/>
+            <w:tcW w:w="10148" w:type="dxa"/>
             <w:tcBorders>
-              <w:top w:val="single" w:sz="16" w:space="0" w:color="14284B"/>
-              <w:left w:val="single" w:sz="16" w:space="0" w:color="B07A3C"/>
-              <w:bottom w:val="single" w:sz="16" w:space="0" w:color="14284B"/>
-              <w:right w:val="single" w:sz="16" w:space="0" w:color="B07A3C"/>
+              <w:top w:val="single" w:sz="12" w:space="0" w:color="0B2346"/>
+              <w:left w:val="single" w:sz="12" w:space="0" w:color="0B2346"/>
+              <w:bottom w:val="single" w:sz="12" w:space="0" w:color="0B2346"/>
+              <w:right w:val="single" w:sz="12" w:space="0" w:color="0B2346"/>
             </w:tcBorders>
-            <w:shd w:val="clear" w:color="auto" w:fill="FBF8F2"/>
+            <w:shd w:val="clear" w:color="auto" w:fill="F5F0E8"/>
             <w:tcMar>
-              <w:top w:w="250" w:type="dxa"/>
-              <w:left w:w="180" w:type="dxa"/>
-              <w:bottom w:w="250" w:type="dxa"/>
-              <w:right w:w="180" w:type="dxa"/>
+              <w:top w:w="150" w:type="dxa"/>
+              <w:left w:w="200" w:type="dxa"/>
+              <w:bottom w:w="150" w:type="dxa"/>
+              <w:right w:w="200" w:type="dxa"/>
             </w:tcMar>
           </w:tcPr>
           <w:p>
             <w:pPr>
-              <w:spacing w:after="0"/>
+              <w:spacing w:after="0" w:line="240" w:lineRule="auto"/>
               <w:jc w:val="center"/>
               <w:rPr>
                 <w:lang w:eastAsia="ja-JP"/>
@@ -76,26 +76,45 @@
             </w:pPr>
             <w:r>
               <w:rPr>
+                <w:rFonts w:cs="游明朝"/>
                 <w:b/>
-                <w:color w:val="14284B"/>
-                <w:sz w:val="44"/>
+                <w:color w:val="0B2346"/>
+                <w:sz w:val="46"/>
                 <w:lang w:eastAsia="ja-JP"/>
               </w:rPr>
               <w:t>大坂の豪商・加島屋旧蔵の名宝</w:t>
             </w:r>
+          </w:p>
+          <w:p>
+            <w:pPr>
+              <w:spacing w:before="80" w:after="0" w:line="240" w:lineRule="auto"/>
+              <w:jc w:val="center"/>
+            </w:pPr>
             <w:r>
               <w:rPr>
-                <w:lang w:eastAsia="ja-JP"/>
-              </w:rPr>
-              <w:br/>
+                <w:rFonts w:ascii="游ゴシック" w:eastAsia="游ゴシック" w:hAnsi="游ゴシック" w:cs="游ゴシック"/>
+                <w:color w:val="B4772E"/>
+                <w:sz w:val="23"/>
+              </w:rPr>
+              <w:t>（</w:t>
             </w:r>
+            <w:proofErr w:type="spellStart"/>
             <w:r>
               <w:rPr>
-                <w:color w:val="B07A3C"/>
-                <w:sz w:val="20"/>
-                <w:lang w:eastAsia="ja-JP"/>
-              </w:rPr>
-              <w:t>（仮称）</w:t>
+                <w:rFonts w:ascii="游ゴシック" w:eastAsia="游ゴシック" w:hAnsi="游ゴシック" w:cs="游ゴシック"/>
+                <w:color w:val="B4772E"/>
+                <w:sz w:val="23"/>
+              </w:rPr>
+              <w:t>仮称</w:t>
+            </w:r>
+            <w:proofErr w:type="spellEnd"/>
+            <w:r>
+              <w:rPr>
+                <w:rFonts w:ascii="游ゴシック" w:eastAsia="游ゴシック" w:hAnsi="游ゴシック" w:cs="游ゴシック"/>
+                <w:color w:val="B4772E"/>
+                <w:sz w:val="23"/>
+              </w:rPr>
+              <w:t>）</w:t>
             </w:r>
           </w:p>
         </w:tc>
@@ -103,21 +122,1041 @@
     </w:tbl>
     <w:p>
       <w:pPr>
-        <w:spacing w:after="60" w:line="240" w:lineRule="auto"/>
+        <w:spacing w:after="100" w:line="240" w:lineRule="auto"/>
+      </w:pPr>
+    </w:p>
+    <w:p>
+      <w:pPr>
+        <w:keepNext/>
+        <w:spacing w:before="80" w:after="80" w:line="240" w:lineRule="auto"/>
+      </w:pPr>
+      <w:r>
+        <w:rPr>
+          <w:rFonts w:ascii="游ゴシック" w:eastAsia="游ゴシック" w:hAnsi="游ゴシック" w:cs="游ゴシック"/>
+          <w:b/>
+          <w:color w:val="0B2346"/>
+          <w:sz w:val="28"/>
+        </w:rPr>
+        <w:t>■ 展覧会基本情報</w:t>
+      </w:r>
+    </w:p>
+    <w:p>
+      <w:pPr>
+        <w:pBdr>
+          <w:bottom w:val="single" w:sz="18" w:space="2" w:color="0B2346"/>
+        </w:pBdr>
+        <w:spacing w:after="160" w:line="240" w:lineRule="auto"/>
+      </w:pPr>
+    </w:p>
+    <w:tbl>
+      <w:tblPr>
+        <w:tblW w:w="10148" w:type="dxa"/>
+        <w:jc w:val="center"/>
+        <w:tblLayout w:type="fixed"/>
+        <w:tblLook w:val="04A0" w:firstRow="1" w:lastRow="0" w:firstColumn="1" w:lastColumn="0" w:noHBand="0" w:noVBand="1"/>
+      </w:tblPr>
+      <w:tblGrid>
+        <w:gridCol w:w="1757"/>
+        <w:gridCol w:w="8391"/>
+      </w:tblGrid>
+      <w:tr>
+        <w:trPr>
+          <w:trHeight w:val="410"/>
+          <w:jc w:val="center"/>
+        </w:trPr>
+        <w:tc>
+          <w:tcPr>
+            <w:tcW w:w="1757" w:type="dxa"/>
+            <w:tcBorders>
+              <w:top w:val="single" w:sz="4" w:space="0" w:color="D7D7D7"/>
+              <w:left w:val="single" w:sz="4" w:space="0" w:color="D7D7D7"/>
+              <w:bottom w:val="single" w:sz="4" w:space="0" w:color="D7D7D7"/>
+              <w:right w:val="single" w:sz="4" w:space="0" w:color="D7D7D7"/>
+            </w:tcBorders>
+            <w:shd w:val="clear" w:color="auto" w:fill="E8DED0"/>
+            <w:tcMar>
+              <w:top w:w="50" w:type="dxa"/>
+              <w:left w:w="80" w:type="dxa"/>
+              <w:bottom w:w="50" w:type="dxa"/>
+              <w:right w:w="80" w:type="dxa"/>
+            </w:tcMar>
+            <w:vAlign w:val="center"/>
+          </w:tcPr>
+          <w:p>
+            <w:pPr>
+              <w:spacing w:after="0" w:line="252" w:lineRule="auto"/>
+              <w:jc w:val="center"/>
+            </w:pPr>
+            <w:r>
+              <w:rPr>
+                <w:rFonts w:ascii="游ゴシック" w:eastAsia="游ゴシック" w:hAnsi="游ゴシック" w:cs="游ゴシック"/>
+                <w:b/>
+                <w:color w:val="0B2346"/>
+                <w:sz w:val="19"/>
+              </w:rPr>
+              <w:t>名　　称</w:t>
+            </w:r>
+          </w:p>
+        </w:tc>
+        <w:tc>
+          <w:tcPr>
+            <w:tcW w:w="8391" w:type="dxa"/>
+            <w:tcBorders>
+              <w:top w:val="single" w:sz="4" w:space="0" w:color="D7D7D7"/>
+              <w:left w:val="single" w:sz="4" w:space="0" w:color="D7D7D7"/>
+              <w:bottom w:val="single" w:sz="4" w:space="0" w:color="D7D7D7"/>
+              <w:right w:val="single" w:sz="4" w:space="0" w:color="D7D7D7"/>
+            </w:tcBorders>
+            <w:shd w:val="clear" w:color="auto" w:fill="FBFAF7"/>
+            <w:tcMar>
+              <w:top w:w="50" w:type="dxa"/>
+              <w:left w:w="80" w:type="dxa"/>
+              <w:bottom w:w="50" w:type="dxa"/>
+              <w:right w:w="80" w:type="dxa"/>
+            </w:tcMar>
+            <w:vAlign w:val="center"/>
+          </w:tcPr>
+          <w:p>
+            <w:pPr>
+              <w:spacing w:after="0" w:line="252" w:lineRule="auto"/>
+              <w:rPr>
+                <w:lang w:eastAsia="ja-JP"/>
+              </w:rPr>
+            </w:pPr>
+            <w:r>
+              <w:rPr>
+                <w:rFonts w:cs="游明朝"/>
+                <w:color w:val="111111"/>
+                <w:sz w:val="18"/>
+                <w:lang w:eastAsia="ja-JP"/>
+              </w:rPr>
+              <w:t>受贈記念特別展「大坂の豪商・加島屋旧蔵の名宝」（仮称）</w:t>
+            </w:r>
+          </w:p>
+        </w:tc>
+      </w:tr>
+      <w:tr>
+        <w:trPr>
+          <w:trHeight w:val="410"/>
+          <w:jc w:val="center"/>
+        </w:trPr>
+        <w:tc>
+          <w:tcPr>
+            <w:tcW w:w="1757" w:type="dxa"/>
+            <w:tcBorders>
+              <w:top w:val="single" w:sz="4" w:space="0" w:color="D7D7D7"/>
+              <w:left w:val="single" w:sz="4" w:space="0" w:color="D7D7D7"/>
+              <w:bottom w:val="single" w:sz="4" w:space="0" w:color="D7D7D7"/>
+              <w:right w:val="single" w:sz="4" w:space="0" w:color="D7D7D7"/>
+            </w:tcBorders>
+            <w:shd w:val="clear" w:color="auto" w:fill="E8DED0"/>
+            <w:tcMar>
+              <w:top w:w="50" w:type="dxa"/>
+              <w:left w:w="80" w:type="dxa"/>
+              <w:bottom w:w="50" w:type="dxa"/>
+              <w:right w:w="80" w:type="dxa"/>
+            </w:tcMar>
+            <w:vAlign w:val="center"/>
+          </w:tcPr>
+          <w:p>
+            <w:pPr>
+              <w:spacing w:after="0" w:line="252" w:lineRule="auto"/>
+              <w:jc w:val="center"/>
+            </w:pPr>
+            <w:r>
+              <w:rPr>
+                <w:rFonts w:ascii="游ゴシック" w:eastAsia="游ゴシック" w:hAnsi="游ゴシック" w:cs="游ゴシック"/>
+                <w:b/>
+                <w:color w:val="0B2346"/>
+                <w:sz w:val="19"/>
+              </w:rPr>
+              <w:t>会　　期</w:t>
+            </w:r>
+          </w:p>
+        </w:tc>
+        <w:tc>
+          <w:tcPr>
+            <w:tcW w:w="8391" w:type="dxa"/>
+            <w:tcBorders>
+              <w:top w:val="single" w:sz="4" w:space="0" w:color="D7D7D7"/>
+              <w:left w:val="single" w:sz="4" w:space="0" w:color="D7D7D7"/>
+              <w:bottom w:val="single" w:sz="4" w:space="0" w:color="D7D7D7"/>
+              <w:right w:val="single" w:sz="4" w:space="0" w:color="D7D7D7"/>
+            </w:tcBorders>
+            <w:shd w:val="clear" w:color="auto" w:fill="FBFAF7"/>
+            <w:tcMar>
+              <w:top w:w="50" w:type="dxa"/>
+              <w:left w:w="80" w:type="dxa"/>
+              <w:bottom w:w="50" w:type="dxa"/>
+              <w:right w:w="80" w:type="dxa"/>
+            </w:tcMar>
+            <w:vAlign w:val="center"/>
+          </w:tcPr>
+          <w:p>
+            <w:pPr>
+              <w:spacing w:after="0" w:line="252" w:lineRule="auto"/>
+            </w:pPr>
+            <w:r>
+              <w:rPr>
+                <w:rFonts w:cs="游明朝"/>
+                <w:color w:val="111111"/>
+                <w:sz w:val="18"/>
+              </w:rPr>
+              <w:t>2027年4月17日（土）〜9月26日（日）（開催日数141日）</w:t>
+            </w:r>
+          </w:p>
+        </w:tc>
+      </w:tr>
+      <w:tr>
+        <w:trPr>
+          <w:trHeight w:val="410"/>
+          <w:jc w:val="center"/>
+        </w:trPr>
+        <w:tc>
+          <w:tcPr>
+            <w:tcW w:w="1757" w:type="dxa"/>
+            <w:tcBorders>
+              <w:top w:val="single" w:sz="4" w:space="0" w:color="D7D7D7"/>
+              <w:left w:val="single" w:sz="4" w:space="0" w:color="D7D7D7"/>
+              <w:bottom w:val="single" w:sz="4" w:space="0" w:color="D7D7D7"/>
+              <w:right w:val="single" w:sz="4" w:space="0" w:color="D7D7D7"/>
+            </w:tcBorders>
+            <w:shd w:val="clear" w:color="auto" w:fill="E8DED0"/>
+            <w:tcMar>
+              <w:top w:w="50" w:type="dxa"/>
+              <w:left w:w="80" w:type="dxa"/>
+              <w:bottom w:w="50" w:type="dxa"/>
+              <w:right w:w="80" w:type="dxa"/>
+            </w:tcMar>
+            <w:vAlign w:val="center"/>
+          </w:tcPr>
+          <w:p>
+            <w:pPr>
+              <w:spacing w:after="0" w:line="252" w:lineRule="auto"/>
+              <w:jc w:val="center"/>
+            </w:pPr>
+            <w:r>
+              <w:rPr>
+                <w:rFonts w:ascii="游ゴシック" w:eastAsia="游ゴシック" w:hAnsi="游ゴシック" w:cs="游ゴシック"/>
+                <w:b/>
+                <w:color w:val="0B2346"/>
+                <w:sz w:val="19"/>
+              </w:rPr>
+              <w:t>会　　場</w:t>
+            </w:r>
+          </w:p>
+        </w:tc>
+        <w:tc>
+          <w:tcPr>
+            <w:tcW w:w="8391" w:type="dxa"/>
+            <w:tcBorders>
+              <w:top w:val="single" w:sz="4" w:space="0" w:color="D7D7D7"/>
+              <w:left w:val="single" w:sz="4" w:space="0" w:color="D7D7D7"/>
+              <w:bottom w:val="single" w:sz="4" w:space="0" w:color="D7D7D7"/>
+              <w:right w:val="single" w:sz="4" w:space="0" w:color="D7D7D7"/>
+            </w:tcBorders>
+            <w:shd w:val="clear" w:color="auto" w:fill="FBFAF7"/>
+            <w:tcMar>
+              <w:top w:w="50" w:type="dxa"/>
+              <w:left w:w="80" w:type="dxa"/>
+              <w:bottom w:w="50" w:type="dxa"/>
+              <w:right w:w="80" w:type="dxa"/>
+            </w:tcMar>
+            <w:vAlign w:val="center"/>
+          </w:tcPr>
+          <w:p>
+            <w:pPr>
+              <w:spacing w:after="0" w:line="252" w:lineRule="auto"/>
+              <w:rPr>
+                <w:lang w:eastAsia="zh-TW"/>
+              </w:rPr>
+            </w:pPr>
+            <w:r>
+              <w:rPr>
+                <w:rFonts w:cs="游明朝"/>
+                <w:color w:val="111111"/>
+                <w:sz w:val="18"/>
+                <w:lang w:eastAsia="zh-TW"/>
+              </w:rPr>
+              <w:t>大阪市立東洋陶磁美術館</w:t>
+            </w:r>
+          </w:p>
+          <w:p>
+            <w:pPr>
+              <w:spacing w:after="0" w:line="252" w:lineRule="auto"/>
+              <w:rPr>
+                <w:lang w:eastAsia="zh-TW"/>
+              </w:rPr>
+            </w:pPr>
+            <w:r>
+              <w:rPr>
+                <w:rFonts w:cs="游明朝"/>
+                <w:color w:val="111111"/>
+                <w:sz w:val="18"/>
+                <w:lang w:eastAsia="zh-TW"/>
+              </w:rPr>
+              <w:t>〒530-0005 大阪市北区中之島1-1-26（大阪市中央公会堂東側）</w:t>
+            </w:r>
+          </w:p>
+        </w:tc>
+      </w:tr>
+      <w:tr>
+        <w:trPr>
+          <w:trHeight w:val="410"/>
+          <w:jc w:val="center"/>
+        </w:trPr>
+        <w:tc>
+          <w:tcPr>
+            <w:tcW w:w="1757" w:type="dxa"/>
+            <w:tcBorders>
+              <w:top w:val="single" w:sz="4" w:space="0" w:color="D7D7D7"/>
+              <w:left w:val="single" w:sz="4" w:space="0" w:color="D7D7D7"/>
+              <w:bottom w:val="single" w:sz="4" w:space="0" w:color="D7D7D7"/>
+              <w:right w:val="single" w:sz="4" w:space="0" w:color="D7D7D7"/>
+            </w:tcBorders>
+            <w:shd w:val="clear" w:color="auto" w:fill="E8DED0"/>
+            <w:tcMar>
+              <w:top w:w="50" w:type="dxa"/>
+              <w:left w:w="80" w:type="dxa"/>
+              <w:bottom w:w="50" w:type="dxa"/>
+              <w:right w:w="80" w:type="dxa"/>
+            </w:tcMar>
+            <w:vAlign w:val="center"/>
+          </w:tcPr>
+          <w:p>
+            <w:pPr>
+              <w:spacing w:after="0" w:line="252" w:lineRule="auto"/>
+              <w:jc w:val="center"/>
+            </w:pPr>
+            <w:r>
+              <w:rPr>
+                <w:rFonts w:ascii="游ゴシック" w:eastAsia="游ゴシック" w:hAnsi="游ゴシック" w:cs="游ゴシック"/>
+                <w:b/>
+                <w:color w:val="0B2346"/>
+                <w:sz w:val="19"/>
+              </w:rPr>
+              <w:t>休 館 日</w:t>
+            </w:r>
+          </w:p>
+        </w:tc>
+        <w:tc>
+          <w:tcPr>
+            <w:tcW w:w="8391" w:type="dxa"/>
+            <w:tcBorders>
+              <w:top w:val="single" w:sz="4" w:space="0" w:color="D7D7D7"/>
+              <w:left w:val="single" w:sz="4" w:space="0" w:color="D7D7D7"/>
+              <w:bottom w:val="single" w:sz="4" w:space="0" w:color="D7D7D7"/>
+              <w:right w:val="single" w:sz="4" w:space="0" w:color="D7D7D7"/>
+            </w:tcBorders>
+            <w:shd w:val="clear" w:color="auto" w:fill="FBFAF7"/>
+            <w:tcMar>
+              <w:top w:w="50" w:type="dxa"/>
+              <w:left w:w="80" w:type="dxa"/>
+              <w:bottom w:w="50" w:type="dxa"/>
+              <w:right w:w="80" w:type="dxa"/>
+            </w:tcMar>
+            <w:vAlign w:val="center"/>
+          </w:tcPr>
+          <w:p>
+            <w:pPr>
+              <w:spacing w:after="0" w:line="252" w:lineRule="auto"/>
+            </w:pPr>
+            <w:r>
+              <w:rPr>
+                <w:rFonts w:cs="游明朝"/>
+                <w:color w:val="111111"/>
+                <w:sz w:val="18"/>
+              </w:rPr>
+              <w:t>月曜日、5月6日（木）、7月20日（火）、9月21日（火）</w:t>
+            </w:r>
+          </w:p>
+          <w:p>
+            <w:pPr>
+              <w:spacing w:after="0" w:line="252" w:lineRule="auto"/>
+              <w:rPr>
+                <w:lang w:eastAsia="ja-JP"/>
+              </w:rPr>
+            </w:pPr>
+            <w:r>
+              <w:rPr>
+                <w:rFonts w:cs="游明朝"/>
+                <w:color w:val="111111"/>
+                <w:sz w:val="18"/>
+                <w:lang w:eastAsia="ja-JP"/>
+              </w:rPr>
+              <w:t>※ただし、祝日の5月3日（月）、7月19日（月）、9月20日（月）は開館</w:t>
+            </w:r>
+          </w:p>
+        </w:tc>
+      </w:tr>
+      <w:tr>
+        <w:trPr>
+          <w:trHeight w:val="410"/>
+          <w:jc w:val="center"/>
+        </w:trPr>
+        <w:tc>
+          <w:tcPr>
+            <w:tcW w:w="1757" w:type="dxa"/>
+            <w:tcBorders>
+              <w:top w:val="single" w:sz="4" w:space="0" w:color="D7D7D7"/>
+              <w:left w:val="single" w:sz="4" w:space="0" w:color="D7D7D7"/>
+              <w:bottom w:val="single" w:sz="4" w:space="0" w:color="D7D7D7"/>
+              <w:right w:val="single" w:sz="4" w:space="0" w:color="D7D7D7"/>
+            </w:tcBorders>
+            <w:shd w:val="clear" w:color="auto" w:fill="E8DED0"/>
+            <w:tcMar>
+              <w:top w:w="50" w:type="dxa"/>
+              <w:left w:w="80" w:type="dxa"/>
+              <w:bottom w:w="50" w:type="dxa"/>
+              <w:right w:w="80" w:type="dxa"/>
+            </w:tcMar>
+            <w:vAlign w:val="center"/>
+          </w:tcPr>
+          <w:p>
+            <w:pPr>
+              <w:spacing w:after="0" w:line="252" w:lineRule="auto"/>
+              <w:jc w:val="center"/>
+            </w:pPr>
+            <w:proofErr w:type="spellStart"/>
+            <w:r>
+              <w:rPr>
+                <w:rFonts w:ascii="游ゴシック" w:eastAsia="游ゴシック" w:hAnsi="游ゴシック" w:cs="游ゴシック"/>
+                <w:b/>
+                <w:color w:val="0B2346"/>
+                <w:sz w:val="19"/>
+              </w:rPr>
+              <w:t>開館時間</w:t>
+            </w:r>
+            <w:proofErr w:type="spellEnd"/>
+          </w:p>
+        </w:tc>
+        <w:tc>
+          <w:tcPr>
+            <w:tcW w:w="8391" w:type="dxa"/>
+            <w:tcBorders>
+              <w:top w:val="single" w:sz="4" w:space="0" w:color="D7D7D7"/>
+              <w:left w:val="single" w:sz="4" w:space="0" w:color="D7D7D7"/>
+              <w:bottom w:val="single" w:sz="4" w:space="0" w:color="D7D7D7"/>
+              <w:right w:val="single" w:sz="4" w:space="0" w:color="D7D7D7"/>
+            </w:tcBorders>
+            <w:shd w:val="clear" w:color="auto" w:fill="FBFAF7"/>
+            <w:tcMar>
+              <w:top w:w="50" w:type="dxa"/>
+              <w:left w:w="80" w:type="dxa"/>
+              <w:bottom w:w="50" w:type="dxa"/>
+              <w:right w:w="80" w:type="dxa"/>
+            </w:tcMar>
+            <w:vAlign w:val="center"/>
+          </w:tcPr>
+          <w:p>
+            <w:pPr>
+              <w:spacing w:after="0" w:line="252" w:lineRule="auto"/>
+              <w:rPr>
+                <w:lang w:eastAsia="ja-JP"/>
+              </w:rPr>
+            </w:pPr>
+            <w:r>
+              <w:rPr>
+                <w:rFonts w:cs="游明朝"/>
+                <w:color w:val="111111"/>
+                <w:sz w:val="18"/>
+                <w:lang w:eastAsia="ja-JP"/>
+              </w:rPr>
+              <w:t>午前9時30分〜午後5時（入館は午後4時30分まで）</w:t>
+            </w:r>
+          </w:p>
+        </w:tc>
+      </w:tr>
+      <w:tr>
+        <w:trPr>
+          <w:trHeight w:val="410"/>
+          <w:jc w:val="center"/>
+        </w:trPr>
+        <w:tc>
+          <w:tcPr>
+            <w:tcW w:w="1757" w:type="dxa"/>
+            <w:tcBorders>
+              <w:top w:val="single" w:sz="4" w:space="0" w:color="D7D7D7"/>
+              <w:left w:val="single" w:sz="4" w:space="0" w:color="D7D7D7"/>
+              <w:bottom w:val="single" w:sz="4" w:space="0" w:color="D7D7D7"/>
+              <w:right w:val="single" w:sz="4" w:space="0" w:color="D7D7D7"/>
+            </w:tcBorders>
+            <w:shd w:val="clear" w:color="auto" w:fill="E8DED0"/>
+            <w:tcMar>
+              <w:top w:w="50" w:type="dxa"/>
+              <w:left w:w="80" w:type="dxa"/>
+              <w:bottom w:w="50" w:type="dxa"/>
+              <w:right w:w="80" w:type="dxa"/>
+            </w:tcMar>
+            <w:vAlign w:val="center"/>
+          </w:tcPr>
+          <w:p>
+            <w:pPr>
+              <w:spacing w:after="0" w:line="252" w:lineRule="auto"/>
+              <w:jc w:val="center"/>
+            </w:pPr>
+            <w:r>
+              <w:rPr>
+                <w:rFonts w:ascii="游ゴシック" w:eastAsia="游ゴシック" w:hAnsi="游ゴシック" w:cs="游ゴシック"/>
+                <w:b/>
+                <w:color w:val="0B2346"/>
+                <w:sz w:val="19"/>
+              </w:rPr>
+              <w:t>入 館 料</w:t>
+            </w:r>
+          </w:p>
+        </w:tc>
+        <w:tc>
+          <w:tcPr>
+            <w:tcW w:w="8391" w:type="dxa"/>
+            <w:tcBorders>
+              <w:top w:val="single" w:sz="4" w:space="0" w:color="D7D7D7"/>
+              <w:left w:val="single" w:sz="4" w:space="0" w:color="D7D7D7"/>
+              <w:bottom w:val="single" w:sz="4" w:space="0" w:color="D7D7D7"/>
+              <w:right w:val="single" w:sz="4" w:space="0" w:color="D7D7D7"/>
+            </w:tcBorders>
+            <w:shd w:val="clear" w:color="auto" w:fill="FBFAF7"/>
+            <w:tcMar>
+              <w:top w:w="50" w:type="dxa"/>
+              <w:left w:w="80" w:type="dxa"/>
+              <w:bottom w:w="50" w:type="dxa"/>
+              <w:right w:w="80" w:type="dxa"/>
+            </w:tcMar>
+            <w:vAlign w:val="center"/>
+          </w:tcPr>
+          <w:p>
+            <w:pPr>
+              <w:spacing w:after="0" w:line="252" w:lineRule="auto"/>
+              <w:rPr>
+                <w:lang w:eastAsia="ja-JP"/>
+              </w:rPr>
+            </w:pPr>
+            <w:r>
+              <w:rPr>
+                <w:rFonts w:cs="游明朝"/>
+                <w:color w:val="111111"/>
+                <w:sz w:val="18"/>
+                <w:lang w:eastAsia="ja-JP"/>
+              </w:rPr>
+              <w:t>一般1,800(1,600)円、高校生・大学生800(700)円</w:t>
+            </w:r>
+          </w:p>
+          <w:p>
+            <w:pPr>
+              <w:spacing w:after="0" w:line="252" w:lineRule="auto"/>
+              <w:rPr>
+                <w:lang w:eastAsia="ja-JP"/>
+              </w:rPr>
+            </w:pPr>
+            <w:r>
+              <w:rPr>
+                <w:rFonts w:cs="游明朝"/>
+                <w:color w:val="111111"/>
+                <w:sz w:val="18"/>
+                <w:lang w:eastAsia="ja-JP"/>
+              </w:rPr>
+              <w:t>※(　)内は20名以上の団体料金</w:t>
+            </w:r>
+          </w:p>
+          <w:p>
+            <w:pPr>
+              <w:spacing w:after="0" w:line="252" w:lineRule="auto"/>
+              <w:rPr>
+                <w:lang w:eastAsia="ja-JP"/>
+              </w:rPr>
+            </w:pPr>
+            <w:r>
+              <w:rPr>
+                <w:rFonts w:cs="游明朝"/>
+                <w:color w:val="111111"/>
+                <w:sz w:val="18"/>
+                <w:lang w:eastAsia="ja-JP"/>
+              </w:rPr>
+              <w:t>※中学生以下、障がい者手帳などをお持ちの方(介護者1名を含む)、大阪市内在住の65歳以上の方（要証明）は無料</w:t>
+            </w:r>
+          </w:p>
+          <w:p>
+            <w:pPr>
+              <w:spacing w:after="0" w:line="252" w:lineRule="auto"/>
+              <w:rPr>
+                <w:lang w:eastAsia="ja-JP"/>
+              </w:rPr>
+            </w:pPr>
+            <w:r>
+              <w:rPr>
+                <w:rFonts w:cs="游明朝"/>
+                <w:color w:val="111111"/>
+                <w:sz w:val="18"/>
+                <w:lang w:eastAsia="ja-JP"/>
+              </w:rPr>
+              <w:t>※上記の料金で館内の展示すべてをご覧いただけます。</w:t>
+            </w:r>
+          </w:p>
+        </w:tc>
+      </w:tr>
+      <w:tr>
+        <w:trPr>
+          <w:trHeight w:val="410"/>
+          <w:jc w:val="center"/>
+        </w:trPr>
+        <w:tc>
+          <w:tcPr>
+            <w:tcW w:w="1757" w:type="dxa"/>
+            <w:tcBorders>
+              <w:top w:val="single" w:sz="4" w:space="0" w:color="D7D7D7"/>
+              <w:left w:val="single" w:sz="4" w:space="0" w:color="D7D7D7"/>
+              <w:bottom w:val="single" w:sz="4" w:space="0" w:color="D7D7D7"/>
+              <w:right w:val="single" w:sz="4" w:space="0" w:color="D7D7D7"/>
+            </w:tcBorders>
+            <w:shd w:val="clear" w:color="auto" w:fill="E8DED0"/>
+            <w:tcMar>
+              <w:top w:w="50" w:type="dxa"/>
+              <w:left w:w="80" w:type="dxa"/>
+              <w:bottom w:w="50" w:type="dxa"/>
+              <w:right w:w="80" w:type="dxa"/>
+            </w:tcMar>
+            <w:vAlign w:val="center"/>
+          </w:tcPr>
+          <w:p>
+            <w:pPr>
+              <w:spacing w:after="0" w:line="252" w:lineRule="auto"/>
+              <w:jc w:val="center"/>
+            </w:pPr>
+            <w:r>
+              <w:rPr>
+                <w:rFonts w:ascii="游ゴシック" w:eastAsia="游ゴシック" w:hAnsi="游ゴシック" w:cs="游ゴシック"/>
+                <w:b/>
+                <w:color w:val="0B2346"/>
+                <w:sz w:val="19"/>
+              </w:rPr>
+              <w:t>主　　催</w:t>
+            </w:r>
+          </w:p>
+        </w:tc>
+        <w:tc>
+          <w:tcPr>
+            <w:tcW w:w="8391" w:type="dxa"/>
+            <w:tcBorders>
+              <w:top w:val="single" w:sz="4" w:space="0" w:color="D7D7D7"/>
+              <w:left w:val="single" w:sz="4" w:space="0" w:color="D7D7D7"/>
+              <w:bottom w:val="single" w:sz="4" w:space="0" w:color="D7D7D7"/>
+              <w:right w:val="single" w:sz="4" w:space="0" w:color="D7D7D7"/>
+            </w:tcBorders>
+            <w:shd w:val="clear" w:color="auto" w:fill="FBFAF7"/>
+            <w:tcMar>
+              <w:top w:w="50" w:type="dxa"/>
+              <w:left w:w="80" w:type="dxa"/>
+              <w:bottom w:w="50" w:type="dxa"/>
+              <w:right w:w="80" w:type="dxa"/>
+            </w:tcMar>
+            <w:vAlign w:val="center"/>
+          </w:tcPr>
+          <w:p>
+            <w:pPr>
+              <w:spacing w:after="0" w:line="252" w:lineRule="auto"/>
+              <w:rPr>
+                <w:lang w:eastAsia="zh-TW"/>
+              </w:rPr>
+            </w:pPr>
+            <w:r>
+              <w:rPr>
+                <w:rFonts w:cs="游明朝"/>
+                <w:color w:val="111111"/>
+                <w:sz w:val="18"/>
+                <w:lang w:eastAsia="zh-TW"/>
+              </w:rPr>
+              <w:t>大阪市立東洋陶磁美術館</w:t>
+            </w:r>
+          </w:p>
+        </w:tc>
+      </w:tr>
+      <w:tr>
+        <w:trPr>
+          <w:trHeight w:val="410"/>
+          <w:jc w:val="center"/>
+        </w:trPr>
+        <w:tc>
+          <w:tcPr>
+            <w:tcW w:w="1757" w:type="dxa"/>
+            <w:tcBorders>
+              <w:top w:val="single" w:sz="4" w:space="0" w:color="D7D7D7"/>
+              <w:left w:val="single" w:sz="4" w:space="0" w:color="D7D7D7"/>
+              <w:bottom w:val="single" w:sz="4" w:space="0" w:color="D7D7D7"/>
+              <w:right w:val="single" w:sz="4" w:space="0" w:color="D7D7D7"/>
+            </w:tcBorders>
+            <w:shd w:val="clear" w:color="auto" w:fill="E8DED0"/>
+            <w:tcMar>
+              <w:top w:w="50" w:type="dxa"/>
+              <w:left w:w="80" w:type="dxa"/>
+              <w:bottom w:w="50" w:type="dxa"/>
+              <w:right w:w="80" w:type="dxa"/>
+            </w:tcMar>
+            <w:vAlign w:val="center"/>
+          </w:tcPr>
+          <w:p>
+            <w:pPr>
+              <w:spacing w:after="0" w:line="252" w:lineRule="auto"/>
+              <w:jc w:val="center"/>
+            </w:pPr>
+            <w:r>
+              <w:rPr>
+                <w:rFonts w:ascii="游ゴシック" w:eastAsia="游ゴシック" w:hAnsi="游ゴシック" w:cs="游ゴシック"/>
+                <w:b/>
+                <w:color w:val="0B2346"/>
+                <w:sz w:val="19"/>
+              </w:rPr>
+              <w:t>共　　催</w:t>
+            </w:r>
+          </w:p>
+        </w:tc>
+        <w:tc>
+          <w:tcPr>
+            <w:tcW w:w="8391" w:type="dxa"/>
+            <w:tcBorders>
+              <w:top w:val="single" w:sz="4" w:space="0" w:color="D7D7D7"/>
+              <w:left w:val="single" w:sz="4" w:space="0" w:color="D7D7D7"/>
+              <w:bottom w:val="single" w:sz="4" w:space="0" w:color="D7D7D7"/>
+              <w:right w:val="single" w:sz="4" w:space="0" w:color="D7D7D7"/>
+            </w:tcBorders>
+            <w:shd w:val="clear" w:color="auto" w:fill="FBFAF7"/>
+            <w:tcMar>
+              <w:top w:w="50" w:type="dxa"/>
+              <w:left w:w="80" w:type="dxa"/>
+              <w:bottom w:w="50" w:type="dxa"/>
+              <w:right w:w="80" w:type="dxa"/>
+            </w:tcMar>
+            <w:vAlign w:val="center"/>
+          </w:tcPr>
+          <w:p>
+            <w:pPr>
+              <w:spacing w:after="0" w:line="252" w:lineRule="auto"/>
+              <w:rPr>
+                <w:lang w:eastAsia="ja-JP"/>
+              </w:rPr>
+            </w:pPr>
+            <w:r>
+              <w:rPr>
+                <w:rFonts w:cs="游明朝"/>
+                <w:color w:val="111111"/>
+                <w:sz w:val="18"/>
+                <w:lang w:eastAsia="ja-JP"/>
+              </w:rPr>
+              <w:t>NHKエンタープライズ近畿</w:t>
+            </w:r>
+          </w:p>
+        </w:tc>
+      </w:tr>
+      <w:tr>
+        <w:trPr>
+          <w:trHeight w:val="410"/>
+          <w:jc w:val="center"/>
+        </w:trPr>
+        <w:tc>
+          <w:tcPr>
+            <w:tcW w:w="1757" w:type="dxa"/>
+            <w:tcBorders>
+              <w:top w:val="single" w:sz="4" w:space="0" w:color="D7D7D7"/>
+              <w:left w:val="single" w:sz="4" w:space="0" w:color="D7D7D7"/>
+              <w:bottom w:val="single" w:sz="4" w:space="0" w:color="D7D7D7"/>
+              <w:right w:val="single" w:sz="4" w:space="0" w:color="D7D7D7"/>
+            </w:tcBorders>
+            <w:shd w:val="clear" w:color="auto" w:fill="E8DED0"/>
+            <w:tcMar>
+              <w:top w:w="50" w:type="dxa"/>
+              <w:left w:w="80" w:type="dxa"/>
+              <w:bottom w:w="50" w:type="dxa"/>
+              <w:right w:w="80" w:type="dxa"/>
+            </w:tcMar>
+            <w:vAlign w:val="center"/>
+          </w:tcPr>
+          <w:p>
+            <w:pPr>
+              <w:spacing w:after="0" w:line="252" w:lineRule="auto"/>
+              <w:jc w:val="center"/>
+            </w:pPr>
+            <w:r>
+              <w:rPr>
+                <w:rFonts w:ascii="游ゴシック" w:eastAsia="游ゴシック" w:hAnsi="游ゴシック" w:cs="游ゴシック"/>
+                <w:b/>
+                <w:color w:val="0B2346"/>
+                <w:sz w:val="19"/>
+              </w:rPr>
+              <w:t>後　　援</w:t>
+            </w:r>
+          </w:p>
+        </w:tc>
+        <w:tc>
+          <w:tcPr>
+            <w:tcW w:w="8391" w:type="dxa"/>
+            <w:tcBorders>
+              <w:top w:val="single" w:sz="4" w:space="0" w:color="D7D7D7"/>
+              <w:left w:val="single" w:sz="4" w:space="0" w:color="D7D7D7"/>
+              <w:bottom w:val="single" w:sz="4" w:space="0" w:color="D7D7D7"/>
+              <w:right w:val="single" w:sz="4" w:space="0" w:color="D7D7D7"/>
+            </w:tcBorders>
+            <w:shd w:val="clear" w:color="auto" w:fill="FBFAF7"/>
+            <w:tcMar>
+              <w:top w:w="50" w:type="dxa"/>
+              <w:left w:w="80" w:type="dxa"/>
+              <w:bottom w:w="50" w:type="dxa"/>
+              <w:right w:w="80" w:type="dxa"/>
+            </w:tcMar>
+            <w:vAlign w:val="center"/>
+          </w:tcPr>
+          <w:p>
+            <w:pPr>
+              <w:spacing w:after="0" w:line="252" w:lineRule="auto"/>
+            </w:pPr>
+            <w:r>
+              <w:rPr>
+                <w:rFonts w:cs="游明朝"/>
+                <w:color w:val="111111"/>
+                <w:sz w:val="18"/>
+              </w:rPr>
+              <w:t>NHK大阪放送局（予定）、大阪商工会議所（予定）</w:t>
+            </w:r>
+          </w:p>
+        </w:tc>
+      </w:tr>
+      <w:tr>
+        <w:trPr>
+          <w:trHeight w:val="410"/>
+          <w:jc w:val="center"/>
+        </w:trPr>
+        <w:tc>
+          <w:tcPr>
+            <w:tcW w:w="1757" w:type="dxa"/>
+            <w:tcBorders>
+              <w:top w:val="single" w:sz="4" w:space="0" w:color="D7D7D7"/>
+              <w:left w:val="single" w:sz="4" w:space="0" w:color="D7D7D7"/>
+              <w:bottom w:val="single" w:sz="4" w:space="0" w:color="D7D7D7"/>
+              <w:right w:val="single" w:sz="4" w:space="0" w:color="D7D7D7"/>
+            </w:tcBorders>
+            <w:shd w:val="clear" w:color="auto" w:fill="E8DED0"/>
+            <w:tcMar>
+              <w:top w:w="50" w:type="dxa"/>
+              <w:left w:w="80" w:type="dxa"/>
+              <w:bottom w:w="50" w:type="dxa"/>
+              <w:right w:w="80" w:type="dxa"/>
+            </w:tcMar>
+            <w:vAlign w:val="center"/>
+          </w:tcPr>
+          <w:p>
+            <w:pPr>
+              <w:spacing w:after="0" w:line="252" w:lineRule="auto"/>
+              <w:jc w:val="center"/>
+            </w:pPr>
+            <w:r>
+              <w:rPr>
+                <w:rFonts w:ascii="游ゴシック" w:eastAsia="游ゴシック" w:hAnsi="游ゴシック" w:cs="游ゴシック"/>
+                <w:b/>
+                <w:color w:val="0B2346"/>
+                <w:sz w:val="19"/>
+              </w:rPr>
+              <w:t>特別協賛</w:t>
+            </w:r>
+          </w:p>
+        </w:tc>
+        <w:tc>
+          <w:tcPr>
+            <w:tcW w:w="8391" w:type="dxa"/>
+            <w:tcBorders>
+              <w:top w:val="single" w:sz="4" w:space="0" w:color="D7D7D7"/>
+              <w:left w:val="single" w:sz="4" w:space="0" w:color="D7D7D7"/>
+              <w:bottom w:val="single" w:sz="4" w:space="0" w:color="D7D7D7"/>
+              <w:right w:val="single" w:sz="4" w:space="0" w:color="D7D7D7"/>
+            </w:tcBorders>
+            <w:shd w:val="clear" w:color="auto" w:fill="FBFAF7"/>
+            <w:tcMar>
+              <w:top w:w="50" w:type="dxa"/>
+              <w:left w:w="80" w:type="dxa"/>
+              <w:bottom w:w="50" w:type="dxa"/>
+              <w:right w:w="80" w:type="dxa"/>
+            </w:tcMar>
+            <w:vAlign w:val="center"/>
+          </w:tcPr>
+          <w:p>
+            <w:pPr>
+              <w:spacing w:after="0" w:line="252" w:lineRule="auto"/>
+              <w:rPr>
+                <w:lang w:eastAsia="zh-CN"/>
+              </w:rPr>
+            </w:pPr>
+            <w:r>
+              <w:rPr>
+                <w:rFonts w:cs="游明朝"/>
+                <w:color w:val="111111"/>
+                <w:sz w:val="18"/>
+                <w:lang w:eastAsia="zh-CN"/>
+              </w:rPr>
+              <w:t>大同生命保険株式会社</w:t>
+            </w:r>
+          </w:p>
+        </w:tc>
+      </w:tr>
+      <w:tr>
+        <w:trPr>
+          <w:trHeight w:val="410"/>
+          <w:jc w:val="center"/>
+        </w:trPr>
+        <w:tc>
+          <w:tcPr>
+            <w:tcW w:w="1757" w:type="dxa"/>
+            <w:tcBorders>
+              <w:top w:val="single" w:sz="4" w:space="0" w:color="D7D7D7"/>
+              <w:left w:val="single" w:sz="4" w:space="0" w:color="D7D7D7"/>
+              <w:bottom w:val="single" w:sz="4" w:space="0" w:color="D7D7D7"/>
+              <w:right w:val="single" w:sz="4" w:space="0" w:color="D7D7D7"/>
+            </w:tcBorders>
+            <w:shd w:val="clear" w:color="auto" w:fill="E8DED0"/>
+            <w:tcMar>
+              <w:top w:w="50" w:type="dxa"/>
+              <w:left w:w="80" w:type="dxa"/>
+              <w:bottom w:w="50" w:type="dxa"/>
+              <w:right w:w="80" w:type="dxa"/>
+            </w:tcMar>
+            <w:vAlign w:val="center"/>
+          </w:tcPr>
+          <w:p>
+            <w:pPr>
+              <w:spacing w:after="0" w:line="252" w:lineRule="auto"/>
+              <w:jc w:val="center"/>
+            </w:pPr>
+            <w:r>
+              <w:rPr>
+                <w:rFonts w:ascii="游ゴシック" w:eastAsia="游ゴシック" w:hAnsi="游ゴシック" w:cs="游ゴシック"/>
+                <w:b/>
+                <w:color w:val="0B2346"/>
+                <w:sz w:val="19"/>
+              </w:rPr>
+              <w:t>協　　力</w:t>
+            </w:r>
+          </w:p>
+        </w:tc>
+        <w:tc>
+          <w:tcPr>
+            <w:tcW w:w="8391" w:type="dxa"/>
+            <w:tcBorders>
+              <w:top w:val="single" w:sz="4" w:space="0" w:color="D7D7D7"/>
+              <w:left w:val="single" w:sz="4" w:space="0" w:color="D7D7D7"/>
+              <w:bottom w:val="single" w:sz="4" w:space="0" w:color="D7D7D7"/>
+              <w:right w:val="single" w:sz="4" w:space="0" w:color="D7D7D7"/>
+            </w:tcBorders>
+            <w:shd w:val="clear" w:color="auto" w:fill="FBFAF7"/>
+            <w:tcMar>
+              <w:top w:w="50" w:type="dxa"/>
+              <w:left w:w="80" w:type="dxa"/>
+              <w:bottom w:w="50" w:type="dxa"/>
+              <w:right w:w="80" w:type="dxa"/>
+            </w:tcMar>
+            <w:vAlign w:val="center"/>
+          </w:tcPr>
+          <w:p>
+            <w:pPr>
+              <w:spacing w:after="0" w:line="252" w:lineRule="auto"/>
+            </w:pPr>
+            <w:r>
+              <w:rPr>
+                <w:rFonts w:cs="游明朝"/>
+                <w:color w:val="111111"/>
+                <w:sz w:val="18"/>
+              </w:rPr>
+              <w:t>株式会社YAMAGIWA（予定）</w:t>
+            </w:r>
+          </w:p>
+        </w:tc>
+      </w:tr>
+    </w:tbl>
+    <w:p>
+      <w:r>
+        <w:br w:type="page"/>
+      </w:r>
+    </w:p>
+    <w:p>
+      <w:pPr>
+        <w:keepNext/>
+        <w:spacing w:before="80" w:after="80" w:line="240" w:lineRule="auto"/>
+      </w:pPr>
+      <w:r>
+        <w:rPr>
+          <w:rFonts w:ascii="游ゴシック" w:eastAsia="游ゴシック" w:hAnsi="游ゴシック" w:cs="游ゴシック"/>
+          <w:b/>
+          <w:color w:val="0B2346"/>
+          <w:sz w:val="28"/>
+        </w:rPr>
+        <w:lastRenderedPageBreak/>
+        <w:t>■ 展覧会概要</w:t>
+      </w:r>
+    </w:p>
+    <w:p>
+      <w:pPr>
+        <w:pBdr>
+          <w:bottom w:val="single" w:sz="18" w:space="2" w:color="0B2346"/>
+        </w:pBdr>
+        <w:spacing w:after="160" w:line="240" w:lineRule="auto"/>
+      </w:pPr>
+    </w:p>
+    <w:p>
+      <w:pPr>
+        <w:spacing w:after="120"/>
         <w:rPr>
           <w:lang w:eastAsia="ja-JP"/>
         </w:rPr>
       </w:pPr>
+      <w:r>
+        <w:rPr>
+          <w:rFonts w:cs="游明朝"/>
+          <w:color w:val="111111"/>
+          <w:sz w:val="19"/>
+          <w:lang w:eastAsia="ja-JP"/>
+        </w:rPr>
+        <w:t>江戸時代の大坂の豪商・加島屋（廣岡家）は、幕府金融を支えた大名貸として巨富を築く一方、茶の湯を通じて日本および東洋の名品を数多く蒐集した。明治維新後、その旧蔵品は各地へ散り、国内の美術館に収蔵されたものもあれば、海を越えてヨーロッパに伝わったものもある。加島屋を離れた作品が現在の所蔵先へ至るまでには、それぞれ固有の来歴と物語が刻まれている。</w:t>
+      </w:r>
     </w:p>
     <w:p>
       <w:pPr>
-        <w:spacing w:before="80" w:after="60"/>
+        <w:spacing w:after="120"/>
+        <w:rPr>
+          <w:lang w:eastAsia="ja-JP"/>
+        </w:rPr>
       </w:pPr>
       <w:r>
         <w:rPr>
-          <w:rFonts w:ascii="Noto Sans CJK JP" w:eastAsia="Noto Sans CJK JP" w:hAnsi="Noto Sans CJK JP"/>
+          <w:rFonts w:cs="游明朝"/>
+          <w:color w:val="111111"/>
+          <w:sz w:val="19"/>
+          <w:lang w:eastAsia="ja-JP"/>
+        </w:rPr>
+        <w:t>本展は、加島屋の流れをくみ、本年創業125周年を迎えた大同生命保険株式会社により新たに見出された加島屋旧蔵《青磁刻花五爪龍文盤》が、このたび当館に寄贈されたことを記念し、加島屋ゆかりの東洋陶磁の名宝を国内外より一堂に集めるものである。これらの作品がたどった道のりを「物語」として紹介し、その魅力と歴史的意義をひもとく。</w:t>
+      </w:r>
+    </w:p>
+    <w:p>
+      <w:pPr>
+        <w:spacing w:after="120"/>
+        <w:rPr>
+          <w:lang w:eastAsia="ja-JP"/>
+        </w:rPr>
+      </w:pPr>
+      <w:r>
+        <w:rPr>
+          <w:rFonts w:cs="游明朝"/>
+          <w:color w:val="111111"/>
+          <w:sz w:val="19"/>
+          <w:lang w:eastAsia="ja-JP"/>
+        </w:rPr>
+        <w:t>なお、加島屋に嫁いだ広岡浅子（1849～1919）は、NHK連続テレビ小説『あさが来た』のモデルとしても広く知られている。</w:t>
+      </w:r>
+    </w:p>
+    <w:p>
+      <w:pPr>
+        <w:keepNext/>
+        <w:spacing w:before="80" w:after="80" w:line="240" w:lineRule="auto"/>
+      </w:pPr>
+      <w:r>
+        <w:rPr>
+          <w:rFonts w:ascii="游ゴシック" w:eastAsia="游ゴシック" w:hAnsi="游ゴシック" w:cs="游ゴシック"/>
           <w:b/>
-          <w:color w:val="14284B"/>
+          <w:color w:val="0B2346"/>
           <w:sz w:val="28"/>
         </w:rPr>
         <w:t xml:space="preserve">■ </w:t>
@@ -125,1030 +1164,2393 @@
       <w:proofErr w:type="spellStart"/>
       <w:r>
         <w:rPr>
-          <w:rFonts w:ascii="Noto Sans CJK JP" w:eastAsia="Noto Sans CJK JP" w:hAnsi="Noto Sans CJK JP"/>
+          <w:rFonts w:ascii="游ゴシック" w:eastAsia="游ゴシック" w:hAnsi="游ゴシック" w:cs="游ゴシック"/>
           <w:b/>
-          <w:color w:val="14284B"/>
+          <w:color w:val="0B2346"/>
           <w:sz w:val="28"/>
         </w:rPr>
-        <w:t>展覧会基本情報</w:t>
+        <w:t>出品作品（案</w:t>
       </w:r>
       <w:proofErr w:type="spellEnd"/>
+      <w:r>
+        <w:rPr>
+          <w:rFonts w:ascii="游ゴシック" w:eastAsia="游ゴシック" w:hAnsi="游ゴシック" w:cs="游ゴシック"/>
+          <w:b/>
+          <w:color w:val="0B2346"/>
+          <w:sz w:val="28"/>
+        </w:rPr>
+        <w:t>）</w:t>
+      </w:r>
     </w:p>
     <w:p>
       <w:pPr>
         <w:pBdr>
-          <w:bottom w:val="single" w:sz="12" w:space="1" w:color="14284B"/>
+          <w:bottom w:val="single" w:sz="18" w:space="2" w:color="0B2346"/>
         </w:pBdr>
-        <w:spacing w:after="80"/>
+        <w:spacing w:after="160" w:line="240" w:lineRule="auto"/>
       </w:pPr>
     </w:p>
     <w:tbl>
       <w:tblPr>
-        <w:tblW w:w="0" w:type="auto"/>
+        <w:tblW w:w="10148" w:type="dxa"/>
         <w:jc w:val="center"/>
         <w:tblLayout w:type="fixed"/>
         <w:tblLook w:val="04A0" w:firstRow="1" w:lastRow="0" w:firstColumn="1" w:lastColumn="0" w:noHBand="0" w:noVBand="1"/>
       </w:tblPr>
       <w:tblGrid>
-        <w:gridCol w:w="1701"/>
-        <w:gridCol w:w="8051"/>
+        <w:gridCol w:w="425"/>
+        <w:gridCol w:w="2012"/>
+        <w:gridCol w:w="1757"/>
+        <w:gridCol w:w="2466"/>
+        <w:gridCol w:w="708"/>
+        <w:gridCol w:w="2780"/>
       </w:tblGrid>
       <w:tr>
         <w:trPr>
+          <w:trHeight w:val="330"/>
           <w:jc w:val="center"/>
         </w:trPr>
         <w:tc>
           <w:tcPr>
-            <w:tcW w:w="1701" w:type="dxa"/>
+            <w:tcW w:w="425" w:type="dxa"/>
             <w:tcBorders>
-              <w:top w:val="single" w:sz="4" w:space="0" w:color="D8D0C6"/>
-              <w:left w:val="single" w:sz="4" w:space="0" w:color="D8D0C6"/>
-              <w:bottom w:val="single" w:sz="4" w:space="0" w:color="D8D0C6"/>
-              <w:right w:val="single" w:sz="4" w:space="0" w:color="D8D0C6"/>
+              <w:top w:val="single" w:sz="3" w:space="0" w:color="D9DEE6"/>
+              <w:left w:val="single" w:sz="3" w:space="0" w:color="D9DEE6"/>
+              <w:bottom w:val="single" w:sz="3" w:space="0" w:color="D9DEE6"/>
+              <w:right w:val="single" w:sz="3" w:space="0" w:color="D9DEE6"/>
             </w:tcBorders>
-            <w:shd w:val="clear" w:color="auto" w:fill="E8DED0"/>
+            <w:shd w:val="clear" w:color="auto" w:fill="0B2346"/>
             <w:tcMar>
-              <w:top w:w="35" w:type="dxa"/>
-              <w:left w:w="85" w:type="dxa"/>
-              <w:bottom w:w="35" w:type="dxa"/>
-              <w:right w:w="85" w:type="dxa"/>
+              <w:top w:w="50" w:type="dxa"/>
+              <w:left w:w="80" w:type="dxa"/>
+              <w:bottom w:w="50" w:type="dxa"/>
+              <w:right w:w="80" w:type="dxa"/>
             </w:tcMar>
             <w:vAlign w:val="center"/>
           </w:tcPr>
           <w:p>
             <w:pPr>
+              <w:spacing w:after="0" w:line="252" w:lineRule="auto"/>
               <w:jc w:val="center"/>
-              <w:rPr>
-                <w:sz w:val="20"/>
-                <w:szCs w:val="20"/>
-              </w:rPr>
             </w:pPr>
-            <w:proofErr w:type="gramStart"/>
             <w:r>
               <w:rPr>
-                <w:rFonts w:ascii="Noto Sans CJK JP" w:eastAsia="Noto Sans CJK JP" w:hAnsi="Noto Sans CJK JP"/>
+                <w:rFonts w:ascii="游ゴシック" w:eastAsia="游ゴシック" w:hAnsi="游ゴシック" w:cs="游ゴシック"/>
                 <w:b/>
-                <w:color w:val="14284B"/>
-                <w:sz w:val="20"/>
-                <w:szCs w:val="20"/>
-              </w:rPr>
-              <w:t>名　　称</w:t>
+                <w:color w:val="FFFFFF"/>
+                <w:sz w:val="15"/>
+              </w:rPr>
+              <w:t>No.</w:t>
             </w:r>
-            <w:proofErr w:type="gramEnd"/>
           </w:p>
         </w:tc>
         <w:tc>
           <w:tcPr>
-            <w:tcW w:w="8051" w:type="dxa"/>
+            <w:tcW w:w="2012" w:type="dxa"/>
             <w:tcBorders>
-              <w:top w:val="single" w:sz="4" w:space="0" w:color="D8D0C6"/>
-              <w:left w:val="single" w:sz="4" w:space="0" w:color="D8D0C6"/>
-              <w:bottom w:val="single" w:sz="4" w:space="0" w:color="D8D0C6"/>
-              <w:right w:val="single" w:sz="4" w:space="0" w:color="D8D0C6"/>
+              <w:top w:val="single" w:sz="3" w:space="0" w:color="D9DEE6"/>
+              <w:left w:val="single" w:sz="3" w:space="0" w:color="D9DEE6"/>
+              <w:bottom w:val="single" w:sz="3" w:space="0" w:color="D9DEE6"/>
+              <w:right w:val="single" w:sz="3" w:space="0" w:color="D9DEE6"/>
             </w:tcBorders>
-            <w:shd w:val="clear" w:color="auto" w:fill="F7F3EC"/>
+            <w:shd w:val="clear" w:color="auto" w:fill="0B2346"/>
             <w:tcMar>
-              <w:top w:w="35" w:type="dxa"/>
-              <w:left w:w="85" w:type="dxa"/>
-              <w:bottom w:w="35" w:type="dxa"/>
-              <w:right w:w="85" w:type="dxa"/>
+              <w:top w:w="50" w:type="dxa"/>
+              <w:left w:w="80" w:type="dxa"/>
+              <w:bottom w:w="50" w:type="dxa"/>
+              <w:right w:w="80" w:type="dxa"/>
             </w:tcMar>
             <w:vAlign w:val="center"/>
           </w:tcPr>
           <w:p>
             <w:pPr>
-              <w:spacing w:after="0"/>
-              <w:rPr>
-                <w:sz w:val="20"/>
-                <w:szCs w:val="20"/>
-                <w:lang w:eastAsia="ja-JP"/>
-              </w:rPr>
+              <w:spacing w:after="0" w:line="252" w:lineRule="auto"/>
+              <w:jc w:val="center"/>
             </w:pPr>
             <w:r>
               <w:rPr>
-                <w:sz w:val="20"/>
-                <w:szCs w:val="20"/>
-                <w:lang w:eastAsia="ja-JP"/>
-              </w:rPr>
-              <w:t>受贈記念特別展「大坂の豪商・加島屋旧蔵の名宝」（仮称）</w:t>
+                <w:rFonts w:ascii="游ゴシック" w:eastAsia="游ゴシック" w:hAnsi="游ゴシック" w:cs="游ゴシック"/>
+                <w:b/>
+                <w:color w:val="FFFFFF"/>
+                <w:sz w:val="15"/>
+              </w:rPr>
+              <w:t>作品名</w:t>
+            </w:r>
+          </w:p>
+        </w:tc>
+        <w:tc>
+          <w:tcPr>
+            <w:tcW w:w="1757" w:type="dxa"/>
+            <w:tcBorders>
+              <w:top w:val="single" w:sz="3" w:space="0" w:color="D9DEE6"/>
+              <w:left w:val="single" w:sz="3" w:space="0" w:color="D9DEE6"/>
+              <w:bottom w:val="single" w:sz="3" w:space="0" w:color="D9DEE6"/>
+              <w:right w:val="single" w:sz="3" w:space="0" w:color="D9DEE6"/>
+            </w:tcBorders>
+            <w:shd w:val="clear" w:color="auto" w:fill="0B2346"/>
+            <w:tcMar>
+              <w:top w:w="50" w:type="dxa"/>
+              <w:left w:w="80" w:type="dxa"/>
+              <w:bottom w:w="50" w:type="dxa"/>
+              <w:right w:w="80" w:type="dxa"/>
+            </w:tcMar>
+            <w:vAlign w:val="center"/>
+          </w:tcPr>
+          <w:p>
+            <w:pPr>
+              <w:spacing w:after="0" w:line="252" w:lineRule="auto"/>
+              <w:jc w:val="center"/>
+            </w:pPr>
+            <w:r>
+              <w:rPr>
+                <w:rFonts w:ascii="游ゴシック" w:eastAsia="游ゴシック" w:hAnsi="游ゴシック" w:cs="游ゴシック"/>
+                <w:b/>
+                <w:color w:val="FFFFFF"/>
+                <w:sz w:val="15"/>
+              </w:rPr>
+              <w:t>時代・年代／産地</w:t>
+            </w:r>
+          </w:p>
+        </w:tc>
+        <w:tc>
+          <w:tcPr>
+            <w:tcW w:w="2466" w:type="dxa"/>
+            <w:tcBorders>
+              <w:top w:val="single" w:sz="3" w:space="0" w:color="D9DEE6"/>
+              <w:left w:val="single" w:sz="3" w:space="0" w:color="D9DEE6"/>
+              <w:bottom w:val="single" w:sz="3" w:space="0" w:color="D9DEE6"/>
+              <w:right w:val="single" w:sz="3" w:space="0" w:color="D9DEE6"/>
+            </w:tcBorders>
+            <w:shd w:val="clear" w:color="auto" w:fill="0B2346"/>
+            <w:tcMar>
+              <w:top w:w="50" w:type="dxa"/>
+              <w:left w:w="80" w:type="dxa"/>
+              <w:bottom w:w="50" w:type="dxa"/>
+              <w:right w:w="80" w:type="dxa"/>
+            </w:tcMar>
+            <w:vAlign w:val="center"/>
+          </w:tcPr>
+          <w:p>
+            <w:pPr>
+              <w:spacing w:after="0" w:line="252" w:lineRule="auto"/>
+              <w:jc w:val="center"/>
+            </w:pPr>
+            <w:r>
+              <w:rPr>
+                <w:rFonts w:ascii="游ゴシック" w:eastAsia="游ゴシック" w:hAnsi="游ゴシック" w:cs="游ゴシック"/>
+                <w:b/>
+                <w:color w:val="FFFFFF"/>
+                <w:sz w:val="15"/>
+              </w:rPr>
+              <w:t>所蔵先</w:t>
+            </w:r>
+          </w:p>
+        </w:tc>
+        <w:tc>
+          <w:tcPr>
+            <w:tcW w:w="708" w:type="dxa"/>
+            <w:tcBorders>
+              <w:top w:val="single" w:sz="3" w:space="0" w:color="D9DEE6"/>
+              <w:left w:val="single" w:sz="3" w:space="0" w:color="D9DEE6"/>
+              <w:bottom w:val="single" w:sz="3" w:space="0" w:color="D9DEE6"/>
+              <w:right w:val="single" w:sz="3" w:space="0" w:color="D9DEE6"/>
+            </w:tcBorders>
+            <w:shd w:val="clear" w:color="auto" w:fill="0B2346"/>
+            <w:tcMar>
+              <w:top w:w="50" w:type="dxa"/>
+              <w:left w:w="80" w:type="dxa"/>
+              <w:bottom w:w="50" w:type="dxa"/>
+              <w:right w:w="80" w:type="dxa"/>
+            </w:tcMar>
+            <w:vAlign w:val="center"/>
+          </w:tcPr>
+          <w:p>
+            <w:pPr>
+              <w:spacing w:after="0" w:line="252" w:lineRule="auto"/>
+              <w:jc w:val="center"/>
+            </w:pPr>
+            <w:r>
+              <w:rPr>
+                <w:rFonts w:ascii="游ゴシック" w:eastAsia="游ゴシック" w:hAnsi="游ゴシック" w:cs="游ゴシック"/>
+                <w:b/>
+                <w:color w:val="FFFFFF"/>
+                <w:sz w:val="15"/>
+              </w:rPr>
+              <w:t>指定等</w:t>
+            </w:r>
+          </w:p>
+        </w:tc>
+        <w:tc>
+          <w:tcPr>
+            <w:tcW w:w="2780" w:type="dxa"/>
+            <w:tcBorders>
+              <w:top w:val="single" w:sz="3" w:space="0" w:color="D9DEE6"/>
+              <w:left w:val="single" w:sz="3" w:space="0" w:color="D9DEE6"/>
+              <w:bottom w:val="single" w:sz="3" w:space="0" w:color="D9DEE6"/>
+              <w:right w:val="single" w:sz="3" w:space="0" w:color="D9DEE6"/>
+            </w:tcBorders>
+            <w:shd w:val="clear" w:color="auto" w:fill="0B2346"/>
+            <w:tcMar>
+              <w:top w:w="50" w:type="dxa"/>
+              <w:left w:w="80" w:type="dxa"/>
+              <w:bottom w:w="50" w:type="dxa"/>
+              <w:right w:w="80" w:type="dxa"/>
+            </w:tcMar>
+            <w:vAlign w:val="center"/>
+          </w:tcPr>
+          <w:p>
+            <w:pPr>
+              <w:spacing w:after="0" w:line="252" w:lineRule="auto"/>
+              <w:jc w:val="center"/>
+            </w:pPr>
+            <w:r>
+              <w:rPr>
+                <w:rFonts w:ascii="游ゴシック" w:eastAsia="游ゴシック" w:hAnsi="游ゴシック" w:cs="游ゴシック"/>
+                <w:b/>
+                <w:color w:val="FFFFFF"/>
+                <w:sz w:val="15"/>
+              </w:rPr>
+              <w:t>備考</w:t>
             </w:r>
           </w:p>
         </w:tc>
       </w:tr>
       <w:tr>
         <w:trPr>
+          <w:trHeight w:val="620"/>
           <w:jc w:val="center"/>
         </w:trPr>
         <w:tc>
           <w:tcPr>
-            <w:tcW w:w="1701" w:type="dxa"/>
+            <w:tcW w:w="425" w:type="dxa"/>
             <w:tcBorders>
-              <w:top w:val="single" w:sz="4" w:space="0" w:color="D8D0C6"/>
-              <w:left w:val="single" w:sz="4" w:space="0" w:color="D8D0C6"/>
-              <w:bottom w:val="single" w:sz="4" w:space="0" w:color="D8D0C6"/>
-              <w:right w:val="single" w:sz="4" w:space="0" w:color="D8D0C6"/>
+              <w:top w:val="single" w:sz="3" w:space="0" w:color="D9DEE6"/>
+              <w:left w:val="single" w:sz="3" w:space="0" w:color="D9DEE6"/>
+              <w:bottom w:val="single" w:sz="3" w:space="0" w:color="D9DEE6"/>
+              <w:right w:val="single" w:sz="3" w:space="0" w:color="D9DEE6"/>
             </w:tcBorders>
-            <w:shd w:val="clear" w:color="auto" w:fill="E8DED0"/>
+            <w:shd w:val="clear" w:color="auto" w:fill="FFFFFF"/>
             <w:tcMar>
-              <w:top w:w="35" w:type="dxa"/>
-              <w:left w:w="85" w:type="dxa"/>
-              <w:bottom w:w="35" w:type="dxa"/>
-              <w:right w:w="85" w:type="dxa"/>
+              <w:top w:w="50" w:type="dxa"/>
+              <w:left w:w="80" w:type="dxa"/>
+              <w:bottom w:w="50" w:type="dxa"/>
+              <w:right w:w="80" w:type="dxa"/>
             </w:tcMar>
             <w:vAlign w:val="center"/>
           </w:tcPr>
           <w:p>
             <w:pPr>
+              <w:spacing w:after="0" w:line="252" w:lineRule="auto"/>
               <w:jc w:val="center"/>
               <w:rPr>
-                <w:sz w:val="20"/>
-                <w:szCs w:val="20"/>
+                <w:sz w:val="18"/>
+                <w:szCs w:val="18"/>
               </w:rPr>
             </w:pPr>
-            <w:proofErr w:type="gramStart"/>
             <w:r>
               <w:rPr>
-                <w:rFonts w:ascii="Noto Sans CJK JP" w:eastAsia="Noto Sans CJK JP" w:hAnsi="Noto Sans CJK JP"/>
+                <w:rFonts w:ascii="游ゴシック" w:eastAsia="游ゴシック" w:hAnsi="游ゴシック" w:cs="游ゴシック"/>
                 <w:b/>
-                <w:color w:val="14284B"/>
-                <w:sz w:val="20"/>
-                <w:szCs w:val="20"/>
-              </w:rPr>
-              <w:t>会　　期</w:t>
+                <w:color w:val="111111"/>
+                <w:sz w:val="18"/>
+                <w:szCs w:val="18"/>
+              </w:rPr>
+              <w:t>1</w:t>
             </w:r>
-            <w:proofErr w:type="gramEnd"/>
           </w:p>
         </w:tc>
         <w:tc>
           <w:tcPr>
-            <w:tcW w:w="8051" w:type="dxa"/>
+            <w:tcW w:w="2012" w:type="dxa"/>
             <w:tcBorders>
-              <w:top w:val="single" w:sz="4" w:space="0" w:color="D8D0C6"/>
-              <w:left w:val="single" w:sz="4" w:space="0" w:color="D8D0C6"/>
-              <w:bottom w:val="single" w:sz="4" w:space="0" w:color="D8D0C6"/>
-              <w:right w:val="single" w:sz="4" w:space="0" w:color="D8D0C6"/>
+              <w:top w:val="single" w:sz="3" w:space="0" w:color="D9DEE6"/>
+              <w:left w:val="single" w:sz="3" w:space="0" w:color="D9DEE6"/>
+              <w:bottom w:val="single" w:sz="3" w:space="0" w:color="D9DEE6"/>
+              <w:right w:val="single" w:sz="3" w:space="0" w:color="D9DEE6"/>
             </w:tcBorders>
-            <w:shd w:val="clear" w:color="auto" w:fill="F7F3EC"/>
+            <w:shd w:val="clear" w:color="auto" w:fill="FFFFFF"/>
             <w:tcMar>
-              <w:top w:w="35" w:type="dxa"/>
-              <w:left w:w="85" w:type="dxa"/>
-              <w:bottom w:w="35" w:type="dxa"/>
-              <w:right w:w="85" w:type="dxa"/>
+              <w:top w:w="50" w:type="dxa"/>
+              <w:left w:w="80" w:type="dxa"/>
+              <w:bottom w:w="50" w:type="dxa"/>
+              <w:right w:w="80" w:type="dxa"/>
             </w:tcMar>
             <w:vAlign w:val="center"/>
           </w:tcPr>
           <w:p>
             <w:pPr>
-              <w:spacing w:after="0"/>
-              <w:rPr>
-                <w:sz w:val="20"/>
-                <w:szCs w:val="20"/>
+              <w:spacing w:after="0" w:line="252" w:lineRule="auto"/>
+              <w:rPr>
+                <w:sz w:val="18"/>
+                <w:szCs w:val="18"/>
               </w:rPr>
             </w:pPr>
             <w:r>
               <w:rPr>
-                <w:sz w:val="20"/>
-                <w:szCs w:val="20"/>
-              </w:rPr>
-              <w:t>2027年4月17日（土）〜9月26日（日）（開催日数141日）</w:t>
+                <w:rFonts w:ascii="游ゴシック" w:eastAsia="游ゴシック" w:hAnsi="游ゴシック" w:cs="游ゴシック"/>
+                <w:color w:val="111111"/>
+                <w:sz w:val="18"/>
+                <w:szCs w:val="18"/>
+              </w:rPr>
+              <w:t>青磁刻花五爪龍文盤</w:t>
+            </w:r>
+          </w:p>
+        </w:tc>
+        <w:tc>
+          <w:tcPr>
+            <w:tcW w:w="1757" w:type="dxa"/>
+            <w:tcBorders>
+              <w:top w:val="single" w:sz="3" w:space="0" w:color="D9DEE6"/>
+              <w:left w:val="single" w:sz="3" w:space="0" w:color="D9DEE6"/>
+              <w:bottom w:val="single" w:sz="3" w:space="0" w:color="D9DEE6"/>
+              <w:right w:val="single" w:sz="3" w:space="0" w:color="D9DEE6"/>
+            </w:tcBorders>
+            <w:shd w:val="clear" w:color="auto" w:fill="FFFFFF"/>
+            <w:tcMar>
+              <w:top w:w="50" w:type="dxa"/>
+              <w:left w:w="80" w:type="dxa"/>
+              <w:bottom w:w="50" w:type="dxa"/>
+              <w:right w:w="80" w:type="dxa"/>
+            </w:tcMar>
+            <w:vAlign w:val="center"/>
+          </w:tcPr>
+          <w:p>
+            <w:pPr>
+              <w:spacing w:after="0" w:line="252" w:lineRule="auto"/>
+              <w:rPr>
+                <w:sz w:val="18"/>
+                <w:szCs w:val="18"/>
+              </w:rPr>
+            </w:pPr>
+            <w:r>
+              <w:rPr>
+                <w:rFonts w:ascii="游ゴシック" w:eastAsia="游ゴシック" w:hAnsi="游ゴシック" w:cs="游ゴシック"/>
+                <w:color w:val="111111"/>
+                <w:sz w:val="18"/>
+                <w:szCs w:val="18"/>
+              </w:rPr>
+              <w:t>元・14世紀／龍泉窯</w:t>
+            </w:r>
+          </w:p>
+        </w:tc>
+        <w:tc>
+          <w:tcPr>
+            <w:tcW w:w="2466" w:type="dxa"/>
+            <w:tcBorders>
+              <w:top w:val="single" w:sz="3" w:space="0" w:color="D9DEE6"/>
+              <w:left w:val="single" w:sz="3" w:space="0" w:color="D9DEE6"/>
+              <w:bottom w:val="single" w:sz="3" w:space="0" w:color="D9DEE6"/>
+              <w:right w:val="single" w:sz="3" w:space="0" w:color="D9DEE6"/>
+            </w:tcBorders>
+            <w:shd w:val="clear" w:color="auto" w:fill="FFFFFF"/>
+            <w:tcMar>
+              <w:top w:w="50" w:type="dxa"/>
+              <w:left w:w="80" w:type="dxa"/>
+              <w:bottom w:w="50" w:type="dxa"/>
+              <w:right w:w="80" w:type="dxa"/>
+            </w:tcMar>
+            <w:vAlign w:val="center"/>
+          </w:tcPr>
+          <w:p>
+            <w:pPr>
+              <w:spacing w:after="0" w:line="252" w:lineRule="auto"/>
+              <w:rPr>
+                <w:sz w:val="18"/>
+                <w:szCs w:val="18"/>
+                <w:lang w:eastAsia="zh-TW"/>
+              </w:rPr>
+            </w:pPr>
+            <w:r>
+              <w:rPr>
+                <w:rFonts w:ascii="游ゴシック" w:eastAsia="游ゴシック" w:hAnsi="游ゴシック" w:cs="游ゴシック"/>
+                <w:color w:val="111111"/>
+                <w:sz w:val="18"/>
+                <w:szCs w:val="18"/>
+                <w:lang w:eastAsia="zh-TW"/>
+              </w:rPr>
+              <w:t>大阪市立東洋陶磁美術館</w:t>
+            </w:r>
+          </w:p>
+          <w:p>
+            <w:pPr>
+              <w:spacing w:after="0" w:line="252" w:lineRule="auto"/>
+              <w:rPr>
+                <w:sz w:val="18"/>
+                <w:szCs w:val="18"/>
+              </w:rPr>
+            </w:pPr>
+            <w:r>
+              <w:rPr>
+                <w:rFonts w:ascii="游ゴシック" w:eastAsia="游ゴシック" w:hAnsi="游ゴシック" w:cs="游ゴシック"/>
+                <w:color w:val="111111"/>
+                <w:sz w:val="18"/>
+                <w:szCs w:val="18"/>
+              </w:rPr>
+              <w:t>（</w:t>
+            </w:r>
+            <w:proofErr w:type="spellStart"/>
+            <w:r>
+              <w:rPr>
+                <w:rFonts w:ascii="游ゴシック" w:eastAsia="游ゴシック" w:hAnsi="游ゴシック" w:cs="游ゴシック"/>
+                <w:color w:val="111111"/>
+                <w:sz w:val="18"/>
+                <w:szCs w:val="18"/>
+              </w:rPr>
+              <w:t>大同生命保険株式会社寄贈</w:t>
+            </w:r>
+            <w:proofErr w:type="spellEnd"/>
+            <w:r>
+              <w:rPr>
+                <w:rFonts w:ascii="游ゴシック" w:eastAsia="游ゴシック" w:hAnsi="游ゴシック" w:cs="游ゴシック"/>
+                <w:color w:val="111111"/>
+                <w:sz w:val="18"/>
+                <w:szCs w:val="18"/>
+              </w:rPr>
+              <w:t>）</w:t>
+            </w:r>
+          </w:p>
+        </w:tc>
+        <w:tc>
+          <w:tcPr>
+            <w:tcW w:w="708" w:type="dxa"/>
+            <w:tcBorders>
+              <w:top w:val="single" w:sz="3" w:space="0" w:color="D9DEE6"/>
+              <w:left w:val="single" w:sz="3" w:space="0" w:color="D9DEE6"/>
+              <w:bottom w:val="single" w:sz="3" w:space="0" w:color="D9DEE6"/>
+              <w:right w:val="single" w:sz="3" w:space="0" w:color="D9DEE6"/>
+            </w:tcBorders>
+            <w:shd w:val="clear" w:color="auto" w:fill="FFFFFF"/>
+            <w:tcMar>
+              <w:top w:w="50" w:type="dxa"/>
+              <w:left w:w="80" w:type="dxa"/>
+              <w:bottom w:w="50" w:type="dxa"/>
+              <w:right w:w="80" w:type="dxa"/>
+            </w:tcMar>
+            <w:vAlign w:val="center"/>
+          </w:tcPr>
+          <w:p>
+            <w:pPr>
+              <w:spacing w:after="0" w:line="252" w:lineRule="auto"/>
+              <w:jc w:val="center"/>
+              <w:rPr>
+                <w:sz w:val="18"/>
+                <w:szCs w:val="18"/>
+              </w:rPr>
+            </w:pPr>
+          </w:p>
+        </w:tc>
+        <w:tc>
+          <w:tcPr>
+            <w:tcW w:w="2780" w:type="dxa"/>
+            <w:tcBorders>
+              <w:top w:val="single" w:sz="3" w:space="0" w:color="D9DEE6"/>
+              <w:left w:val="single" w:sz="3" w:space="0" w:color="D9DEE6"/>
+              <w:bottom w:val="single" w:sz="3" w:space="0" w:color="D9DEE6"/>
+              <w:right w:val="single" w:sz="3" w:space="0" w:color="D9DEE6"/>
+            </w:tcBorders>
+            <w:shd w:val="clear" w:color="auto" w:fill="FFFFFF"/>
+            <w:tcMar>
+              <w:top w:w="50" w:type="dxa"/>
+              <w:left w:w="80" w:type="dxa"/>
+              <w:bottom w:w="50" w:type="dxa"/>
+              <w:right w:w="80" w:type="dxa"/>
+            </w:tcMar>
+            <w:vAlign w:val="center"/>
+          </w:tcPr>
+          <w:p>
+            <w:pPr>
+              <w:spacing w:after="0" w:line="252" w:lineRule="auto"/>
+              <w:rPr>
+                <w:sz w:val="18"/>
+                <w:szCs w:val="18"/>
+                <w:lang w:eastAsia="ja-JP"/>
+              </w:rPr>
+            </w:pPr>
+            <w:r>
+              <w:rPr>
+                <w:rFonts w:ascii="游ゴシック" w:eastAsia="游ゴシック" w:hAnsi="游ゴシック" w:cs="游ゴシック"/>
+                <w:color w:val="111111"/>
+                <w:sz w:val="18"/>
+                <w:szCs w:val="18"/>
+                <w:lang w:eastAsia="ja-JP"/>
+              </w:rPr>
+              <w:t>明治元年、加島屋当主・広岡久右衛門正饒（1806-1869）が長州藩より拝領</w:t>
             </w:r>
           </w:p>
         </w:tc>
       </w:tr>
       <w:tr>
         <w:trPr>
+          <w:trHeight w:val="620"/>
           <w:jc w:val="center"/>
         </w:trPr>
         <w:tc>
           <w:tcPr>
-            <w:tcW w:w="1701" w:type="dxa"/>
+            <w:tcW w:w="425" w:type="dxa"/>
             <w:tcBorders>
-              <w:top w:val="single" w:sz="4" w:space="0" w:color="D8D0C6"/>
-              <w:left w:val="single" w:sz="4" w:space="0" w:color="D8D0C6"/>
-              <w:bottom w:val="single" w:sz="4" w:space="0" w:color="D8D0C6"/>
-              <w:right w:val="single" w:sz="4" w:space="0" w:color="D8D0C6"/>
+              <w:top w:val="single" w:sz="3" w:space="0" w:color="D9DEE6"/>
+              <w:left w:val="single" w:sz="3" w:space="0" w:color="D9DEE6"/>
+              <w:bottom w:val="single" w:sz="3" w:space="0" w:color="D9DEE6"/>
+              <w:right w:val="single" w:sz="3" w:space="0" w:color="D9DEE6"/>
             </w:tcBorders>
-            <w:shd w:val="clear" w:color="auto" w:fill="E8DED0"/>
+            <w:shd w:val="clear" w:color="auto" w:fill="F8FAFC"/>
             <w:tcMar>
-              <w:top w:w="35" w:type="dxa"/>
-              <w:left w:w="85" w:type="dxa"/>
-              <w:bottom w:w="35" w:type="dxa"/>
-              <w:right w:w="85" w:type="dxa"/>
+              <w:top w:w="50" w:type="dxa"/>
+              <w:left w:w="80" w:type="dxa"/>
+              <w:bottom w:w="50" w:type="dxa"/>
+              <w:right w:w="80" w:type="dxa"/>
             </w:tcMar>
             <w:vAlign w:val="center"/>
           </w:tcPr>
           <w:p>
             <w:pPr>
+              <w:spacing w:after="0" w:line="252" w:lineRule="auto"/>
               <w:jc w:val="center"/>
               <w:rPr>
-                <w:sz w:val="20"/>
-                <w:szCs w:val="20"/>
+                <w:sz w:val="18"/>
+                <w:szCs w:val="18"/>
               </w:rPr>
             </w:pPr>
-            <w:proofErr w:type="gramStart"/>
             <w:r>
               <w:rPr>
-                <w:rFonts w:ascii="Noto Sans CJK JP" w:eastAsia="Noto Sans CJK JP" w:hAnsi="Noto Sans CJK JP"/>
+                <w:rFonts w:ascii="游ゴシック" w:eastAsia="游ゴシック" w:hAnsi="游ゴシック" w:cs="游ゴシック"/>
                 <w:b/>
-                <w:color w:val="14284B"/>
-                <w:sz w:val="20"/>
-                <w:szCs w:val="20"/>
-              </w:rPr>
-              <w:t>会　　場</w:t>
+                <w:color w:val="111111"/>
+                <w:sz w:val="18"/>
+                <w:szCs w:val="18"/>
+              </w:rPr>
+              <w:t>2</w:t>
             </w:r>
-            <w:proofErr w:type="gramEnd"/>
           </w:p>
         </w:tc>
         <w:tc>
           <w:tcPr>
-            <w:tcW w:w="8051" w:type="dxa"/>
+            <w:tcW w:w="2012" w:type="dxa"/>
             <w:tcBorders>
-              <w:top w:val="single" w:sz="4" w:space="0" w:color="D8D0C6"/>
-              <w:left w:val="single" w:sz="4" w:space="0" w:color="D8D0C6"/>
-              <w:bottom w:val="single" w:sz="4" w:space="0" w:color="D8D0C6"/>
-              <w:right w:val="single" w:sz="4" w:space="0" w:color="D8D0C6"/>
+              <w:top w:val="single" w:sz="3" w:space="0" w:color="D9DEE6"/>
+              <w:left w:val="single" w:sz="3" w:space="0" w:color="D9DEE6"/>
+              <w:bottom w:val="single" w:sz="3" w:space="0" w:color="D9DEE6"/>
+              <w:right w:val="single" w:sz="3" w:space="0" w:color="D9DEE6"/>
             </w:tcBorders>
-            <w:shd w:val="clear" w:color="auto" w:fill="F7F3EC"/>
+            <w:shd w:val="clear" w:color="auto" w:fill="F8FAFC"/>
             <w:tcMar>
-              <w:top w:w="35" w:type="dxa"/>
-              <w:left w:w="85" w:type="dxa"/>
-              <w:bottom w:w="35" w:type="dxa"/>
-              <w:right w:w="85" w:type="dxa"/>
+              <w:top w:w="50" w:type="dxa"/>
+              <w:left w:w="80" w:type="dxa"/>
+              <w:bottom w:w="50" w:type="dxa"/>
+              <w:right w:w="80" w:type="dxa"/>
             </w:tcMar>
             <w:vAlign w:val="center"/>
           </w:tcPr>
           <w:p>
             <w:pPr>
-              <w:spacing w:after="0"/>
-              <w:rPr>
-                <w:sz w:val="20"/>
-                <w:szCs w:val="20"/>
-                <w:lang w:eastAsia="zh-TW"/>
+              <w:spacing w:after="0" w:line="252" w:lineRule="auto"/>
+              <w:rPr>
+                <w:sz w:val="18"/>
+                <w:szCs w:val="18"/>
               </w:rPr>
             </w:pPr>
             <w:r>
               <w:rPr>
-                <w:sz w:val="20"/>
-                <w:szCs w:val="20"/>
+                <w:rFonts w:ascii="游ゴシック" w:eastAsia="游ゴシック" w:hAnsi="游ゴシック" w:cs="游ゴシック"/>
+                <w:color w:val="111111"/>
+                <w:sz w:val="18"/>
+                <w:szCs w:val="18"/>
+              </w:rPr>
+              <w:t>黄金茶碗</w:t>
+            </w:r>
+          </w:p>
+        </w:tc>
+        <w:tc>
+          <w:tcPr>
+            <w:tcW w:w="1757" w:type="dxa"/>
+            <w:tcBorders>
+              <w:top w:val="single" w:sz="3" w:space="0" w:color="D9DEE6"/>
+              <w:left w:val="single" w:sz="3" w:space="0" w:color="D9DEE6"/>
+              <w:bottom w:val="single" w:sz="3" w:space="0" w:color="D9DEE6"/>
+              <w:right w:val="single" w:sz="3" w:space="0" w:color="D9DEE6"/>
+            </w:tcBorders>
+            <w:shd w:val="clear" w:color="auto" w:fill="F8FAFC"/>
+            <w:tcMar>
+              <w:top w:w="50" w:type="dxa"/>
+              <w:left w:w="80" w:type="dxa"/>
+              <w:bottom w:w="50" w:type="dxa"/>
+              <w:right w:w="80" w:type="dxa"/>
+            </w:tcMar>
+            <w:vAlign w:val="center"/>
+          </w:tcPr>
+          <w:p>
+            <w:pPr>
+              <w:spacing w:after="0" w:line="252" w:lineRule="auto"/>
+              <w:rPr>
+                <w:sz w:val="18"/>
+                <w:szCs w:val="18"/>
+              </w:rPr>
+            </w:pPr>
+            <w:r>
+              <w:rPr>
+                <w:rFonts w:ascii="游ゴシック" w:eastAsia="游ゴシック" w:hAnsi="游ゴシック" w:cs="游ゴシック"/>
+                <w:color w:val="111111"/>
+                <w:sz w:val="18"/>
+                <w:szCs w:val="18"/>
+              </w:rPr>
+              <w:t>桃山〜江戸・16〜17世紀</w:t>
+            </w:r>
+          </w:p>
+        </w:tc>
+        <w:tc>
+          <w:tcPr>
+            <w:tcW w:w="2466" w:type="dxa"/>
+            <w:tcBorders>
+              <w:top w:val="single" w:sz="3" w:space="0" w:color="D9DEE6"/>
+              <w:left w:val="single" w:sz="3" w:space="0" w:color="D9DEE6"/>
+              <w:bottom w:val="single" w:sz="3" w:space="0" w:color="D9DEE6"/>
+              <w:right w:val="single" w:sz="3" w:space="0" w:color="D9DEE6"/>
+            </w:tcBorders>
+            <w:shd w:val="clear" w:color="auto" w:fill="F8FAFC"/>
+            <w:tcMar>
+              <w:top w:w="50" w:type="dxa"/>
+              <w:left w:w="80" w:type="dxa"/>
+              <w:bottom w:w="50" w:type="dxa"/>
+              <w:right w:w="80" w:type="dxa"/>
+            </w:tcMar>
+            <w:vAlign w:val="center"/>
+          </w:tcPr>
+          <w:p>
+            <w:pPr>
+              <w:spacing w:after="0" w:line="252" w:lineRule="auto"/>
+              <w:rPr>
+                <w:sz w:val="18"/>
+                <w:szCs w:val="18"/>
+              </w:rPr>
+            </w:pPr>
+            <w:r>
+              <w:rPr>
+                <w:rFonts w:ascii="游ゴシック" w:eastAsia="游ゴシック" w:hAnsi="游ゴシック" w:cs="游ゴシック"/>
+                <w:color w:val="111111"/>
+                <w:sz w:val="18"/>
+                <w:szCs w:val="18"/>
+              </w:rPr>
+              <w:t>寧楽美術館</w:t>
+            </w:r>
+          </w:p>
+        </w:tc>
+        <w:tc>
+          <w:tcPr>
+            <w:tcW w:w="708" w:type="dxa"/>
+            <w:tcBorders>
+              <w:top w:val="single" w:sz="3" w:space="0" w:color="D9DEE6"/>
+              <w:left w:val="single" w:sz="3" w:space="0" w:color="D9DEE6"/>
+              <w:bottom w:val="single" w:sz="3" w:space="0" w:color="D9DEE6"/>
+              <w:right w:val="single" w:sz="3" w:space="0" w:color="D9DEE6"/>
+            </w:tcBorders>
+            <w:shd w:val="clear" w:color="auto" w:fill="F8FAFC"/>
+            <w:tcMar>
+              <w:top w:w="50" w:type="dxa"/>
+              <w:left w:w="80" w:type="dxa"/>
+              <w:bottom w:w="50" w:type="dxa"/>
+              <w:right w:w="80" w:type="dxa"/>
+            </w:tcMar>
+            <w:vAlign w:val="center"/>
+          </w:tcPr>
+          <w:p>
+            <w:pPr>
+              <w:spacing w:after="0" w:line="252" w:lineRule="auto"/>
+              <w:jc w:val="center"/>
+              <w:rPr>
+                <w:sz w:val="18"/>
+                <w:szCs w:val="18"/>
+              </w:rPr>
+            </w:pPr>
+          </w:p>
+        </w:tc>
+        <w:tc>
+          <w:tcPr>
+            <w:tcW w:w="2780" w:type="dxa"/>
+            <w:tcBorders>
+              <w:top w:val="single" w:sz="3" w:space="0" w:color="D9DEE6"/>
+              <w:left w:val="single" w:sz="3" w:space="0" w:color="D9DEE6"/>
+              <w:bottom w:val="single" w:sz="3" w:space="0" w:color="D9DEE6"/>
+              <w:right w:val="single" w:sz="3" w:space="0" w:color="D9DEE6"/>
+            </w:tcBorders>
+            <w:shd w:val="clear" w:color="auto" w:fill="F8FAFC"/>
+            <w:tcMar>
+              <w:top w:w="50" w:type="dxa"/>
+              <w:left w:w="80" w:type="dxa"/>
+              <w:bottom w:w="50" w:type="dxa"/>
+              <w:right w:w="80" w:type="dxa"/>
+            </w:tcMar>
+            <w:vAlign w:val="center"/>
+          </w:tcPr>
+          <w:p>
+            <w:pPr>
+              <w:spacing w:after="0" w:line="252" w:lineRule="auto"/>
+              <w:rPr>
+                <w:sz w:val="18"/>
+                <w:szCs w:val="18"/>
                 <w:lang w:eastAsia="zh-TW"/>
               </w:rPr>
-              <w:t>大阪市立東洋陶磁美術館</w:t>
-            </w:r>
+            </w:pPr>
             <w:r>
               <w:rPr>
-                <w:sz w:val="20"/>
-                <w:szCs w:val="20"/>
+                <w:rFonts w:ascii="游ゴシック" w:eastAsia="游ゴシック" w:hAnsi="游ゴシック" w:cs="游ゴシック"/>
+                <w:color w:val="111111"/>
+                <w:sz w:val="18"/>
+                <w:szCs w:val="18"/>
                 <w:lang w:eastAsia="zh-TW"/>
               </w:rPr>
-              <w:br/>
-            </w:r>
-            <w:proofErr w:type="gramStart"/>
-            <w:r>
-              <w:rPr>
-                <w:sz w:val="20"/>
-                <w:szCs w:val="20"/>
-                <w:lang w:eastAsia="zh-TW"/>
-              </w:rPr>
-              <w:t>〒</w:t>
-            </w:r>
-            <w:proofErr w:type="gramEnd"/>
-            <w:r>
-              <w:rPr>
-                <w:sz w:val="20"/>
-                <w:szCs w:val="20"/>
-                <w:lang w:eastAsia="zh-TW"/>
-              </w:rPr>
-              <w:t>530-0005 大阪市北区中之島1-1-26（大阪市中央公会堂東側）</w:t>
+              <w:t>同上。「広岡家蔵品入札」（昭和3年）出品No.104</w:t>
             </w:r>
           </w:p>
         </w:tc>
       </w:tr>
       <w:tr>
         <w:trPr>
+          <w:trHeight w:val="620"/>
           <w:jc w:val="center"/>
         </w:trPr>
         <w:tc>
           <w:tcPr>
-            <w:tcW w:w="1701" w:type="dxa"/>
+            <w:tcW w:w="425" w:type="dxa"/>
             <w:tcBorders>
-              <w:top w:val="single" w:sz="4" w:space="0" w:color="D8D0C6"/>
-              <w:left w:val="single" w:sz="4" w:space="0" w:color="D8D0C6"/>
-              <w:bottom w:val="single" w:sz="4" w:space="0" w:color="D8D0C6"/>
-              <w:right w:val="single" w:sz="4" w:space="0" w:color="D8D0C6"/>
+              <w:top w:val="single" w:sz="3" w:space="0" w:color="D9DEE6"/>
+              <w:left w:val="single" w:sz="3" w:space="0" w:color="D9DEE6"/>
+              <w:bottom w:val="single" w:sz="3" w:space="0" w:color="D9DEE6"/>
+              <w:right w:val="single" w:sz="3" w:space="0" w:color="D9DEE6"/>
             </w:tcBorders>
-            <w:shd w:val="clear" w:color="auto" w:fill="E8DED0"/>
+            <w:shd w:val="clear" w:color="auto" w:fill="FFFFFF"/>
             <w:tcMar>
-              <w:top w:w="35" w:type="dxa"/>
-              <w:left w:w="85" w:type="dxa"/>
-              <w:bottom w:w="35" w:type="dxa"/>
-              <w:right w:w="85" w:type="dxa"/>
+              <w:top w:w="50" w:type="dxa"/>
+              <w:left w:w="80" w:type="dxa"/>
+              <w:bottom w:w="50" w:type="dxa"/>
+              <w:right w:w="80" w:type="dxa"/>
             </w:tcMar>
             <w:vAlign w:val="center"/>
           </w:tcPr>
           <w:p>
             <w:pPr>
+              <w:spacing w:after="0" w:line="252" w:lineRule="auto"/>
               <w:jc w:val="center"/>
               <w:rPr>
-                <w:sz w:val="20"/>
-                <w:szCs w:val="20"/>
+                <w:sz w:val="18"/>
+                <w:szCs w:val="18"/>
               </w:rPr>
             </w:pPr>
             <w:r>
               <w:rPr>
-                <w:rFonts w:ascii="Noto Sans CJK JP" w:eastAsia="Noto Sans CJK JP" w:hAnsi="Noto Sans CJK JP"/>
+                <w:rFonts w:ascii="游ゴシック" w:eastAsia="游ゴシック" w:hAnsi="游ゴシック" w:cs="游ゴシック"/>
                 <w:b/>
-                <w:color w:val="14284B"/>
-                <w:sz w:val="20"/>
-                <w:szCs w:val="20"/>
-              </w:rPr>
-              <w:t>休 館 日</w:t>
+                <w:color w:val="111111"/>
+                <w:sz w:val="18"/>
+                <w:szCs w:val="18"/>
+              </w:rPr>
+              <w:t>3</w:t>
             </w:r>
           </w:p>
         </w:tc>
         <w:tc>
           <w:tcPr>
-            <w:tcW w:w="8051" w:type="dxa"/>
+            <w:tcW w:w="2012" w:type="dxa"/>
             <w:tcBorders>
-              <w:top w:val="single" w:sz="4" w:space="0" w:color="D8D0C6"/>
-              <w:left w:val="single" w:sz="4" w:space="0" w:color="D8D0C6"/>
-              <w:bottom w:val="single" w:sz="4" w:space="0" w:color="D8D0C6"/>
-              <w:right w:val="single" w:sz="4" w:space="0" w:color="D8D0C6"/>
+              <w:top w:val="single" w:sz="3" w:space="0" w:color="D9DEE6"/>
+              <w:left w:val="single" w:sz="3" w:space="0" w:color="D9DEE6"/>
+              <w:bottom w:val="single" w:sz="3" w:space="0" w:color="D9DEE6"/>
+              <w:right w:val="single" w:sz="3" w:space="0" w:color="D9DEE6"/>
             </w:tcBorders>
-            <w:shd w:val="clear" w:color="auto" w:fill="F7F3EC"/>
+            <w:shd w:val="clear" w:color="auto" w:fill="FFFFFF"/>
             <w:tcMar>
-              <w:top w:w="35" w:type="dxa"/>
-              <w:left w:w="85" w:type="dxa"/>
-              <w:bottom w:w="35" w:type="dxa"/>
-              <w:right w:w="85" w:type="dxa"/>
+              <w:top w:w="50" w:type="dxa"/>
+              <w:left w:w="80" w:type="dxa"/>
+              <w:bottom w:w="50" w:type="dxa"/>
+              <w:right w:w="80" w:type="dxa"/>
             </w:tcMar>
             <w:vAlign w:val="center"/>
           </w:tcPr>
           <w:p>
             <w:pPr>
-              <w:spacing w:after="0"/>
-              <w:rPr>
-                <w:sz w:val="20"/>
-                <w:szCs w:val="20"/>
-                <w:lang w:eastAsia="ja-JP"/>
+              <w:spacing w:after="0" w:line="252" w:lineRule="auto"/>
+              <w:rPr>
+                <w:sz w:val="18"/>
+                <w:szCs w:val="18"/>
               </w:rPr>
             </w:pPr>
             <w:r>
               <w:rPr>
-                <w:sz w:val="20"/>
-                <w:szCs w:val="20"/>
-                <w:lang w:eastAsia="ja-JP"/>
-              </w:rPr>
-              <w:t>月曜日、5月6日（木）、7月20日（火）、9月21日（火）</w:t>
+                <w:rFonts w:ascii="游ゴシック" w:eastAsia="游ゴシック" w:hAnsi="游ゴシック" w:cs="游ゴシック"/>
+                <w:color w:val="111111"/>
+                <w:sz w:val="18"/>
+                <w:szCs w:val="18"/>
+              </w:rPr>
+              <w:t>紅葉呉器茶碗</w:t>
             </w:r>
+          </w:p>
+        </w:tc>
+        <w:tc>
+          <w:tcPr>
+            <w:tcW w:w="1757" w:type="dxa"/>
+            <w:tcBorders>
+              <w:top w:val="single" w:sz="3" w:space="0" w:color="D9DEE6"/>
+              <w:left w:val="single" w:sz="3" w:space="0" w:color="D9DEE6"/>
+              <w:bottom w:val="single" w:sz="3" w:space="0" w:color="D9DEE6"/>
+              <w:right w:val="single" w:sz="3" w:space="0" w:color="D9DEE6"/>
+            </w:tcBorders>
+            <w:shd w:val="clear" w:color="auto" w:fill="FFFFFF"/>
+            <w:tcMar>
+              <w:top w:w="50" w:type="dxa"/>
+              <w:left w:w="80" w:type="dxa"/>
+              <w:bottom w:w="50" w:type="dxa"/>
+              <w:right w:w="80" w:type="dxa"/>
+            </w:tcMar>
+            <w:vAlign w:val="center"/>
+          </w:tcPr>
+          <w:p>
+            <w:pPr>
+              <w:spacing w:after="0" w:line="252" w:lineRule="auto"/>
+              <w:rPr>
+                <w:sz w:val="18"/>
+                <w:szCs w:val="18"/>
+              </w:rPr>
+            </w:pPr>
             <w:r>
               <w:rPr>
-                <w:sz w:val="20"/>
-                <w:szCs w:val="20"/>
-                <w:lang w:eastAsia="ja-JP"/>
-              </w:rPr>
-              <w:br/>
-              <w:t>※ただし、祝日の5月3日（月）、7月19日（月）、9月20日（月）は開館</w:t>
+                <w:rFonts w:ascii="游ゴシック" w:eastAsia="游ゴシック" w:hAnsi="游ゴシック" w:cs="游ゴシック"/>
+                <w:color w:val="111111"/>
+                <w:sz w:val="18"/>
+                <w:szCs w:val="18"/>
+              </w:rPr>
+              <w:t>朝鮮時代・16世紀</w:t>
+            </w:r>
+          </w:p>
+        </w:tc>
+        <w:tc>
+          <w:tcPr>
+            <w:tcW w:w="2466" w:type="dxa"/>
+            <w:tcBorders>
+              <w:top w:val="single" w:sz="3" w:space="0" w:color="D9DEE6"/>
+              <w:left w:val="single" w:sz="3" w:space="0" w:color="D9DEE6"/>
+              <w:bottom w:val="single" w:sz="3" w:space="0" w:color="D9DEE6"/>
+              <w:right w:val="single" w:sz="3" w:space="0" w:color="D9DEE6"/>
+            </w:tcBorders>
+            <w:shd w:val="clear" w:color="auto" w:fill="FFFFFF"/>
+            <w:tcMar>
+              <w:top w:w="50" w:type="dxa"/>
+              <w:left w:w="80" w:type="dxa"/>
+              <w:bottom w:w="50" w:type="dxa"/>
+              <w:right w:w="80" w:type="dxa"/>
+            </w:tcMar>
+            <w:vAlign w:val="center"/>
+          </w:tcPr>
+          <w:p>
+            <w:pPr>
+              <w:spacing w:after="0" w:line="252" w:lineRule="auto"/>
+              <w:rPr>
+                <w:sz w:val="18"/>
+                <w:szCs w:val="18"/>
+              </w:rPr>
+            </w:pPr>
+            <w:r>
+              <w:rPr>
+                <w:rFonts w:ascii="游ゴシック" w:eastAsia="游ゴシック" w:hAnsi="游ゴシック" w:cs="游ゴシック"/>
+                <w:color w:val="111111"/>
+                <w:sz w:val="18"/>
+                <w:szCs w:val="18"/>
+              </w:rPr>
+              <w:t>泉屋博古館東京</w:t>
+            </w:r>
+          </w:p>
+        </w:tc>
+        <w:tc>
+          <w:tcPr>
+            <w:tcW w:w="708" w:type="dxa"/>
+            <w:tcBorders>
+              <w:top w:val="single" w:sz="3" w:space="0" w:color="D9DEE6"/>
+              <w:left w:val="single" w:sz="3" w:space="0" w:color="D9DEE6"/>
+              <w:bottom w:val="single" w:sz="3" w:space="0" w:color="D9DEE6"/>
+              <w:right w:val="single" w:sz="3" w:space="0" w:color="D9DEE6"/>
+            </w:tcBorders>
+            <w:shd w:val="clear" w:color="auto" w:fill="FFFFFF"/>
+            <w:tcMar>
+              <w:top w:w="50" w:type="dxa"/>
+              <w:left w:w="80" w:type="dxa"/>
+              <w:bottom w:w="50" w:type="dxa"/>
+              <w:right w:w="80" w:type="dxa"/>
+            </w:tcMar>
+            <w:vAlign w:val="center"/>
+          </w:tcPr>
+          <w:p>
+            <w:pPr>
+              <w:spacing w:after="0" w:line="252" w:lineRule="auto"/>
+              <w:jc w:val="center"/>
+              <w:rPr>
+                <w:sz w:val="18"/>
+                <w:szCs w:val="18"/>
+              </w:rPr>
+            </w:pPr>
+            <w:r>
+              <w:rPr>
+                <w:rFonts w:ascii="游ゴシック" w:eastAsia="游ゴシック" w:hAnsi="游ゴシック" w:cs="游ゴシック"/>
+                <w:b/>
+                <w:color w:val="C00000"/>
+                <w:sz w:val="18"/>
+                <w:szCs w:val="18"/>
+              </w:rPr>
+              <w:t>大名物</w:t>
+            </w:r>
+          </w:p>
+        </w:tc>
+        <w:tc>
+          <w:tcPr>
+            <w:tcW w:w="2780" w:type="dxa"/>
+            <w:tcBorders>
+              <w:top w:val="single" w:sz="3" w:space="0" w:color="D9DEE6"/>
+              <w:left w:val="single" w:sz="3" w:space="0" w:color="D9DEE6"/>
+              <w:bottom w:val="single" w:sz="3" w:space="0" w:color="D9DEE6"/>
+              <w:right w:val="single" w:sz="3" w:space="0" w:color="D9DEE6"/>
+            </w:tcBorders>
+            <w:shd w:val="clear" w:color="auto" w:fill="FFFFFF"/>
+            <w:tcMar>
+              <w:top w:w="50" w:type="dxa"/>
+              <w:left w:w="80" w:type="dxa"/>
+              <w:bottom w:w="50" w:type="dxa"/>
+              <w:right w:w="80" w:type="dxa"/>
+            </w:tcMar>
+            <w:vAlign w:val="center"/>
+          </w:tcPr>
+          <w:p>
+            <w:pPr>
+              <w:spacing w:after="0" w:line="252" w:lineRule="auto"/>
+              <w:rPr>
+                <w:sz w:val="18"/>
+                <w:szCs w:val="18"/>
+                <w:lang w:eastAsia="zh-TW"/>
+              </w:rPr>
+            </w:pPr>
+            <w:r>
+              <w:rPr>
+                <w:rFonts w:ascii="游ゴシック" w:eastAsia="游ゴシック" w:hAnsi="游ゴシック" w:cs="游ゴシック"/>
+                <w:color w:val="111111"/>
+                <w:sz w:val="18"/>
+                <w:szCs w:val="18"/>
+                <w:lang w:eastAsia="zh-TW"/>
+              </w:rPr>
+              <w:t>「広岡家蔵品入札」（昭和3年）出品No.91</w:t>
             </w:r>
           </w:p>
         </w:tc>
       </w:tr>
       <w:tr>
         <w:trPr>
+          <w:trHeight w:val="620"/>
           <w:jc w:val="center"/>
         </w:trPr>
         <w:tc>
           <w:tcPr>
-            <w:tcW w:w="1701" w:type="dxa"/>
+            <w:tcW w:w="425" w:type="dxa"/>
             <w:tcBorders>
-              <w:top w:val="single" w:sz="4" w:space="0" w:color="D8D0C6"/>
-              <w:left w:val="single" w:sz="4" w:space="0" w:color="D8D0C6"/>
-              <w:bottom w:val="single" w:sz="4" w:space="0" w:color="D8D0C6"/>
-              <w:right w:val="single" w:sz="4" w:space="0" w:color="D8D0C6"/>
+              <w:top w:val="single" w:sz="3" w:space="0" w:color="D9DEE6"/>
+              <w:left w:val="single" w:sz="3" w:space="0" w:color="D9DEE6"/>
+              <w:bottom w:val="single" w:sz="3" w:space="0" w:color="D9DEE6"/>
+              <w:right w:val="single" w:sz="3" w:space="0" w:color="D9DEE6"/>
             </w:tcBorders>
-            <w:shd w:val="clear" w:color="auto" w:fill="E8DED0"/>
+            <w:shd w:val="clear" w:color="auto" w:fill="F8FAFC"/>
             <w:tcMar>
-              <w:top w:w="35" w:type="dxa"/>
-              <w:left w:w="85" w:type="dxa"/>
-              <w:bottom w:w="35" w:type="dxa"/>
-              <w:right w:w="85" w:type="dxa"/>
+              <w:top w:w="50" w:type="dxa"/>
+              <w:left w:w="80" w:type="dxa"/>
+              <w:bottom w:w="50" w:type="dxa"/>
+              <w:right w:w="80" w:type="dxa"/>
             </w:tcMar>
             <w:vAlign w:val="center"/>
           </w:tcPr>
           <w:p>
             <w:pPr>
+              <w:spacing w:after="0" w:line="252" w:lineRule="auto"/>
               <w:jc w:val="center"/>
               <w:rPr>
-                <w:sz w:val="20"/>
-                <w:szCs w:val="20"/>
+                <w:sz w:val="18"/>
+                <w:szCs w:val="18"/>
               </w:rPr>
             </w:pPr>
-            <w:proofErr w:type="spellStart"/>
             <w:r>
               <w:rPr>
-                <w:rFonts w:ascii="Noto Sans CJK JP" w:eastAsia="Noto Sans CJK JP" w:hAnsi="Noto Sans CJK JP"/>
+                <w:rFonts w:ascii="游ゴシック" w:eastAsia="游ゴシック" w:hAnsi="游ゴシック" w:cs="游ゴシック"/>
                 <w:b/>
-                <w:color w:val="14284B"/>
-                <w:sz w:val="20"/>
-                <w:szCs w:val="20"/>
-              </w:rPr>
-              <w:t>開館時間</w:t>
+                <w:color w:val="111111"/>
+                <w:sz w:val="18"/>
+                <w:szCs w:val="18"/>
+              </w:rPr>
+              <w:t>4</w:t>
             </w:r>
-            <w:proofErr w:type="spellEnd"/>
           </w:p>
         </w:tc>
         <w:tc>
           <w:tcPr>
-            <w:tcW w:w="8051" w:type="dxa"/>
+            <w:tcW w:w="2012" w:type="dxa"/>
             <w:tcBorders>
-              <w:top w:val="single" w:sz="4" w:space="0" w:color="D8D0C6"/>
-              <w:left w:val="single" w:sz="4" w:space="0" w:color="D8D0C6"/>
-              <w:bottom w:val="single" w:sz="4" w:space="0" w:color="D8D0C6"/>
-              <w:right w:val="single" w:sz="4" w:space="0" w:color="D8D0C6"/>
+              <w:top w:val="single" w:sz="3" w:space="0" w:color="D9DEE6"/>
+              <w:left w:val="single" w:sz="3" w:space="0" w:color="D9DEE6"/>
+              <w:bottom w:val="single" w:sz="3" w:space="0" w:color="D9DEE6"/>
+              <w:right w:val="single" w:sz="3" w:space="0" w:color="D9DEE6"/>
             </w:tcBorders>
-            <w:shd w:val="clear" w:color="auto" w:fill="F7F3EC"/>
+            <w:shd w:val="clear" w:color="auto" w:fill="F8FAFC"/>
             <w:tcMar>
-              <w:top w:w="35" w:type="dxa"/>
-              <w:left w:w="85" w:type="dxa"/>
-              <w:bottom w:w="35" w:type="dxa"/>
-              <w:right w:w="85" w:type="dxa"/>
+              <w:top w:w="50" w:type="dxa"/>
+              <w:left w:w="80" w:type="dxa"/>
+              <w:bottom w:w="50" w:type="dxa"/>
+              <w:right w:w="80" w:type="dxa"/>
             </w:tcMar>
             <w:vAlign w:val="center"/>
           </w:tcPr>
           <w:p>
             <w:pPr>
-              <w:spacing w:after="0"/>
-              <w:rPr>
-                <w:sz w:val="20"/>
-                <w:szCs w:val="20"/>
-                <w:lang w:eastAsia="ja-JP"/>
+              <w:spacing w:after="0" w:line="252" w:lineRule="auto"/>
+              <w:rPr>
+                <w:sz w:val="18"/>
+                <w:szCs w:val="18"/>
               </w:rPr>
             </w:pPr>
             <w:r>
               <w:rPr>
-                <w:sz w:val="20"/>
-                <w:szCs w:val="20"/>
-                <w:lang w:eastAsia="ja-JP"/>
-              </w:rPr>
-              <w:t>午前9時30分〜午後5時（入館は午後4時30分まで）</w:t>
+                <w:rFonts w:ascii="游ゴシック" w:eastAsia="游ゴシック" w:hAnsi="游ゴシック" w:cs="游ゴシック"/>
+                <w:color w:val="111111"/>
+                <w:sz w:val="18"/>
+                <w:szCs w:val="18"/>
+              </w:rPr>
+              <w:t>五彩金襴手水注</w:t>
+            </w:r>
+          </w:p>
+        </w:tc>
+        <w:tc>
+          <w:tcPr>
+            <w:tcW w:w="1757" w:type="dxa"/>
+            <w:tcBorders>
+              <w:top w:val="single" w:sz="3" w:space="0" w:color="D9DEE6"/>
+              <w:left w:val="single" w:sz="3" w:space="0" w:color="D9DEE6"/>
+              <w:bottom w:val="single" w:sz="3" w:space="0" w:color="D9DEE6"/>
+              <w:right w:val="single" w:sz="3" w:space="0" w:color="D9DEE6"/>
+            </w:tcBorders>
+            <w:shd w:val="clear" w:color="auto" w:fill="F8FAFC"/>
+            <w:tcMar>
+              <w:top w:w="50" w:type="dxa"/>
+              <w:left w:w="80" w:type="dxa"/>
+              <w:bottom w:w="50" w:type="dxa"/>
+              <w:right w:w="80" w:type="dxa"/>
+            </w:tcMar>
+            <w:vAlign w:val="center"/>
+          </w:tcPr>
+          <w:p>
+            <w:pPr>
+              <w:spacing w:after="0" w:line="252" w:lineRule="auto"/>
+              <w:rPr>
+                <w:sz w:val="18"/>
+                <w:szCs w:val="18"/>
+              </w:rPr>
+            </w:pPr>
+            <w:r>
+              <w:rPr>
+                <w:rFonts w:ascii="游ゴシック" w:eastAsia="游ゴシック" w:hAnsi="游ゴシック" w:cs="游ゴシック"/>
+                <w:color w:val="111111"/>
+                <w:sz w:val="18"/>
+                <w:szCs w:val="18"/>
+              </w:rPr>
+              <w:t>明・16世紀／景徳鎮窯</w:t>
+            </w:r>
+          </w:p>
+        </w:tc>
+        <w:tc>
+          <w:tcPr>
+            <w:tcW w:w="2466" w:type="dxa"/>
+            <w:tcBorders>
+              <w:top w:val="single" w:sz="3" w:space="0" w:color="D9DEE6"/>
+              <w:left w:val="single" w:sz="3" w:space="0" w:color="D9DEE6"/>
+              <w:bottom w:val="single" w:sz="3" w:space="0" w:color="D9DEE6"/>
+              <w:right w:val="single" w:sz="3" w:space="0" w:color="D9DEE6"/>
+            </w:tcBorders>
+            <w:shd w:val="clear" w:color="auto" w:fill="F8FAFC"/>
+            <w:tcMar>
+              <w:top w:w="50" w:type="dxa"/>
+              <w:left w:w="80" w:type="dxa"/>
+              <w:bottom w:w="50" w:type="dxa"/>
+              <w:right w:w="80" w:type="dxa"/>
+            </w:tcMar>
+            <w:vAlign w:val="center"/>
+          </w:tcPr>
+          <w:p>
+            <w:pPr>
+              <w:spacing w:after="0" w:line="252" w:lineRule="auto"/>
+              <w:rPr>
+                <w:sz w:val="18"/>
+                <w:szCs w:val="18"/>
+                <w:lang w:eastAsia="zh-TW"/>
+              </w:rPr>
+            </w:pPr>
+            <w:r>
+              <w:rPr>
+                <w:rFonts w:ascii="游ゴシック" w:eastAsia="游ゴシック" w:hAnsi="游ゴシック" w:cs="游ゴシック"/>
+                <w:color w:val="111111"/>
+                <w:sz w:val="18"/>
+                <w:szCs w:val="18"/>
+                <w:lang w:eastAsia="zh-TW"/>
+              </w:rPr>
+              <w:t>東京国立博物館</w:t>
+            </w:r>
+          </w:p>
+          <w:p>
+            <w:pPr>
+              <w:spacing w:after="0" w:line="252" w:lineRule="auto"/>
+              <w:rPr>
+                <w:sz w:val="18"/>
+                <w:szCs w:val="18"/>
+                <w:lang w:eastAsia="zh-TW"/>
+              </w:rPr>
+            </w:pPr>
+            <w:r>
+              <w:rPr>
+                <w:rFonts w:ascii="游ゴシック" w:eastAsia="游ゴシック" w:hAnsi="游ゴシック" w:cs="游ゴシック"/>
+                <w:color w:val="111111"/>
+                <w:sz w:val="18"/>
+                <w:szCs w:val="18"/>
+                <w:lang w:eastAsia="zh-TW"/>
+              </w:rPr>
+              <w:t>（坂本五郎氏寄贈）</w:t>
+            </w:r>
+          </w:p>
+        </w:tc>
+        <w:tc>
+          <w:tcPr>
+            <w:tcW w:w="708" w:type="dxa"/>
+            <w:tcBorders>
+              <w:top w:val="single" w:sz="3" w:space="0" w:color="D9DEE6"/>
+              <w:left w:val="single" w:sz="3" w:space="0" w:color="D9DEE6"/>
+              <w:bottom w:val="single" w:sz="3" w:space="0" w:color="D9DEE6"/>
+              <w:right w:val="single" w:sz="3" w:space="0" w:color="D9DEE6"/>
+            </w:tcBorders>
+            <w:shd w:val="clear" w:color="auto" w:fill="F8FAFC"/>
+            <w:tcMar>
+              <w:top w:w="50" w:type="dxa"/>
+              <w:left w:w="80" w:type="dxa"/>
+              <w:bottom w:w="50" w:type="dxa"/>
+              <w:right w:w="80" w:type="dxa"/>
+            </w:tcMar>
+            <w:vAlign w:val="center"/>
+          </w:tcPr>
+          <w:p>
+            <w:pPr>
+              <w:spacing w:after="0" w:line="252" w:lineRule="auto"/>
+              <w:jc w:val="center"/>
+              <w:rPr>
+                <w:sz w:val="18"/>
+                <w:szCs w:val="18"/>
+              </w:rPr>
+            </w:pPr>
+            <w:proofErr w:type="spellStart"/>
+            <w:r>
+              <w:rPr>
+                <w:rFonts w:ascii="游ゴシック" w:eastAsia="游ゴシック" w:hAnsi="游ゴシック" w:cs="游ゴシック"/>
+                <w:b/>
+                <w:color w:val="C00000"/>
+                <w:sz w:val="18"/>
+                <w:szCs w:val="18"/>
+              </w:rPr>
+              <w:t>重要</w:t>
+            </w:r>
+            <w:proofErr w:type="spellEnd"/>
+          </w:p>
+          <w:p>
+            <w:pPr>
+              <w:spacing w:after="0" w:line="252" w:lineRule="auto"/>
+              <w:jc w:val="center"/>
+              <w:rPr>
+                <w:sz w:val="18"/>
+                <w:szCs w:val="18"/>
+              </w:rPr>
+            </w:pPr>
+            <w:r>
+              <w:rPr>
+                <w:rFonts w:ascii="游ゴシック" w:eastAsia="游ゴシック" w:hAnsi="游ゴシック" w:cs="游ゴシック"/>
+                <w:b/>
+                <w:color w:val="C00000"/>
+                <w:sz w:val="18"/>
+                <w:szCs w:val="18"/>
+              </w:rPr>
+              <w:t>美術品</w:t>
+            </w:r>
+          </w:p>
+        </w:tc>
+        <w:tc>
+          <w:tcPr>
+            <w:tcW w:w="2780" w:type="dxa"/>
+            <w:tcBorders>
+              <w:top w:val="single" w:sz="3" w:space="0" w:color="D9DEE6"/>
+              <w:left w:val="single" w:sz="3" w:space="0" w:color="D9DEE6"/>
+              <w:bottom w:val="single" w:sz="3" w:space="0" w:color="D9DEE6"/>
+              <w:right w:val="single" w:sz="3" w:space="0" w:color="D9DEE6"/>
+            </w:tcBorders>
+            <w:shd w:val="clear" w:color="auto" w:fill="F8FAFC"/>
+            <w:tcMar>
+              <w:top w:w="50" w:type="dxa"/>
+              <w:left w:w="80" w:type="dxa"/>
+              <w:bottom w:w="50" w:type="dxa"/>
+              <w:right w:w="80" w:type="dxa"/>
+            </w:tcMar>
+            <w:vAlign w:val="center"/>
+          </w:tcPr>
+          <w:p>
+            <w:pPr>
+              <w:spacing w:after="0" w:line="252" w:lineRule="auto"/>
+              <w:rPr>
+                <w:sz w:val="18"/>
+                <w:szCs w:val="18"/>
+                <w:lang w:eastAsia="zh-TW"/>
+              </w:rPr>
+            </w:pPr>
+            <w:r>
+              <w:rPr>
+                <w:rFonts w:ascii="游ゴシック" w:eastAsia="游ゴシック" w:hAnsi="游ゴシック" w:cs="游ゴシック"/>
+                <w:color w:val="111111"/>
+                <w:sz w:val="18"/>
+                <w:szCs w:val="18"/>
+                <w:lang w:eastAsia="zh-TW"/>
+              </w:rPr>
+              <w:t>「広岡家蔵品入札」（昭和3年）出品No.215</w:t>
             </w:r>
           </w:p>
         </w:tc>
       </w:tr>
       <w:tr>
         <w:trPr>
+          <w:trHeight w:val="620"/>
           <w:jc w:val="center"/>
         </w:trPr>
         <w:tc>
           <w:tcPr>
-            <w:tcW w:w="1701" w:type="dxa"/>
+            <w:tcW w:w="425" w:type="dxa"/>
             <w:tcBorders>
-              <w:top w:val="single" w:sz="4" w:space="0" w:color="D8D0C6"/>
-              <w:left w:val="single" w:sz="4" w:space="0" w:color="D8D0C6"/>
-              <w:bottom w:val="single" w:sz="4" w:space="0" w:color="D8D0C6"/>
-              <w:right w:val="single" w:sz="4" w:space="0" w:color="D8D0C6"/>
+              <w:top w:val="single" w:sz="3" w:space="0" w:color="D9DEE6"/>
+              <w:left w:val="single" w:sz="3" w:space="0" w:color="D9DEE6"/>
+              <w:bottom w:val="single" w:sz="3" w:space="0" w:color="D9DEE6"/>
+              <w:right w:val="single" w:sz="3" w:space="0" w:color="D9DEE6"/>
             </w:tcBorders>
-            <w:shd w:val="clear" w:color="auto" w:fill="E8DED0"/>
+            <w:shd w:val="clear" w:color="auto" w:fill="FFFFFF"/>
             <w:tcMar>
-              <w:top w:w="35" w:type="dxa"/>
-              <w:left w:w="85" w:type="dxa"/>
-              <w:bottom w:w="35" w:type="dxa"/>
-              <w:right w:w="85" w:type="dxa"/>
+              <w:top w:w="50" w:type="dxa"/>
+              <w:left w:w="80" w:type="dxa"/>
+              <w:bottom w:w="50" w:type="dxa"/>
+              <w:right w:w="80" w:type="dxa"/>
             </w:tcMar>
             <w:vAlign w:val="center"/>
           </w:tcPr>
           <w:p>
             <w:pPr>
+              <w:spacing w:after="0" w:line="252" w:lineRule="auto"/>
               <w:jc w:val="center"/>
               <w:rPr>
-                <w:sz w:val="20"/>
-                <w:szCs w:val="20"/>
+                <w:sz w:val="18"/>
+                <w:szCs w:val="18"/>
               </w:rPr>
             </w:pPr>
             <w:r>
               <w:rPr>
-                <w:rFonts w:ascii="Noto Sans CJK JP" w:eastAsia="Noto Sans CJK JP" w:hAnsi="Noto Sans CJK JP"/>
+                <w:rFonts w:ascii="游ゴシック" w:eastAsia="游ゴシック" w:hAnsi="游ゴシック" w:cs="游ゴシック"/>
                 <w:b/>
-                <w:color w:val="14284B"/>
-                <w:sz w:val="20"/>
-                <w:szCs w:val="20"/>
-              </w:rPr>
-              <w:t>入 館 料</w:t>
+                <w:color w:val="111111"/>
+                <w:sz w:val="18"/>
+                <w:szCs w:val="18"/>
+              </w:rPr>
+              <w:t>5</w:t>
             </w:r>
           </w:p>
         </w:tc>
         <w:tc>
           <w:tcPr>
-            <w:tcW w:w="8051" w:type="dxa"/>
+            <w:tcW w:w="2012" w:type="dxa"/>
             <w:tcBorders>
-              <w:top w:val="single" w:sz="4" w:space="0" w:color="D8D0C6"/>
-              <w:left w:val="single" w:sz="4" w:space="0" w:color="D8D0C6"/>
-              <w:bottom w:val="single" w:sz="4" w:space="0" w:color="D8D0C6"/>
-              <w:right w:val="single" w:sz="4" w:space="0" w:color="D8D0C6"/>
+              <w:top w:val="single" w:sz="3" w:space="0" w:color="D9DEE6"/>
+              <w:left w:val="single" w:sz="3" w:space="0" w:color="D9DEE6"/>
+              <w:bottom w:val="single" w:sz="3" w:space="0" w:color="D9DEE6"/>
+              <w:right w:val="single" w:sz="3" w:space="0" w:color="D9DEE6"/>
             </w:tcBorders>
-            <w:shd w:val="clear" w:color="auto" w:fill="F7F3EC"/>
+            <w:shd w:val="clear" w:color="auto" w:fill="FFFFFF"/>
             <w:tcMar>
-              <w:top w:w="35" w:type="dxa"/>
-              <w:left w:w="85" w:type="dxa"/>
-              <w:bottom w:w="35" w:type="dxa"/>
-              <w:right w:w="85" w:type="dxa"/>
+              <w:top w:w="50" w:type="dxa"/>
+              <w:left w:w="80" w:type="dxa"/>
+              <w:bottom w:w="50" w:type="dxa"/>
+              <w:right w:w="80" w:type="dxa"/>
             </w:tcMar>
             <w:vAlign w:val="center"/>
           </w:tcPr>
           <w:p>
             <w:pPr>
-              <w:spacing w:after="0"/>
-              <w:rPr>
-                <w:sz w:val="20"/>
-                <w:szCs w:val="20"/>
-                <w:lang w:eastAsia="ja-JP"/>
+              <w:spacing w:after="0" w:line="252" w:lineRule="auto"/>
+              <w:rPr>
+                <w:sz w:val="18"/>
+                <w:szCs w:val="18"/>
               </w:rPr>
             </w:pPr>
             <w:r>
               <w:rPr>
-                <w:sz w:val="20"/>
-                <w:szCs w:val="20"/>
-                <w:lang w:eastAsia="ja-JP"/>
-              </w:rPr>
-              <w:t>一般1,800(1,600)円、高校生・大学生800(700)円</w:t>
+                <w:rFonts w:ascii="游ゴシック" w:eastAsia="游ゴシック" w:hAnsi="游ゴシック" w:cs="游ゴシック"/>
+                <w:color w:val="111111"/>
+                <w:sz w:val="18"/>
+                <w:szCs w:val="18"/>
+              </w:rPr>
+              <w:t>青磁貼花雲龍文扁壺</w:t>
             </w:r>
+          </w:p>
+        </w:tc>
+        <w:tc>
+          <w:tcPr>
+            <w:tcW w:w="1757" w:type="dxa"/>
+            <w:tcBorders>
+              <w:top w:val="single" w:sz="3" w:space="0" w:color="D9DEE6"/>
+              <w:left w:val="single" w:sz="3" w:space="0" w:color="D9DEE6"/>
+              <w:bottom w:val="single" w:sz="3" w:space="0" w:color="D9DEE6"/>
+              <w:right w:val="single" w:sz="3" w:space="0" w:color="D9DEE6"/>
+            </w:tcBorders>
+            <w:shd w:val="clear" w:color="auto" w:fill="FFFFFF"/>
+            <w:tcMar>
+              <w:top w:w="50" w:type="dxa"/>
+              <w:left w:w="80" w:type="dxa"/>
+              <w:bottom w:w="50" w:type="dxa"/>
+              <w:right w:w="80" w:type="dxa"/>
+            </w:tcMar>
+            <w:vAlign w:val="center"/>
+          </w:tcPr>
+          <w:p>
+            <w:pPr>
+              <w:spacing w:after="0" w:line="252" w:lineRule="auto"/>
+              <w:rPr>
+                <w:sz w:val="18"/>
+                <w:szCs w:val="18"/>
+              </w:rPr>
+            </w:pPr>
             <w:r>
               <w:rPr>
-                <w:sz w:val="20"/>
-                <w:szCs w:val="20"/>
-                <w:lang w:eastAsia="ja-JP"/>
-              </w:rPr>
-              <w:br/>
-              <w:t>※(　)内は20名以上の団体料金</w:t>
+                <w:rFonts w:ascii="游ゴシック" w:eastAsia="游ゴシック" w:hAnsi="游ゴシック" w:cs="游ゴシック"/>
+                <w:color w:val="111111"/>
+                <w:sz w:val="18"/>
+                <w:szCs w:val="18"/>
+              </w:rPr>
+              <w:t>元・14世紀／龍泉窯</w:t>
             </w:r>
+          </w:p>
+        </w:tc>
+        <w:tc>
+          <w:tcPr>
+            <w:tcW w:w="2466" w:type="dxa"/>
+            <w:tcBorders>
+              <w:top w:val="single" w:sz="3" w:space="0" w:color="D9DEE6"/>
+              <w:left w:val="single" w:sz="3" w:space="0" w:color="D9DEE6"/>
+              <w:bottom w:val="single" w:sz="3" w:space="0" w:color="D9DEE6"/>
+              <w:right w:val="single" w:sz="3" w:space="0" w:color="D9DEE6"/>
+            </w:tcBorders>
+            <w:shd w:val="clear" w:color="auto" w:fill="FFFFFF"/>
+            <w:tcMar>
+              <w:top w:w="50" w:type="dxa"/>
+              <w:left w:w="80" w:type="dxa"/>
+              <w:bottom w:w="50" w:type="dxa"/>
+              <w:right w:w="80" w:type="dxa"/>
+            </w:tcMar>
+            <w:vAlign w:val="center"/>
+          </w:tcPr>
+          <w:p>
+            <w:pPr>
+              <w:spacing w:after="0" w:line="252" w:lineRule="auto"/>
+              <w:rPr>
+                <w:sz w:val="18"/>
+                <w:szCs w:val="18"/>
+                <w:lang w:eastAsia="zh-TW"/>
+              </w:rPr>
+            </w:pPr>
             <w:r>
               <w:rPr>
-                <w:sz w:val="20"/>
-                <w:szCs w:val="20"/>
-                <w:lang w:eastAsia="ja-JP"/>
-              </w:rPr>
-              <w:br/>
-              <w:t>※中学生以下、</w:t>
+                <w:rFonts w:ascii="游ゴシック" w:eastAsia="游ゴシック" w:hAnsi="游ゴシック" w:cs="游ゴシック"/>
+                <w:color w:val="111111"/>
+                <w:sz w:val="18"/>
+                <w:szCs w:val="18"/>
+                <w:lang w:eastAsia="zh-TW"/>
+              </w:rPr>
+              <w:t>大英博物館（PDF242）</w:t>
             </w:r>
-            <w:proofErr w:type="gramStart"/>
+          </w:p>
+        </w:tc>
+        <w:tc>
+          <w:tcPr>
+            <w:tcW w:w="708" w:type="dxa"/>
+            <w:tcBorders>
+              <w:top w:val="single" w:sz="3" w:space="0" w:color="D9DEE6"/>
+              <w:left w:val="single" w:sz="3" w:space="0" w:color="D9DEE6"/>
+              <w:bottom w:val="single" w:sz="3" w:space="0" w:color="D9DEE6"/>
+              <w:right w:val="single" w:sz="3" w:space="0" w:color="D9DEE6"/>
+            </w:tcBorders>
+            <w:shd w:val="clear" w:color="auto" w:fill="FFFFFF"/>
+            <w:tcMar>
+              <w:top w:w="50" w:type="dxa"/>
+              <w:left w:w="80" w:type="dxa"/>
+              <w:bottom w:w="50" w:type="dxa"/>
+              <w:right w:w="80" w:type="dxa"/>
+            </w:tcMar>
+            <w:vAlign w:val="center"/>
+          </w:tcPr>
+          <w:p>
+            <w:pPr>
+              <w:spacing w:after="0" w:line="252" w:lineRule="auto"/>
+              <w:jc w:val="center"/>
+              <w:rPr>
+                <w:sz w:val="18"/>
+                <w:szCs w:val="18"/>
+                <w:lang w:eastAsia="zh-TW"/>
+              </w:rPr>
+            </w:pPr>
+          </w:p>
+        </w:tc>
+        <w:tc>
+          <w:tcPr>
+            <w:tcW w:w="2780" w:type="dxa"/>
+            <w:tcBorders>
+              <w:top w:val="single" w:sz="3" w:space="0" w:color="D9DEE6"/>
+              <w:left w:val="single" w:sz="3" w:space="0" w:color="D9DEE6"/>
+              <w:bottom w:val="single" w:sz="3" w:space="0" w:color="D9DEE6"/>
+              <w:right w:val="single" w:sz="3" w:space="0" w:color="D9DEE6"/>
+            </w:tcBorders>
+            <w:shd w:val="clear" w:color="auto" w:fill="FFFFFF"/>
+            <w:tcMar>
+              <w:top w:w="50" w:type="dxa"/>
+              <w:left w:w="80" w:type="dxa"/>
+              <w:bottom w:w="50" w:type="dxa"/>
+              <w:right w:w="80" w:type="dxa"/>
+            </w:tcMar>
+            <w:vAlign w:val="center"/>
+          </w:tcPr>
+          <w:p>
+            <w:pPr>
+              <w:spacing w:after="0" w:line="252" w:lineRule="auto"/>
+              <w:rPr>
+                <w:sz w:val="18"/>
+                <w:szCs w:val="18"/>
+                <w:lang w:eastAsia="zh-TW"/>
+              </w:rPr>
+            </w:pPr>
             <w:r>
               <w:rPr>
-                <w:sz w:val="20"/>
-                <w:szCs w:val="20"/>
-                <w:lang w:eastAsia="ja-JP"/>
-              </w:rPr>
-              <w:t>障がい</w:t>
-            </w:r>
-            <w:proofErr w:type="gramEnd"/>
-            <w:r>
-              <w:rPr>
-                <w:sz w:val="20"/>
-                <w:szCs w:val="20"/>
-                <w:lang w:eastAsia="ja-JP"/>
-              </w:rPr>
-              <w:t>者手帳などをお持ちの方(介護者1名を含む)、大阪市内在住の65歳以上の方（要証明）は無料</w:t>
-            </w:r>
-            <w:r>
-              <w:rPr>
-                <w:sz w:val="20"/>
-                <w:szCs w:val="20"/>
-                <w:lang w:eastAsia="ja-JP"/>
-              </w:rPr>
-              <w:br/>
-              <w:t>※上記の料金で館内の展示すべてをご覧いただけます。</w:t>
+                <w:rFonts w:ascii="游ゴシック" w:eastAsia="游ゴシック" w:hAnsi="游ゴシック" w:cs="游ゴシック"/>
+                <w:color w:val="111111"/>
+                <w:sz w:val="18"/>
+                <w:szCs w:val="18"/>
+                <w:lang w:eastAsia="zh-TW"/>
+              </w:rPr>
+              <w:t>「広岡家蔵品入札」（昭和3年）出品No.189</w:t>
             </w:r>
           </w:p>
         </w:tc>
       </w:tr>
       <w:tr>
         <w:trPr>
+          <w:trHeight w:val="620"/>
           <w:jc w:val="center"/>
         </w:trPr>
         <w:tc>
           <w:tcPr>
-            <w:tcW w:w="1701" w:type="dxa"/>
+            <w:tcW w:w="425" w:type="dxa"/>
             <w:tcBorders>
-              <w:top w:val="single" w:sz="4" w:space="0" w:color="D8D0C6"/>
-              <w:left w:val="single" w:sz="4" w:space="0" w:color="D8D0C6"/>
-              <w:bottom w:val="single" w:sz="4" w:space="0" w:color="D8D0C6"/>
-              <w:right w:val="single" w:sz="4" w:space="0" w:color="D8D0C6"/>
+              <w:top w:val="single" w:sz="3" w:space="0" w:color="D9DEE6"/>
+              <w:left w:val="single" w:sz="3" w:space="0" w:color="D9DEE6"/>
+              <w:bottom w:val="single" w:sz="3" w:space="0" w:color="D9DEE6"/>
+              <w:right w:val="single" w:sz="3" w:space="0" w:color="D9DEE6"/>
             </w:tcBorders>
-            <w:shd w:val="clear" w:color="auto" w:fill="E8DED0"/>
+            <w:shd w:val="clear" w:color="auto" w:fill="F8FAFC"/>
             <w:tcMar>
-              <w:top w:w="35" w:type="dxa"/>
-              <w:left w:w="85" w:type="dxa"/>
-              <w:bottom w:w="35" w:type="dxa"/>
-              <w:right w:w="85" w:type="dxa"/>
+              <w:top w:w="50" w:type="dxa"/>
+              <w:left w:w="80" w:type="dxa"/>
+              <w:bottom w:w="50" w:type="dxa"/>
+              <w:right w:w="80" w:type="dxa"/>
             </w:tcMar>
             <w:vAlign w:val="center"/>
           </w:tcPr>
           <w:p>
             <w:pPr>
+              <w:spacing w:after="0" w:line="252" w:lineRule="auto"/>
               <w:jc w:val="center"/>
               <w:rPr>
-                <w:sz w:val="20"/>
-                <w:szCs w:val="20"/>
+                <w:sz w:val="18"/>
+                <w:szCs w:val="18"/>
               </w:rPr>
             </w:pPr>
-            <w:proofErr w:type="gramStart"/>
             <w:r>
               <w:rPr>
-                <w:rFonts w:ascii="Noto Sans CJK JP" w:eastAsia="Noto Sans CJK JP" w:hAnsi="Noto Sans CJK JP"/>
+                <w:rFonts w:ascii="游ゴシック" w:eastAsia="游ゴシック" w:hAnsi="游ゴシック" w:cs="游ゴシック"/>
                 <w:b/>
-                <w:color w:val="14284B"/>
-                <w:sz w:val="20"/>
-                <w:szCs w:val="20"/>
-              </w:rPr>
-              <w:t>主　　催</w:t>
+                <w:color w:val="111111"/>
+                <w:sz w:val="18"/>
+                <w:szCs w:val="18"/>
+              </w:rPr>
+              <w:t>6</w:t>
             </w:r>
-            <w:proofErr w:type="gramEnd"/>
           </w:p>
         </w:tc>
         <w:tc>
           <w:tcPr>
-            <w:tcW w:w="8051" w:type="dxa"/>
+            <w:tcW w:w="2012" w:type="dxa"/>
             <w:tcBorders>
-              <w:top w:val="single" w:sz="4" w:space="0" w:color="D8D0C6"/>
-              <w:left w:val="single" w:sz="4" w:space="0" w:color="D8D0C6"/>
-              <w:bottom w:val="single" w:sz="4" w:space="0" w:color="D8D0C6"/>
-              <w:right w:val="single" w:sz="4" w:space="0" w:color="D8D0C6"/>
+              <w:top w:val="single" w:sz="3" w:space="0" w:color="D9DEE6"/>
+              <w:left w:val="single" w:sz="3" w:space="0" w:color="D9DEE6"/>
+              <w:bottom w:val="single" w:sz="3" w:space="0" w:color="D9DEE6"/>
+              <w:right w:val="single" w:sz="3" w:space="0" w:color="D9DEE6"/>
             </w:tcBorders>
-            <w:shd w:val="clear" w:color="auto" w:fill="F7F3EC"/>
+            <w:shd w:val="clear" w:color="auto" w:fill="F8FAFC"/>
             <w:tcMar>
-              <w:top w:w="35" w:type="dxa"/>
-              <w:left w:w="85" w:type="dxa"/>
-              <w:bottom w:w="35" w:type="dxa"/>
-              <w:right w:w="85" w:type="dxa"/>
+              <w:top w:w="50" w:type="dxa"/>
+              <w:left w:w="80" w:type="dxa"/>
+              <w:bottom w:w="50" w:type="dxa"/>
+              <w:right w:w="80" w:type="dxa"/>
             </w:tcMar>
             <w:vAlign w:val="center"/>
           </w:tcPr>
           <w:p>
             <w:pPr>
-              <w:spacing w:after="0"/>
-              <w:rPr>
-                <w:sz w:val="20"/>
-                <w:szCs w:val="20"/>
-                <w:lang w:eastAsia="zh-TW"/>
+              <w:spacing w:after="0" w:line="252" w:lineRule="auto"/>
+              <w:rPr>
+                <w:sz w:val="18"/>
+                <w:szCs w:val="18"/>
               </w:rPr>
             </w:pPr>
             <w:r>
               <w:rPr>
-                <w:sz w:val="20"/>
-                <w:szCs w:val="20"/>
+                <w:rFonts w:ascii="游ゴシック" w:eastAsia="游ゴシック" w:hAnsi="游ゴシック" w:cs="游ゴシック"/>
+                <w:color w:val="111111"/>
+                <w:sz w:val="18"/>
+                <w:szCs w:val="18"/>
+              </w:rPr>
+              <w:t>青磁蓋付水注</w:t>
+            </w:r>
+          </w:p>
+        </w:tc>
+        <w:tc>
+          <w:tcPr>
+            <w:tcW w:w="1757" w:type="dxa"/>
+            <w:tcBorders>
+              <w:top w:val="single" w:sz="3" w:space="0" w:color="D9DEE6"/>
+              <w:left w:val="single" w:sz="3" w:space="0" w:color="D9DEE6"/>
+              <w:bottom w:val="single" w:sz="3" w:space="0" w:color="D9DEE6"/>
+              <w:right w:val="single" w:sz="3" w:space="0" w:color="D9DEE6"/>
+            </w:tcBorders>
+            <w:shd w:val="clear" w:color="auto" w:fill="F8FAFC"/>
+            <w:tcMar>
+              <w:top w:w="50" w:type="dxa"/>
+              <w:left w:w="80" w:type="dxa"/>
+              <w:bottom w:w="50" w:type="dxa"/>
+              <w:right w:w="80" w:type="dxa"/>
+            </w:tcMar>
+            <w:vAlign w:val="center"/>
+          </w:tcPr>
+          <w:p>
+            <w:pPr>
+              <w:spacing w:after="0" w:line="252" w:lineRule="auto"/>
+              <w:rPr>
+                <w:sz w:val="18"/>
+                <w:szCs w:val="18"/>
+              </w:rPr>
+            </w:pPr>
+            <w:r>
+              <w:rPr>
+                <w:rFonts w:ascii="游ゴシック" w:eastAsia="游ゴシック" w:hAnsi="游ゴシック" w:cs="游ゴシック"/>
+                <w:color w:val="111111"/>
+                <w:sz w:val="18"/>
+                <w:szCs w:val="18"/>
+              </w:rPr>
+              <w:t>元・14世紀／龍泉窯</w:t>
+            </w:r>
+          </w:p>
+        </w:tc>
+        <w:tc>
+          <w:tcPr>
+            <w:tcW w:w="2466" w:type="dxa"/>
+            <w:tcBorders>
+              <w:top w:val="single" w:sz="3" w:space="0" w:color="D9DEE6"/>
+              <w:left w:val="single" w:sz="3" w:space="0" w:color="D9DEE6"/>
+              <w:bottom w:val="single" w:sz="3" w:space="0" w:color="D9DEE6"/>
+              <w:right w:val="single" w:sz="3" w:space="0" w:color="D9DEE6"/>
+            </w:tcBorders>
+            <w:shd w:val="clear" w:color="auto" w:fill="F8FAFC"/>
+            <w:tcMar>
+              <w:top w:w="50" w:type="dxa"/>
+              <w:left w:w="80" w:type="dxa"/>
+              <w:bottom w:w="50" w:type="dxa"/>
+              <w:right w:w="80" w:type="dxa"/>
+            </w:tcMar>
+            <w:vAlign w:val="center"/>
+          </w:tcPr>
+          <w:p>
+            <w:pPr>
+              <w:spacing w:after="0" w:line="252" w:lineRule="auto"/>
+              <w:rPr>
+                <w:sz w:val="18"/>
+                <w:szCs w:val="18"/>
                 <w:lang w:eastAsia="zh-TW"/>
               </w:rPr>
-              <w:t>大阪市立東洋陶磁美術館</w:t>
+            </w:pPr>
+            <w:r>
+              <w:rPr>
+                <w:rFonts w:ascii="游ゴシック" w:eastAsia="游ゴシック" w:hAnsi="游ゴシック" w:cs="游ゴシック"/>
+                <w:color w:val="111111"/>
+                <w:sz w:val="18"/>
+                <w:szCs w:val="18"/>
+                <w:lang w:eastAsia="zh-TW"/>
+              </w:rPr>
+              <w:t>大英博物館（PDF.218）</w:t>
+            </w:r>
+          </w:p>
+        </w:tc>
+        <w:tc>
+          <w:tcPr>
+            <w:tcW w:w="708" w:type="dxa"/>
+            <w:tcBorders>
+              <w:top w:val="single" w:sz="3" w:space="0" w:color="D9DEE6"/>
+              <w:left w:val="single" w:sz="3" w:space="0" w:color="D9DEE6"/>
+              <w:bottom w:val="single" w:sz="3" w:space="0" w:color="D9DEE6"/>
+              <w:right w:val="single" w:sz="3" w:space="0" w:color="D9DEE6"/>
+            </w:tcBorders>
+            <w:shd w:val="clear" w:color="auto" w:fill="F8FAFC"/>
+            <w:tcMar>
+              <w:top w:w="50" w:type="dxa"/>
+              <w:left w:w="80" w:type="dxa"/>
+              <w:bottom w:w="50" w:type="dxa"/>
+              <w:right w:w="80" w:type="dxa"/>
+            </w:tcMar>
+            <w:vAlign w:val="center"/>
+          </w:tcPr>
+          <w:p>
+            <w:pPr>
+              <w:spacing w:after="0" w:line="252" w:lineRule="auto"/>
+              <w:jc w:val="center"/>
+              <w:rPr>
+                <w:sz w:val="18"/>
+                <w:szCs w:val="18"/>
+                <w:lang w:eastAsia="zh-TW"/>
+              </w:rPr>
+            </w:pPr>
+          </w:p>
+        </w:tc>
+        <w:tc>
+          <w:tcPr>
+            <w:tcW w:w="2780" w:type="dxa"/>
+            <w:tcBorders>
+              <w:top w:val="single" w:sz="3" w:space="0" w:color="D9DEE6"/>
+              <w:left w:val="single" w:sz="3" w:space="0" w:color="D9DEE6"/>
+              <w:bottom w:val="single" w:sz="3" w:space="0" w:color="D9DEE6"/>
+              <w:right w:val="single" w:sz="3" w:space="0" w:color="D9DEE6"/>
+            </w:tcBorders>
+            <w:shd w:val="clear" w:color="auto" w:fill="F8FAFC"/>
+            <w:tcMar>
+              <w:top w:w="50" w:type="dxa"/>
+              <w:left w:w="80" w:type="dxa"/>
+              <w:bottom w:w="50" w:type="dxa"/>
+              <w:right w:w="80" w:type="dxa"/>
+            </w:tcMar>
+            <w:vAlign w:val="center"/>
+          </w:tcPr>
+          <w:p>
+            <w:pPr>
+              <w:spacing w:after="0" w:line="252" w:lineRule="auto"/>
+              <w:rPr>
+                <w:sz w:val="18"/>
+                <w:szCs w:val="18"/>
+                <w:lang w:eastAsia="zh-TW"/>
+              </w:rPr>
+            </w:pPr>
+            <w:r>
+              <w:rPr>
+                <w:rFonts w:ascii="游ゴシック" w:eastAsia="游ゴシック" w:hAnsi="游ゴシック" w:cs="游ゴシック"/>
+                <w:color w:val="111111"/>
+                <w:sz w:val="18"/>
+                <w:szCs w:val="18"/>
+                <w:lang w:eastAsia="zh-TW"/>
+              </w:rPr>
+              <w:t>「広岡家蔵品入札」（昭和3年）出品No.219</w:t>
             </w:r>
           </w:p>
         </w:tc>
       </w:tr>
       <w:tr>
         <w:trPr>
+          <w:trHeight w:val="620"/>
           <w:jc w:val="center"/>
         </w:trPr>
         <w:tc>
           <w:tcPr>
-            <w:tcW w:w="1701" w:type="dxa"/>
+            <w:tcW w:w="425" w:type="dxa"/>
             <w:tcBorders>
-              <w:top w:val="single" w:sz="4" w:space="0" w:color="D8D0C6"/>
-              <w:left w:val="single" w:sz="4" w:space="0" w:color="D8D0C6"/>
-              <w:bottom w:val="single" w:sz="4" w:space="0" w:color="D8D0C6"/>
-              <w:right w:val="single" w:sz="4" w:space="0" w:color="D8D0C6"/>
+              <w:top w:val="single" w:sz="3" w:space="0" w:color="D9DEE6"/>
+              <w:left w:val="single" w:sz="3" w:space="0" w:color="D9DEE6"/>
+              <w:bottom w:val="single" w:sz="3" w:space="0" w:color="D9DEE6"/>
+              <w:right w:val="single" w:sz="3" w:space="0" w:color="D9DEE6"/>
             </w:tcBorders>
-            <w:shd w:val="clear" w:color="auto" w:fill="E8DED0"/>
+            <w:shd w:val="clear" w:color="auto" w:fill="FFFFFF"/>
             <w:tcMar>
-              <w:top w:w="35" w:type="dxa"/>
-              <w:left w:w="85" w:type="dxa"/>
-              <w:bottom w:w="35" w:type="dxa"/>
-              <w:right w:w="85" w:type="dxa"/>
+              <w:top w:w="50" w:type="dxa"/>
+              <w:left w:w="80" w:type="dxa"/>
+              <w:bottom w:w="50" w:type="dxa"/>
+              <w:right w:w="80" w:type="dxa"/>
             </w:tcMar>
             <w:vAlign w:val="center"/>
           </w:tcPr>
           <w:p>
             <w:pPr>
+              <w:spacing w:after="0" w:line="252" w:lineRule="auto"/>
               <w:jc w:val="center"/>
               <w:rPr>
-                <w:sz w:val="20"/>
-                <w:szCs w:val="20"/>
+                <w:sz w:val="18"/>
+                <w:szCs w:val="18"/>
               </w:rPr>
             </w:pPr>
-            <w:proofErr w:type="gramStart"/>
             <w:r>
               <w:rPr>
-                <w:rFonts w:ascii="Noto Sans CJK JP" w:eastAsia="Noto Sans CJK JP" w:hAnsi="Noto Sans CJK JP"/>
+                <w:rFonts w:ascii="游ゴシック" w:eastAsia="游ゴシック" w:hAnsi="游ゴシック" w:cs="游ゴシック"/>
                 <w:b/>
-                <w:color w:val="14284B"/>
-                <w:sz w:val="20"/>
-                <w:szCs w:val="20"/>
-              </w:rPr>
-              <w:t>共　　催</w:t>
+                <w:color w:val="111111"/>
+                <w:sz w:val="18"/>
+                <w:szCs w:val="18"/>
+              </w:rPr>
+              <w:t>7</w:t>
             </w:r>
-            <w:proofErr w:type="gramEnd"/>
           </w:p>
         </w:tc>
         <w:tc>
           <w:tcPr>
-            <w:tcW w:w="8051" w:type="dxa"/>
+            <w:tcW w:w="2012" w:type="dxa"/>
             <w:tcBorders>
-              <w:top w:val="single" w:sz="4" w:space="0" w:color="D8D0C6"/>
-              <w:left w:val="single" w:sz="4" w:space="0" w:color="D8D0C6"/>
-              <w:bottom w:val="single" w:sz="4" w:space="0" w:color="D8D0C6"/>
-              <w:right w:val="single" w:sz="4" w:space="0" w:color="D8D0C6"/>
+              <w:top w:val="single" w:sz="3" w:space="0" w:color="D9DEE6"/>
+              <w:left w:val="single" w:sz="3" w:space="0" w:color="D9DEE6"/>
+              <w:bottom w:val="single" w:sz="3" w:space="0" w:color="D9DEE6"/>
+              <w:right w:val="single" w:sz="3" w:space="0" w:color="D9DEE6"/>
             </w:tcBorders>
-            <w:shd w:val="clear" w:color="auto" w:fill="F7F3EC"/>
+            <w:shd w:val="clear" w:color="auto" w:fill="FFFFFF"/>
             <w:tcMar>
-              <w:top w:w="35" w:type="dxa"/>
-              <w:left w:w="85" w:type="dxa"/>
-              <w:bottom w:w="35" w:type="dxa"/>
-              <w:right w:w="85" w:type="dxa"/>
+              <w:top w:w="50" w:type="dxa"/>
+              <w:left w:w="80" w:type="dxa"/>
+              <w:bottom w:w="50" w:type="dxa"/>
+              <w:right w:w="80" w:type="dxa"/>
             </w:tcMar>
             <w:vAlign w:val="center"/>
           </w:tcPr>
           <w:p>
             <w:pPr>
-              <w:spacing w:after="0"/>
-              <w:rPr>
-                <w:sz w:val="20"/>
-                <w:szCs w:val="20"/>
-                <w:lang w:eastAsia="ja-JP"/>
+              <w:spacing w:after="0" w:line="252" w:lineRule="auto"/>
+              <w:rPr>
+                <w:sz w:val="18"/>
+                <w:szCs w:val="18"/>
               </w:rPr>
             </w:pPr>
             <w:r>
               <w:rPr>
-                <w:sz w:val="20"/>
-                <w:szCs w:val="20"/>
+                <w:rFonts w:ascii="游ゴシック" w:eastAsia="游ゴシック" w:hAnsi="游ゴシック" w:cs="游ゴシック"/>
+                <w:color w:val="111111"/>
+                <w:sz w:val="18"/>
+                <w:szCs w:val="18"/>
+              </w:rPr>
+              <w:t>飛青磁花生</w:t>
+            </w:r>
+          </w:p>
+        </w:tc>
+        <w:tc>
+          <w:tcPr>
+            <w:tcW w:w="1757" w:type="dxa"/>
+            <w:tcBorders>
+              <w:top w:val="single" w:sz="3" w:space="0" w:color="D9DEE6"/>
+              <w:left w:val="single" w:sz="3" w:space="0" w:color="D9DEE6"/>
+              <w:bottom w:val="single" w:sz="3" w:space="0" w:color="D9DEE6"/>
+              <w:right w:val="single" w:sz="3" w:space="0" w:color="D9DEE6"/>
+            </w:tcBorders>
+            <w:shd w:val="clear" w:color="auto" w:fill="FFFFFF"/>
+            <w:tcMar>
+              <w:top w:w="50" w:type="dxa"/>
+              <w:left w:w="80" w:type="dxa"/>
+              <w:bottom w:w="50" w:type="dxa"/>
+              <w:right w:w="80" w:type="dxa"/>
+            </w:tcMar>
+            <w:vAlign w:val="center"/>
+          </w:tcPr>
+          <w:p>
+            <w:pPr>
+              <w:spacing w:after="0" w:line="252" w:lineRule="auto"/>
+              <w:rPr>
+                <w:sz w:val="18"/>
+                <w:szCs w:val="18"/>
+              </w:rPr>
+            </w:pPr>
+            <w:r>
+              <w:rPr>
+                <w:rFonts w:ascii="游ゴシック" w:eastAsia="游ゴシック" w:hAnsi="游ゴシック" w:cs="游ゴシック"/>
+                <w:color w:val="111111"/>
+                <w:sz w:val="18"/>
+                <w:szCs w:val="18"/>
+              </w:rPr>
+              <w:t>元・14世紀／龍泉窯</w:t>
+            </w:r>
+          </w:p>
+        </w:tc>
+        <w:tc>
+          <w:tcPr>
+            <w:tcW w:w="2466" w:type="dxa"/>
+            <w:tcBorders>
+              <w:top w:val="single" w:sz="3" w:space="0" w:color="D9DEE6"/>
+              <w:left w:val="single" w:sz="3" w:space="0" w:color="D9DEE6"/>
+              <w:bottom w:val="single" w:sz="3" w:space="0" w:color="D9DEE6"/>
+              <w:right w:val="single" w:sz="3" w:space="0" w:color="D9DEE6"/>
+            </w:tcBorders>
+            <w:shd w:val="clear" w:color="auto" w:fill="FFFFFF"/>
+            <w:tcMar>
+              <w:top w:w="50" w:type="dxa"/>
+              <w:left w:w="80" w:type="dxa"/>
+              <w:bottom w:w="50" w:type="dxa"/>
+              <w:right w:w="80" w:type="dxa"/>
+            </w:tcMar>
+            <w:vAlign w:val="center"/>
+          </w:tcPr>
+          <w:p>
+            <w:pPr>
+              <w:spacing w:after="0" w:line="252" w:lineRule="auto"/>
+              <w:rPr>
+                <w:sz w:val="18"/>
+                <w:szCs w:val="18"/>
                 <w:lang w:eastAsia="ja-JP"/>
               </w:rPr>
-              <w:t>NHKエンタープライズ近畿</w:t>
+            </w:pPr>
+            <w:r>
+              <w:rPr>
+                <w:rFonts w:ascii="游ゴシック" w:eastAsia="游ゴシック" w:hAnsi="游ゴシック" w:cs="游ゴシック"/>
+                <w:color w:val="111111"/>
+                <w:sz w:val="18"/>
+                <w:szCs w:val="18"/>
+                <w:lang w:eastAsia="ja-JP"/>
+              </w:rPr>
+              <w:t>スイス・バウアー財団</w:t>
+            </w:r>
+          </w:p>
+        </w:tc>
+        <w:tc>
+          <w:tcPr>
+            <w:tcW w:w="708" w:type="dxa"/>
+            <w:tcBorders>
+              <w:top w:val="single" w:sz="3" w:space="0" w:color="D9DEE6"/>
+              <w:left w:val="single" w:sz="3" w:space="0" w:color="D9DEE6"/>
+              <w:bottom w:val="single" w:sz="3" w:space="0" w:color="D9DEE6"/>
+              <w:right w:val="single" w:sz="3" w:space="0" w:color="D9DEE6"/>
+            </w:tcBorders>
+            <w:shd w:val="clear" w:color="auto" w:fill="FFFFFF"/>
+            <w:tcMar>
+              <w:top w:w="50" w:type="dxa"/>
+              <w:left w:w="80" w:type="dxa"/>
+              <w:bottom w:w="50" w:type="dxa"/>
+              <w:right w:w="80" w:type="dxa"/>
+            </w:tcMar>
+            <w:vAlign w:val="center"/>
+          </w:tcPr>
+          <w:p>
+            <w:pPr>
+              <w:spacing w:after="0" w:line="252" w:lineRule="auto"/>
+              <w:jc w:val="center"/>
+              <w:rPr>
+                <w:sz w:val="18"/>
+                <w:szCs w:val="18"/>
+                <w:lang w:eastAsia="ja-JP"/>
+              </w:rPr>
+            </w:pPr>
+          </w:p>
+        </w:tc>
+        <w:tc>
+          <w:tcPr>
+            <w:tcW w:w="2780" w:type="dxa"/>
+            <w:tcBorders>
+              <w:top w:val="single" w:sz="3" w:space="0" w:color="D9DEE6"/>
+              <w:left w:val="single" w:sz="3" w:space="0" w:color="D9DEE6"/>
+              <w:bottom w:val="single" w:sz="3" w:space="0" w:color="D9DEE6"/>
+              <w:right w:val="single" w:sz="3" w:space="0" w:color="D9DEE6"/>
+            </w:tcBorders>
+            <w:shd w:val="clear" w:color="auto" w:fill="FFFFFF"/>
+            <w:tcMar>
+              <w:top w:w="50" w:type="dxa"/>
+              <w:left w:w="80" w:type="dxa"/>
+              <w:bottom w:w="50" w:type="dxa"/>
+              <w:right w:w="80" w:type="dxa"/>
+            </w:tcMar>
+            <w:vAlign w:val="center"/>
+          </w:tcPr>
+          <w:p>
+            <w:pPr>
+              <w:spacing w:after="0" w:line="252" w:lineRule="auto"/>
+              <w:rPr>
+                <w:sz w:val="18"/>
+                <w:szCs w:val="18"/>
+                <w:lang w:eastAsia="zh-TW"/>
+              </w:rPr>
+            </w:pPr>
+            <w:r>
+              <w:rPr>
+                <w:rFonts w:ascii="游ゴシック" w:eastAsia="游ゴシック" w:hAnsi="游ゴシック" w:cs="游ゴシック"/>
+                <w:color w:val="111111"/>
+                <w:sz w:val="18"/>
+                <w:szCs w:val="18"/>
+                <w:lang w:eastAsia="zh-TW"/>
+              </w:rPr>
+              <w:t>「広岡家蔵品入札」（昭和3年）出品No.186</w:t>
             </w:r>
           </w:p>
         </w:tc>
       </w:tr>
       <w:tr>
         <w:trPr>
+          <w:trHeight w:val="620"/>
           <w:jc w:val="center"/>
         </w:trPr>
         <w:tc>
           <w:tcPr>
-            <w:tcW w:w="1701" w:type="dxa"/>
+            <w:tcW w:w="425" w:type="dxa"/>
             <w:tcBorders>
-              <w:top w:val="single" w:sz="4" w:space="0" w:color="D8D0C6"/>
-              <w:left w:val="single" w:sz="4" w:space="0" w:color="D8D0C6"/>
-              <w:bottom w:val="single" w:sz="4" w:space="0" w:color="D8D0C6"/>
-              <w:right w:val="single" w:sz="4" w:space="0" w:color="D8D0C6"/>
+              <w:top w:val="single" w:sz="3" w:space="0" w:color="D9DEE6"/>
+              <w:left w:val="single" w:sz="3" w:space="0" w:color="D9DEE6"/>
+              <w:bottom w:val="single" w:sz="3" w:space="0" w:color="D9DEE6"/>
+              <w:right w:val="single" w:sz="3" w:space="0" w:color="D9DEE6"/>
             </w:tcBorders>
-            <w:shd w:val="clear" w:color="auto" w:fill="E8DED0"/>
+            <w:shd w:val="clear" w:color="auto" w:fill="F8FAFC"/>
             <w:tcMar>
-              <w:top w:w="35" w:type="dxa"/>
-              <w:left w:w="85" w:type="dxa"/>
-              <w:bottom w:w="35" w:type="dxa"/>
-              <w:right w:w="85" w:type="dxa"/>
+              <w:top w:w="50" w:type="dxa"/>
+              <w:left w:w="80" w:type="dxa"/>
+              <w:bottom w:w="50" w:type="dxa"/>
+              <w:right w:w="80" w:type="dxa"/>
             </w:tcMar>
             <w:vAlign w:val="center"/>
           </w:tcPr>
           <w:p>
             <w:pPr>
+              <w:spacing w:after="0" w:line="252" w:lineRule="auto"/>
               <w:jc w:val="center"/>
               <w:rPr>
-                <w:sz w:val="20"/>
-                <w:szCs w:val="20"/>
+                <w:sz w:val="18"/>
+                <w:szCs w:val="18"/>
               </w:rPr>
             </w:pPr>
-            <w:proofErr w:type="gramStart"/>
             <w:r>
               <w:rPr>
-                <w:rFonts w:ascii="Noto Sans CJK JP" w:eastAsia="Noto Sans CJK JP" w:hAnsi="Noto Sans CJK JP"/>
+                <w:rFonts w:ascii="游ゴシック" w:eastAsia="游ゴシック" w:hAnsi="游ゴシック" w:cs="游ゴシック"/>
                 <w:b/>
-                <w:color w:val="14284B"/>
-                <w:sz w:val="20"/>
-                <w:szCs w:val="20"/>
-              </w:rPr>
-              <w:t>後　　援</w:t>
+                <w:color w:val="111111"/>
+                <w:sz w:val="18"/>
+                <w:szCs w:val="18"/>
+              </w:rPr>
+              <w:t>8</w:t>
             </w:r>
-            <w:proofErr w:type="gramEnd"/>
           </w:p>
         </w:tc>
         <w:tc>
           <w:tcPr>
-            <w:tcW w:w="8051" w:type="dxa"/>
+            <w:tcW w:w="2012" w:type="dxa"/>
             <w:tcBorders>
-              <w:top w:val="single" w:sz="4" w:space="0" w:color="D8D0C6"/>
-              <w:left w:val="single" w:sz="4" w:space="0" w:color="D8D0C6"/>
-              <w:bottom w:val="single" w:sz="4" w:space="0" w:color="D8D0C6"/>
-              <w:right w:val="single" w:sz="4" w:space="0" w:color="D8D0C6"/>
+              <w:top w:val="single" w:sz="3" w:space="0" w:color="D9DEE6"/>
+              <w:left w:val="single" w:sz="3" w:space="0" w:color="D9DEE6"/>
+              <w:bottom w:val="single" w:sz="3" w:space="0" w:color="D9DEE6"/>
+              <w:right w:val="single" w:sz="3" w:space="0" w:color="D9DEE6"/>
             </w:tcBorders>
-            <w:shd w:val="clear" w:color="auto" w:fill="F7F3EC"/>
+            <w:shd w:val="clear" w:color="auto" w:fill="F8FAFC"/>
             <w:tcMar>
-              <w:top w:w="35" w:type="dxa"/>
-              <w:left w:w="85" w:type="dxa"/>
-              <w:bottom w:w="35" w:type="dxa"/>
-              <w:right w:w="85" w:type="dxa"/>
+              <w:top w:w="50" w:type="dxa"/>
+              <w:left w:w="80" w:type="dxa"/>
+              <w:bottom w:w="50" w:type="dxa"/>
+              <w:right w:w="80" w:type="dxa"/>
             </w:tcMar>
             <w:vAlign w:val="center"/>
           </w:tcPr>
           <w:p>
             <w:pPr>
-              <w:spacing w:after="0"/>
-              <w:rPr>
-                <w:sz w:val="20"/>
-                <w:szCs w:val="20"/>
+              <w:spacing w:after="0" w:line="252" w:lineRule="auto"/>
+              <w:rPr>
+                <w:sz w:val="18"/>
+                <w:szCs w:val="18"/>
+                <w:lang w:eastAsia="zh-TW"/>
               </w:rPr>
             </w:pPr>
-            <w:proofErr w:type="spellStart"/>
             <w:r>
               <w:rPr>
-                <w:sz w:val="20"/>
-                <w:szCs w:val="20"/>
-              </w:rPr>
-              <w:t>NHK大阪放送局（予定</w:t>
+                <w:rFonts w:ascii="游ゴシック" w:eastAsia="游ゴシック" w:hAnsi="游ゴシック" w:cs="游ゴシック"/>
+                <w:color w:val="111111"/>
+                <w:sz w:val="18"/>
+                <w:szCs w:val="18"/>
+                <w:lang w:eastAsia="zh-TW"/>
+              </w:rPr>
+              <w:t>青井戸茶碗 銘「春日野」</w:t>
             </w:r>
-            <w:proofErr w:type="spellEnd"/>
+          </w:p>
+        </w:tc>
+        <w:tc>
+          <w:tcPr>
+            <w:tcW w:w="1757" w:type="dxa"/>
+            <w:tcBorders>
+              <w:top w:val="single" w:sz="3" w:space="0" w:color="D9DEE6"/>
+              <w:left w:val="single" w:sz="3" w:space="0" w:color="D9DEE6"/>
+              <w:bottom w:val="single" w:sz="3" w:space="0" w:color="D9DEE6"/>
+              <w:right w:val="single" w:sz="3" w:space="0" w:color="D9DEE6"/>
+            </w:tcBorders>
+            <w:shd w:val="clear" w:color="auto" w:fill="F8FAFC"/>
+            <w:tcMar>
+              <w:top w:w="50" w:type="dxa"/>
+              <w:left w:w="80" w:type="dxa"/>
+              <w:bottom w:w="50" w:type="dxa"/>
+              <w:right w:w="80" w:type="dxa"/>
+            </w:tcMar>
+            <w:vAlign w:val="center"/>
+          </w:tcPr>
+          <w:p>
+            <w:pPr>
+              <w:spacing w:after="0" w:line="252" w:lineRule="auto"/>
+              <w:rPr>
+                <w:sz w:val="18"/>
+                <w:szCs w:val="18"/>
+              </w:rPr>
+            </w:pPr>
             <w:r>
               <w:rPr>
-                <w:sz w:val="20"/>
-                <w:szCs w:val="20"/>
-              </w:rPr>
-              <w:t>）、</w:t>
+                <w:rFonts w:ascii="游ゴシック" w:eastAsia="游ゴシック" w:hAnsi="游ゴシック" w:cs="游ゴシック"/>
+                <w:color w:val="111111"/>
+                <w:sz w:val="18"/>
+                <w:szCs w:val="18"/>
+              </w:rPr>
+              <w:t>朝鮮時代・16世紀</w:t>
             </w:r>
-            <w:proofErr w:type="spellStart"/>
+          </w:p>
+        </w:tc>
+        <w:tc>
+          <w:tcPr>
+            <w:tcW w:w="2466" w:type="dxa"/>
+            <w:tcBorders>
+              <w:top w:val="single" w:sz="3" w:space="0" w:color="D9DEE6"/>
+              <w:left w:val="single" w:sz="3" w:space="0" w:color="D9DEE6"/>
+              <w:bottom w:val="single" w:sz="3" w:space="0" w:color="D9DEE6"/>
+              <w:right w:val="single" w:sz="3" w:space="0" w:color="D9DEE6"/>
+            </w:tcBorders>
+            <w:shd w:val="clear" w:color="auto" w:fill="F8FAFC"/>
+            <w:tcMar>
+              <w:top w:w="50" w:type="dxa"/>
+              <w:left w:w="80" w:type="dxa"/>
+              <w:bottom w:w="50" w:type="dxa"/>
+              <w:right w:w="80" w:type="dxa"/>
+            </w:tcMar>
+            <w:vAlign w:val="center"/>
+          </w:tcPr>
+          <w:p>
+            <w:pPr>
+              <w:spacing w:after="0" w:line="252" w:lineRule="auto"/>
+              <w:rPr>
+                <w:sz w:val="18"/>
+                <w:szCs w:val="18"/>
+              </w:rPr>
+            </w:pPr>
             <w:r>
               <w:rPr>
-                <w:sz w:val="20"/>
-                <w:szCs w:val="20"/>
-              </w:rPr>
-              <w:t>大阪商工会議所（予定</w:t>
+                <w:rFonts w:ascii="游ゴシック" w:eastAsia="游ゴシック" w:hAnsi="游ゴシック" w:cs="游ゴシック"/>
+                <w:color w:val="111111"/>
+                <w:sz w:val="18"/>
+                <w:szCs w:val="18"/>
+              </w:rPr>
+              <w:t>湯木美術館</w:t>
             </w:r>
-            <w:proofErr w:type="spellEnd"/>
+          </w:p>
+        </w:tc>
+        <w:tc>
+          <w:tcPr>
+            <w:tcW w:w="708" w:type="dxa"/>
+            <w:tcBorders>
+              <w:top w:val="single" w:sz="3" w:space="0" w:color="D9DEE6"/>
+              <w:left w:val="single" w:sz="3" w:space="0" w:color="D9DEE6"/>
+              <w:bottom w:val="single" w:sz="3" w:space="0" w:color="D9DEE6"/>
+              <w:right w:val="single" w:sz="3" w:space="0" w:color="D9DEE6"/>
+            </w:tcBorders>
+            <w:shd w:val="clear" w:color="auto" w:fill="F8FAFC"/>
+            <w:tcMar>
+              <w:top w:w="50" w:type="dxa"/>
+              <w:left w:w="80" w:type="dxa"/>
+              <w:bottom w:w="50" w:type="dxa"/>
+              <w:right w:w="80" w:type="dxa"/>
+            </w:tcMar>
+            <w:vAlign w:val="center"/>
+          </w:tcPr>
+          <w:p>
+            <w:pPr>
+              <w:spacing w:after="0" w:line="252" w:lineRule="auto"/>
+              <w:jc w:val="center"/>
+              <w:rPr>
+                <w:sz w:val="18"/>
+                <w:szCs w:val="18"/>
+              </w:rPr>
+            </w:pPr>
             <w:r>
               <w:rPr>
-                <w:sz w:val="20"/>
-                <w:szCs w:val="20"/>
-              </w:rPr>
-              <w:t>）</w:t>
+                <w:rFonts w:ascii="游ゴシック" w:eastAsia="游ゴシック" w:hAnsi="游ゴシック" w:cs="游ゴシック"/>
+                <w:b/>
+                <w:color w:val="C00000"/>
+                <w:sz w:val="18"/>
+                <w:szCs w:val="18"/>
+              </w:rPr>
+              <w:t>名物</w:t>
+            </w:r>
+          </w:p>
+        </w:tc>
+        <w:tc>
+          <w:tcPr>
+            <w:tcW w:w="2780" w:type="dxa"/>
+            <w:tcBorders>
+              <w:top w:val="single" w:sz="3" w:space="0" w:color="D9DEE6"/>
+              <w:left w:val="single" w:sz="3" w:space="0" w:color="D9DEE6"/>
+              <w:bottom w:val="single" w:sz="3" w:space="0" w:color="D9DEE6"/>
+              <w:right w:val="single" w:sz="3" w:space="0" w:color="D9DEE6"/>
+            </w:tcBorders>
+            <w:shd w:val="clear" w:color="auto" w:fill="F8FAFC"/>
+            <w:tcMar>
+              <w:top w:w="50" w:type="dxa"/>
+              <w:left w:w="80" w:type="dxa"/>
+              <w:bottom w:w="50" w:type="dxa"/>
+              <w:right w:w="80" w:type="dxa"/>
+            </w:tcMar>
+            <w:vAlign w:val="center"/>
+          </w:tcPr>
+          <w:p>
+            <w:pPr>
+              <w:spacing w:after="0" w:line="252" w:lineRule="auto"/>
+              <w:rPr>
+                <w:sz w:val="18"/>
+                <w:szCs w:val="18"/>
+              </w:rPr>
+            </w:pPr>
+            <w:r>
+              <w:rPr>
+                <w:rFonts w:ascii="游ゴシック" w:eastAsia="游ゴシック" w:hAnsi="游ゴシック" w:cs="游ゴシック"/>
+                <w:color w:val="111111"/>
+                <w:sz w:val="18"/>
+                <w:szCs w:val="18"/>
+              </w:rPr>
+              <w:t>第1回売立（明治10年）出品</w:t>
             </w:r>
           </w:p>
         </w:tc>
       </w:tr>
       <w:tr>
         <w:trPr>
+          <w:trHeight w:val="620"/>
           <w:jc w:val="center"/>
         </w:trPr>
         <w:tc>
           <w:tcPr>
-            <w:tcW w:w="1701" w:type="dxa"/>
+            <w:tcW w:w="425" w:type="dxa"/>
             <w:tcBorders>
-              <w:top w:val="single" w:sz="4" w:space="0" w:color="D8D0C6"/>
-              <w:left w:val="single" w:sz="4" w:space="0" w:color="D8D0C6"/>
-              <w:bottom w:val="single" w:sz="4" w:space="0" w:color="D8D0C6"/>
-              <w:right w:val="single" w:sz="4" w:space="0" w:color="D8D0C6"/>
+              <w:top w:val="single" w:sz="3" w:space="0" w:color="D9DEE6"/>
+              <w:left w:val="single" w:sz="3" w:space="0" w:color="D9DEE6"/>
+              <w:bottom w:val="single" w:sz="3" w:space="0" w:color="D9DEE6"/>
+              <w:right w:val="single" w:sz="3" w:space="0" w:color="D9DEE6"/>
             </w:tcBorders>
-            <w:shd w:val="clear" w:color="auto" w:fill="E8DED0"/>
+            <w:shd w:val="clear" w:color="auto" w:fill="FFFFFF"/>
             <w:tcMar>
-              <w:top w:w="35" w:type="dxa"/>
-              <w:left w:w="85" w:type="dxa"/>
-              <w:bottom w:w="35" w:type="dxa"/>
-              <w:right w:w="85" w:type="dxa"/>
+              <w:top w:w="50" w:type="dxa"/>
+              <w:left w:w="80" w:type="dxa"/>
+              <w:bottom w:w="50" w:type="dxa"/>
+              <w:right w:w="80" w:type="dxa"/>
             </w:tcMar>
             <w:vAlign w:val="center"/>
           </w:tcPr>
           <w:p>
             <w:pPr>
+              <w:spacing w:after="0" w:line="252" w:lineRule="auto"/>
               <w:jc w:val="center"/>
               <w:rPr>
-                <w:sz w:val="20"/>
-                <w:szCs w:val="20"/>
+                <w:sz w:val="18"/>
+                <w:szCs w:val="18"/>
               </w:rPr>
             </w:pPr>
-            <w:proofErr w:type="spellStart"/>
             <w:r>
               <w:rPr>
-                <w:rFonts w:ascii="Noto Sans CJK JP" w:eastAsia="Noto Sans CJK JP" w:hAnsi="Noto Sans CJK JP"/>
+                <w:rFonts w:ascii="游ゴシック" w:eastAsia="游ゴシック" w:hAnsi="游ゴシック" w:cs="游ゴシック"/>
                 <w:b/>
-                <w:color w:val="14284B"/>
-                <w:sz w:val="20"/>
-                <w:szCs w:val="20"/>
-              </w:rPr>
-              <w:t>特別協賛</w:t>
+                <w:color w:val="111111"/>
+                <w:sz w:val="18"/>
+                <w:szCs w:val="18"/>
+              </w:rPr>
+              <w:t>9</w:t>
             </w:r>
-            <w:proofErr w:type="spellEnd"/>
           </w:p>
         </w:tc>
         <w:tc>
           <w:tcPr>
-            <w:tcW w:w="8051" w:type="dxa"/>
+            <w:tcW w:w="2012" w:type="dxa"/>
             <w:tcBorders>
-              <w:top w:val="single" w:sz="4" w:space="0" w:color="D8D0C6"/>
-              <w:left w:val="single" w:sz="4" w:space="0" w:color="D8D0C6"/>
-              <w:bottom w:val="single" w:sz="4" w:space="0" w:color="D8D0C6"/>
-              <w:right w:val="single" w:sz="4" w:space="0" w:color="D8D0C6"/>
+              <w:top w:val="single" w:sz="3" w:space="0" w:color="D9DEE6"/>
+              <w:left w:val="single" w:sz="3" w:space="0" w:color="D9DEE6"/>
+              <w:bottom w:val="single" w:sz="3" w:space="0" w:color="D9DEE6"/>
+              <w:right w:val="single" w:sz="3" w:space="0" w:color="D9DEE6"/>
             </w:tcBorders>
-            <w:shd w:val="clear" w:color="auto" w:fill="F7F3EC"/>
+            <w:shd w:val="clear" w:color="auto" w:fill="FFFFFF"/>
             <w:tcMar>
-              <w:top w:w="35" w:type="dxa"/>
-              <w:left w:w="85" w:type="dxa"/>
-              <w:bottom w:w="35" w:type="dxa"/>
-              <w:right w:w="85" w:type="dxa"/>
+              <w:top w:w="50" w:type="dxa"/>
+              <w:left w:w="80" w:type="dxa"/>
+              <w:bottom w:w="50" w:type="dxa"/>
+              <w:right w:w="80" w:type="dxa"/>
             </w:tcMar>
             <w:vAlign w:val="center"/>
           </w:tcPr>
           <w:p>
             <w:pPr>
-              <w:spacing w:after="0"/>
-              <w:rPr>
-                <w:sz w:val="20"/>
-                <w:szCs w:val="20"/>
-                <w:lang w:eastAsia="zh-CN"/>
+              <w:spacing w:after="0" w:line="252" w:lineRule="auto"/>
+              <w:rPr>
+                <w:sz w:val="18"/>
+                <w:szCs w:val="18"/>
               </w:rPr>
             </w:pPr>
             <w:r>
               <w:rPr>
-                <w:sz w:val="20"/>
-                <w:szCs w:val="20"/>
-                <w:lang w:eastAsia="zh-CN"/>
-              </w:rPr>
-              <w:t>大同生命保険株式会社</w:t>
+                <w:rFonts w:ascii="游ゴシック" w:eastAsia="游ゴシック" w:hAnsi="游ゴシック" w:cs="游ゴシック"/>
+                <w:color w:val="111111"/>
+                <w:sz w:val="18"/>
+                <w:szCs w:val="18"/>
+              </w:rPr>
+              <w:t>赤地金襴手向付</w:t>
             </w:r>
           </w:p>
         </w:tc>
-      </w:tr>
-      <w:tr>
-        <w:trPr>
-          <w:jc w:val="center"/>
-        </w:trPr>
         <w:tc>
           <w:tcPr>
-            <w:tcW w:w="1701" w:type="dxa"/>
+            <w:tcW w:w="1757" w:type="dxa"/>
             <w:tcBorders>
-              <w:top w:val="single" w:sz="4" w:space="0" w:color="D8D0C6"/>
-              <w:left w:val="single" w:sz="4" w:space="0" w:color="D8D0C6"/>
-              <w:bottom w:val="single" w:sz="4" w:space="0" w:color="D8D0C6"/>
-              <w:right w:val="single" w:sz="4" w:space="0" w:color="D8D0C6"/>
+              <w:top w:val="single" w:sz="3" w:space="0" w:color="D9DEE6"/>
+              <w:left w:val="single" w:sz="3" w:space="0" w:color="D9DEE6"/>
+              <w:bottom w:val="single" w:sz="3" w:space="0" w:color="D9DEE6"/>
+              <w:right w:val="single" w:sz="3" w:space="0" w:color="D9DEE6"/>
             </w:tcBorders>
-            <w:shd w:val="clear" w:color="auto" w:fill="E8DED0"/>
+            <w:shd w:val="clear" w:color="auto" w:fill="FFFFFF"/>
             <w:tcMar>
-              <w:top w:w="35" w:type="dxa"/>
-              <w:left w:w="85" w:type="dxa"/>
-              <w:bottom w:w="35" w:type="dxa"/>
-              <w:right w:w="85" w:type="dxa"/>
+              <w:top w:w="50" w:type="dxa"/>
+              <w:left w:w="80" w:type="dxa"/>
+              <w:bottom w:w="50" w:type="dxa"/>
+              <w:right w:w="80" w:type="dxa"/>
             </w:tcMar>
             <w:vAlign w:val="center"/>
           </w:tcPr>
           <w:p>
             <w:pPr>
-              <w:jc w:val="center"/>
-              <w:rPr>
-                <w:sz w:val="20"/>
-                <w:szCs w:val="20"/>
+              <w:spacing w:after="0" w:line="252" w:lineRule="auto"/>
+              <w:rPr>
+                <w:sz w:val="18"/>
+                <w:szCs w:val="18"/>
               </w:rPr>
             </w:pPr>
-            <w:proofErr w:type="gramStart"/>
             <w:r>
               <w:rPr>
-                <w:rFonts w:ascii="Noto Sans CJK JP" w:eastAsia="Noto Sans CJK JP" w:hAnsi="Noto Sans CJK JP"/>
-                <w:b/>
-                <w:color w:val="14284B"/>
-                <w:sz w:val="20"/>
-                <w:szCs w:val="20"/>
-              </w:rPr>
-              <w:t>協　　力</w:t>
+                <w:rFonts w:ascii="游ゴシック" w:eastAsia="游ゴシック" w:hAnsi="游ゴシック" w:cs="游ゴシック"/>
+                <w:color w:val="111111"/>
+                <w:sz w:val="18"/>
+                <w:szCs w:val="18"/>
+              </w:rPr>
+              <w:t>明・16世紀</w:t>
             </w:r>
-            <w:proofErr w:type="gramEnd"/>
           </w:p>
         </w:tc>
         <w:tc>
           <w:tcPr>
-            <w:tcW w:w="8051" w:type="dxa"/>
+            <w:tcW w:w="2466" w:type="dxa"/>
             <w:tcBorders>
-              <w:top w:val="single" w:sz="4" w:space="0" w:color="D8D0C6"/>
-              <w:left w:val="single" w:sz="4" w:space="0" w:color="D8D0C6"/>
-              <w:bottom w:val="single" w:sz="4" w:space="0" w:color="D8D0C6"/>
-              <w:right w:val="single" w:sz="4" w:space="0" w:color="D8D0C6"/>
+              <w:top w:val="single" w:sz="3" w:space="0" w:color="D9DEE6"/>
+              <w:left w:val="single" w:sz="3" w:space="0" w:color="D9DEE6"/>
+              <w:bottom w:val="single" w:sz="3" w:space="0" w:color="D9DEE6"/>
+              <w:right w:val="single" w:sz="3" w:space="0" w:color="D9DEE6"/>
             </w:tcBorders>
-            <w:shd w:val="clear" w:color="auto" w:fill="F7F3EC"/>
+            <w:shd w:val="clear" w:color="auto" w:fill="FFFFFF"/>
             <w:tcMar>
-              <w:top w:w="35" w:type="dxa"/>
-              <w:left w:w="85" w:type="dxa"/>
-              <w:bottom w:w="35" w:type="dxa"/>
-              <w:right w:w="85" w:type="dxa"/>
+              <w:top w:w="50" w:type="dxa"/>
+              <w:left w:w="80" w:type="dxa"/>
+              <w:bottom w:w="50" w:type="dxa"/>
+              <w:right w:w="80" w:type="dxa"/>
             </w:tcMar>
             <w:vAlign w:val="center"/>
           </w:tcPr>
           <w:p>
             <w:pPr>
-              <w:spacing w:after="0"/>
-              <w:rPr>
-                <w:sz w:val="20"/>
-                <w:szCs w:val="20"/>
+              <w:spacing w:after="0" w:line="252" w:lineRule="auto"/>
+              <w:rPr>
+                <w:sz w:val="18"/>
+                <w:szCs w:val="18"/>
               </w:rPr>
             </w:pPr>
-            <w:proofErr w:type="spellStart"/>
             <w:r>
               <w:rPr>
-                <w:sz w:val="20"/>
-                <w:szCs w:val="20"/>
-              </w:rPr>
-              <w:t>株式会社YAMAGIWA</w:t>
+                <w:rFonts w:ascii="游ゴシック" w:eastAsia="游ゴシック" w:hAnsi="游ゴシック" w:cs="游ゴシック"/>
+                <w:color w:val="111111"/>
+                <w:sz w:val="18"/>
+                <w:szCs w:val="18"/>
+              </w:rPr>
+              <w:t>湯木美術館</w:t>
             </w:r>
-            <w:proofErr w:type="spellEnd"/>
+          </w:p>
+        </w:tc>
+        <w:tc>
+          <w:tcPr>
+            <w:tcW w:w="708" w:type="dxa"/>
+            <w:tcBorders>
+              <w:top w:val="single" w:sz="3" w:space="0" w:color="D9DEE6"/>
+              <w:left w:val="single" w:sz="3" w:space="0" w:color="D9DEE6"/>
+              <w:bottom w:val="single" w:sz="3" w:space="0" w:color="D9DEE6"/>
+              <w:right w:val="single" w:sz="3" w:space="0" w:color="D9DEE6"/>
+            </w:tcBorders>
+            <w:shd w:val="clear" w:color="auto" w:fill="FFFFFF"/>
+            <w:tcMar>
+              <w:top w:w="50" w:type="dxa"/>
+              <w:left w:w="80" w:type="dxa"/>
+              <w:bottom w:w="50" w:type="dxa"/>
+              <w:right w:w="80" w:type="dxa"/>
+            </w:tcMar>
+            <w:vAlign w:val="center"/>
+          </w:tcPr>
+          <w:p>
+            <w:pPr>
+              <w:spacing w:after="0" w:line="252" w:lineRule="auto"/>
+              <w:jc w:val="center"/>
+              <w:rPr>
+                <w:sz w:val="18"/>
+                <w:szCs w:val="18"/>
+              </w:rPr>
+            </w:pPr>
+          </w:p>
+        </w:tc>
+        <w:tc>
+          <w:tcPr>
+            <w:tcW w:w="2780" w:type="dxa"/>
+            <w:tcBorders>
+              <w:top w:val="single" w:sz="3" w:space="0" w:color="D9DEE6"/>
+              <w:left w:val="single" w:sz="3" w:space="0" w:color="D9DEE6"/>
+              <w:bottom w:val="single" w:sz="3" w:space="0" w:color="D9DEE6"/>
+              <w:right w:val="single" w:sz="3" w:space="0" w:color="D9DEE6"/>
+            </w:tcBorders>
+            <w:shd w:val="clear" w:color="auto" w:fill="FFFFFF"/>
+            <w:tcMar>
+              <w:top w:w="50" w:type="dxa"/>
+              <w:left w:w="80" w:type="dxa"/>
+              <w:bottom w:w="50" w:type="dxa"/>
+              <w:right w:w="80" w:type="dxa"/>
+            </w:tcMar>
+            <w:vAlign w:val="center"/>
+          </w:tcPr>
+          <w:p>
+            <w:pPr>
+              <w:spacing w:after="0" w:line="252" w:lineRule="auto"/>
+              <w:rPr>
+                <w:sz w:val="18"/>
+                <w:szCs w:val="18"/>
+                <w:lang w:eastAsia="zh-TW"/>
+              </w:rPr>
+            </w:pPr>
+            <w:r>
+              <w:rPr>
+                <w:rFonts w:ascii="游ゴシック" w:eastAsia="游ゴシック" w:hAnsi="游ゴシック" w:cs="游ゴシック"/>
+                <w:color w:val="111111"/>
+                <w:sz w:val="18"/>
+                <w:szCs w:val="18"/>
+                <w:lang w:eastAsia="zh-TW"/>
+              </w:rPr>
+              <w:t>「広岡家蔵品入札」（昭和3年）出品No.227</w:t>
+            </w:r>
           </w:p>
         </w:tc>
       </w:tr>
@@ -1156,27 +3558,26 @@
     <w:p>
       <w:pPr>
         <w:rPr>
-          <w:sz w:val="20"/>
-          <w:szCs w:val="20"/>
+          <w:lang w:eastAsia="zh-TW"/>
         </w:rPr>
       </w:pPr>
       <w:r>
         <w:rPr>
-          <w:sz w:val="20"/>
-          <w:szCs w:val="20"/>
+          <w:lang w:eastAsia="zh-TW"/>
         </w:rPr>
         <w:br w:type="page"/>
       </w:r>
     </w:p>
     <w:p>
       <w:pPr>
-        <w:spacing w:before="80" w:after="60"/>
+        <w:keepNext/>
+        <w:spacing w:before="80" w:after="80" w:line="240" w:lineRule="auto"/>
       </w:pPr>
       <w:r>
         <w:rPr>
-          <w:rFonts w:ascii="Noto Sans CJK JP" w:eastAsia="Noto Sans CJK JP" w:hAnsi="Noto Sans CJK JP"/>
+          <w:rFonts w:ascii="游ゴシック" w:eastAsia="游ゴシック" w:hAnsi="游ゴシック" w:cs="游ゴシック"/>
           <w:b/>
-          <w:color w:val="14284B"/>
+          <w:color w:val="0B2346"/>
           <w:sz w:val="28"/>
         </w:rPr>
         <w:lastRenderedPageBreak/>
@@ -1185,230 +3586,33 @@
       <w:proofErr w:type="spellStart"/>
       <w:r>
         <w:rPr>
-          <w:rFonts w:ascii="Noto Sans CJK JP" w:eastAsia="Noto Sans CJK JP" w:hAnsi="Noto Sans CJK JP"/>
+          <w:rFonts w:ascii="游ゴシック" w:eastAsia="游ゴシック" w:hAnsi="游ゴシック" w:cs="游ゴシック"/>
           <w:b/>
-          <w:color w:val="14284B"/>
+          <w:color w:val="0B2346"/>
           <w:sz w:val="28"/>
         </w:rPr>
-        <w:t>展覧会概要</w:t>
+        <w:t>主要作品資料</w:t>
       </w:r>
       <w:proofErr w:type="spellEnd"/>
     </w:p>
     <w:p>
       <w:pPr>
         <w:pBdr>
-          <w:bottom w:val="single" w:sz="12" w:space="1" w:color="14284B"/>
+          <w:bottom w:val="single" w:sz="18" w:space="2" w:color="0B2346"/>
         </w:pBdr>
-        <w:spacing w:after="80"/>
-      </w:pPr>
-    </w:p>
-    <w:p>
-      <w:pPr>
-        <w:pStyle w:val="isselectedend"/>
-        <w:rPr>
-          <w:rFonts w:ascii="Noto Serif CJK JP" w:hAnsi="Noto Serif CJK JP" w:hint="eastAsia"/>
-          <w:sz w:val="20"/>
-          <w:szCs w:val="20"/>
-        </w:rPr>
-      </w:pPr>
-      <w:r>
-        <w:rPr>
-          <w:rFonts w:hint="eastAsia"/>
-          <w:sz w:val="20"/>
-          <w:szCs w:val="20"/>
-        </w:rPr>
-        <w:t>江戸時代の大坂</w:t>
-      </w:r>
-      <w:r>
-        <w:rPr>
-          <w:rFonts w:ascii="Noto Serif CJK JP" w:hAnsi="Noto Serif CJK JP"/>
-          <w:sz w:val="20"/>
-          <w:szCs w:val="20"/>
-        </w:rPr>
-        <w:t>の豪商・加島屋（廣岡家）は、幕府金融を支えた大名貸として巨富を築く一方、茶の湯を通じて日本および東洋の名品を数多く蒐集した。明治維新後、その旧蔵品は各地へ散り、国内の美術館に収蔵されたものもあれば、海を越えてヨーロッパに伝わったものもある。加島屋を離れた作品が現在の所蔵先へ至るまでには、それぞれ固有の来歴と物語が刻まれている。</w:t>
-      </w:r>
-    </w:p>
-    <w:p>
-      <w:pPr>
-        <w:pStyle w:val="isselectedend"/>
-        <w:rPr>
-          <w:rFonts w:ascii="Noto Serif CJK JP" w:hAnsi="Noto Serif CJK JP" w:hint="eastAsia"/>
-          <w:sz w:val="20"/>
-          <w:szCs w:val="20"/>
-        </w:rPr>
-      </w:pPr>
-      <w:r>
-        <w:rPr>
-          <w:rFonts w:ascii="Noto Serif CJK JP" w:hAnsi="Noto Serif CJK JP"/>
-          <w:sz w:val="20"/>
-          <w:szCs w:val="20"/>
-        </w:rPr>
-        <w:t>本展は、加島屋の流れをくみ、本年創業</w:t>
-      </w:r>
-      <w:r>
-        <w:rPr>
-          <w:rFonts w:ascii="Noto Serif CJK JP" w:hAnsi="Noto Serif CJK JP"/>
-          <w:sz w:val="20"/>
-          <w:szCs w:val="20"/>
-        </w:rPr>
-        <w:t>125</w:t>
-      </w:r>
-      <w:r>
-        <w:rPr>
-          <w:rFonts w:ascii="Noto Serif CJK JP" w:hAnsi="Noto Serif CJK JP"/>
-          <w:sz w:val="20"/>
-          <w:szCs w:val="20"/>
-        </w:rPr>
-        <w:t>周年を迎えた大同生命保険株式会社により新たに見出された加島屋旧蔵《青磁刻花五爪龍文盤》が、このたび当館に寄贈されたことを記念し、加島屋ゆかりの東洋陶磁の名宝を国内外より一堂に集めるものである。これらの作品がたどった道のりを「物語」として紹介し、その魅力と歴史的意義をひもとく。</w:t>
-      </w:r>
-    </w:p>
-    <w:p>
-      <w:pPr>
-        <w:pStyle w:val="Web"/>
-        <w:rPr>
-          <w:rFonts w:ascii="Noto Serif CJK JP" w:hAnsi="Noto Serif CJK JP" w:hint="eastAsia"/>
-          <w:sz w:val="20"/>
-          <w:szCs w:val="20"/>
-        </w:rPr>
-      </w:pPr>
-      <w:r>
-        <w:rPr>
-          <w:rFonts w:ascii="Noto Serif CJK JP" w:hAnsi="Noto Serif CJK JP"/>
-          <w:sz w:val="20"/>
-          <w:szCs w:val="20"/>
-        </w:rPr>
-        <w:t>なお、加島屋に嫁いだ広岡浅子（</w:t>
-      </w:r>
-      <w:r>
-        <w:rPr>
-          <w:rFonts w:ascii="Noto Serif CJK JP" w:hAnsi="Noto Serif CJK JP"/>
-          <w:sz w:val="20"/>
-          <w:szCs w:val="20"/>
-        </w:rPr>
-        <w:t>1849</w:t>
-      </w:r>
-      <w:r>
-        <w:rPr>
-          <w:rFonts w:ascii="Noto Serif CJK JP" w:hAnsi="Noto Serif CJK JP"/>
-          <w:sz w:val="20"/>
-          <w:szCs w:val="20"/>
-        </w:rPr>
-        <w:t>～</w:t>
-      </w:r>
-      <w:r>
-        <w:rPr>
-          <w:rFonts w:ascii="Noto Serif CJK JP" w:hAnsi="Noto Serif CJK JP"/>
-          <w:sz w:val="20"/>
-          <w:szCs w:val="20"/>
-        </w:rPr>
-        <w:t>1919</w:t>
-      </w:r>
-      <w:r>
-        <w:rPr>
-          <w:rFonts w:ascii="Noto Serif CJK JP" w:hAnsi="Noto Serif CJK JP"/>
-          <w:sz w:val="20"/>
-          <w:szCs w:val="20"/>
-        </w:rPr>
-        <w:t>）は、</w:t>
-      </w:r>
-      <w:r>
-        <w:rPr>
-          <w:rFonts w:ascii="Noto Serif CJK JP" w:hAnsi="Noto Serif CJK JP"/>
-          <w:sz w:val="20"/>
-          <w:szCs w:val="20"/>
-        </w:rPr>
-        <w:t>NHK</w:t>
-      </w:r>
-      <w:r>
-        <w:rPr>
-          <w:rFonts w:ascii="Noto Serif CJK JP" w:hAnsi="Noto Serif CJK JP"/>
-          <w:sz w:val="20"/>
-          <w:szCs w:val="20"/>
-        </w:rPr>
-        <w:t>連続テレビ小説『あさが来た』のモデルとしても広く知られている。</w:t>
-      </w:r>
-    </w:p>
-    <w:p>
-      <w:pPr>
-        <w:spacing w:after="60" w:line="240" w:lineRule="exact"/>
-        <w:ind w:firstLine="255"/>
-        <w:contextualSpacing/>
-        <w:rPr>
-          <w:rFonts w:eastAsiaTheme="minorEastAsia" w:hint="eastAsia"/>
-          <w:sz w:val="20"/>
-          <w:szCs w:val="20"/>
-          <w:lang w:eastAsia="ja-JP"/>
-        </w:rPr>
-      </w:pPr>
-    </w:p>
-    <w:p>
-      <w:pPr>
-        <w:spacing w:after="60" w:line="252" w:lineRule="auto"/>
-        <w:ind w:firstLine="255"/>
-        <w:rPr>
-          <w:rFonts w:eastAsiaTheme="minorEastAsia" w:hint="eastAsia"/>
-          <w:sz w:val="20"/>
-          <w:szCs w:val="20"/>
-          <w:lang w:eastAsia="ja-JP"/>
-        </w:rPr>
-      </w:pPr>
-    </w:p>
-    <w:p>
-      <w:pPr>
-        <w:spacing w:before="80" w:after="60"/>
-      </w:pPr>
-      <w:r>
-        <w:rPr>
-          <w:rFonts w:ascii="Noto Sans CJK JP" w:eastAsia="Noto Sans CJK JP" w:hAnsi="Noto Sans CJK JP"/>
-          <w:b/>
-          <w:color w:val="14284B"/>
-          <w:sz w:val="28"/>
-        </w:rPr>
-        <w:t xml:space="preserve">■ </w:t>
-      </w:r>
-      <w:proofErr w:type="spellStart"/>
-      <w:r>
-        <w:rPr>
-          <w:rFonts w:ascii="Noto Sans CJK JP" w:eastAsia="Noto Sans CJK JP" w:hAnsi="Noto Sans CJK JP"/>
-          <w:b/>
-          <w:color w:val="14284B"/>
-          <w:sz w:val="28"/>
-        </w:rPr>
-        <w:t>出品作品（案</w:t>
-      </w:r>
-      <w:proofErr w:type="spellEnd"/>
-      <w:r>
-        <w:rPr>
-          <w:rFonts w:ascii="Noto Sans CJK JP" w:eastAsia="Noto Sans CJK JP" w:hAnsi="Noto Sans CJK JP"/>
-          <w:b/>
-          <w:color w:val="14284B"/>
-          <w:sz w:val="28"/>
-        </w:rPr>
-        <w:t>）</w:t>
-      </w:r>
-    </w:p>
-    <w:p>
-      <w:pPr>
-        <w:pBdr>
-          <w:bottom w:val="single" w:sz="12" w:space="1" w:color="14284B"/>
-        </w:pBdr>
-        <w:spacing w:after="80"/>
+        <w:spacing w:after="160" w:line="240" w:lineRule="auto"/>
       </w:pPr>
     </w:p>
     <w:tbl>
       <w:tblPr>
-        <w:tblW w:w="0" w:type="auto"/>
+        <w:tblW w:w="10148" w:type="dxa"/>
         <w:jc w:val="center"/>
         <w:tblLayout w:type="fixed"/>
         <w:tblLook w:val="04A0" w:firstRow="1" w:lastRow="0" w:firstColumn="1" w:lastColumn="0" w:noHBand="0" w:noVBand="1"/>
       </w:tblPr>
       <w:tblGrid>
-        <w:gridCol w:w="396"/>
-        <w:gridCol w:w="1927"/>
-        <w:gridCol w:w="1871"/>
-        <w:gridCol w:w="2664"/>
-        <w:gridCol w:w="708"/>
-        <w:gridCol w:w="2381"/>
+        <w:gridCol w:w="5074"/>
+        <w:gridCol w:w="5074"/>
       </w:tblGrid>
       <w:tr>
         <w:trPr>
@@ -1416,2290 +3620,23 @@
         </w:trPr>
         <w:tc>
           <w:tcPr>
-            <w:tcW w:w="396" w:type="dxa"/>
+            <w:tcW w:w="5074" w:type="dxa"/>
             <w:tcBorders>
-              <w:top w:val="single" w:sz="3" w:space="0" w:color="E0E0E0"/>
-              <w:left w:val="single" w:sz="3" w:space="0" w:color="E0E0E0"/>
-              <w:bottom w:val="single" w:sz="3" w:space="0" w:color="E0E0E0"/>
-              <w:right w:val="single" w:sz="3" w:space="0" w:color="E0E0E0"/>
+              <w:top w:val="single" w:sz="0" w:space="0" w:color="FFFFFF"/>
+              <w:left w:val="single" w:sz="0" w:space="0" w:color="FFFFFF"/>
+              <w:bottom w:val="single" w:sz="0" w:space="0" w:color="FFFFFF"/>
+              <w:right w:val="single" w:sz="0" w:space="0" w:color="FFFFFF"/>
             </w:tcBorders>
-            <w:shd w:val="clear" w:color="auto" w:fill="14284B"/>
             <w:tcMar>
-              <w:top w:w="25" w:type="dxa"/>
-              <w:left w:w="50" w:type="dxa"/>
-              <w:bottom w:w="25" w:type="dxa"/>
-              <w:right w:w="50" w:type="dxa"/>
-            </w:tcMar>
-            <w:vAlign w:val="center"/>
-          </w:tcPr>
-          <w:p>
-            <w:pPr>
-              <w:spacing w:after="0" w:line="228" w:lineRule="auto"/>
-              <w:jc w:val="center"/>
-            </w:pPr>
-            <w:r>
-              <w:rPr>
-                <w:rFonts w:ascii="Noto Sans CJK JP" w:eastAsia="Noto Sans CJK JP" w:hAnsi="Noto Sans CJK JP"/>
-                <w:b/>
-                <w:color w:val="FFFFFF"/>
-                <w:sz w:val="15"/>
-              </w:rPr>
-              <w:t>No.</w:t>
-            </w:r>
-          </w:p>
-        </w:tc>
-        <w:tc>
-          <w:tcPr>
-            <w:tcW w:w="1927" w:type="dxa"/>
-            <w:tcBorders>
-              <w:top w:val="single" w:sz="3" w:space="0" w:color="E0E0E0"/>
-              <w:left w:val="single" w:sz="3" w:space="0" w:color="E0E0E0"/>
-              <w:bottom w:val="single" w:sz="3" w:space="0" w:color="E0E0E0"/>
-              <w:right w:val="single" w:sz="3" w:space="0" w:color="E0E0E0"/>
-            </w:tcBorders>
-            <w:shd w:val="clear" w:color="auto" w:fill="14284B"/>
-            <w:tcMar>
-              <w:top w:w="25" w:type="dxa"/>
-              <w:left w:w="50" w:type="dxa"/>
-              <w:bottom w:w="25" w:type="dxa"/>
-              <w:right w:w="50" w:type="dxa"/>
-            </w:tcMar>
-            <w:vAlign w:val="center"/>
-          </w:tcPr>
-          <w:p>
-            <w:pPr>
-              <w:spacing w:after="0" w:line="228" w:lineRule="auto"/>
-              <w:jc w:val="center"/>
-            </w:pPr>
-            <w:r>
-              <w:rPr>
-                <w:rFonts w:ascii="Noto Sans CJK JP" w:eastAsia="Noto Sans CJK JP" w:hAnsi="Noto Sans CJK JP"/>
-                <w:b/>
-                <w:color w:val="FFFFFF"/>
-                <w:sz w:val="15"/>
-              </w:rPr>
-              <w:t>作　品　名</w:t>
-            </w:r>
-          </w:p>
-        </w:tc>
-        <w:tc>
-          <w:tcPr>
-            <w:tcW w:w="1871" w:type="dxa"/>
-            <w:tcBorders>
-              <w:top w:val="single" w:sz="3" w:space="0" w:color="E0E0E0"/>
-              <w:left w:val="single" w:sz="3" w:space="0" w:color="E0E0E0"/>
-              <w:bottom w:val="single" w:sz="3" w:space="0" w:color="E0E0E0"/>
-              <w:right w:val="single" w:sz="3" w:space="0" w:color="E0E0E0"/>
-            </w:tcBorders>
-            <w:shd w:val="clear" w:color="auto" w:fill="14284B"/>
-            <w:tcMar>
-              <w:top w:w="25" w:type="dxa"/>
-              <w:left w:w="50" w:type="dxa"/>
-              <w:bottom w:w="25" w:type="dxa"/>
-              <w:right w:w="50" w:type="dxa"/>
-            </w:tcMar>
-            <w:vAlign w:val="center"/>
-          </w:tcPr>
-          <w:p>
-            <w:pPr>
-              <w:spacing w:after="0" w:line="228" w:lineRule="auto"/>
-              <w:jc w:val="center"/>
-            </w:pPr>
-            <w:proofErr w:type="spellStart"/>
-            <w:r>
-              <w:rPr>
-                <w:rFonts w:ascii="Noto Sans CJK JP" w:eastAsia="Noto Sans CJK JP" w:hAnsi="Noto Sans CJK JP"/>
-                <w:b/>
-                <w:color w:val="FFFFFF"/>
-                <w:sz w:val="15"/>
-              </w:rPr>
-              <w:t>時代・年代／産地</w:t>
-            </w:r>
-            <w:proofErr w:type="spellEnd"/>
-          </w:p>
-        </w:tc>
-        <w:tc>
-          <w:tcPr>
-            <w:tcW w:w="2664" w:type="dxa"/>
-            <w:tcBorders>
-              <w:top w:val="single" w:sz="3" w:space="0" w:color="E0E0E0"/>
-              <w:left w:val="single" w:sz="3" w:space="0" w:color="E0E0E0"/>
-              <w:bottom w:val="single" w:sz="3" w:space="0" w:color="E0E0E0"/>
-              <w:right w:val="single" w:sz="3" w:space="0" w:color="E0E0E0"/>
-            </w:tcBorders>
-            <w:shd w:val="clear" w:color="auto" w:fill="14284B"/>
-            <w:tcMar>
-              <w:top w:w="25" w:type="dxa"/>
-              <w:left w:w="50" w:type="dxa"/>
-              <w:bottom w:w="25" w:type="dxa"/>
-              <w:right w:w="50" w:type="dxa"/>
-            </w:tcMar>
-            <w:vAlign w:val="center"/>
-          </w:tcPr>
-          <w:p>
-            <w:pPr>
-              <w:spacing w:after="0" w:line="228" w:lineRule="auto"/>
-              <w:jc w:val="center"/>
-            </w:pPr>
-            <w:r>
-              <w:rPr>
-                <w:rFonts w:ascii="Noto Sans CJK JP" w:eastAsia="Noto Sans CJK JP" w:hAnsi="Noto Sans CJK JP"/>
-                <w:b/>
-                <w:color w:val="FFFFFF"/>
-                <w:sz w:val="15"/>
-              </w:rPr>
-              <w:t>所　蔵　先</w:t>
-            </w:r>
-          </w:p>
-        </w:tc>
-        <w:tc>
-          <w:tcPr>
-            <w:tcW w:w="708" w:type="dxa"/>
-            <w:tcBorders>
-              <w:top w:val="single" w:sz="3" w:space="0" w:color="E0E0E0"/>
-              <w:left w:val="single" w:sz="3" w:space="0" w:color="E0E0E0"/>
-              <w:bottom w:val="single" w:sz="3" w:space="0" w:color="E0E0E0"/>
-              <w:right w:val="single" w:sz="3" w:space="0" w:color="E0E0E0"/>
-            </w:tcBorders>
-            <w:shd w:val="clear" w:color="auto" w:fill="14284B"/>
-            <w:tcMar>
-              <w:top w:w="25" w:type="dxa"/>
-              <w:left w:w="50" w:type="dxa"/>
-              <w:bottom w:w="25" w:type="dxa"/>
-              <w:right w:w="50" w:type="dxa"/>
-            </w:tcMar>
-            <w:vAlign w:val="center"/>
-          </w:tcPr>
-          <w:p>
-            <w:pPr>
-              <w:spacing w:after="0" w:line="228" w:lineRule="auto"/>
-              <w:jc w:val="center"/>
-            </w:pPr>
-            <w:proofErr w:type="spellStart"/>
-            <w:r>
-              <w:rPr>
-                <w:rFonts w:ascii="Noto Sans CJK JP" w:eastAsia="Noto Sans CJK JP" w:hAnsi="Noto Sans CJK JP"/>
-                <w:b/>
-                <w:color w:val="FFFFFF"/>
-                <w:sz w:val="15"/>
-              </w:rPr>
-              <w:t>指定等</w:t>
-            </w:r>
-            <w:proofErr w:type="spellEnd"/>
-          </w:p>
-        </w:tc>
-        <w:tc>
-          <w:tcPr>
-            <w:tcW w:w="2381" w:type="dxa"/>
-            <w:tcBorders>
-              <w:top w:val="single" w:sz="3" w:space="0" w:color="E0E0E0"/>
-              <w:left w:val="single" w:sz="3" w:space="0" w:color="E0E0E0"/>
-              <w:bottom w:val="single" w:sz="3" w:space="0" w:color="E0E0E0"/>
-              <w:right w:val="single" w:sz="3" w:space="0" w:color="E0E0E0"/>
-            </w:tcBorders>
-            <w:shd w:val="clear" w:color="auto" w:fill="14284B"/>
-            <w:tcMar>
-              <w:top w:w="25" w:type="dxa"/>
-              <w:left w:w="50" w:type="dxa"/>
-              <w:bottom w:w="25" w:type="dxa"/>
-              <w:right w:w="50" w:type="dxa"/>
-            </w:tcMar>
-            <w:vAlign w:val="center"/>
-          </w:tcPr>
-          <w:p>
-            <w:pPr>
-              <w:spacing w:after="0" w:line="228" w:lineRule="auto"/>
-              <w:jc w:val="center"/>
-            </w:pPr>
-            <w:r>
-              <w:rPr>
-                <w:rFonts w:ascii="Noto Sans CJK JP" w:eastAsia="Noto Sans CJK JP" w:hAnsi="Noto Sans CJK JP"/>
-                <w:b/>
-                <w:color w:val="FFFFFF"/>
-                <w:sz w:val="15"/>
-              </w:rPr>
-              <w:t>備　考</w:t>
-            </w:r>
-          </w:p>
-        </w:tc>
-      </w:tr>
-      <w:tr>
-        <w:trPr>
-          <w:jc w:val="center"/>
-        </w:trPr>
-        <w:tc>
-          <w:tcPr>
-            <w:tcW w:w="396" w:type="dxa"/>
-            <w:tcBorders>
-              <w:top w:val="single" w:sz="3" w:space="0" w:color="E0E0E0"/>
-              <w:left w:val="single" w:sz="3" w:space="0" w:color="E0E0E0"/>
-              <w:bottom w:val="single" w:sz="3" w:space="0" w:color="E0E0E0"/>
-              <w:right w:val="single" w:sz="3" w:space="0" w:color="E0E0E0"/>
-            </w:tcBorders>
-            <w:shd w:val="clear" w:color="auto" w:fill="F7F9FB"/>
-            <w:tcMar>
-              <w:top w:w="25" w:type="dxa"/>
-              <w:left w:w="50" w:type="dxa"/>
-              <w:bottom w:w="25" w:type="dxa"/>
-              <w:right w:w="50" w:type="dxa"/>
-            </w:tcMar>
-            <w:vAlign w:val="center"/>
-          </w:tcPr>
-          <w:p>
-            <w:pPr>
-              <w:spacing w:after="0" w:line="228" w:lineRule="auto"/>
-              <w:jc w:val="center"/>
-              <w:rPr>
-                <w:szCs w:val="18"/>
-              </w:rPr>
-            </w:pPr>
-            <w:r>
-              <w:rPr>
-                <w:b/>
-                <w:szCs w:val="18"/>
-              </w:rPr>
-              <w:t>1</w:t>
-            </w:r>
-          </w:p>
-        </w:tc>
-        <w:tc>
-          <w:tcPr>
-            <w:tcW w:w="1927" w:type="dxa"/>
-            <w:tcBorders>
-              <w:top w:val="single" w:sz="3" w:space="0" w:color="E0E0E0"/>
-              <w:left w:val="single" w:sz="3" w:space="0" w:color="E0E0E0"/>
-              <w:bottom w:val="single" w:sz="3" w:space="0" w:color="E0E0E0"/>
-              <w:right w:val="single" w:sz="3" w:space="0" w:color="E0E0E0"/>
-            </w:tcBorders>
-            <w:shd w:val="clear" w:color="auto" w:fill="F7F9FB"/>
-            <w:tcMar>
-              <w:top w:w="25" w:type="dxa"/>
-              <w:left w:w="50" w:type="dxa"/>
-              <w:bottom w:w="25" w:type="dxa"/>
-              <w:right w:w="50" w:type="dxa"/>
-            </w:tcMar>
-            <w:vAlign w:val="center"/>
-          </w:tcPr>
-          <w:p>
-            <w:pPr>
-              <w:spacing w:after="0" w:line="228" w:lineRule="auto"/>
-              <w:rPr>
-                <w:szCs w:val="18"/>
-              </w:rPr>
-            </w:pPr>
-            <w:proofErr w:type="spellStart"/>
-            <w:r>
-              <w:rPr>
-                <w:szCs w:val="18"/>
-              </w:rPr>
-              <w:t>青磁刻花五爪龍文盤</w:t>
-            </w:r>
-            <w:proofErr w:type="spellEnd"/>
-          </w:p>
-        </w:tc>
-        <w:tc>
-          <w:tcPr>
-            <w:tcW w:w="1871" w:type="dxa"/>
-            <w:tcBorders>
-              <w:top w:val="single" w:sz="3" w:space="0" w:color="E0E0E0"/>
-              <w:left w:val="single" w:sz="3" w:space="0" w:color="E0E0E0"/>
-              <w:bottom w:val="single" w:sz="3" w:space="0" w:color="E0E0E0"/>
-              <w:right w:val="single" w:sz="3" w:space="0" w:color="E0E0E0"/>
-            </w:tcBorders>
-            <w:shd w:val="clear" w:color="auto" w:fill="F7F9FB"/>
-            <w:tcMar>
-              <w:top w:w="25" w:type="dxa"/>
-              <w:left w:w="50" w:type="dxa"/>
-              <w:bottom w:w="25" w:type="dxa"/>
-              <w:right w:w="50" w:type="dxa"/>
-            </w:tcMar>
-            <w:vAlign w:val="center"/>
-          </w:tcPr>
-          <w:p>
-            <w:pPr>
-              <w:spacing w:after="0" w:line="228" w:lineRule="auto"/>
-              <w:rPr>
-                <w:szCs w:val="18"/>
-              </w:rPr>
-            </w:pPr>
-            <w:r>
-              <w:rPr>
-                <w:szCs w:val="18"/>
-              </w:rPr>
-              <w:t>元・14世紀／龍泉窯</w:t>
-            </w:r>
-          </w:p>
-        </w:tc>
-        <w:tc>
-          <w:tcPr>
-            <w:tcW w:w="2664" w:type="dxa"/>
-            <w:tcBorders>
-              <w:top w:val="single" w:sz="3" w:space="0" w:color="E0E0E0"/>
-              <w:left w:val="single" w:sz="3" w:space="0" w:color="E0E0E0"/>
-              <w:bottom w:val="single" w:sz="3" w:space="0" w:color="E0E0E0"/>
-              <w:right w:val="single" w:sz="3" w:space="0" w:color="E0E0E0"/>
-            </w:tcBorders>
-            <w:shd w:val="clear" w:color="auto" w:fill="F7F9FB"/>
-            <w:tcMar>
-              <w:top w:w="25" w:type="dxa"/>
-              <w:left w:w="50" w:type="dxa"/>
-              <w:bottom w:w="25" w:type="dxa"/>
-              <w:right w:w="50" w:type="dxa"/>
-            </w:tcMar>
-            <w:vAlign w:val="center"/>
-          </w:tcPr>
-          <w:p>
-            <w:pPr>
-              <w:spacing w:after="0" w:line="228" w:lineRule="auto"/>
-              <w:rPr>
-                <w:szCs w:val="18"/>
-                <w:lang w:eastAsia="zh-TW"/>
-              </w:rPr>
-            </w:pPr>
-            <w:r>
-              <w:rPr>
-                <w:szCs w:val="18"/>
-                <w:lang w:eastAsia="zh-TW"/>
-              </w:rPr>
-              <w:t>大阪市立東洋陶磁美術館</w:t>
-            </w:r>
-            <w:r>
-              <w:rPr>
-                <w:szCs w:val="18"/>
-                <w:lang w:eastAsia="zh-TW"/>
-              </w:rPr>
-              <w:br/>
-            </w:r>
-            <w:proofErr w:type="gramStart"/>
-            <w:r>
-              <w:rPr>
-                <w:szCs w:val="18"/>
-                <w:lang w:eastAsia="zh-TW"/>
-              </w:rPr>
-              <w:t>（</w:t>
-            </w:r>
-            <w:proofErr w:type="gramEnd"/>
-            <w:r>
-              <w:rPr>
-                <w:szCs w:val="18"/>
-                <w:lang w:eastAsia="zh-TW"/>
-              </w:rPr>
-              <w:t>大同生命保険株式会社寄贈）</w:t>
-            </w:r>
-          </w:p>
-        </w:tc>
-        <w:tc>
-          <w:tcPr>
-            <w:tcW w:w="708" w:type="dxa"/>
-            <w:tcBorders>
-              <w:top w:val="single" w:sz="3" w:space="0" w:color="E0E0E0"/>
-              <w:left w:val="single" w:sz="3" w:space="0" w:color="E0E0E0"/>
-              <w:bottom w:val="single" w:sz="3" w:space="0" w:color="E0E0E0"/>
-              <w:right w:val="single" w:sz="3" w:space="0" w:color="E0E0E0"/>
-            </w:tcBorders>
-            <w:shd w:val="clear" w:color="auto" w:fill="F7F9FB"/>
-            <w:tcMar>
-              <w:top w:w="25" w:type="dxa"/>
-              <w:left w:w="50" w:type="dxa"/>
-              <w:bottom w:w="25" w:type="dxa"/>
-              <w:right w:w="50" w:type="dxa"/>
-            </w:tcMar>
-            <w:vAlign w:val="center"/>
-          </w:tcPr>
-          <w:p>
-            <w:pPr>
-              <w:spacing w:after="0" w:line="228" w:lineRule="auto"/>
-              <w:jc w:val="center"/>
-              <w:rPr>
-                <w:szCs w:val="18"/>
-                <w:lang w:eastAsia="zh-TW"/>
-              </w:rPr>
-            </w:pPr>
-          </w:p>
-        </w:tc>
-        <w:tc>
-          <w:tcPr>
-            <w:tcW w:w="2381" w:type="dxa"/>
-            <w:tcBorders>
-              <w:top w:val="single" w:sz="3" w:space="0" w:color="E0E0E0"/>
-              <w:left w:val="single" w:sz="3" w:space="0" w:color="E0E0E0"/>
-              <w:bottom w:val="single" w:sz="3" w:space="0" w:color="E0E0E0"/>
-              <w:right w:val="single" w:sz="3" w:space="0" w:color="E0E0E0"/>
-            </w:tcBorders>
-            <w:shd w:val="clear" w:color="auto" w:fill="F7F9FB"/>
-            <w:tcMar>
-              <w:top w:w="25" w:type="dxa"/>
-              <w:left w:w="50" w:type="dxa"/>
-              <w:bottom w:w="25" w:type="dxa"/>
-              <w:right w:w="50" w:type="dxa"/>
-            </w:tcMar>
-            <w:vAlign w:val="center"/>
-          </w:tcPr>
-          <w:p>
-            <w:pPr>
-              <w:spacing w:after="0" w:line="228" w:lineRule="auto"/>
-              <w:rPr>
-                <w:szCs w:val="18"/>
-                <w:lang w:eastAsia="ja-JP"/>
-              </w:rPr>
-            </w:pPr>
-            <w:r>
-              <w:rPr>
-                <w:szCs w:val="18"/>
-                <w:lang w:eastAsia="ja-JP"/>
-              </w:rPr>
-              <w:t>明治元年、加島屋当主・広岡久右衛門正饒（1806-1869）が長州藩より拝領</w:t>
-            </w:r>
-          </w:p>
-        </w:tc>
-      </w:tr>
-      <w:tr>
-        <w:trPr>
-          <w:jc w:val="center"/>
-        </w:trPr>
-        <w:tc>
-          <w:tcPr>
-            <w:tcW w:w="396" w:type="dxa"/>
-            <w:tcBorders>
-              <w:top w:val="single" w:sz="3" w:space="0" w:color="E0E0E0"/>
-              <w:left w:val="single" w:sz="3" w:space="0" w:color="E0E0E0"/>
-              <w:bottom w:val="single" w:sz="3" w:space="0" w:color="E0E0E0"/>
-              <w:right w:val="single" w:sz="3" w:space="0" w:color="E0E0E0"/>
-            </w:tcBorders>
-            <w:shd w:val="clear" w:color="auto" w:fill="FFFFFF"/>
-            <w:tcMar>
-              <w:top w:w="25" w:type="dxa"/>
-              <w:left w:w="50" w:type="dxa"/>
-              <w:bottom w:w="25" w:type="dxa"/>
-              <w:right w:w="50" w:type="dxa"/>
-            </w:tcMar>
-            <w:vAlign w:val="center"/>
-          </w:tcPr>
-          <w:p>
-            <w:pPr>
-              <w:spacing w:after="0" w:line="228" w:lineRule="auto"/>
-              <w:jc w:val="center"/>
-              <w:rPr>
-                <w:szCs w:val="18"/>
-              </w:rPr>
-            </w:pPr>
-            <w:r>
-              <w:rPr>
-                <w:b/>
-                <w:szCs w:val="18"/>
-              </w:rPr>
-              <w:t>2</w:t>
-            </w:r>
-          </w:p>
-        </w:tc>
-        <w:tc>
-          <w:tcPr>
-            <w:tcW w:w="1927" w:type="dxa"/>
-            <w:tcBorders>
-              <w:top w:val="single" w:sz="3" w:space="0" w:color="E0E0E0"/>
-              <w:left w:val="single" w:sz="3" w:space="0" w:color="E0E0E0"/>
-              <w:bottom w:val="single" w:sz="3" w:space="0" w:color="E0E0E0"/>
-              <w:right w:val="single" w:sz="3" w:space="0" w:color="E0E0E0"/>
-            </w:tcBorders>
-            <w:shd w:val="clear" w:color="auto" w:fill="FFFFFF"/>
-            <w:tcMar>
-              <w:top w:w="25" w:type="dxa"/>
-              <w:left w:w="50" w:type="dxa"/>
-              <w:bottom w:w="25" w:type="dxa"/>
-              <w:right w:w="50" w:type="dxa"/>
-            </w:tcMar>
-            <w:vAlign w:val="center"/>
-          </w:tcPr>
-          <w:p>
-            <w:pPr>
-              <w:spacing w:after="0" w:line="228" w:lineRule="auto"/>
-              <w:rPr>
-                <w:szCs w:val="18"/>
-              </w:rPr>
-            </w:pPr>
-            <w:proofErr w:type="spellStart"/>
-            <w:r>
-              <w:rPr>
-                <w:szCs w:val="18"/>
-              </w:rPr>
-              <w:t>黄金茶碗</w:t>
-            </w:r>
-            <w:proofErr w:type="spellEnd"/>
-          </w:p>
-        </w:tc>
-        <w:tc>
-          <w:tcPr>
-            <w:tcW w:w="1871" w:type="dxa"/>
-            <w:tcBorders>
-              <w:top w:val="single" w:sz="3" w:space="0" w:color="E0E0E0"/>
-              <w:left w:val="single" w:sz="3" w:space="0" w:color="E0E0E0"/>
-              <w:bottom w:val="single" w:sz="3" w:space="0" w:color="E0E0E0"/>
-              <w:right w:val="single" w:sz="3" w:space="0" w:color="E0E0E0"/>
-            </w:tcBorders>
-            <w:shd w:val="clear" w:color="auto" w:fill="FFFFFF"/>
-            <w:tcMar>
-              <w:top w:w="25" w:type="dxa"/>
-              <w:left w:w="50" w:type="dxa"/>
-              <w:bottom w:w="25" w:type="dxa"/>
-              <w:right w:w="50" w:type="dxa"/>
-            </w:tcMar>
-            <w:vAlign w:val="center"/>
-          </w:tcPr>
-          <w:p>
-            <w:pPr>
-              <w:spacing w:after="0" w:line="228" w:lineRule="auto"/>
-              <w:rPr>
-                <w:szCs w:val="18"/>
-              </w:rPr>
-            </w:pPr>
-            <w:r>
-              <w:rPr>
-                <w:szCs w:val="18"/>
-              </w:rPr>
-              <w:t>桃山〜江戸・16〜17世紀</w:t>
-            </w:r>
-          </w:p>
-        </w:tc>
-        <w:tc>
-          <w:tcPr>
-            <w:tcW w:w="2664" w:type="dxa"/>
-            <w:tcBorders>
-              <w:top w:val="single" w:sz="3" w:space="0" w:color="E0E0E0"/>
-              <w:left w:val="single" w:sz="3" w:space="0" w:color="E0E0E0"/>
-              <w:bottom w:val="single" w:sz="3" w:space="0" w:color="E0E0E0"/>
-              <w:right w:val="single" w:sz="3" w:space="0" w:color="E0E0E0"/>
-            </w:tcBorders>
-            <w:shd w:val="clear" w:color="auto" w:fill="FFFFFF"/>
-            <w:tcMar>
-              <w:top w:w="25" w:type="dxa"/>
-              <w:left w:w="50" w:type="dxa"/>
-              <w:bottom w:w="25" w:type="dxa"/>
-              <w:right w:w="50" w:type="dxa"/>
-            </w:tcMar>
-            <w:vAlign w:val="center"/>
-          </w:tcPr>
-          <w:p>
-            <w:pPr>
-              <w:spacing w:after="0" w:line="228" w:lineRule="auto"/>
-              <w:rPr>
-                <w:szCs w:val="18"/>
-              </w:rPr>
-            </w:pPr>
-            <w:proofErr w:type="spellStart"/>
-            <w:r>
-              <w:rPr>
-                <w:szCs w:val="18"/>
-              </w:rPr>
-              <w:t>寧楽美術館</w:t>
-            </w:r>
-            <w:proofErr w:type="spellEnd"/>
-          </w:p>
-        </w:tc>
-        <w:tc>
-          <w:tcPr>
-            <w:tcW w:w="708" w:type="dxa"/>
-            <w:tcBorders>
-              <w:top w:val="single" w:sz="3" w:space="0" w:color="E0E0E0"/>
-              <w:left w:val="single" w:sz="3" w:space="0" w:color="E0E0E0"/>
-              <w:bottom w:val="single" w:sz="3" w:space="0" w:color="E0E0E0"/>
-              <w:right w:val="single" w:sz="3" w:space="0" w:color="E0E0E0"/>
-            </w:tcBorders>
-            <w:shd w:val="clear" w:color="auto" w:fill="FFFFFF"/>
-            <w:tcMar>
-              <w:top w:w="25" w:type="dxa"/>
-              <w:left w:w="50" w:type="dxa"/>
-              <w:bottom w:w="25" w:type="dxa"/>
-              <w:right w:w="50" w:type="dxa"/>
-            </w:tcMar>
-            <w:vAlign w:val="center"/>
-          </w:tcPr>
-          <w:p>
-            <w:pPr>
-              <w:spacing w:after="0" w:line="228" w:lineRule="auto"/>
-              <w:jc w:val="center"/>
-              <w:rPr>
-                <w:szCs w:val="18"/>
-              </w:rPr>
-            </w:pPr>
-          </w:p>
-        </w:tc>
-        <w:tc>
-          <w:tcPr>
-            <w:tcW w:w="2381" w:type="dxa"/>
-            <w:tcBorders>
-              <w:top w:val="single" w:sz="3" w:space="0" w:color="E0E0E0"/>
-              <w:left w:val="single" w:sz="3" w:space="0" w:color="E0E0E0"/>
-              <w:bottom w:val="single" w:sz="3" w:space="0" w:color="E0E0E0"/>
-              <w:right w:val="single" w:sz="3" w:space="0" w:color="E0E0E0"/>
-            </w:tcBorders>
-            <w:shd w:val="clear" w:color="auto" w:fill="FFFFFF"/>
-            <w:tcMar>
-              <w:top w:w="25" w:type="dxa"/>
-              <w:left w:w="50" w:type="dxa"/>
-              <w:bottom w:w="25" w:type="dxa"/>
-              <w:right w:w="50" w:type="dxa"/>
-            </w:tcMar>
-            <w:vAlign w:val="center"/>
-          </w:tcPr>
-          <w:p>
-            <w:pPr>
-              <w:spacing w:after="0" w:line="228" w:lineRule="auto"/>
-              <w:rPr>
-                <w:szCs w:val="18"/>
-                <w:lang w:eastAsia="zh-TW"/>
-              </w:rPr>
-            </w:pPr>
-            <w:r>
-              <w:rPr>
-                <w:szCs w:val="18"/>
-                <w:lang w:eastAsia="zh-TW"/>
-              </w:rPr>
-              <w:t>同上。「広岡家蔵品入札」（昭和3年）出品No.104</w:t>
-            </w:r>
-          </w:p>
-        </w:tc>
-      </w:tr>
-      <w:tr>
-        <w:trPr>
-          <w:jc w:val="center"/>
-        </w:trPr>
-        <w:tc>
-          <w:tcPr>
-            <w:tcW w:w="396" w:type="dxa"/>
-            <w:tcBorders>
-              <w:top w:val="single" w:sz="3" w:space="0" w:color="E0E0E0"/>
-              <w:left w:val="single" w:sz="3" w:space="0" w:color="E0E0E0"/>
-              <w:bottom w:val="single" w:sz="3" w:space="0" w:color="E0E0E0"/>
-              <w:right w:val="single" w:sz="3" w:space="0" w:color="E0E0E0"/>
-            </w:tcBorders>
-            <w:shd w:val="clear" w:color="auto" w:fill="F7F9FB"/>
-            <w:tcMar>
-              <w:top w:w="25" w:type="dxa"/>
-              <w:left w:w="50" w:type="dxa"/>
-              <w:bottom w:w="25" w:type="dxa"/>
-              <w:right w:w="50" w:type="dxa"/>
-            </w:tcMar>
-            <w:vAlign w:val="center"/>
-          </w:tcPr>
-          <w:p>
-            <w:pPr>
-              <w:spacing w:after="0" w:line="228" w:lineRule="auto"/>
-              <w:jc w:val="center"/>
-              <w:rPr>
-                <w:szCs w:val="18"/>
-              </w:rPr>
-            </w:pPr>
-            <w:r>
-              <w:rPr>
-                <w:b/>
-                <w:szCs w:val="18"/>
-              </w:rPr>
-              <w:t>3</w:t>
-            </w:r>
-          </w:p>
-        </w:tc>
-        <w:tc>
-          <w:tcPr>
-            <w:tcW w:w="1927" w:type="dxa"/>
-            <w:tcBorders>
-              <w:top w:val="single" w:sz="3" w:space="0" w:color="E0E0E0"/>
-              <w:left w:val="single" w:sz="3" w:space="0" w:color="E0E0E0"/>
-              <w:bottom w:val="single" w:sz="3" w:space="0" w:color="E0E0E0"/>
-              <w:right w:val="single" w:sz="3" w:space="0" w:color="E0E0E0"/>
-            </w:tcBorders>
-            <w:shd w:val="clear" w:color="auto" w:fill="F7F9FB"/>
-            <w:tcMar>
-              <w:top w:w="25" w:type="dxa"/>
-              <w:left w:w="50" w:type="dxa"/>
-              <w:bottom w:w="25" w:type="dxa"/>
-              <w:right w:w="50" w:type="dxa"/>
-            </w:tcMar>
-            <w:vAlign w:val="center"/>
-          </w:tcPr>
-          <w:p>
-            <w:pPr>
-              <w:spacing w:after="0" w:line="228" w:lineRule="auto"/>
-              <w:rPr>
-                <w:szCs w:val="18"/>
-              </w:rPr>
-            </w:pPr>
-            <w:proofErr w:type="spellStart"/>
-            <w:r>
-              <w:rPr>
-                <w:szCs w:val="18"/>
-              </w:rPr>
-              <w:t>紅葉呉器茶碗</w:t>
-            </w:r>
-            <w:proofErr w:type="spellEnd"/>
-          </w:p>
-        </w:tc>
-        <w:tc>
-          <w:tcPr>
-            <w:tcW w:w="1871" w:type="dxa"/>
-            <w:tcBorders>
-              <w:top w:val="single" w:sz="3" w:space="0" w:color="E0E0E0"/>
-              <w:left w:val="single" w:sz="3" w:space="0" w:color="E0E0E0"/>
-              <w:bottom w:val="single" w:sz="3" w:space="0" w:color="E0E0E0"/>
-              <w:right w:val="single" w:sz="3" w:space="0" w:color="E0E0E0"/>
-            </w:tcBorders>
-            <w:shd w:val="clear" w:color="auto" w:fill="F7F9FB"/>
-            <w:tcMar>
-              <w:top w:w="25" w:type="dxa"/>
-              <w:left w:w="50" w:type="dxa"/>
-              <w:bottom w:w="25" w:type="dxa"/>
-              <w:right w:w="50" w:type="dxa"/>
-            </w:tcMar>
-            <w:vAlign w:val="center"/>
-          </w:tcPr>
-          <w:p>
-            <w:pPr>
-              <w:spacing w:after="0" w:line="228" w:lineRule="auto"/>
-              <w:rPr>
-                <w:szCs w:val="18"/>
-              </w:rPr>
-            </w:pPr>
-            <w:r>
-              <w:rPr>
-                <w:szCs w:val="18"/>
-              </w:rPr>
-              <w:t>朝鮮時代・16世紀</w:t>
-            </w:r>
-          </w:p>
-        </w:tc>
-        <w:tc>
-          <w:tcPr>
-            <w:tcW w:w="2664" w:type="dxa"/>
-            <w:tcBorders>
-              <w:top w:val="single" w:sz="3" w:space="0" w:color="E0E0E0"/>
-              <w:left w:val="single" w:sz="3" w:space="0" w:color="E0E0E0"/>
-              <w:bottom w:val="single" w:sz="3" w:space="0" w:color="E0E0E0"/>
-              <w:right w:val="single" w:sz="3" w:space="0" w:color="E0E0E0"/>
-            </w:tcBorders>
-            <w:shd w:val="clear" w:color="auto" w:fill="F7F9FB"/>
-            <w:tcMar>
-              <w:top w:w="25" w:type="dxa"/>
-              <w:left w:w="50" w:type="dxa"/>
-              <w:bottom w:w="25" w:type="dxa"/>
-              <w:right w:w="50" w:type="dxa"/>
-            </w:tcMar>
-            <w:vAlign w:val="center"/>
-          </w:tcPr>
-          <w:p>
-            <w:pPr>
-              <w:spacing w:after="0" w:line="228" w:lineRule="auto"/>
-              <w:rPr>
-                <w:szCs w:val="18"/>
-              </w:rPr>
-            </w:pPr>
-            <w:proofErr w:type="spellStart"/>
-            <w:proofErr w:type="spellEnd"/>
-            <w:r>
-              <w:rPr>
-                <w:szCs w:val="18"/>
-              </w:rPr>
-              <w:t>泉屋博古館</w:t>
-            </w:r>
-            <w:r>
-              <w:rPr>
-                <w:szCs w:val="18"/>
-                <w:color w:val="FF0000"/>
-              </w:rPr>
-              <w:t>東京</w:t>
-            </w:r>
-          </w:p>
-        </w:tc>
-        <w:tc>
-          <w:tcPr>
-            <w:tcW w:w="708" w:type="dxa"/>
-            <w:tcBorders>
-              <w:top w:val="single" w:sz="3" w:space="0" w:color="E0E0E0"/>
-              <w:left w:val="single" w:sz="3" w:space="0" w:color="E0E0E0"/>
-              <w:bottom w:val="single" w:sz="3" w:space="0" w:color="E0E0E0"/>
-              <w:right w:val="single" w:sz="3" w:space="0" w:color="E0E0E0"/>
-            </w:tcBorders>
-            <w:shd w:val="clear" w:color="auto" w:fill="F7F9FB"/>
-            <w:tcMar>
-              <w:top w:w="25" w:type="dxa"/>
-              <w:left w:w="50" w:type="dxa"/>
-              <w:bottom w:w="25" w:type="dxa"/>
-              <w:right w:w="50" w:type="dxa"/>
-            </w:tcMar>
-            <w:vAlign w:val="center"/>
-          </w:tcPr>
-          <w:p>
-            <w:pPr>
-              <w:spacing w:after="0" w:line="228" w:lineRule="auto"/>
-              <w:jc w:val="center"/>
-              <w:rPr>
-                <w:szCs w:val="18"/>
-              </w:rPr>
-            </w:pPr>
-            <w:proofErr w:type="spellStart"/>
-            <w:r>
-              <w:rPr>
-                <w:b/>
-                <w:color w:val="C00000"/>
-                <w:szCs w:val="18"/>
-              </w:rPr>
-              <w:t>大名物</w:t>
-            </w:r>
-            <w:proofErr w:type="spellEnd"/>
-          </w:p>
-        </w:tc>
-        <w:tc>
-          <w:tcPr>
-            <w:tcW w:w="2381" w:type="dxa"/>
-            <w:tcBorders>
-              <w:top w:val="single" w:sz="3" w:space="0" w:color="E0E0E0"/>
-              <w:left w:val="single" w:sz="3" w:space="0" w:color="E0E0E0"/>
-              <w:bottom w:val="single" w:sz="3" w:space="0" w:color="E0E0E0"/>
-              <w:right w:val="single" w:sz="3" w:space="0" w:color="E0E0E0"/>
-            </w:tcBorders>
-            <w:shd w:val="clear" w:color="auto" w:fill="F7F9FB"/>
-            <w:tcMar>
-              <w:top w:w="25" w:type="dxa"/>
-              <w:left w:w="50" w:type="dxa"/>
-              <w:bottom w:w="25" w:type="dxa"/>
-              <w:right w:w="50" w:type="dxa"/>
-            </w:tcMar>
-            <w:vAlign w:val="center"/>
-          </w:tcPr>
-          <w:p>
-            <w:pPr>
-              <w:spacing w:after="0" w:line="228" w:lineRule="auto"/>
-              <w:rPr>
-                <w:szCs w:val="18"/>
-                <w:lang w:eastAsia="zh-TW"/>
-              </w:rPr>
-            </w:pPr>
-            <w:r>
-              <w:rPr>
-                <w:szCs w:val="18"/>
-                <w:lang w:eastAsia="zh-TW"/>
-              </w:rPr>
-              <w:t>「広岡家蔵品入札」（昭和3年）出品No.91</w:t>
-            </w:r>
-          </w:p>
-        </w:tc>
-      </w:tr>
-      <w:tr>
-        <w:trPr>
-          <w:jc w:val="center"/>
-        </w:trPr>
-        <w:tc>
-          <w:tcPr>
-            <w:tcW w:w="396" w:type="dxa"/>
-            <w:tcBorders>
-              <w:top w:val="single" w:sz="3" w:space="0" w:color="E0E0E0"/>
-              <w:left w:val="single" w:sz="3" w:space="0" w:color="E0E0E0"/>
-              <w:bottom w:val="single" w:sz="3" w:space="0" w:color="E0E0E0"/>
-              <w:right w:val="single" w:sz="3" w:space="0" w:color="E0E0E0"/>
-            </w:tcBorders>
-            <w:shd w:val="clear" w:color="auto" w:fill="FFFFFF"/>
-            <w:tcMar>
-              <w:top w:w="25" w:type="dxa"/>
-              <w:left w:w="50" w:type="dxa"/>
-              <w:bottom w:w="25" w:type="dxa"/>
-              <w:right w:w="50" w:type="dxa"/>
-            </w:tcMar>
-            <w:vAlign w:val="center"/>
-          </w:tcPr>
-          <w:p>
-            <w:pPr>
-              <w:spacing w:after="0" w:line="228" w:lineRule="auto"/>
-              <w:jc w:val="center"/>
-              <w:rPr>
-                <w:szCs w:val="18"/>
-              </w:rPr>
-            </w:pPr>
-            <w:r>
-              <w:rPr>
-                <w:b/>
-                <w:szCs w:val="18"/>
-              </w:rPr>
-              <w:t>4</w:t>
-            </w:r>
-          </w:p>
-        </w:tc>
-        <w:tc>
-          <w:tcPr>
-            <w:tcW w:w="1927" w:type="dxa"/>
-            <w:tcBorders>
-              <w:top w:val="single" w:sz="3" w:space="0" w:color="E0E0E0"/>
-              <w:left w:val="single" w:sz="3" w:space="0" w:color="E0E0E0"/>
-              <w:bottom w:val="single" w:sz="3" w:space="0" w:color="E0E0E0"/>
-              <w:right w:val="single" w:sz="3" w:space="0" w:color="E0E0E0"/>
-            </w:tcBorders>
-            <w:shd w:val="clear" w:color="auto" w:fill="FFFFFF"/>
-            <w:tcMar>
-              <w:top w:w="25" w:type="dxa"/>
-              <w:left w:w="50" w:type="dxa"/>
-              <w:bottom w:w="25" w:type="dxa"/>
-              <w:right w:w="50" w:type="dxa"/>
-            </w:tcMar>
-            <w:vAlign w:val="center"/>
-          </w:tcPr>
-          <w:p>
-            <w:pPr>
-              <w:spacing w:after="0" w:line="228" w:lineRule="auto"/>
-              <w:rPr>
-                <w:szCs w:val="18"/>
-              </w:rPr>
-            </w:pPr>
-            <w:proofErr w:type="spellStart"/>
-            <w:r>
-              <w:rPr>
-                <w:szCs w:val="18"/>
-              </w:rPr>
-              <w:t>五彩金襴手水注</w:t>
-            </w:r>
-            <w:proofErr w:type="spellEnd"/>
-          </w:p>
-        </w:tc>
-        <w:tc>
-          <w:tcPr>
-            <w:tcW w:w="1871" w:type="dxa"/>
-            <w:tcBorders>
-              <w:top w:val="single" w:sz="3" w:space="0" w:color="E0E0E0"/>
-              <w:left w:val="single" w:sz="3" w:space="0" w:color="E0E0E0"/>
-              <w:bottom w:val="single" w:sz="3" w:space="0" w:color="E0E0E0"/>
-              <w:right w:val="single" w:sz="3" w:space="0" w:color="E0E0E0"/>
-            </w:tcBorders>
-            <w:shd w:val="clear" w:color="auto" w:fill="FFFFFF"/>
-            <w:tcMar>
-              <w:top w:w="25" w:type="dxa"/>
-              <w:left w:w="50" w:type="dxa"/>
-              <w:bottom w:w="25" w:type="dxa"/>
-              <w:right w:w="50" w:type="dxa"/>
-            </w:tcMar>
-            <w:vAlign w:val="center"/>
-          </w:tcPr>
-          <w:p>
-            <w:pPr>
-              <w:spacing w:after="0" w:line="228" w:lineRule="auto"/>
-              <w:rPr>
-                <w:szCs w:val="18"/>
-              </w:rPr>
-            </w:pPr>
-            <w:r>
-              <w:rPr>
-                <w:szCs w:val="18"/>
-              </w:rPr>
-              <w:t>明・16世紀／景徳鎮窯</w:t>
-            </w:r>
-          </w:p>
-        </w:tc>
-        <w:tc>
-          <w:tcPr>
-            <w:tcW w:w="2664" w:type="dxa"/>
-            <w:tcBorders>
-              <w:top w:val="single" w:sz="3" w:space="0" w:color="E0E0E0"/>
-              <w:left w:val="single" w:sz="3" w:space="0" w:color="E0E0E0"/>
-              <w:bottom w:val="single" w:sz="3" w:space="0" w:color="E0E0E0"/>
-              <w:right w:val="single" w:sz="3" w:space="0" w:color="E0E0E0"/>
-            </w:tcBorders>
-            <w:shd w:val="clear" w:color="auto" w:fill="FFFFFF"/>
-            <w:tcMar>
-              <w:top w:w="25" w:type="dxa"/>
-              <w:left w:w="50" w:type="dxa"/>
-              <w:bottom w:w="25" w:type="dxa"/>
-              <w:right w:w="50" w:type="dxa"/>
-            </w:tcMar>
-            <w:vAlign w:val="center"/>
-          </w:tcPr>
-          <w:p>
-            <w:pPr>
-              <w:spacing w:after="0" w:line="228" w:lineRule="auto"/>
-              <w:rPr>
-                <w:szCs w:val="18"/>
-                <w:lang w:eastAsia="zh-TW"/>
-              </w:rPr>
-            </w:pPr>
-            <w:r>
-              <w:rPr>
-                <w:szCs w:val="18"/>
-                <w:lang w:eastAsia="zh-TW"/>
-              </w:rPr>
-              <w:t>東京国立博物館（坂本五郎氏寄贈）</w:t>
-            </w:r>
-          </w:p>
-        </w:tc>
-        <w:tc>
-          <w:tcPr>
-            <w:tcW w:w="708" w:type="dxa"/>
-            <w:tcBorders>
-              <w:top w:val="single" w:sz="3" w:space="0" w:color="E0E0E0"/>
-              <w:left w:val="single" w:sz="3" w:space="0" w:color="E0E0E0"/>
-              <w:bottom w:val="single" w:sz="3" w:space="0" w:color="E0E0E0"/>
-              <w:right w:val="single" w:sz="3" w:space="0" w:color="E0E0E0"/>
-            </w:tcBorders>
-            <w:shd w:val="clear" w:color="auto" w:fill="FFFFFF"/>
-            <w:tcMar>
-              <w:top w:w="25" w:type="dxa"/>
-              <w:left w:w="50" w:type="dxa"/>
-              <w:bottom w:w="25" w:type="dxa"/>
-              <w:right w:w="50" w:type="dxa"/>
-            </w:tcMar>
-            <w:vAlign w:val="center"/>
-          </w:tcPr>
-          <w:p>
-            <w:pPr>
-              <w:spacing w:after="0" w:line="228" w:lineRule="auto"/>
-              <w:jc w:val="center"/>
-              <w:rPr>
-                <w:szCs w:val="18"/>
-              </w:rPr>
-            </w:pPr>
-            <w:proofErr w:type="spellStart"/>
-            <w:r>
-              <w:rPr>
-                <w:b/>
-                <w:color w:val="C00000"/>
-                <w:szCs w:val="18"/>
-              </w:rPr>
-              <w:t>重要</w:t>
-            </w:r>
-            <w:proofErr w:type="spellEnd"/>
-            <w:r>
-              <w:rPr>
-                <w:szCs w:val="18"/>
-              </w:rPr>
-              <w:br/>
-            </w:r>
-            <w:proofErr w:type="spellStart"/>
-            <w:r>
-              <w:rPr>
-                <w:b/>
-                <w:color w:val="C00000"/>
-                <w:szCs w:val="18"/>
-              </w:rPr>
-              <w:t>美術品</w:t>
-            </w:r>
-            <w:proofErr w:type="spellEnd"/>
-          </w:p>
-        </w:tc>
-        <w:tc>
-          <w:tcPr>
-            <w:tcW w:w="2381" w:type="dxa"/>
-            <w:tcBorders>
-              <w:top w:val="single" w:sz="3" w:space="0" w:color="E0E0E0"/>
-              <w:left w:val="single" w:sz="3" w:space="0" w:color="E0E0E0"/>
-              <w:bottom w:val="single" w:sz="3" w:space="0" w:color="E0E0E0"/>
-              <w:right w:val="single" w:sz="3" w:space="0" w:color="E0E0E0"/>
-            </w:tcBorders>
-            <w:shd w:val="clear" w:color="auto" w:fill="FFFFFF"/>
-            <w:tcMar>
-              <w:top w:w="25" w:type="dxa"/>
-              <w:left w:w="50" w:type="dxa"/>
-              <w:bottom w:w="25" w:type="dxa"/>
-              <w:right w:w="50" w:type="dxa"/>
-            </w:tcMar>
-            <w:vAlign w:val="center"/>
-          </w:tcPr>
-          <w:p>
-            <w:pPr>
-              <w:spacing w:after="0" w:line="228" w:lineRule="auto"/>
-              <w:rPr>
-                <w:szCs w:val="18"/>
-                <w:lang w:eastAsia="zh-TW"/>
-              </w:rPr>
-            </w:pPr>
-            <w:r>
-              <w:rPr>
-                <w:szCs w:val="18"/>
-                <w:lang w:eastAsia="zh-TW"/>
-              </w:rPr>
-              <w:t>「広岡家蔵品入札」（昭和3年）出品No.215</w:t>
-            </w:r>
-          </w:p>
-        </w:tc>
-      </w:tr>
-      <w:tr>
-        <w:trPr>
-          <w:jc w:val="center"/>
-        </w:trPr>
-        <w:tc>
-          <w:tcPr>
-            <w:tcW w:w="396" w:type="dxa"/>
-            <w:tcBorders>
-              <w:top w:val="single" w:sz="3" w:space="0" w:color="E0E0E0"/>
-              <w:left w:val="single" w:sz="3" w:space="0" w:color="E0E0E0"/>
-              <w:bottom w:val="single" w:sz="3" w:space="0" w:color="E0E0E0"/>
-              <w:right w:val="single" w:sz="3" w:space="0" w:color="E0E0E0"/>
-            </w:tcBorders>
-            <w:shd w:val="clear" w:color="auto" w:fill="F7F9FB"/>
-            <w:tcMar>
-              <w:top w:w="25" w:type="dxa"/>
-              <w:left w:w="50" w:type="dxa"/>
-              <w:bottom w:w="25" w:type="dxa"/>
-              <w:right w:w="50" w:type="dxa"/>
-            </w:tcMar>
-            <w:vAlign w:val="center"/>
-          </w:tcPr>
-          <w:p>
-            <w:pPr>
-              <w:spacing w:after="0" w:line="228" w:lineRule="auto"/>
-              <w:jc w:val="center"/>
-              <w:rPr>
-                <w:szCs w:val="18"/>
-              </w:rPr>
-            </w:pPr>
-            <w:r>
-              <w:rPr>
-                <w:b/>
-                <w:szCs w:val="18"/>
-              </w:rPr>
-              <w:t>5</w:t>
-            </w:r>
-          </w:p>
-        </w:tc>
-        <w:tc>
-          <w:tcPr>
-            <w:tcW w:w="1927" w:type="dxa"/>
-            <w:tcBorders>
-              <w:top w:val="single" w:sz="3" w:space="0" w:color="E0E0E0"/>
-              <w:left w:val="single" w:sz="3" w:space="0" w:color="E0E0E0"/>
-              <w:bottom w:val="single" w:sz="3" w:space="0" w:color="E0E0E0"/>
-              <w:right w:val="single" w:sz="3" w:space="0" w:color="E0E0E0"/>
-            </w:tcBorders>
-            <w:shd w:val="clear" w:color="auto" w:fill="F7F9FB"/>
-            <w:tcMar>
-              <w:top w:w="25" w:type="dxa"/>
-              <w:left w:w="50" w:type="dxa"/>
-              <w:bottom w:w="25" w:type="dxa"/>
-              <w:right w:w="50" w:type="dxa"/>
-            </w:tcMar>
-            <w:vAlign w:val="center"/>
-          </w:tcPr>
-          <w:p>
-            <w:pPr>
-              <w:spacing w:after="0" w:line="228" w:lineRule="auto"/>
-              <w:rPr>
-                <w:szCs w:val="18"/>
-              </w:rPr>
-            </w:pPr>
-            <w:proofErr w:type="spellStart"/>
-            <w:r>
-              <w:rPr>
-                <w:szCs w:val="18"/>
-              </w:rPr>
-              <w:t>青磁貼花雲龍文扁壺</w:t>
-            </w:r>
-            <w:proofErr w:type="spellEnd"/>
-          </w:p>
-        </w:tc>
-        <w:tc>
-          <w:tcPr>
-            <w:tcW w:w="1871" w:type="dxa"/>
-            <w:tcBorders>
-              <w:top w:val="single" w:sz="3" w:space="0" w:color="E0E0E0"/>
-              <w:left w:val="single" w:sz="3" w:space="0" w:color="E0E0E0"/>
-              <w:bottom w:val="single" w:sz="3" w:space="0" w:color="E0E0E0"/>
-              <w:right w:val="single" w:sz="3" w:space="0" w:color="E0E0E0"/>
-            </w:tcBorders>
-            <w:shd w:val="clear" w:color="auto" w:fill="F7F9FB"/>
-            <w:tcMar>
-              <w:top w:w="25" w:type="dxa"/>
-              <w:left w:w="50" w:type="dxa"/>
-              <w:bottom w:w="25" w:type="dxa"/>
-              <w:right w:w="50" w:type="dxa"/>
-            </w:tcMar>
-            <w:vAlign w:val="center"/>
-          </w:tcPr>
-          <w:p>
-            <w:pPr>
-              <w:spacing w:after="0" w:line="228" w:lineRule="auto"/>
-              <w:rPr>
-                <w:szCs w:val="18"/>
-              </w:rPr>
-            </w:pPr>
-            <w:r>
-              <w:rPr>
-                <w:szCs w:val="18"/>
-              </w:rPr>
-              <w:t>元・14世紀／龍泉窯</w:t>
-            </w:r>
-          </w:p>
-        </w:tc>
-        <w:tc>
-          <w:tcPr>
-            <w:tcW w:w="2664" w:type="dxa"/>
-            <w:tcBorders>
-              <w:top w:val="single" w:sz="3" w:space="0" w:color="E0E0E0"/>
-              <w:left w:val="single" w:sz="3" w:space="0" w:color="E0E0E0"/>
-              <w:bottom w:val="single" w:sz="3" w:space="0" w:color="E0E0E0"/>
-              <w:right w:val="single" w:sz="3" w:space="0" w:color="E0E0E0"/>
-            </w:tcBorders>
-            <w:shd w:val="clear" w:color="auto" w:fill="F7F9FB"/>
-            <w:tcMar>
-              <w:top w:w="25" w:type="dxa"/>
-              <w:left w:w="50" w:type="dxa"/>
-              <w:bottom w:w="25" w:type="dxa"/>
-              <w:right w:w="50" w:type="dxa"/>
-            </w:tcMar>
-            <w:vAlign w:val="center"/>
-          </w:tcPr>
-          <w:p>
-            <w:pPr>
-              <w:spacing w:after="0" w:line="228" w:lineRule="auto"/>
-              <w:rPr>
-                <w:szCs w:val="18"/>
-                <w:lang w:eastAsia="zh-TW"/>
-              </w:rPr>
-            </w:pPr>
-            <w:r>
-              <w:rPr>
-                <w:szCs w:val="18"/>
-                <w:lang w:eastAsia="zh-TW"/>
-              </w:rPr>
-              <w:t>大英博物館（PDF242）</w:t>
-            </w:r>
-          </w:p>
-        </w:tc>
-        <w:tc>
-          <w:tcPr>
-            <w:tcW w:w="708" w:type="dxa"/>
-            <w:tcBorders>
-              <w:top w:val="single" w:sz="3" w:space="0" w:color="E0E0E0"/>
-              <w:left w:val="single" w:sz="3" w:space="0" w:color="E0E0E0"/>
-              <w:bottom w:val="single" w:sz="3" w:space="0" w:color="E0E0E0"/>
-              <w:right w:val="single" w:sz="3" w:space="0" w:color="E0E0E0"/>
-            </w:tcBorders>
-            <w:shd w:val="clear" w:color="auto" w:fill="F7F9FB"/>
-            <w:tcMar>
-              <w:top w:w="25" w:type="dxa"/>
-              <w:left w:w="50" w:type="dxa"/>
-              <w:bottom w:w="25" w:type="dxa"/>
-              <w:right w:w="50" w:type="dxa"/>
-            </w:tcMar>
-            <w:vAlign w:val="center"/>
-          </w:tcPr>
-          <w:p>
-            <w:pPr>
-              <w:spacing w:after="0" w:line="228" w:lineRule="auto"/>
-              <w:jc w:val="center"/>
-              <w:rPr>
-                <w:szCs w:val="18"/>
-                <w:lang w:eastAsia="zh-TW"/>
-              </w:rPr>
-            </w:pPr>
-          </w:p>
-        </w:tc>
-        <w:tc>
-          <w:tcPr>
-            <w:tcW w:w="2381" w:type="dxa"/>
-            <w:tcBorders>
-              <w:top w:val="single" w:sz="3" w:space="0" w:color="E0E0E0"/>
-              <w:left w:val="single" w:sz="3" w:space="0" w:color="E0E0E0"/>
-              <w:bottom w:val="single" w:sz="3" w:space="0" w:color="E0E0E0"/>
-              <w:right w:val="single" w:sz="3" w:space="0" w:color="E0E0E0"/>
-            </w:tcBorders>
-            <w:shd w:val="clear" w:color="auto" w:fill="F7F9FB"/>
-            <w:tcMar>
-              <w:top w:w="25" w:type="dxa"/>
-              <w:left w:w="50" w:type="dxa"/>
-              <w:bottom w:w="25" w:type="dxa"/>
-              <w:right w:w="50" w:type="dxa"/>
-            </w:tcMar>
-            <w:vAlign w:val="center"/>
-          </w:tcPr>
-          <w:p>
-            <w:pPr>
-              <w:spacing w:after="0" w:line="228" w:lineRule="auto"/>
-              <w:rPr>
-                <w:szCs w:val="18"/>
-                <w:lang w:eastAsia="zh-TW"/>
-              </w:rPr>
-            </w:pPr>
-            <w:r>
-              <w:rPr>
-                <w:szCs w:val="18"/>
-                <w:lang w:eastAsia="zh-TW"/>
-              </w:rPr>
-              <w:t>「広岡家蔵品入札」（昭和3年）出品No.189</w:t>
-            </w:r>
-          </w:p>
-        </w:tc>
-      </w:tr>
-      <w:tr>
-        <w:trPr>
-          <w:jc w:val="center"/>
-        </w:trPr>
-        <w:tc>
-          <w:tcPr>
-            <w:tcW w:w="396" w:type="dxa"/>
-            <w:tcBorders>
-              <w:top w:val="single" w:sz="3" w:space="0" w:color="E0E0E0"/>
-              <w:left w:val="single" w:sz="3" w:space="0" w:color="E0E0E0"/>
-              <w:bottom w:val="single" w:sz="3" w:space="0" w:color="E0E0E0"/>
-              <w:right w:val="single" w:sz="3" w:space="0" w:color="E0E0E0"/>
-            </w:tcBorders>
-            <w:shd w:val="clear" w:color="auto" w:fill="FFFFFF"/>
-            <w:tcMar>
-              <w:top w:w="25" w:type="dxa"/>
-              <w:left w:w="50" w:type="dxa"/>
-              <w:bottom w:w="25" w:type="dxa"/>
-              <w:right w:w="50" w:type="dxa"/>
-            </w:tcMar>
-            <w:vAlign w:val="center"/>
-          </w:tcPr>
-          <w:p>
-            <w:pPr>
-              <w:spacing w:after="0" w:line="228" w:lineRule="auto"/>
-              <w:jc w:val="center"/>
-              <w:rPr>
-                <w:szCs w:val="18"/>
-              </w:rPr>
-            </w:pPr>
-            <w:r>
-              <w:rPr>
-                <w:b/>
-                <w:szCs w:val="18"/>
-              </w:rPr>
-              <w:t>6</w:t>
-            </w:r>
-          </w:p>
-        </w:tc>
-        <w:tc>
-          <w:tcPr>
-            <w:tcW w:w="1927" w:type="dxa"/>
-            <w:tcBorders>
-              <w:top w:val="single" w:sz="3" w:space="0" w:color="E0E0E0"/>
-              <w:left w:val="single" w:sz="3" w:space="0" w:color="E0E0E0"/>
-              <w:bottom w:val="single" w:sz="3" w:space="0" w:color="E0E0E0"/>
-              <w:right w:val="single" w:sz="3" w:space="0" w:color="E0E0E0"/>
-            </w:tcBorders>
-            <w:shd w:val="clear" w:color="auto" w:fill="FFFFFF"/>
-            <w:tcMar>
-              <w:top w:w="25" w:type="dxa"/>
-              <w:left w:w="50" w:type="dxa"/>
-              <w:bottom w:w="25" w:type="dxa"/>
-              <w:right w:w="50" w:type="dxa"/>
-            </w:tcMar>
-            <w:vAlign w:val="center"/>
-          </w:tcPr>
-          <w:p>
-            <w:pPr>
-              <w:spacing w:after="0" w:line="228" w:lineRule="auto"/>
-              <w:rPr>
-                <w:szCs w:val="18"/>
-              </w:rPr>
-            </w:pPr>
-            <w:proofErr w:type="spellStart"/>
-            <w:r>
-              <w:rPr>
-                <w:szCs w:val="18"/>
-              </w:rPr>
-              <w:t>青磁蓋付水注</w:t>
-            </w:r>
-            <w:proofErr w:type="spellEnd"/>
-          </w:p>
-        </w:tc>
-        <w:tc>
-          <w:tcPr>
-            <w:tcW w:w="1871" w:type="dxa"/>
-            <w:tcBorders>
-              <w:top w:val="single" w:sz="3" w:space="0" w:color="E0E0E0"/>
-              <w:left w:val="single" w:sz="3" w:space="0" w:color="E0E0E0"/>
-              <w:bottom w:val="single" w:sz="3" w:space="0" w:color="E0E0E0"/>
-              <w:right w:val="single" w:sz="3" w:space="0" w:color="E0E0E0"/>
-            </w:tcBorders>
-            <w:shd w:val="clear" w:color="auto" w:fill="FFFFFF"/>
-            <w:tcMar>
-              <w:top w:w="25" w:type="dxa"/>
-              <w:left w:w="50" w:type="dxa"/>
-              <w:bottom w:w="25" w:type="dxa"/>
-              <w:right w:w="50" w:type="dxa"/>
-            </w:tcMar>
-            <w:vAlign w:val="center"/>
-          </w:tcPr>
-          <w:p>
-            <w:pPr>
-              <w:spacing w:after="0" w:line="228" w:lineRule="auto"/>
-              <w:rPr>
-                <w:szCs w:val="18"/>
-              </w:rPr>
-            </w:pPr>
-            <w:r>
-              <w:rPr>
-                <w:szCs w:val="18"/>
-              </w:rPr>
-              <w:t>元・14世紀／龍泉窯</w:t>
-            </w:r>
-          </w:p>
-        </w:tc>
-        <w:tc>
-          <w:tcPr>
-            <w:tcW w:w="2664" w:type="dxa"/>
-            <w:tcBorders>
-              <w:top w:val="single" w:sz="3" w:space="0" w:color="E0E0E0"/>
-              <w:left w:val="single" w:sz="3" w:space="0" w:color="E0E0E0"/>
-              <w:bottom w:val="single" w:sz="3" w:space="0" w:color="E0E0E0"/>
-              <w:right w:val="single" w:sz="3" w:space="0" w:color="E0E0E0"/>
-            </w:tcBorders>
-            <w:shd w:val="clear" w:color="auto" w:fill="FFFFFF"/>
-            <w:tcMar>
-              <w:top w:w="25" w:type="dxa"/>
-              <w:left w:w="50" w:type="dxa"/>
-              <w:bottom w:w="25" w:type="dxa"/>
-              <w:right w:w="50" w:type="dxa"/>
-            </w:tcMar>
-            <w:vAlign w:val="center"/>
-          </w:tcPr>
-          <w:p>
-            <w:pPr>
-              <w:spacing w:after="0" w:line="228" w:lineRule="auto"/>
-              <w:rPr>
-                <w:szCs w:val="18"/>
-                <w:lang w:eastAsia="zh-TW"/>
-              </w:rPr>
-            </w:pPr>
-            <w:r>
-              <w:rPr>
-                <w:szCs w:val="18"/>
-                <w:lang w:eastAsia="zh-TW"/>
-              </w:rPr>
-              <w:t>大英博物館</w:t>
-            </w:r>
-            <w:proofErr w:type="gramStart"/>
-            <w:r>
-              <w:rPr>
-                <w:szCs w:val="18"/>
-                <w:lang w:eastAsia="zh-TW"/>
-              </w:rPr>
-              <w:t>（</w:t>
-            </w:r>
-            <w:proofErr w:type="gramEnd"/>
-            <w:r>
-              <w:rPr>
-                <w:szCs w:val="18"/>
-                <w:lang w:eastAsia="zh-TW"/>
-              </w:rPr>
-              <w:t>PDF.218</w:t>
-            </w:r>
-            <w:proofErr w:type="gramStart"/>
-            <w:r>
-              <w:rPr>
-                <w:szCs w:val="18"/>
-                <w:lang w:eastAsia="zh-TW"/>
-              </w:rPr>
-              <w:t>）</w:t>
-            </w:r>
-            <w:proofErr w:type="gramEnd"/>
-          </w:p>
-        </w:tc>
-        <w:tc>
-          <w:tcPr>
-            <w:tcW w:w="708" w:type="dxa"/>
-            <w:tcBorders>
-              <w:top w:val="single" w:sz="3" w:space="0" w:color="E0E0E0"/>
-              <w:left w:val="single" w:sz="3" w:space="0" w:color="E0E0E0"/>
-              <w:bottom w:val="single" w:sz="3" w:space="0" w:color="E0E0E0"/>
-              <w:right w:val="single" w:sz="3" w:space="0" w:color="E0E0E0"/>
-            </w:tcBorders>
-            <w:shd w:val="clear" w:color="auto" w:fill="FFFFFF"/>
-            <w:tcMar>
-              <w:top w:w="25" w:type="dxa"/>
-              <w:left w:w="50" w:type="dxa"/>
-              <w:bottom w:w="25" w:type="dxa"/>
-              <w:right w:w="50" w:type="dxa"/>
-            </w:tcMar>
-            <w:vAlign w:val="center"/>
-          </w:tcPr>
-          <w:p>
-            <w:pPr>
-              <w:spacing w:after="0" w:line="228" w:lineRule="auto"/>
-              <w:jc w:val="center"/>
-              <w:rPr>
-                <w:szCs w:val="18"/>
-                <w:lang w:eastAsia="zh-TW"/>
-              </w:rPr>
-            </w:pPr>
-          </w:p>
-        </w:tc>
-        <w:tc>
-          <w:tcPr>
-            <w:tcW w:w="2381" w:type="dxa"/>
-            <w:tcBorders>
-              <w:top w:val="single" w:sz="3" w:space="0" w:color="E0E0E0"/>
-              <w:left w:val="single" w:sz="3" w:space="0" w:color="E0E0E0"/>
-              <w:bottom w:val="single" w:sz="3" w:space="0" w:color="E0E0E0"/>
-              <w:right w:val="single" w:sz="3" w:space="0" w:color="E0E0E0"/>
-            </w:tcBorders>
-            <w:shd w:val="clear" w:color="auto" w:fill="FFFFFF"/>
-            <w:tcMar>
-              <w:top w:w="25" w:type="dxa"/>
-              <w:left w:w="50" w:type="dxa"/>
-              <w:bottom w:w="25" w:type="dxa"/>
-              <w:right w:w="50" w:type="dxa"/>
-            </w:tcMar>
-            <w:vAlign w:val="center"/>
-          </w:tcPr>
-          <w:p>
-            <w:pPr>
-              <w:spacing w:after="0" w:line="228" w:lineRule="auto"/>
-              <w:rPr>
-                <w:szCs w:val="18"/>
-                <w:lang w:eastAsia="zh-TW"/>
-              </w:rPr>
-            </w:pPr>
-            <w:r>
-              <w:rPr>
-                <w:szCs w:val="18"/>
-                <w:lang w:eastAsia="zh-TW"/>
-              </w:rPr>
-              <w:t>「広岡家蔵品入札」（昭和3年）出品No.219</w:t>
-            </w:r>
-          </w:p>
-        </w:tc>
-      </w:tr>
-      <w:tr>
-        <w:trPr>
-          <w:jc w:val="center"/>
-        </w:trPr>
-        <w:tc>
-          <w:tcPr>
-            <w:tcW w:w="396" w:type="dxa"/>
-            <w:tcBorders>
-              <w:top w:val="single" w:sz="3" w:space="0" w:color="E0E0E0"/>
-              <w:left w:val="single" w:sz="3" w:space="0" w:color="E0E0E0"/>
-              <w:bottom w:val="single" w:sz="3" w:space="0" w:color="E0E0E0"/>
-              <w:right w:val="single" w:sz="3" w:space="0" w:color="E0E0E0"/>
-            </w:tcBorders>
-            <w:shd w:val="clear" w:color="auto" w:fill="F7F9FB"/>
-            <w:tcMar>
-              <w:top w:w="25" w:type="dxa"/>
-              <w:left w:w="50" w:type="dxa"/>
-              <w:bottom w:w="25" w:type="dxa"/>
-              <w:right w:w="50" w:type="dxa"/>
-            </w:tcMar>
-            <w:vAlign w:val="center"/>
-          </w:tcPr>
-          <w:p>
-            <w:pPr>
-              <w:spacing w:after="0" w:line="228" w:lineRule="auto"/>
-              <w:jc w:val="center"/>
-              <w:rPr>
-                <w:szCs w:val="18"/>
-              </w:rPr>
-            </w:pPr>
-            <w:r>
-              <w:rPr>
-                <w:b/>
-                <w:szCs w:val="18"/>
-              </w:rPr>
-              <w:t>7</w:t>
-            </w:r>
-          </w:p>
-        </w:tc>
-        <w:tc>
-          <w:tcPr>
-            <w:tcW w:w="1927" w:type="dxa"/>
-            <w:tcBorders>
-              <w:top w:val="single" w:sz="3" w:space="0" w:color="E0E0E0"/>
-              <w:left w:val="single" w:sz="3" w:space="0" w:color="E0E0E0"/>
-              <w:bottom w:val="single" w:sz="3" w:space="0" w:color="E0E0E0"/>
-              <w:right w:val="single" w:sz="3" w:space="0" w:color="E0E0E0"/>
-            </w:tcBorders>
-            <w:shd w:val="clear" w:color="auto" w:fill="F7F9FB"/>
-            <w:tcMar>
-              <w:top w:w="25" w:type="dxa"/>
-              <w:left w:w="50" w:type="dxa"/>
-              <w:bottom w:w="25" w:type="dxa"/>
-              <w:right w:w="50" w:type="dxa"/>
-            </w:tcMar>
-            <w:vAlign w:val="center"/>
-          </w:tcPr>
-          <w:p>
-            <w:pPr>
-              <w:spacing w:after="0" w:line="228" w:lineRule="auto"/>
-              <w:rPr>
-                <w:szCs w:val="18"/>
-              </w:rPr>
-            </w:pPr>
-            <w:proofErr w:type="spellStart"/>
-            <w:r>
-              <w:rPr>
-                <w:szCs w:val="18"/>
-              </w:rPr>
-              <w:t>飛青磁花生</w:t>
-            </w:r>
-            <w:proofErr w:type="spellEnd"/>
-          </w:p>
-        </w:tc>
-        <w:tc>
-          <w:tcPr>
-            <w:tcW w:w="1871" w:type="dxa"/>
-            <w:tcBorders>
-              <w:top w:val="single" w:sz="3" w:space="0" w:color="E0E0E0"/>
-              <w:left w:val="single" w:sz="3" w:space="0" w:color="E0E0E0"/>
-              <w:bottom w:val="single" w:sz="3" w:space="0" w:color="E0E0E0"/>
-              <w:right w:val="single" w:sz="3" w:space="0" w:color="E0E0E0"/>
-            </w:tcBorders>
-            <w:shd w:val="clear" w:color="auto" w:fill="F7F9FB"/>
-            <w:tcMar>
-              <w:top w:w="25" w:type="dxa"/>
-              <w:left w:w="50" w:type="dxa"/>
-              <w:bottom w:w="25" w:type="dxa"/>
-              <w:right w:w="50" w:type="dxa"/>
-            </w:tcMar>
-            <w:vAlign w:val="center"/>
-          </w:tcPr>
-          <w:p>
-            <w:pPr>
-              <w:spacing w:after="0" w:line="228" w:lineRule="auto"/>
-              <w:rPr>
-                <w:szCs w:val="18"/>
-              </w:rPr>
-            </w:pPr>
-            <w:r>
-              <w:rPr>
-                <w:szCs w:val="18"/>
-              </w:rPr>
-              <w:t>元・14世紀／龍泉窯</w:t>
-            </w:r>
-          </w:p>
-        </w:tc>
-        <w:tc>
-          <w:tcPr>
-            <w:tcW w:w="2664" w:type="dxa"/>
-            <w:tcBorders>
-              <w:top w:val="single" w:sz="3" w:space="0" w:color="E0E0E0"/>
-              <w:left w:val="single" w:sz="3" w:space="0" w:color="E0E0E0"/>
-              <w:bottom w:val="single" w:sz="3" w:space="0" w:color="E0E0E0"/>
-              <w:right w:val="single" w:sz="3" w:space="0" w:color="E0E0E0"/>
-            </w:tcBorders>
-            <w:shd w:val="clear" w:color="auto" w:fill="F7F9FB"/>
-            <w:tcMar>
-              <w:top w:w="25" w:type="dxa"/>
-              <w:left w:w="50" w:type="dxa"/>
-              <w:bottom w:w="25" w:type="dxa"/>
-              <w:right w:w="50" w:type="dxa"/>
-            </w:tcMar>
-            <w:vAlign w:val="center"/>
-          </w:tcPr>
-          <w:p>
-            <w:pPr>
-              <w:spacing w:after="0" w:line="228" w:lineRule="auto"/>
-              <w:rPr>
-                <w:szCs w:val="18"/>
-                <w:lang w:eastAsia="ja-JP"/>
-              </w:rPr>
-            </w:pPr>
-            <w:r>
-              <w:rPr>
-                <w:szCs w:val="18"/>
-                <w:lang w:eastAsia="ja-JP"/>
-              </w:rPr>
-              <w:t>スイス・バウアー財団</w:t>
-            </w:r>
-          </w:p>
-        </w:tc>
-        <w:tc>
-          <w:tcPr>
-            <w:tcW w:w="708" w:type="dxa"/>
-            <w:tcBorders>
-              <w:top w:val="single" w:sz="3" w:space="0" w:color="E0E0E0"/>
-              <w:left w:val="single" w:sz="3" w:space="0" w:color="E0E0E0"/>
-              <w:bottom w:val="single" w:sz="3" w:space="0" w:color="E0E0E0"/>
-              <w:right w:val="single" w:sz="3" w:space="0" w:color="E0E0E0"/>
-            </w:tcBorders>
-            <w:shd w:val="clear" w:color="auto" w:fill="F7F9FB"/>
-            <w:tcMar>
-              <w:top w:w="25" w:type="dxa"/>
-              <w:left w:w="50" w:type="dxa"/>
-              <w:bottom w:w="25" w:type="dxa"/>
-              <w:right w:w="50" w:type="dxa"/>
-            </w:tcMar>
-            <w:vAlign w:val="center"/>
-          </w:tcPr>
-          <w:p>
-            <w:pPr>
-              <w:spacing w:after="0" w:line="228" w:lineRule="auto"/>
-              <w:jc w:val="center"/>
-              <w:rPr>
-                <w:szCs w:val="18"/>
-                <w:lang w:eastAsia="ja-JP"/>
-              </w:rPr>
-            </w:pPr>
-          </w:p>
-        </w:tc>
-        <w:tc>
-          <w:tcPr>
-            <w:tcW w:w="2381" w:type="dxa"/>
-            <w:tcBorders>
-              <w:top w:val="single" w:sz="3" w:space="0" w:color="E0E0E0"/>
-              <w:left w:val="single" w:sz="3" w:space="0" w:color="E0E0E0"/>
-              <w:bottom w:val="single" w:sz="3" w:space="0" w:color="E0E0E0"/>
-              <w:right w:val="single" w:sz="3" w:space="0" w:color="E0E0E0"/>
-            </w:tcBorders>
-            <w:shd w:val="clear" w:color="auto" w:fill="F7F9FB"/>
-            <w:tcMar>
-              <w:top w:w="25" w:type="dxa"/>
-              <w:left w:w="50" w:type="dxa"/>
-              <w:bottom w:w="25" w:type="dxa"/>
-              <w:right w:w="50" w:type="dxa"/>
-            </w:tcMar>
-            <w:vAlign w:val="center"/>
-          </w:tcPr>
-          <w:p>
-            <w:pPr>
-              <w:spacing w:after="0" w:line="228" w:lineRule="auto"/>
-              <w:rPr>
-                <w:szCs w:val="18"/>
-                <w:lang w:eastAsia="zh-TW"/>
-              </w:rPr>
-            </w:pPr>
-            <w:r>
-              <w:rPr>
-                <w:szCs w:val="18"/>
-                <w:lang w:eastAsia="zh-TW"/>
-              </w:rPr>
-              <w:t>「広岡家蔵品入札」（昭和3年）出品No.186</w:t>
-            </w:r>
-          </w:p>
-        </w:tc>
-      </w:tr>
-      <w:tr>
-        <w:trPr>
-          <w:jc w:val="center"/>
-        </w:trPr>
-        <w:tc>
-          <w:tcPr>
-            <w:tcW w:w="396" w:type="dxa"/>
-            <w:tcBorders>
-              <w:top w:val="single" w:sz="3" w:space="0" w:color="E0E0E0"/>
-              <w:left w:val="single" w:sz="3" w:space="0" w:color="E0E0E0"/>
-              <w:bottom w:val="single" w:sz="3" w:space="0" w:color="E0E0E0"/>
-              <w:right w:val="single" w:sz="3" w:space="0" w:color="E0E0E0"/>
-            </w:tcBorders>
-            <w:shd w:val="clear" w:color="auto" w:fill="F7F9FB"/>
-            <w:tcMar>
-              <w:top w:w="25" w:type="dxa"/>
-              <w:left w:w="50" w:type="dxa"/>
-              <w:bottom w:w="25" w:type="dxa"/>
-              <w:right w:w="50" w:type="dxa"/>
-            </w:tcMar>
-            <w:vAlign w:val="center"/>
-          </w:tcPr>
-          <w:p>
-            <w:pPr>
-              <w:spacing w:after="0" w:line="228" w:lineRule="auto"/>
-              <w:jc w:val="center"/>
-              <w:rPr>
-                <w:rFonts w:eastAsiaTheme="minorEastAsia" w:hint="eastAsia"/>
-                <w:b/>
-                <w:szCs w:val="18"/>
-                <w:lang w:eastAsia="ja-JP"/>
-              </w:rPr>
-            </w:pPr>
-            <w:r>
-              <w:rPr>
-                <w:rFonts w:eastAsiaTheme="minorEastAsia" w:hint="eastAsia"/>
-                <w:b/>
-                <w:szCs w:val="18"/>
-                <w:lang w:eastAsia="ja-JP"/>
-              </w:rPr>
-              <w:t>8</w:t>
-            </w:r>
-          </w:p>
-        </w:tc>
-        <w:tc>
-          <w:tcPr>
-            <w:tcW w:w="1927" w:type="dxa"/>
-            <w:tcBorders>
-              <w:top w:val="single" w:sz="3" w:space="0" w:color="E0E0E0"/>
-              <w:left w:val="single" w:sz="3" w:space="0" w:color="E0E0E0"/>
-              <w:bottom w:val="single" w:sz="3" w:space="0" w:color="E0E0E0"/>
-              <w:right w:val="single" w:sz="3" w:space="0" w:color="E0E0E0"/>
-            </w:tcBorders>
-            <w:shd w:val="clear" w:color="auto" w:fill="F7F9FB"/>
-            <w:tcMar>
-              <w:top w:w="25" w:type="dxa"/>
-              <w:left w:w="50" w:type="dxa"/>
-              <w:bottom w:w="25" w:type="dxa"/>
-              <w:right w:w="50" w:type="dxa"/>
+              <w:top w:w="20" w:type="dxa"/>
+              <w:left w:w="40" w:type="dxa"/>
+              <w:bottom w:w="20" w:type="dxa"/>
+              <w:right w:w="40" w:type="dxa"/>
             </w:tcMar>
           </w:tcPr>
           <w:p>
             <w:pPr>
-              <w:spacing w:after="0" w:line="228" w:lineRule="auto"/>
-              <w:rPr>
-                <w:szCs w:val="18"/>
-                <w:lang w:eastAsia="zh-TW"/>
-              </w:rPr>
-            </w:pPr>
-            <w:proofErr w:type="gramStart"/>
-            <w:r>
-              <w:rPr>
-                <w:szCs w:val="18"/>
-                <w:lang w:eastAsia="zh-TW"/>
-              </w:rPr>
-              <w:t>青井</w:t>
-            </w:r>
-            <w:proofErr w:type="gramEnd"/>
-            <w:r>
-              <w:rPr>
-                <w:szCs w:val="18"/>
-                <w:lang w:eastAsia="zh-TW"/>
-              </w:rPr>
-              <w:t>戸茶碗</w:t>
-            </w:r>
-            <w:r>
-              <w:rPr>
-                <w:rFonts w:eastAsiaTheme="minorEastAsia" w:hint="eastAsia"/>
-                <w:szCs w:val="18"/>
-                <w:lang w:eastAsia="zh-TW"/>
-              </w:rPr>
-              <w:t xml:space="preserve"> </w:t>
-            </w:r>
-            <w:r>
-              <w:rPr>
-                <w:szCs w:val="18"/>
-                <w:lang w:eastAsia="zh-TW"/>
-              </w:rPr>
-              <w:t>銘</w:t>
-            </w:r>
-            <w:r>
-              <w:rPr>
-                <w:rFonts w:eastAsiaTheme="minorEastAsia" w:hint="eastAsia"/>
-                <w:szCs w:val="18"/>
-                <w:lang w:eastAsia="zh-TW"/>
-              </w:rPr>
-              <w:t>「</w:t>
-            </w:r>
-            <w:r>
-              <w:rPr>
-                <w:szCs w:val="18"/>
-                <w:lang w:eastAsia="zh-TW"/>
-              </w:rPr>
-              <w:t>春日野」</w:t>
-            </w:r>
-          </w:p>
-        </w:tc>
-        <w:tc>
-          <w:tcPr>
-            <w:tcW w:w="1871" w:type="dxa"/>
-            <w:tcBorders>
-              <w:top w:val="single" w:sz="3" w:space="0" w:color="E0E0E0"/>
-              <w:left w:val="single" w:sz="3" w:space="0" w:color="E0E0E0"/>
-              <w:bottom w:val="single" w:sz="3" w:space="0" w:color="E0E0E0"/>
-              <w:right w:val="single" w:sz="3" w:space="0" w:color="E0E0E0"/>
-            </w:tcBorders>
-            <w:shd w:val="clear" w:color="auto" w:fill="F7F9FB"/>
-            <w:tcMar>
-              <w:top w:w="25" w:type="dxa"/>
-              <w:left w:w="50" w:type="dxa"/>
-              <w:bottom w:w="25" w:type="dxa"/>
-              <w:right w:w="50" w:type="dxa"/>
-            </w:tcMar>
-            <w:vAlign w:val="center"/>
-          </w:tcPr>
-          <w:p>
-            <w:pPr>
-              <w:spacing w:after="0" w:line="228" w:lineRule="auto"/>
-              <w:rPr>
-                <w:szCs w:val="18"/>
-                <w:lang w:eastAsia="zh-TW"/>
-              </w:rPr>
-            </w:pPr>
-            <w:r>
-              <w:rPr>
-                <w:rFonts w:ascii="ＭＳ 明朝" w:eastAsia="ＭＳ 明朝" w:hAnsi="ＭＳ 明朝" w:cs="ＭＳ 明朝" w:hint="eastAsia"/>
-                <w:szCs w:val="18"/>
-                <w:lang w:eastAsia="ja-JP"/>
-              </w:rPr>
-              <w:t>朝鮮時代・16世紀</w:t>
-            </w:r>
-          </w:p>
-        </w:tc>
-        <w:tc>
-          <w:tcPr>
-            <w:tcW w:w="2664" w:type="dxa"/>
-            <w:tcBorders>
-              <w:top w:val="single" w:sz="3" w:space="0" w:color="E0E0E0"/>
-              <w:left w:val="single" w:sz="3" w:space="0" w:color="E0E0E0"/>
-              <w:bottom w:val="single" w:sz="3" w:space="0" w:color="E0E0E0"/>
-              <w:right w:val="single" w:sz="3" w:space="0" w:color="E0E0E0"/>
-            </w:tcBorders>
-            <w:shd w:val="clear" w:color="auto" w:fill="F7F9FB"/>
-            <w:tcMar>
-              <w:top w:w="25" w:type="dxa"/>
-              <w:left w:w="50" w:type="dxa"/>
-              <w:bottom w:w="25" w:type="dxa"/>
-              <w:right w:w="50" w:type="dxa"/>
-            </w:tcMar>
-            <w:vAlign w:val="center"/>
-          </w:tcPr>
-          <w:p>
-            <w:pPr>
-              <w:spacing w:after="0" w:line="228" w:lineRule="auto"/>
-              <w:rPr>
-                <w:szCs w:val="18"/>
-                <w:lang w:eastAsia="zh-TW"/>
-              </w:rPr>
-            </w:pPr>
-            <w:r>
-              <w:rPr>
-                <w:rFonts w:ascii="ＭＳ 明朝" w:eastAsia="ＭＳ 明朝" w:hAnsi="ＭＳ 明朝" w:cs="ＭＳ 明朝" w:hint="eastAsia"/>
-                <w:szCs w:val="18"/>
-                <w:lang w:eastAsia="ja-JP"/>
-              </w:rPr>
-              <w:t>湯木美術館</w:t>
-            </w:r>
-          </w:p>
-        </w:tc>
-        <w:tc>
-          <w:tcPr>
-            <w:tcW w:w="708" w:type="dxa"/>
-            <w:tcBorders>
-              <w:top w:val="single" w:sz="3" w:space="0" w:color="E0E0E0"/>
-              <w:left w:val="single" w:sz="3" w:space="0" w:color="E0E0E0"/>
-              <w:bottom w:val="single" w:sz="3" w:space="0" w:color="E0E0E0"/>
-              <w:right w:val="single" w:sz="3" w:space="0" w:color="E0E0E0"/>
-            </w:tcBorders>
-            <w:shd w:val="clear" w:color="auto" w:fill="F7F9FB"/>
-            <w:tcMar>
-              <w:top w:w="25" w:type="dxa"/>
-              <w:left w:w="50" w:type="dxa"/>
-              <w:bottom w:w="25" w:type="dxa"/>
-              <w:right w:w="50" w:type="dxa"/>
-            </w:tcMar>
-            <w:vAlign w:val="center"/>
-          </w:tcPr>
-          <w:p>
-            <w:pPr>
-              <w:spacing w:after="0" w:line="228" w:lineRule="auto"/>
-              <w:jc w:val="center"/>
-              <w:rPr>
-                <w:szCs w:val="18"/>
-                <w:lang w:eastAsia="zh-TW"/>
-              </w:rPr>
-            </w:pPr>
-            <w:r>
-              <w:rPr>
-                <w:b/>
-                <w:color w:val="C00000"/>
-                <w:szCs w:val="18"/>
-                <w:lang w:eastAsia="zh-TW"/>
-              </w:rPr>
-              <w:t>名物</w:t>
-            </w:r>
-          </w:p>
-        </w:tc>
-        <w:tc>
-          <w:tcPr>
-            <w:tcW w:w="2381" w:type="dxa"/>
-            <w:tcBorders>
-              <w:top w:val="single" w:sz="3" w:space="0" w:color="E0E0E0"/>
-              <w:left w:val="single" w:sz="3" w:space="0" w:color="E0E0E0"/>
-              <w:bottom w:val="single" w:sz="3" w:space="0" w:color="E0E0E0"/>
-              <w:right w:val="single" w:sz="3" w:space="0" w:color="E0E0E0"/>
-            </w:tcBorders>
-            <w:shd w:val="clear" w:color="auto" w:fill="F7F9FB"/>
-            <w:tcMar>
-              <w:top w:w="25" w:type="dxa"/>
-              <w:left w:w="50" w:type="dxa"/>
-              <w:bottom w:w="25" w:type="dxa"/>
-              <w:right w:w="50" w:type="dxa"/>
-            </w:tcMar>
-            <w:vAlign w:val="center"/>
-          </w:tcPr>
-          <w:p>
-            <w:pPr>
-              <w:spacing w:after="0" w:line="228" w:lineRule="auto"/>
-              <w:rPr>
-                <w:szCs w:val="18"/>
-                <w:lang w:eastAsia="zh-TW"/>
-              </w:rPr>
-            </w:pPr>
-            <w:r>
-              <w:rPr>
-                <w:szCs w:val="18"/>
-                <w:lang w:eastAsia="zh-TW"/>
-              </w:rPr>
-              <w:t>第1回売立（明治10年）出品</w:t>
-            </w:r>
-          </w:p>
-        </w:tc>
-      </w:tr>
-      <w:tr>
-        <w:trPr>
-          <w:jc w:val="center"/>
-        </w:trPr>
-        <w:tc>
-          <w:tcPr>
-            <w:tcW w:w="396" w:type="dxa"/>
-            <w:tcBorders>
-              <w:top w:val="single" w:sz="3" w:space="0" w:color="E0E0E0"/>
-              <w:left w:val="single" w:sz="3" w:space="0" w:color="E0E0E0"/>
-              <w:bottom w:val="single" w:sz="3" w:space="0" w:color="E0E0E0"/>
-              <w:right w:val="single" w:sz="3" w:space="0" w:color="E0E0E0"/>
-            </w:tcBorders>
-            <w:shd w:val="clear" w:color="auto" w:fill="F7F9FB"/>
-            <w:tcMar>
-              <w:top w:w="25" w:type="dxa"/>
-              <w:left w:w="50" w:type="dxa"/>
-              <w:bottom w:w="25" w:type="dxa"/>
-              <w:right w:w="50" w:type="dxa"/>
-            </w:tcMar>
-            <w:vAlign w:val="center"/>
-          </w:tcPr>
-          <w:p>
-            <w:pPr>
-              <w:spacing w:after="0" w:line="228" w:lineRule="auto"/>
-              <w:jc w:val="center"/>
-              <w:rPr>
-                <w:rFonts w:eastAsiaTheme="minorEastAsia" w:hint="eastAsia"/>
-                <w:b/>
-                <w:szCs w:val="18"/>
-                <w:lang w:eastAsia="ja-JP"/>
-              </w:rPr>
-            </w:pPr>
-            <w:r>
-              <w:rPr>
-                <w:rFonts w:eastAsiaTheme="minorEastAsia" w:hint="eastAsia"/>
-                <w:b/>
-                <w:szCs w:val="18"/>
-                <w:lang w:eastAsia="ja-JP"/>
-              </w:rPr>
-              <w:t>9</w:t>
-            </w:r>
-          </w:p>
-        </w:tc>
-        <w:tc>
-          <w:tcPr>
-            <w:tcW w:w="1927" w:type="dxa"/>
-            <w:tcBorders>
-              <w:top w:val="single" w:sz="3" w:space="0" w:color="E0E0E0"/>
-              <w:left w:val="single" w:sz="3" w:space="0" w:color="E0E0E0"/>
-              <w:bottom w:val="single" w:sz="3" w:space="0" w:color="E0E0E0"/>
-              <w:right w:val="single" w:sz="3" w:space="0" w:color="E0E0E0"/>
-            </w:tcBorders>
-            <w:shd w:val="clear" w:color="auto" w:fill="F7F9FB"/>
-            <w:tcMar>
-              <w:top w:w="25" w:type="dxa"/>
-              <w:left w:w="50" w:type="dxa"/>
-              <w:bottom w:w="25" w:type="dxa"/>
-              <w:right w:w="50" w:type="dxa"/>
-            </w:tcMar>
-          </w:tcPr>
-          <w:p>
-            <w:pPr>
-              <w:spacing w:after="0" w:line="228" w:lineRule="auto"/>
-              <w:rPr>
-                <w:szCs w:val="18"/>
-                <w:lang w:eastAsia="ja-JP"/>
-              </w:rPr>
-            </w:pPr>
-            <w:r>
-              <w:rPr>
-                <w:rFonts w:ascii="ＭＳ 明朝" w:eastAsia="ＭＳ 明朝" w:hAnsi="ＭＳ 明朝" w:cs="ＭＳ 明朝" w:hint="eastAsia"/>
-                <w:szCs w:val="18"/>
-                <w:lang w:eastAsia="ja-JP"/>
-              </w:rPr>
-              <w:t>赤地金襴手向付</w:t>
-            </w:r>
-          </w:p>
-        </w:tc>
-        <w:tc>
-          <w:tcPr>
-            <w:tcW w:w="1871" w:type="dxa"/>
-            <w:tcBorders>
-              <w:top w:val="single" w:sz="3" w:space="0" w:color="E0E0E0"/>
-              <w:left w:val="single" w:sz="3" w:space="0" w:color="E0E0E0"/>
-              <w:bottom w:val="single" w:sz="3" w:space="0" w:color="E0E0E0"/>
-              <w:right w:val="single" w:sz="3" w:space="0" w:color="E0E0E0"/>
-            </w:tcBorders>
-            <w:shd w:val="clear" w:color="auto" w:fill="F7F9FB"/>
-            <w:tcMar>
-              <w:top w:w="25" w:type="dxa"/>
-              <w:left w:w="50" w:type="dxa"/>
-              <w:bottom w:w="25" w:type="dxa"/>
-              <w:right w:w="50" w:type="dxa"/>
-            </w:tcMar>
-            <w:vAlign w:val="center"/>
-          </w:tcPr>
-          <w:p>
-            <w:pPr>
-              <w:spacing w:after="0" w:line="228" w:lineRule="auto"/>
-              <w:rPr>
-                <w:rFonts w:ascii="ＭＳ 明朝" w:eastAsia="ＭＳ 明朝" w:hAnsi="ＭＳ 明朝" w:cs="ＭＳ 明朝"/>
-                <w:szCs w:val="18"/>
-                <w:lang w:eastAsia="ja-JP"/>
-              </w:rPr>
-            </w:pPr>
-            <w:r>
-              <w:rPr>
-                <w:rFonts w:ascii="ＭＳ 明朝" w:eastAsia="ＭＳ 明朝" w:hAnsi="ＭＳ 明朝" w:cs="ＭＳ 明朝" w:hint="eastAsia"/>
-                <w:szCs w:val="18"/>
-                <w:lang w:eastAsia="ja-JP"/>
-              </w:rPr>
-              <w:t>明・16世紀</w:t>
-            </w:r>
-          </w:p>
-        </w:tc>
-        <w:tc>
-          <w:tcPr>
-            <w:tcW w:w="2664" w:type="dxa"/>
-            <w:tcBorders>
-              <w:top w:val="single" w:sz="3" w:space="0" w:color="E0E0E0"/>
-              <w:left w:val="single" w:sz="3" w:space="0" w:color="E0E0E0"/>
-              <w:bottom w:val="single" w:sz="3" w:space="0" w:color="E0E0E0"/>
-              <w:right w:val="single" w:sz="3" w:space="0" w:color="E0E0E0"/>
-            </w:tcBorders>
-            <w:shd w:val="clear" w:color="auto" w:fill="F7F9FB"/>
-            <w:tcMar>
-              <w:top w:w="25" w:type="dxa"/>
-              <w:left w:w="50" w:type="dxa"/>
-              <w:bottom w:w="25" w:type="dxa"/>
-              <w:right w:w="50" w:type="dxa"/>
-            </w:tcMar>
-            <w:vAlign w:val="center"/>
-          </w:tcPr>
-          <w:p>
-            <w:pPr>
-              <w:spacing w:after="0" w:line="228" w:lineRule="auto"/>
-              <w:rPr>
-                <w:rFonts w:ascii="ＭＳ 明朝" w:eastAsia="ＭＳ 明朝" w:hAnsi="ＭＳ 明朝" w:cs="ＭＳ 明朝"/>
-                <w:szCs w:val="18"/>
-                <w:lang w:eastAsia="ja-JP"/>
-              </w:rPr>
-            </w:pPr>
-            <w:r>
-              <w:rPr>
-                <w:rFonts w:ascii="ＭＳ 明朝" w:eastAsia="ＭＳ 明朝" w:hAnsi="ＭＳ 明朝" w:cs="ＭＳ 明朝" w:hint="eastAsia"/>
-                <w:szCs w:val="18"/>
-                <w:lang w:eastAsia="ja-JP"/>
-              </w:rPr>
-              <w:t>湯木美術館</w:t>
-            </w:r>
-          </w:p>
-        </w:tc>
-        <w:tc>
-          <w:tcPr>
-            <w:tcW w:w="708" w:type="dxa"/>
-            <w:tcBorders>
-              <w:top w:val="single" w:sz="3" w:space="0" w:color="E0E0E0"/>
-              <w:left w:val="single" w:sz="3" w:space="0" w:color="E0E0E0"/>
-              <w:bottom w:val="single" w:sz="3" w:space="0" w:color="E0E0E0"/>
-              <w:right w:val="single" w:sz="3" w:space="0" w:color="E0E0E0"/>
-            </w:tcBorders>
-            <w:shd w:val="clear" w:color="auto" w:fill="F7F9FB"/>
-            <w:tcMar>
-              <w:top w:w="25" w:type="dxa"/>
-              <w:left w:w="50" w:type="dxa"/>
-              <w:bottom w:w="25" w:type="dxa"/>
-              <w:right w:w="50" w:type="dxa"/>
-            </w:tcMar>
-            <w:vAlign w:val="center"/>
-          </w:tcPr>
-          <w:p>
-            <w:pPr>
-              <w:spacing w:after="0" w:line="228" w:lineRule="auto"/>
-              <w:jc w:val="center"/>
-              <w:rPr>
-                <w:b/>
-                <w:color w:val="C00000"/>
-                <w:szCs w:val="18"/>
-                <w:lang w:eastAsia="zh-TW"/>
-              </w:rPr>
-            </w:pPr>
-          </w:p>
-        </w:tc>
-        <w:tc>
-          <w:tcPr>
-            <w:tcW w:w="2381" w:type="dxa"/>
-            <w:tcBorders>
-              <w:top w:val="single" w:sz="3" w:space="0" w:color="E0E0E0"/>
-              <w:left w:val="single" w:sz="3" w:space="0" w:color="E0E0E0"/>
-              <w:bottom w:val="single" w:sz="3" w:space="0" w:color="E0E0E0"/>
-              <w:right w:val="single" w:sz="3" w:space="0" w:color="E0E0E0"/>
-            </w:tcBorders>
-            <w:shd w:val="clear" w:color="auto" w:fill="F7F9FB"/>
-            <w:tcMar>
-              <w:top w:w="25" w:type="dxa"/>
-              <w:left w:w="50" w:type="dxa"/>
-              <w:bottom w:w="25" w:type="dxa"/>
-              <w:right w:w="50" w:type="dxa"/>
-            </w:tcMar>
-            <w:vAlign w:val="center"/>
-          </w:tcPr>
-          <w:p>
-            <w:pPr>
-              <w:spacing w:after="0" w:line="228" w:lineRule="auto"/>
-              <w:rPr>
-                <w:szCs w:val="18"/>
-                <w:lang w:eastAsia="zh-TW"/>
-              </w:rPr>
-            </w:pPr>
-            <w:r>
-              <w:rPr>
-                <w:szCs w:val="18"/>
-                <w:lang w:eastAsia="zh-TW"/>
-              </w:rPr>
-              <w:t>「広岡家蔵品入札」（昭和3年）</w:t>
-            </w:r>
-            <w:r>
-              <w:rPr>
-                <w:szCs w:val="18"/>
-                <w:lang w:eastAsia="zh-TW"/>
-              </w:rPr>
-              <w:t>出品No.</w:t>
-            </w:r>
-            <w:r>
-              <w:rPr>
-                <w:rFonts w:eastAsiaTheme="minorEastAsia"/>
-                <w:szCs w:val="18"/>
-                <w:lang w:eastAsia="zh-TW"/>
-              </w:rPr>
-              <w:t>227</w:t>
-            </w:r>
-          </w:p>
-        </w:tc>
-      </w:tr>
-    </w:tbl>
-    <w:p>
-      <w:pPr>
-        <w:spacing w:after="40" w:line="240" w:lineRule="auto"/>
-        <w:rPr>
-          <w:lang w:eastAsia="zh-TW"/>
-        </w:rPr>
-      </w:pPr>
-    </w:p>
-    <w:tbl>
-      <w:tblPr>
-        <w:tblW w:w="0" w:type="auto"/>
-        <w:jc w:val="center"/>
-        <w:tblLayout w:type="fixed"/>
-        <w:tblLook w:val="04A0" w:firstRow="1" w:lastRow="0" w:firstColumn="1" w:lastColumn="0" w:noHBand="0" w:noVBand="1"/>
-      </w:tblPr>
-      <w:tblGrid>
-        <w:gridCol w:w="3288"/>
-        <w:gridCol w:w="3288"/>
-      </w:tblGrid>
-      <w:tr>
-        <w:trPr>
-          <w:jc w:val="center"/>
-        </w:trPr>
-        <w:tc>
-          <w:tcPr>
-            <w:tcW w:w="3288" w:type="dxa"/>
-            <w:tcBorders>
-              <w:top w:val="nil"/>
-              <w:left w:val="nil"/>
-              <w:bottom w:val="nil"/>
-              <w:right w:val="nil"/>
-            </w:tcBorders>
-            <w:tcMar>
-              <w:top w:w="10" w:type="dxa"/>
-              <w:left w:w="80" w:type="dxa"/>
-              <w:bottom w:w="10" w:type="dxa"/>
-              <w:right w:w="80" w:type="dxa"/>
-            </w:tcMar>
-          </w:tcPr>
-          <w:p>
-            <w:pPr>
+              <w:spacing w:after="0" w:line="240" w:lineRule="auto"/>
               <w:jc w:val="center"/>
             </w:pPr>
             <w:r>
@@ -3707,8 +3644,8 @@
                 <w:noProof/>
               </w:rPr>
               <w:drawing>
-                <wp:inline distT="0" distB="0" distL="0" distR="0" wp14:anchorId="7C698D11" wp14:editId="7855AE99">
-                  <wp:extent cx="1980000" cy="1980000"/>
+                <wp:inline distT="0" distB="0" distL="0" distR="0" wp14:anchorId="2C712335" wp14:editId="0B6085FE">
+                  <wp:extent cx="2160000" cy="2160000"/>
                   <wp:effectExtent l="0" t="0" r="0" b="0"/>
                   <wp:docPr id="1" name="Picture 1"/>
                   <wp:cNvGraphicFramePr>
@@ -3730,7 +3667,7 @@
                         <pic:spPr>
                           <a:xfrm>
                             <a:off x="0" y="0"/>
-                            <a:ext cx="1980000" cy="1980000"/>
+                            <a:ext cx="2160000" cy="2160000"/>
                           </a:xfrm>
                           <a:prstGeom prst="rect">
                             <a:avLst/>
@@ -3746,22 +3683,23 @@
         </w:tc>
         <w:tc>
           <w:tcPr>
-            <w:tcW w:w="3288" w:type="dxa"/>
+            <w:tcW w:w="5074" w:type="dxa"/>
             <w:tcBorders>
-              <w:top w:val="nil"/>
-              <w:left w:val="nil"/>
-              <w:bottom w:val="nil"/>
-              <w:right w:val="nil"/>
+              <w:top w:val="single" w:sz="0" w:space="0" w:color="FFFFFF"/>
+              <w:left w:val="single" w:sz="0" w:space="0" w:color="FFFFFF"/>
+              <w:bottom w:val="single" w:sz="0" w:space="0" w:color="FFFFFF"/>
+              <w:right w:val="single" w:sz="0" w:space="0" w:color="FFFFFF"/>
             </w:tcBorders>
             <w:tcMar>
-              <w:top w:w="10" w:type="dxa"/>
-              <w:left w:w="80" w:type="dxa"/>
-              <w:bottom w:w="10" w:type="dxa"/>
-              <w:right w:w="80" w:type="dxa"/>
+              <w:top w:w="20" w:type="dxa"/>
+              <w:left w:w="40" w:type="dxa"/>
+              <w:bottom w:w="20" w:type="dxa"/>
+              <w:right w:w="40" w:type="dxa"/>
             </w:tcMar>
           </w:tcPr>
           <w:p>
             <w:pPr>
+              <w:spacing w:after="0" w:line="240" w:lineRule="auto"/>
               <w:jc w:val="center"/>
             </w:pPr>
             <w:r>
@@ -3769,8 +3707,8 @@
                 <w:noProof/>
               </w:rPr>
               <w:drawing>
-                <wp:inline distT="0" distB="0" distL="0" distR="0" wp14:anchorId="0A18134E" wp14:editId="58A94438">
-                  <wp:extent cx="1980000" cy="1980000"/>
+                <wp:inline distT="0" distB="0" distL="0" distR="0" wp14:anchorId="11011DAB" wp14:editId="72DBEC07">
+                  <wp:extent cx="2160000" cy="2160000"/>
                   <wp:effectExtent l="0" t="0" r="0" b="0"/>
                   <wp:docPr id="2" name="Picture 2"/>
                   <wp:cNvGraphicFramePr>
@@ -3792,7 +3730,7 @@
                         <pic:spPr>
                           <a:xfrm>
                             <a:off x="0" y="0"/>
-                            <a:ext cx="1980000" cy="1980000"/>
+                            <a:ext cx="2160000" cy="2160000"/>
                           </a:xfrm>
                           <a:prstGeom prst="rect">
                             <a:avLst/>
@@ -3807,107 +3745,163 @@
           </w:p>
         </w:tc>
       </w:tr>
+      <w:tr>
+        <w:trPr>
+          <w:jc w:val="center"/>
+        </w:trPr>
+        <w:tc>
+          <w:tcPr>
+            <w:tcW w:w="5074" w:type="dxa"/>
+            <w:tcBorders>
+              <w:top w:val="single" w:sz="0" w:space="0" w:color="FFFFFF"/>
+              <w:left w:val="single" w:sz="0" w:space="0" w:color="FFFFFF"/>
+              <w:bottom w:val="single" w:sz="0" w:space="0" w:color="FFFFFF"/>
+              <w:right w:val="single" w:sz="0" w:space="0" w:color="FFFFFF"/>
+            </w:tcBorders>
+            <w:tcMar>
+              <w:top w:w="50" w:type="dxa"/>
+              <w:left w:w="80" w:type="dxa"/>
+              <w:bottom w:w="50" w:type="dxa"/>
+              <w:right w:w="80" w:type="dxa"/>
+            </w:tcMar>
+            <w:vAlign w:val="center"/>
+          </w:tcPr>
+          <w:p>
+            <w:pPr>
+              <w:spacing w:after="0" w:line="252" w:lineRule="auto"/>
+              <w:jc w:val="center"/>
+              <w:rPr>
+                <w:lang w:eastAsia="zh-TW"/>
+              </w:rPr>
+            </w:pPr>
+            <w:r>
+              <w:rPr>
+                <w:rFonts w:cs="游明朝"/>
+                <w:color w:val="111111"/>
+                <w:sz w:val="17"/>
+                <w:lang w:eastAsia="zh-TW"/>
+              </w:rPr>
+              <w:t>《青磁刻花五爪龍文盤》</w:t>
+            </w:r>
+          </w:p>
+          <w:p>
+            <w:pPr>
+              <w:spacing w:after="0" w:line="252" w:lineRule="auto"/>
+              <w:jc w:val="center"/>
+              <w:rPr>
+                <w:lang w:eastAsia="zh-TW"/>
+              </w:rPr>
+            </w:pPr>
+            <w:r>
+              <w:rPr>
+                <w:rFonts w:cs="游明朝"/>
+                <w:color w:val="111111"/>
+                <w:sz w:val="17"/>
+                <w:lang w:eastAsia="zh-TW"/>
+              </w:rPr>
+              <w:t>元時代（1271〜1368）／龍泉窯</w:t>
+            </w:r>
+          </w:p>
+          <w:p>
+            <w:pPr>
+              <w:spacing w:after="0" w:line="252" w:lineRule="auto"/>
+              <w:jc w:val="center"/>
+              <w:rPr>
+                <w:lang w:eastAsia="zh-TW"/>
+              </w:rPr>
+            </w:pPr>
+            <w:r>
+              <w:rPr>
+                <w:rFonts w:cs="游明朝"/>
+                <w:color w:val="111111"/>
+                <w:sz w:val="17"/>
+                <w:lang w:eastAsia="zh-TW"/>
+              </w:rPr>
+              <w:t>高6.4cm、口径43.3cm、底径31.5cm　加島屋旧蔵</w:t>
+            </w:r>
+          </w:p>
+        </w:tc>
+        <w:tc>
+          <w:tcPr>
+            <w:tcW w:w="5074" w:type="dxa"/>
+            <w:tcBorders>
+              <w:top w:val="single" w:sz="0" w:space="0" w:color="FFFFFF"/>
+              <w:left w:val="single" w:sz="0" w:space="0" w:color="FFFFFF"/>
+              <w:bottom w:val="single" w:sz="0" w:space="0" w:color="FFFFFF"/>
+              <w:right w:val="single" w:sz="0" w:space="0" w:color="FFFFFF"/>
+            </w:tcBorders>
+            <w:tcMar>
+              <w:top w:w="50" w:type="dxa"/>
+              <w:left w:w="80" w:type="dxa"/>
+              <w:bottom w:w="50" w:type="dxa"/>
+              <w:right w:w="80" w:type="dxa"/>
+            </w:tcMar>
+            <w:vAlign w:val="center"/>
+          </w:tcPr>
+          <w:p>
+            <w:pPr>
+              <w:spacing w:after="0" w:line="252" w:lineRule="auto"/>
+              <w:jc w:val="center"/>
+              <w:rPr>
+                <w:lang w:eastAsia="ja-JP"/>
+              </w:rPr>
+            </w:pPr>
+            <w:r>
+              <w:rPr>
+                <w:rFonts w:cs="游明朝"/>
+                <w:color w:val="111111"/>
+                <w:sz w:val="17"/>
+                <w:lang w:eastAsia="ja-JP"/>
+              </w:rPr>
+              <w:t>箱書・付属資料</w:t>
+            </w:r>
+          </w:p>
+          <w:p>
+            <w:pPr>
+              <w:spacing w:after="0" w:line="252" w:lineRule="auto"/>
+              <w:jc w:val="center"/>
+              <w:rPr>
+                <w:lang w:eastAsia="ja-JP"/>
+              </w:rPr>
+            </w:pPr>
+            <w:r>
+              <w:rPr>
+                <w:rFonts w:cs="游明朝"/>
+                <w:color w:val="111111"/>
+                <w:sz w:val="17"/>
+                <w:lang w:eastAsia="ja-JP"/>
+              </w:rPr>
+              <w:t>明治元年、長州藩より拝領した経緯を示す資料として整理</w:t>
+            </w:r>
+          </w:p>
+        </w:tc>
+      </w:tr>
     </w:tbl>
     <w:p>
       <w:pPr>
-        <w:spacing w:after="100" w:line="240" w:lineRule="auto"/>
-        <w:jc w:val="center"/>
-        <w:rPr>
-          <w:rFonts w:eastAsiaTheme="minorEastAsia" w:hint="eastAsia"/>
-          <w:sz w:val="20"/>
-          <w:szCs w:val="20"/>
-          <w:lang w:eastAsia="zh-TW"/>
-        </w:rPr>
-      </w:pPr>
-      <w:r>
-        <w:rPr>
-          <w:sz w:val="20"/>
-          <w:szCs w:val="20"/>
-          <w:lang w:eastAsia="zh-TW"/>
-        </w:rPr>
-        <w:t>《青磁刻花五爪龍文盤》</w:t>
-      </w:r>
-    </w:p>
-    <w:p>
-      <w:pPr>
-        <w:spacing w:after="100" w:line="240" w:lineRule="auto"/>
-        <w:jc w:val="center"/>
-        <w:rPr>
-          <w:rFonts w:eastAsiaTheme="minorEastAsia" w:hint="eastAsia"/>
-          <w:sz w:val="20"/>
-          <w:szCs w:val="20"/>
-          <w:lang w:eastAsia="zh-TW"/>
-        </w:rPr>
-      </w:pPr>
-      <w:r>
-        <w:rPr>
-          <w:sz w:val="20"/>
-          <w:szCs w:val="20"/>
-          <w:lang w:eastAsia="zh-TW"/>
-        </w:rPr>
-        <w:t xml:space="preserve">元時代（1271〜1368）／龍泉窯　</w:t>
-      </w:r>
-    </w:p>
-    <w:p>
-      <w:pPr>
-        <w:spacing w:after="100" w:line="240" w:lineRule="auto"/>
-        <w:jc w:val="center"/>
-        <w:rPr>
-          <w:sz w:val="20"/>
-          <w:szCs w:val="20"/>
-          <w:lang w:eastAsia="zh-CN"/>
-        </w:rPr>
-      </w:pPr>
-      <w:r>
-        <w:rPr>
-          <w:sz w:val="20"/>
-          <w:szCs w:val="20"/>
-          <w:lang w:eastAsia="zh-CN"/>
-        </w:rPr>
-        <w:t>高6.4cm、口径43.3cm、底径31.5cm　加島屋旧蔵</w:t>
-      </w:r>
-    </w:p>
-    <w:p>
-      <w:pPr>
+        <w:keepNext/>
+        <w:spacing w:before="80" w:after="80" w:line="240" w:lineRule="auto"/>
         <w:rPr>
           <w:lang w:eastAsia="ja-JP"/>
         </w:rPr>
       </w:pPr>
       <w:r>
         <w:rPr>
-          <w:lang w:eastAsia="ja-JP"/>
-        </w:rPr>
-        <w:br w:type="page"/>
-      </w:r>
-      <w:r>
-        <w:rPr>
-          <w:rFonts w:ascii="Noto Sans CJK JP" w:eastAsia="Noto Sans CJK JP" w:hAnsi="Noto Sans CJK JP"/>
+          <w:rFonts w:ascii="游ゴシック" w:eastAsia="游ゴシック" w:hAnsi="游ゴシック" w:cs="游ゴシック"/>
           <w:b/>
-          <w:color w:val="14284B"/>
+          <w:color w:val="0B2346"/>
           <w:sz w:val="28"/>
           <w:lang w:eastAsia="ja-JP"/>
         </w:rPr>
-        <w:lastRenderedPageBreak/>
-        <w:t>◆ 参考：その他加島屋旧蔵の作品</w:t>
-      </w:r>
-      <w:r>
-        <w:rPr>
-          <w:rFonts w:ascii="ＭＳ 明朝" w:eastAsia="ＭＳ 明朝" w:hAnsi="ＭＳ 明朝" w:cs="ＭＳ 明朝" w:hint="eastAsia"/>
-          <w:b/>
-          <w:color w:val="14284B"/>
-          <w:sz w:val="20"/>
-          <w:szCs w:val="20"/>
-          <w:lang w:eastAsia="ja-JP"/>
-        </w:rPr>
-        <w:t>（陶磁器）</w:t>
+        <w:t>■ 参考：その他加島屋旧蔵の作品（陶磁器）</w:t>
       </w:r>
     </w:p>
     <w:p>
       <w:pPr>
         <w:pBdr>
-          <w:bottom w:val="single" w:sz="12" w:space="1" w:color="14284B"/>
+          <w:bottom w:val="single" w:sz="18" w:space="2" w:color="0B2346"/>
         </w:pBdr>
-        <w:spacing w:after="80"/>
+        <w:spacing w:after="160" w:line="240" w:lineRule="auto"/>
         <w:rPr>
           <w:lang w:eastAsia="ja-JP"/>
         </w:rPr>
@@ -3915,15 +3909,669 @@
     </w:p>
     <w:tbl>
       <w:tblPr>
-        <w:tblW w:w="0" w:type="auto"/>
+        <w:tblW w:w="10148" w:type="dxa"/>
         <w:jc w:val="center"/>
         <w:tblLayout w:type="fixed"/>
         <w:tblLook w:val="04A0" w:firstRow="1" w:lastRow="0" w:firstColumn="1" w:lastColumn="0" w:noHBand="0" w:noVBand="1"/>
       </w:tblPr>
       <w:tblGrid>
-        <w:gridCol w:w="2948"/>
-        <w:gridCol w:w="1927"/>
-        <w:gridCol w:w="4876"/>
+        <w:gridCol w:w="2835"/>
+        <w:gridCol w:w="2097"/>
+        <w:gridCol w:w="5216"/>
+      </w:tblGrid>
+      <w:tr>
+        <w:trPr>
+          <w:trHeight w:val="320"/>
+          <w:jc w:val="center"/>
+        </w:trPr>
+        <w:tc>
+          <w:tcPr>
+            <w:tcW w:w="2835" w:type="dxa"/>
+            <w:tcBorders>
+              <w:top w:val="single" w:sz="3" w:space="0" w:color="D9D9D9"/>
+              <w:left w:val="single" w:sz="3" w:space="0" w:color="D9D9D9"/>
+              <w:bottom w:val="single" w:sz="3" w:space="0" w:color="D9D9D9"/>
+              <w:right w:val="single" w:sz="3" w:space="0" w:color="D9D9D9"/>
+            </w:tcBorders>
+            <w:shd w:val="clear" w:color="auto" w:fill="596962"/>
+            <w:tcMar>
+              <w:top w:w="50" w:type="dxa"/>
+              <w:left w:w="80" w:type="dxa"/>
+              <w:bottom w:w="50" w:type="dxa"/>
+              <w:right w:w="80" w:type="dxa"/>
+            </w:tcMar>
+            <w:vAlign w:val="center"/>
+          </w:tcPr>
+          <w:p>
+            <w:pPr>
+              <w:spacing w:after="0" w:line="252" w:lineRule="auto"/>
+              <w:jc w:val="center"/>
+            </w:pPr>
+            <w:proofErr w:type="spellStart"/>
+            <w:r>
+              <w:rPr>
+                <w:rFonts w:ascii="游ゴシック" w:eastAsia="游ゴシック" w:hAnsi="游ゴシック" w:cs="游ゴシック"/>
+                <w:b/>
+                <w:color w:val="FFFFFF"/>
+                <w:sz w:val="16"/>
+              </w:rPr>
+              <w:t>作品名</w:t>
+            </w:r>
+            <w:proofErr w:type="spellEnd"/>
+          </w:p>
+        </w:tc>
+        <w:tc>
+          <w:tcPr>
+            <w:tcW w:w="2097" w:type="dxa"/>
+            <w:tcBorders>
+              <w:top w:val="single" w:sz="3" w:space="0" w:color="D9D9D9"/>
+              <w:left w:val="single" w:sz="3" w:space="0" w:color="D9D9D9"/>
+              <w:bottom w:val="single" w:sz="3" w:space="0" w:color="D9D9D9"/>
+              <w:right w:val="single" w:sz="3" w:space="0" w:color="D9D9D9"/>
+            </w:tcBorders>
+            <w:shd w:val="clear" w:color="auto" w:fill="596962"/>
+            <w:tcMar>
+              <w:top w:w="50" w:type="dxa"/>
+              <w:left w:w="80" w:type="dxa"/>
+              <w:bottom w:w="50" w:type="dxa"/>
+              <w:right w:w="80" w:type="dxa"/>
+            </w:tcMar>
+            <w:vAlign w:val="center"/>
+          </w:tcPr>
+          <w:p>
+            <w:pPr>
+              <w:spacing w:after="0" w:line="252" w:lineRule="auto"/>
+              <w:jc w:val="center"/>
+            </w:pPr>
+            <w:r>
+              <w:rPr>
+                <w:rFonts w:ascii="游ゴシック" w:eastAsia="游ゴシック" w:hAnsi="游ゴシック" w:cs="游ゴシック"/>
+                <w:b/>
+                <w:color w:val="FFFFFF"/>
+                <w:sz w:val="16"/>
+              </w:rPr>
+              <w:t>時代・年代</w:t>
+            </w:r>
+          </w:p>
+        </w:tc>
+        <w:tc>
+          <w:tcPr>
+            <w:tcW w:w="5216" w:type="dxa"/>
+            <w:tcBorders>
+              <w:top w:val="single" w:sz="3" w:space="0" w:color="D9D9D9"/>
+              <w:left w:val="single" w:sz="3" w:space="0" w:color="D9D9D9"/>
+              <w:bottom w:val="single" w:sz="3" w:space="0" w:color="D9D9D9"/>
+              <w:right w:val="single" w:sz="3" w:space="0" w:color="D9D9D9"/>
+            </w:tcBorders>
+            <w:shd w:val="clear" w:color="auto" w:fill="596962"/>
+            <w:tcMar>
+              <w:top w:w="50" w:type="dxa"/>
+              <w:left w:w="80" w:type="dxa"/>
+              <w:bottom w:w="50" w:type="dxa"/>
+              <w:right w:w="80" w:type="dxa"/>
+            </w:tcMar>
+            <w:vAlign w:val="center"/>
+          </w:tcPr>
+          <w:p>
+            <w:pPr>
+              <w:spacing w:after="0" w:line="252" w:lineRule="auto"/>
+              <w:jc w:val="center"/>
+            </w:pPr>
+            <w:r>
+              <w:rPr>
+                <w:rFonts w:ascii="游ゴシック" w:eastAsia="游ゴシック" w:hAnsi="游ゴシック" w:cs="游ゴシック"/>
+                <w:b/>
+                <w:color w:val="FFFFFF"/>
+                <w:sz w:val="16"/>
+              </w:rPr>
+              <w:t>所蔵先（備考）</w:t>
+            </w:r>
+          </w:p>
+        </w:tc>
+      </w:tr>
+      <w:tr>
+        <w:trPr>
+          <w:trHeight w:val="410"/>
+          <w:jc w:val="center"/>
+        </w:trPr>
+        <w:tc>
+          <w:tcPr>
+            <w:tcW w:w="2835" w:type="dxa"/>
+            <w:tcBorders>
+              <w:top w:val="single" w:sz="3" w:space="0" w:color="D9D9D9"/>
+              <w:left w:val="single" w:sz="3" w:space="0" w:color="D9D9D9"/>
+              <w:bottom w:val="single" w:sz="3" w:space="0" w:color="D9D9D9"/>
+              <w:right w:val="single" w:sz="3" w:space="0" w:color="D9D9D9"/>
+            </w:tcBorders>
+            <w:shd w:val="clear" w:color="auto" w:fill="FFFFFF"/>
+          </w:tcPr>
+          <w:p>
+            <w:pPr>
+              <w:spacing w:after="0" w:line="252" w:lineRule="auto"/>
+              <w:rPr>
+                <w:sz w:val="18"/>
+                <w:szCs w:val="18"/>
+                <w:lang w:eastAsia="zh-TW"/>
+              </w:rPr>
+            </w:pPr>
+            <w:r>
+              <w:rPr>
+                <w:rFonts w:ascii="游ゴシック" w:eastAsia="游ゴシック" w:hAnsi="游ゴシック" w:cs="游ゴシック"/>
+                <w:b/>
+                <w:color w:val="C00000"/>
+                <w:sz w:val="18"/>
+                <w:szCs w:val="18"/>
+                <w:lang w:eastAsia="zh-TW"/>
+              </w:rPr>
+              <w:t xml:space="preserve">重要文化財 </w:t>
+            </w:r>
+            <w:r>
+              <w:rPr>
+                <w:rFonts w:ascii="游ゴシック" w:eastAsia="游ゴシック" w:hAnsi="游ゴシック" w:cs="游ゴシック"/>
+                <w:color w:val="111111"/>
+                <w:sz w:val="18"/>
+                <w:szCs w:val="18"/>
+                <w:lang w:eastAsia="zh-TW"/>
+              </w:rPr>
+              <w:t>青磁下蕪瓶</w:t>
+            </w:r>
+          </w:p>
+        </w:tc>
+        <w:tc>
+          <w:tcPr>
+            <w:tcW w:w="2097" w:type="dxa"/>
+            <w:tcBorders>
+              <w:top w:val="single" w:sz="3" w:space="0" w:color="D9D9D9"/>
+              <w:left w:val="single" w:sz="3" w:space="0" w:color="D9D9D9"/>
+              <w:bottom w:val="single" w:sz="3" w:space="0" w:color="D9D9D9"/>
+              <w:right w:val="single" w:sz="3" w:space="0" w:color="D9D9D9"/>
+            </w:tcBorders>
+            <w:shd w:val="clear" w:color="auto" w:fill="FFFFFF"/>
+            <w:tcMar>
+              <w:top w:w="50" w:type="dxa"/>
+              <w:left w:w="80" w:type="dxa"/>
+              <w:bottom w:w="50" w:type="dxa"/>
+              <w:right w:w="80" w:type="dxa"/>
+            </w:tcMar>
+            <w:vAlign w:val="center"/>
+          </w:tcPr>
+          <w:p>
+            <w:pPr>
+              <w:spacing w:after="0" w:line="252" w:lineRule="auto"/>
+              <w:rPr>
+                <w:sz w:val="18"/>
+                <w:szCs w:val="18"/>
+              </w:rPr>
+            </w:pPr>
+            <w:r>
+              <w:rPr>
+                <w:rFonts w:ascii="游ゴシック" w:eastAsia="游ゴシック" w:hAnsi="游ゴシック" w:cs="游ゴシック"/>
+                <w:color w:val="111111"/>
+                <w:sz w:val="18"/>
+                <w:szCs w:val="18"/>
+              </w:rPr>
+              <w:t>南宋・12〜13世紀／官窯</w:t>
+            </w:r>
+          </w:p>
+        </w:tc>
+        <w:tc>
+          <w:tcPr>
+            <w:tcW w:w="5216" w:type="dxa"/>
+            <w:tcBorders>
+              <w:top w:val="single" w:sz="3" w:space="0" w:color="D9D9D9"/>
+              <w:left w:val="single" w:sz="3" w:space="0" w:color="D9D9D9"/>
+              <w:bottom w:val="single" w:sz="3" w:space="0" w:color="D9D9D9"/>
+              <w:right w:val="single" w:sz="3" w:space="0" w:color="D9D9D9"/>
+            </w:tcBorders>
+            <w:shd w:val="clear" w:color="auto" w:fill="FFFFFF"/>
+            <w:tcMar>
+              <w:top w:w="50" w:type="dxa"/>
+              <w:left w:w="80" w:type="dxa"/>
+              <w:bottom w:w="50" w:type="dxa"/>
+              <w:right w:w="80" w:type="dxa"/>
+            </w:tcMar>
+            <w:vAlign w:val="center"/>
+          </w:tcPr>
+          <w:p>
+            <w:pPr>
+              <w:spacing w:after="0" w:line="252" w:lineRule="auto"/>
+              <w:rPr>
+                <w:sz w:val="18"/>
+                <w:szCs w:val="18"/>
+              </w:rPr>
+            </w:pPr>
+            <w:r>
+              <w:rPr>
+                <w:rFonts w:ascii="游ゴシック" w:eastAsia="游ゴシック" w:hAnsi="游ゴシック" w:cs="游ゴシック"/>
+                <w:color w:val="111111"/>
+                <w:sz w:val="18"/>
+                <w:szCs w:val="18"/>
+              </w:rPr>
+              <w:t>出光美術館</w:t>
+            </w:r>
+          </w:p>
+        </w:tc>
+      </w:tr>
+      <w:tr>
+        <w:trPr>
+          <w:trHeight w:val="410"/>
+          <w:jc w:val="center"/>
+        </w:trPr>
+        <w:tc>
+          <w:tcPr>
+            <w:tcW w:w="2835" w:type="dxa"/>
+            <w:tcBorders>
+              <w:top w:val="single" w:sz="3" w:space="0" w:color="D9D9D9"/>
+              <w:left w:val="single" w:sz="3" w:space="0" w:color="D9D9D9"/>
+              <w:bottom w:val="single" w:sz="3" w:space="0" w:color="D9D9D9"/>
+              <w:right w:val="single" w:sz="3" w:space="0" w:color="D9D9D9"/>
+            </w:tcBorders>
+            <w:shd w:val="clear" w:color="auto" w:fill="F8F8F8"/>
+            <w:tcMar>
+              <w:top w:w="50" w:type="dxa"/>
+              <w:left w:w="80" w:type="dxa"/>
+              <w:bottom w:w="50" w:type="dxa"/>
+              <w:right w:w="80" w:type="dxa"/>
+            </w:tcMar>
+            <w:vAlign w:val="center"/>
+          </w:tcPr>
+          <w:p>
+            <w:pPr>
+              <w:spacing w:after="0" w:line="252" w:lineRule="auto"/>
+              <w:rPr>
+                <w:sz w:val="18"/>
+                <w:szCs w:val="18"/>
+                <w:lang w:eastAsia="zh-TW"/>
+              </w:rPr>
+            </w:pPr>
+            <w:r>
+              <w:rPr>
+                <w:rFonts w:ascii="游ゴシック" w:eastAsia="游ゴシック" w:hAnsi="游ゴシック" w:cs="游ゴシック"/>
+                <w:color w:val="111111"/>
+                <w:sz w:val="18"/>
+                <w:szCs w:val="18"/>
+                <w:lang w:eastAsia="zh-TW"/>
+              </w:rPr>
+              <w:t>黒樂茶碗（万代屋黒）</w:t>
+            </w:r>
+          </w:p>
+        </w:tc>
+        <w:tc>
+          <w:tcPr>
+            <w:tcW w:w="2097" w:type="dxa"/>
+            <w:tcBorders>
+              <w:top w:val="single" w:sz="3" w:space="0" w:color="D9D9D9"/>
+              <w:left w:val="single" w:sz="3" w:space="0" w:color="D9D9D9"/>
+              <w:bottom w:val="single" w:sz="3" w:space="0" w:color="D9D9D9"/>
+              <w:right w:val="single" w:sz="3" w:space="0" w:color="D9D9D9"/>
+            </w:tcBorders>
+            <w:shd w:val="clear" w:color="auto" w:fill="F8F8F8"/>
+            <w:tcMar>
+              <w:top w:w="50" w:type="dxa"/>
+              <w:left w:w="80" w:type="dxa"/>
+              <w:bottom w:w="50" w:type="dxa"/>
+              <w:right w:w="80" w:type="dxa"/>
+            </w:tcMar>
+            <w:vAlign w:val="center"/>
+          </w:tcPr>
+          <w:p>
+            <w:pPr>
+              <w:spacing w:after="0" w:line="252" w:lineRule="auto"/>
+              <w:rPr>
+                <w:sz w:val="18"/>
+                <w:szCs w:val="18"/>
+              </w:rPr>
+            </w:pPr>
+            <w:proofErr w:type="spellStart"/>
+            <w:r>
+              <w:rPr>
+                <w:rFonts w:ascii="游ゴシック" w:eastAsia="游ゴシック" w:hAnsi="游ゴシック" w:cs="游ゴシック"/>
+                <w:color w:val="111111"/>
+                <w:sz w:val="18"/>
+                <w:szCs w:val="18"/>
+              </w:rPr>
+              <w:t>長次郎（生年不詳</w:t>
+            </w:r>
+            <w:proofErr w:type="spellEnd"/>
+            <w:r>
+              <w:rPr>
+                <w:rFonts w:ascii="游ゴシック" w:eastAsia="游ゴシック" w:hAnsi="游ゴシック" w:cs="游ゴシック"/>
+                <w:color w:val="111111"/>
+                <w:sz w:val="18"/>
+                <w:szCs w:val="18"/>
+              </w:rPr>
+              <w:t>–1589）</w:t>
+            </w:r>
+          </w:p>
+        </w:tc>
+        <w:tc>
+          <w:tcPr>
+            <w:tcW w:w="5216" w:type="dxa"/>
+            <w:tcBorders>
+              <w:top w:val="single" w:sz="3" w:space="0" w:color="D9D9D9"/>
+              <w:left w:val="single" w:sz="3" w:space="0" w:color="D9D9D9"/>
+              <w:bottom w:val="single" w:sz="3" w:space="0" w:color="D9D9D9"/>
+              <w:right w:val="single" w:sz="3" w:space="0" w:color="D9D9D9"/>
+            </w:tcBorders>
+            <w:shd w:val="clear" w:color="auto" w:fill="F8F8F8"/>
+            <w:tcMar>
+              <w:top w:w="50" w:type="dxa"/>
+              <w:left w:w="80" w:type="dxa"/>
+              <w:bottom w:w="50" w:type="dxa"/>
+              <w:right w:w="80" w:type="dxa"/>
+            </w:tcMar>
+            <w:vAlign w:val="center"/>
+          </w:tcPr>
+          <w:p>
+            <w:pPr>
+              <w:spacing w:after="0" w:line="252" w:lineRule="auto"/>
+              <w:rPr>
+                <w:sz w:val="18"/>
+                <w:szCs w:val="18"/>
+                <w:lang w:eastAsia="zh-TW"/>
+              </w:rPr>
+            </w:pPr>
+            <w:r>
+              <w:rPr>
+                <w:rFonts w:ascii="游ゴシック" w:eastAsia="游ゴシック" w:hAnsi="游ゴシック" w:cs="游ゴシック"/>
+                <w:color w:val="111111"/>
+                <w:sz w:val="18"/>
+                <w:szCs w:val="18"/>
+                <w:lang w:eastAsia="zh-TW"/>
+              </w:rPr>
+              <w:t>樂美術館（「広岡家蔵品入札」（昭和3年）出品NO.108）</w:t>
+            </w:r>
+          </w:p>
+        </w:tc>
+      </w:tr>
+      <w:tr>
+        <w:trPr>
+          <w:trHeight w:val="410"/>
+          <w:jc w:val="center"/>
+        </w:trPr>
+        <w:tc>
+          <w:tcPr>
+            <w:tcW w:w="2835" w:type="dxa"/>
+            <w:tcBorders>
+              <w:top w:val="single" w:sz="3" w:space="0" w:color="D9D9D9"/>
+              <w:left w:val="single" w:sz="3" w:space="0" w:color="D9D9D9"/>
+              <w:bottom w:val="single" w:sz="3" w:space="0" w:color="D9D9D9"/>
+              <w:right w:val="single" w:sz="3" w:space="0" w:color="D9D9D9"/>
+            </w:tcBorders>
+            <w:shd w:val="clear" w:color="auto" w:fill="FFFFFF"/>
+            <w:tcMar>
+              <w:top w:w="50" w:type="dxa"/>
+              <w:left w:w="80" w:type="dxa"/>
+              <w:bottom w:w="50" w:type="dxa"/>
+              <w:right w:w="80" w:type="dxa"/>
+            </w:tcMar>
+            <w:vAlign w:val="center"/>
+          </w:tcPr>
+          <w:p>
+            <w:pPr>
+              <w:spacing w:after="0" w:line="252" w:lineRule="auto"/>
+              <w:rPr>
+                <w:sz w:val="18"/>
+                <w:szCs w:val="18"/>
+                <w:lang w:eastAsia="zh-TW"/>
+              </w:rPr>
+            </w:pPr>
+            <w:r>
+              <w:rPr>
+                <w:rFonts w:ascii="游ゴシック" w:eastAsia="游ゴシック" w:hAnsi="游ゴシック" w:cs="游ゴシック"/>
+                <w:color w:val="111111"/>
+                <w:sz w:val="18"/>
+                <w:szCs w:val="18"/>
+                <w:lang w:eastAsia="zh-TW"/>
+              </w:rPr>
+              <w:t>黒樂茶碗　銘「残雪」</w:t>
+            </w:r>
+          </w:p>
+        </w:tc>
+        <w:tc>
+          <w:tcPr>
+            <w:tcW w:w="2097" w:type="dxa"/>
+            <w:tcBorders>
+              <w:top w:val="single" w:sz="3" w:space="0" w:color="D9D9D9"/>
+              <w:left w:val="single" w:sz="3" w:space="0" w:color="D9D9D9"/>
+              <w:bottom w:val="single" w:sz="3" w:space="0" w:color="D9D9D9"/>
+              <w:right w:val="single" w:sz="3" w:space="0" w:color="D9D9D9"/>
+            </w:tcBorders>
+            <w:shd w:val="clear" w:color="auto" w:fill="FFFFFF"/>
+            <w:tcMar>
+              <w:top w:w="50" w:type="dxa"/>
+              <w:left w:w="80" w:type="dxa"/>
+              <w:bottom w:w="50" w:type="dxa"/>
+              <w:right w:w="80" w:type="dxa"/>
+            </w:tcMar>
+            <w:vAlign w:val="center"/>
+          </w:tcPr>
+          <w:p>
+            <w:pPr>
+              <w:spacing w:after="0" w:line="252" w:lineRule="auto"/>
+              <w:rPr>
+                <w:sz w:val="18"/>
+                <w:szCs w:val="18"/>
+              </w:rPr>
+            </w:pPr>
+            <w:r>
+              <w:rPr>
+                <w:rFonts w:ascii="游ゴシック" w:eastAsia="游ゴシック" w:hAnsi="游ゴシック" w:cs="游ゴシック"/>
+                <w:color w:val="111111"/>
+                <w:sz w:val="18"/>
+                <w:szCs w:val="18"/>
+              </w:rPr>
+              <w:t>三代・道入（1599–1656）</w:t>
+            </w:r>
+          </w:p>
+        </w:tc>
+        <w:tc>
+          <w:tcPr>
+            <w:tcW w:w="5216" w:type="dxa"/>
+            <w:tcBorders>
+              <w:top w:val="single" w:sz="3" w:space="0" w:color="D9D9D9"/>
+              <w:left w:val="single" w:sz="3" w:space="0" w:color="D9D9D9"/>
+              <w:bottom w:val="single" w:sz="3" w:space="0" w:color="D9D9D9"/>
+              <w:right w:val="single" w:sz="3" w:space="0" w:color="D9D9D9"/>
+            </w:tcBorders>
+            <w:shd w:val="clear" w:color="auto" w:fill="FFFFFF"/>
+            <w:tcMar>
+              <w:top w:w="50" w:type="dxa"/>
+              <w:left w:w="80" w:type="dxa"/>
+              <w:bottom w:w="50" w:type="dxa"/>
+              <w:right w:w="80" w:type="dxa"/>
+            </w:tcMar>
+            <w:vAlign w:val="center"/>
+          </w:tcPr>
+          <w:p>
+            <w:pPr>
+              <w:spacing w:after="0" w:line="252" w:lineRule="auto"/>
+              <w:rPr>
+                <w:sz w:val="18"/>
+                <w:szCs w:val="18"/>
+                <w:lang w:eastAsia="zh-TW"/>
+              </w:rPr>
+            </w:pPr>
+            <w:r>
+              <w:rPr>
+                <w:rFonts w:ascii="游ゴシック" w:eastAsia="游ゴシック" w:hAnsi="游ゴシック" w:cs="游ゴシック"/>
+                <w:color w:val="111111"/>
+                <w:sz w:val="18"/>
+                <w:szCs w:val="18"/>
+                <w:lang w:eastAsia="zh-TW"/>
+              </w:rPr>
+              <w:t>樂美術館（「広岡家蔵品入札」（昭和3年）出品No.107）</w:t>
+            </w:r>
+          </w:p>
+        </w:tc>
+      </w:tr>
+      <w:tr>
+        <w:trPr>
+          <w:trHeight w:val="410"/>
+          <w:jc w:val="center"/>
+        </w:trPr>
+        <w:tc>
+          <w:tcPr>
+            <w:tcW w:w="2835" w:type="dxa"/>
+            <w:tcBorders>
+              <w:top w:val="single" w:sz="3" w:space="0" w:color="D9D9D9"/>
+              <w:left w:val="single" w:sz="3" w:space="0" w:color="D9D9D9"/>
+              <w:bottom w:val="single" w:sz="3" w:space="0" w:color="D9D9D9"/>
+              <w:right w:val="single" w:sz="3" w:space="0" w:color="D9D9D9"/>
+            </w:tcBorders>
+            <w:shd w:val="clear" w:color="auto" w:fill="F8F8F8"/>
+          </w:tcPr>
+          <w:p>
+            <w:pPr>
+              <w:spacing w:after="0" w:line="252" w:lineRule="auto"/>
+              <w:rPr>
+                <w:sz w:val="18"/>
+                <w:szCs w:val="18"/>
+                <w:lang w:eastAsia="zh-TW"/>
+              </w:rPr>
+            </w:pPr>
+            <w:r>
+              <w:rPr>
+                <w:rFonts w:ascii="游ゴシック" w:eastAsia="游ゴシック" w:hAnsi="游ゴシック" w:cs="游ゴシック"/>
+                <w:b/>
+                <w:color w:val="C00000"/>
+                <w:sz w:val="18"/>
+                <w:szCs w:val="18"/>
+                <w:lang w:eastAsia="zh-TW"/>
+              </w:rPr>
+              <w:t xml:space="preserve">大名物　</w:t>
+            </w:r>
+            <w:r>
+              <w:rPr>
+                <w:rFonts w:ascii="游ゴシック" w:eastAsia="游ゴシック" w:hAnsi="游ゴシック" w:cs="游ゴシック"/>
+                <w:color w:val="111111"/>
+                <w:sz w:val="18"/>
+                <w:szCs w:val="18"/>
+                <w:lang w:eastAsia="zh-TW"/>
+              </w:rPr>
+              <w:t>丸壺茶入　銘「早苗」</w:t>
+            </w:r>
+          </w:p>
+        </w:tc>
+        <w:tc>
+          <w:tcPr>
+            <w:tcW w:w="2097" w:type="dxa"/>
+            <w:tcBorders>
+              <w:top w:val="single" w:sz="3" w:space="0" w:color="D9D9D9"/>
+              <w:left w:val="single" w:sz="3" w:space="0" w:color="D9D9D9"/>
+              <w:bottom w:val="single" w:sz="3" w:space="0" w:color="D9D9D9"/>
+              <w:right w:val="single" w:sz="3" w:space="0" w:color="D9D9D9"/>
+            </w:tcBorders>
+            <w:shd w:val="clear" w:color="auto" w:fill="F8F8F8"/>
+            <w:tcMar>
+              <w:top w:w="50" w:type="dxa"/>
+              <w:left w:w="80" w:type="dxa"/>
+              <w:bottom w:w="50" w:type="dxa"/>
+              <w:right w:w="80" w:type="dxa"/>
+            </w:tcMar>
+            <w:vAlign w:val="center"/>
+          </w:tcPr>
+          <w:p>
+            <w:pPr>
+              <w:spacing w:after="0" w:line="252" w:lineRule="auto"/>
+              <w:rPr>
+                <w:sz w:val="18"/>
+                <w:szCs w:val="18"/>
+              </w:rPr>
+            </w:pPr>
+            <w:r>
+              <w:rPr>
+                <w:rFonts w:ascii="游ゴシック" w:eastAsia="游ゴシック" w:hAnsi="游ゴシック" w:cs="游ゴシック"/>
+                <w:color w:val="111111"/>
+                <w:sz w:val="18"/>
+                <w:szCs w:val="18"/>
+              </w:rPr>
+              <w:t>南宋・12〜13世紀</w:t>
+            </w:r>
+          </w:p>
+        </w:tc>
+        <w:tc>
+          <w:tcPr>
+            <w:tcW w:w="5216" w:type="dxa"/>
+            <w:tcBorders>
+              <w:top w:val="single" w:sz="3" w:space="0" w:color="D9D9D9"/>
+              <w:left w:val="single" w:sz="3" w:space="0" w:color="D9D9D9"/>
+              <w:bottom w:val="single" w:sz="3" w:space="0" w:color="D9D9D9"/>
+              <w:right w:val="single" w:sz="3" w:space="0" w:color="D9D9D9"/>
+            </w:tcBorders>
+            <w:shd w:val="clear" w:color="auto" w:fill="F8F8F8"/>
+            <w:tcMar>
+              <w:top w:w="50" w:type="dxa"/>
+              <w:left w:w="80" w:type="dxa"/>
+              <w:bottom w:w="50" w:type="dxa"/>
+              <w:right w:w="80" w:type="dxa"/>
+            </w:tcMar>
+            <w:vAlign w:val="center"/>
+          </w:tcPr>
+          <w:p>
+            <w:pPr>
+              <w:spacing w:after="0" w:line="252" w:lineRule="auto"/>
+              <w:rPr>
+                <w:sz w:val="18"/>
+                <w:szCs w:val="18"/>
+                <w:lang w:eastAsia="zh-TW"/>
+              </w:rPr>
+            </w:pPr>
+            <w:r>
+              <w:rPr>
+                <w:rFonts w:ascii="游ゴシック" w:eastAsia="游ゴシック" w:hAnsi="游ゴシック" w:cs="游ゴシック"/>
+                <w:color w:val="111111"/>
+                <w:sz w:val="18"/>
+                <w:szCs w:val="18"/>
+                <w:lang w:eastAsia="zh-TW"/>
+              </w:rPr>
+              <w:t>滴翠美術館（「広岡家蔵品入札」（昭和3年）出品No.133）</w:t>
+            </w:r>
+          </w:p>
+        </w:tc>
+      </w:tr>
+    </w:tbl>
+    <w:p>
+      <w:pPr>
+        <w:keepNext/>
+        <w:spacing w:before="80" w:after="80" w:line="240" w:lineRule="auto"/>
+        <w:rPr>
+          <w:lang w:eastAsia="ja-JP"/>
+        </w:rPr>
+      </w:pPr>
+      <w:r>
+        <w:rPr>
+          <w:rFonts w:ascii="游ゴシック" w:eastAsia="游ゴシック" w:hAnsi="游ゴシック" w:cs="游ゴシック"/>
+          <w:b/>
+          <w:color w:val="0B2346"/>
+          <w:sz w:val="28"/>
+          <w:lang w:eastAsia="ja-JP"/>
+        </w:rPr>
+        <w:t>■ 関連出版・関連イベント（案）</w:t>
+      </w:r>
+    </w:p>
+    <w:p>
+      <w:pPr>
+        <w:pBdr>
+          <w:bottom w:val="single" w:sz="18" w:space="2" w:color="0B2346"/>
+        </w:pBdr>
+        <w:spacing w:after="160" w:line="240" w:lineRule="auto"/>
+        <w:rPr>
+          <w:lang w:eastAsia="ja-JP"/>
+        </w:rPr>
+      </w:pPr>
+    </w:p>
+    <w:tbl>
+      <w:tblPr>
+        <w:tblW w:w="10148" w:type="dxa"/>
+        <w:jc w:val="center"/>
+        <w:tblLayout w:type="fixed"/>
+        <w:tblLook w:val="04A0" w:firstRow="1" w:lastRow="0" w:firstColumn="1" w:lastColumn="0" w:noHBand="0" w:noVBand="1"/>
+      </w:tblPr>
+      <w:tblGrid>
+        <w:gridCol w:w="1814"/>
+        <w:gridCol w:w="340"/>
+        <w:gridCol w:w="7994"/>
       </w:tblGrid>
       <w:tr>
         <w:trPr>
@@ -3931,903 +4579,113 @@
         </w:trPr>
         <w:tc>
           <w:tcPr>
-            <w:tcW w:w="2948" w:type="dxa"/>
+            <w:tcW w:w="1814" w:type="dxa"/>
             <w:tcBorders>
-              <w:top w:val="single" w:sz="3" w:space="0" w:color="E2E2E2"/>
-              <w:left w:val="single" w:sz="3" w:space="0" w:color="E2E2E2"/>
-              <w:bottom w:val="single" w:sz="3" w:space="0" w:color="E2E2E2"/>
-              <w:right w:val="single" w:sz="3" w:space="0" w:color="E2E2E2"/>
+              <w:top w:val="single" w:sz="4" w:space="0" w:color="D7D7D7"/>
+              <w:left w:val="single" w:sz="4" w:space="0" w:color="D7D7D7"/>
+              <w:bottom w:val="single" w:sz="4" w:space="0" w:color="D7D7D7"/>
+              <w:right w:val="single" w:sz="4" w:space="0" w:color="D7D7D7"/>
             </w:tcBorders>
-            <w:shd w:val="clear" w:color="auto" w:fill="5F6B68"/>
+            <w:shd w:val="clear" w:color="auto" w:fill="E8DED0"/>
             <w:tcMar>
-              <w:top w:w="18" w:type="dxa"/>
-              <w:left w:w="45" w:type="dxa"/>
-              <w:bottom w:w="18" w:type="dxa"/>
-              <w:right w:w="45" w:type="dxa"/>
+              <w:top w:w="50" w:type="dxa"/>
+              <w:left w:w="80" w:type="dxa"/>
+              <w:bottom w:w="50" w:type="dxa"/>
+              <w:right w:w="80" w:type="dxa"/>
             </w:tcMar>
+            <w:vAlign w:val="center"/>
           </w:tcPr>
           <w:p>
             <w:pPr>
-              <w:spacing w:after="0" w:line="216" w:lineRule="auto"/>
+              <w:spacing w:after="0" w:line="252" w:lineRule="auto"/>
               <w:jc w:val="center"/>
-              <w:rPr>
-                <w:sz w:val="20"/>
-                <w:szCs w:val="20"/>
-              </w:rPr>
-            </w:pPr>
-            <w:r>
-              <w:rPr>
-                <w:rFonts w:ascii="Noto Sans CJK JP" w:eastAsia="Noto Sans CJK JP" w:hAnsi="Noto Sans CJK JP"/>
-                <w:b/>
-                <w:color w:val="FFFFFF"/>
-                <w:sz w:val="20"/>
-                <w:szCs w:val="20"/>
-              </w:rPr>
-              <w:t>作　品　名</w:t>
-            </w:r>
-          </w:p>
-        </w:tc>
-        <w:tc>
-          <w:tcPr>
-            <w:tcW w:w="1927" w:type="dxa"/>
-            <w:tcBorders>
-              <w:top w:val="single" w:sz="3" w:space="0" w:color="E2E2E2"/>
-              <w:left w:val="single" w:sz="3" w:space="0" w:color="E2E2E2"/>
-              <w:bottom w:val="single" w:sz="3" w:space="0" w:color="E2E2E2"/>
-              <w:right w:val="single" w:sz="3" w:space="0" w:color="E2E2E2"/>
-            </w:tcBorders>
-            <w:shd w:val="clear" w:color="auto" w:fill="5F6B68"/>
-            <w:tcMar>
-              <w:top w:w="18" w:type="dxa"/>
-              <w:left w:w="45" w:type="dxa"/>
-              <w:bottom w:w="18" w:type="dxa"/>
-              <w:right w:w="45" w:type="dxa"/>
-            </w:tcMar>
-          </w:tcPr>
-          <w:p>
-            <w:pPr>
-              <w:spacing w:after="0" w:line="216" w:lineRule="auto"/>
-              <w:jc w:val="center"/>
-              <w:rPr>
-                <w:sz w:val="20"/>
-                <w:szCs w:val="20"/>
-              </w:rPr>
             </w:pPr>
             <w:proofErr w:type="spellStart"/>
             <w:r>
               <w:rPr>
-                <w:rFonts w:ascii="Noto Sans CJK JP" w:eastAsia="Noto Sans CJK JP" w:hAnsi="Noto Sans CJK JP"/>
+                <w:rFonts w:ascii="游ゴシック" w:eastAsia="游ゴシック" w:hAnsi="游ゴシック" w:cs="游ゴシック"/>
                 <w:b/>
-                <w:color w:val="FFFFFF"/>
-                <w:sz w:val="20"/>
-                <w:szCs w:val="20"/>
-              </w:rPr>
-              <w:t>時代・年代</w:t>
+                <w:color w:val="0B2346"/>
+                <w:sz w:val="17"/>
+              </w:rPr>
+              <w:t>関連出版</w:t>
             </w:r>
             <w:proofErr w:type="spellEnd"/>
           </w:p>
         </w:tc>
         <w:tc>
           <w:tcPr>
-            <w:tcW w:w="4876" w:type="dxa"/>
+            <w:tcW w:w="8108" w:type="dxa"/>
+            <w:gridSpan w:val="2"/>
             <w:tcBorders>
-              <w:top w:val="single" w:sz="3" w:space="0" w:color="E2E2E2"/>
-              <w:left w:val="single" w:sz="3" w:space="0" w:color="E2E2E2"/>
-              <w:bottom w:val="single" w:sz="3" w:space="0" w:color="E2E2E2"/>
-              <w:right w:val="single" w:sz="3" w:space="0" w:color="E2E2E2"/>
+              <w:top w:val="single" w:sz="4" w:space="0" w:color="D7D7D7"/>
+              <w:left w:val="single" w:sz="4" w:space="0" w:color="D7D7D7"/>
+              <w:bottom w:val="single" w:sz="4" w:space="0" w:color="D7D7D7"/>
+              <w:right w:val="single" w:sz="4" w:space="0" w:color="D7D7D7"/>
             </w:tcBorders>
-            <w:shd w:val="clear" w:color="auto" w:fill="5F6B68"/>
+            <w:shd w:val="clear" w:color="auto" w:fill="FBFAF7"/>
             <w:tcMar>
-              <w:top w:w="18" w:type="dxa"/>
-              <w:left w:w="45" w:type="dxa"/>
-              <w:bottom w:w="18" w:type="dxa"/>
-              <w:right w:w="45" w:type="dxa"/>
+              <w:top w:w="50" w:type="dxa"/>
+              <w:left w:w="80" w:type="dxa"/>
+              <w:bottom w:w="50" w:type="dxa"/>
+              <w:right w:w="80" w:type="dxa"/>
             </w:tcMar>
+            <w:vAlign w:val="center"/>
           </w:tcPr>
           <w:p>
             <w:pPr>
-              <w:spacing w:after="0" w:line="216" w:lineRule="auto"/>
-              <w:jc w:val="center"/>
-              <w:rPr>
-                <w:sz w:val="20"/>
-                <w:szCs w:val="20"/>
+              <w:spacing w:after="0" w:line="252" w:lineRule="auto"/>
+              <w:rPr>
+                <w:lang w:eastAsia="ja-JP"/>
               </w:rPr>
             </w:pPr>
             <w:r>
               <w:rPr>
-                <w:rFonts w:ascii="Noto Sans CJK JP" w:eastAsia="Noto Sans CJK JP" w:hAnsi="Noto Sans CJK JP"/>
-                <w:b/>
-                <w:color w:val="FFFFFF"/>
-                <w:sz w:val="20"/>
-                <w:szCs w:val="20"/>
-              </w:rPr>
-              <w:t xml:space="preserve">所　蔵　</w:t>
-            </w:r>
-            <w:proofErr w:type="spellStart"/>
-            <w:r>
-              <w:rPr>
-                <w:rFonts w:ascii="Noto Sans CJK JP" w:eastAsia="Noto Sans CJK JP" w:hAnsi="Noto Sans CJK JP"/>
-                <w:b/>
-                <w:color w:val="FFFFFF"/>
-                <w:sz w:val="20"/>
-                <w:szCs w:val="20"/>
-              </w:rPr>
-              <w:t>先（備考</w:t>
-            </w:r>
-            <w:proofErr w:type="spellEnd"/>
-            <w:r>
-              <w:rPr>
-                <w:rFonts w:ascii="Noto Sans CJK JP" w:eastAsia="Noto Sans CJK JP" w:hAnsi="Noto Sans CJK JP"/>
-                <w:b/>
-                <w:color w:val="FFFFFF"/>
-                <w:sz w:val="20"/>
-                <w:szCs w:val="20"/>
-              </w:rPr>
-              <w:t>）</w:t>
+                <w:rFonts w:cs="游明朝"/>
+                <w:color w:val="111111"/>
+                <w:sz w:val="17"/>
+                <w:lang w:eastAsia="ja-JP"/>
+              </w:rPr>
+              <w:t>展覧会の開催に併せて、株式会社求龍堂より展覧会公式書籍を出版する予定。</w:t>
             </w:r>
           </w:p>
         </w:tc>
       </w:tr>
       <w:tr>
         <w:trPr>
+          <w:trHeight w:val="650"/>
           <w:jc w:val="center"/>
         </w:trPr>
         <w:tc>
           <w:tcPr>
-            <w:tcW w:w="2948" w:type="dxa"/>
+            <w:tcW w:w="2154" w:type="dxa"/>
+            <w:gridSpan w:val="2"/>
             <w:tcBorders>
-              <w:top w:val="single" w:sz="3" w:space="0" w:color="E2E2E2"/>
-              <w:left w:val="single" w:sz="3" w:space="0" w:color="E2E2E2"/>
-              <w:bottom w:val="single" w:sz="3" w:space="0" w:color="E2E2E2"/>
-              <w:right w:val="single" w:sz="3" w:space="0" w:color="E2E2E2"/>
+              <w:top w:val="single" w:sz="4" w:space="0" w:color="D7D7D7"/>
+              <w:left w:val="single" w:sz="4" w:space="0" w:color="D7D7D7"/>
+              <w:bottom w:val="single" w:sz="4" w:space="0" w:color="D7D7D7"/>
+              <w:right w:val="single" w:sz="4" w:space="0" w:color="D7D7D7"/>
             </w:tcBorders>
-            <w:shd w:val="clear" w:color="auto" w:fill="FAFAFA"/>
+            <w:shd w:val="clear" w:color="auto" w:fill="E8DED0"/>
             <w:tcMar>
-              <w:top w:w="18" w:type="dxa"/>
-              <w:left w:w="45" w:type="dxa"/>
-              <w:bottom w:w="18" w:type="dxa"/>
-              <w:right w:w="45" w:type="dxa"/>
-            </w:tcMar>
-          </w:tcPr>
-          <w:p>
-            <w:pPr>
-              <w:spacing w:after="0" w:line="216" w:lineRule="auto"/>
-              <w:rPr>
-                <w:sz w:val="20"/>
-                <w:szCs w:val="20"/>
-                <w:lang w:eastAsia="zh-TW"/>
-              </w:rPr>
-            </w:pPr>
-            <w:r>
-              <w:rPr>
-                <w:b/>
-                <w:color w:val="C00000"/>
-                <w:sz w:val="20"/>
-                <w:szCs w:val="20"/>
-                <w:lang w:eastAsia="zh-TW"/>
-              </w:rPr>
-              <w:t>重要文化財</w:t>
-            </w:r>
-            <w:r>
-              <w:rPr>
-                <w:sz w:val="20"/>
-                <w:szCs w:val="20"/>
-                <w:lang w:eastAsia="zh-TW"/>
-              </w:rPr>
-              <w:t xml:space="preserve"> </w:t>
-            </w:r>
-            <w:proofErr w:type="gramStart"/>
-            <w:r>
-              <w:rPr>
-                <w:sz w:val="20"/>
-                <w:szCs w:val="20"/>
-                <w:lang w:eastAsia="zh-TW"/>
-              </w:rPr>
-              <w:t>青磁下蕪</w:t>
-            </w:r>
-            <w:proofErr w:type="gramEnd"/>
-            <w:r>
-              <w:rPr>
-                <w:sz w:val="20"/>
-                <w:szCs w:val="20"/>
-                <w:lang w:eastAsia="zh-TW"/>
-              </w:rPr>
-              <w:t>瓶</w:t>
-            </w:r>
-          </w:p>
-        </w:tc>
-        <w:tc>
-          <w:tcPr>
-            <w:tcW w:w="1927" w:type="dxa"/>
-            <w:tcBorders>
-              <w:top w:val="single" w:sz="3" w:space="0" w:color="E2E2E2"/>
-              <w:left w:val="single" w:sz="3" w:space="0" w:color="E2E2E2"/>
-              <w:bottom w:val="single" w:sz="3" w:space="0" w:color="E2E2E2"/>
-              <w:right w:val="single" w:sz="3" w:space="0" w:color="E2E2E2"/>
-            </w:tcBorders>
-            <w:shd w:val="clear" w:color="auto" w:fill="FAFAFA"/>
-            <w:tcMar>
-              <w:top w:w="18" w:type="dxa"/>
-              <w:left w:w="45" w:type="dxa"/>
-              <w:bottom w:w="18" w:type="dxa"/>
-              <w:right w:w="45" w:type="dxa"/>
-            </w:tcMar>
-          </w:tcPr>
-          <w:p>
-            <w:pPr>
-              <w:spacing w:after="0" w:line="216" w:lineRule="auto"/>
-              <w:rPr>
-                <w:sz w:val="20"/>
-                <w:szCs w:val="20"/>
-              </w:rPr>
-            </w:pPr>
-            <w:r>
-              <w:rPr>
-                <w:sz w:val="20"/>
-                <w:szCs w:val="20"/>
-              </w:rPr>
-              <w:t>南宋・12〜13世紀／官窯</w:t>
-            </w:r>
-          </w:p>
-        </w:tc>
-        <w:tc>
-          <w:tcPr>
-            <w:tcW w:w="4876" w:type="dxa"/>
-            <w:tcBorders>
-              <w:top w:val="single" w:sz="3" w:space="0" w:color="E2E2E2"/>
-              <w:left w:val="single" w:sz="3" w:space="0" w:color="E2E2E2"/>
-              <w:bottom w:val="single" w:sz="3" w:space="0" w:color="E2E2E2"/>
-              <w:right w:val="single" w:sz="3" w:space="0" w:color="E2E2E2"/>
-            </w:tcBorders>
-            <w:shd w:val="clear" w:color="auto" w:fill="FAFAFA"/>
-            <w:tcMar>
-              <w:top w:w="18" w:type="dxa"/>
-              <w:left w:w="45" w:type="dxa"/>
-              <w:bottom w:w="18" w:type="dxa"/>
-              <w:right w:w="45" w:type="dxa"/>
-            </w:tcMar>
-          </w:tcPr>
-          <w:p>
-            <w:pPr>
-              <w:spacing w:after="0" w:line="216" w:lineRule="auto"/>
-              <w:rPr>
-                <w:sz w:val="20"/>
-                <w:szCs w:val="20"/>
-              </w:rPr>
-            </w:pPr>
-            <w:proofErr w:type="spellStart"/>
-            <w:r>
-              <w:rPr>
-                <w:sz w:val="20"/>
-                <w:szCs w:val="20"/>
-              </w:rPr>
-              <w:t>出光美術館</w:t>
-            </w:r>
-            <w:proofErr w:type="spellEnd"/>
-          </w:p>
-        </w:tc>
-      </w:tr>
-      <w:tr>
-        <w:trPr>
-          <w:jc w:val="center"/>
-        </w:trPr>
-        <w:tc>
-          <w:tcPr>
-            <w:tcW w:w="2948" w:type="dxa"/>
-            <w:tcBorders>
-              <w:top w:val="single" w:sz="3" w:space="0" w:color="E2E2E2"/>
-              <w:left w:val="single" w:sz="3" w:space="0" w:color="E2E2E2"/>
-              <w:bottom w:val="single" w:sz="3" w:space="0" w:color="E2E2E2"/>
-              <w:right w:val="single" w:sz="3" w:space="0" w:color="E2E2E2"/>
-            </w:tcBorders>
-            <w:shd w:val="clear" w:color="auto" w:fill="FAFAFA"/>
-            <w:tcMar>
-              <w:top w:w="18" w:type="dxa"/>
-              <w:left w:w="45" w:type="dxa"/>
-              <w:bottom w:w="18" w:type="dxa"/>
-              <w:right w:w="45" w:type="dxa"/>
-            </w:tcMar>
-          </w:tcPr>
-          <w:p>
-            <w:pPr>
-              <w:spacing w:after="0" w:line="216" w:lineRule="auto"/>
-              <w:rPr>
-                <w:sz w:val="20"/>
-                <w:szCs w:val="20"/>
-                <w:lang w:eastAsia="zh-TW"/>
-              </w:rPr>
-            </w:pPr>
-            <w:r>
-              <w:rPr>
-                <w:sz w:val="20"/>
-                <w:szCs w:val="20"/>
-                <w:lang w:eastAsia="zh-TW"/>
-              </w:rPr>
-              <w:t>黒樂茶碗（万代屋黒）</w:t>
-            </w:r>
-          </w:p>
-        </w:tc>
-        <w:tc>
-          <w:tcPr>
-            <w:tcW w:w="1927" w:type="dxa"/>
-            <w:tcBorders>
-              <w:top w:val="single" w:sz="3" w:space="0" w:color="E2E2E2"/>
-              <w:left w:val="single" w:sz="3" w:space="0" w:color="E2E2E2"/>
-              <w:bottom w:val="single" w:sz="3" w:space="0" w:color="E2E2E2"/>
-              <w:right w:val="single" w:sz="3" w:space="0" w:color="E2E2E2"/>
-            </w:tcBorders>
-            <w:shd w:val="clear" w:color="auto" w:fill="FAFAFA"/>
-            <w:tcMar>
-              <w:top w:w="18" w:type="dxa"/>
-              <w:left w:w="45" w:type="dxa"/>
-              <w:bottom w:w="18" w:type="dxa"/>
-              <w:right w:w="45" w:type="dxa"/>
-            </w:tcMar>
-          </w:tcPr>
-          <w:p>
-            <w:pPr>
-              <w:spacing w:after="0" w:line="216" w:lineRule="auto"/>
-              <w:rPr>
-                <w:sz w:val="20"/>
-                <w:szCs w:val="20"/>
-              </w:rPr>
-            </w:pPr>
-            <w:proofErr w:type="spellStart"/>
-            <w:r>
-              <w:rPr>
-                <w:sz w:val="20"/>
-                <w:szCs w:val="20"/>
-              </w:rPr>
-              <w:t>長次郎（生年不詳</w:t>
-            </w:r>
-            <w:proofErr w:type="spellEnd"/>
-            <w:r>
-              <w:rPr>
-                <w:sz w:val="20"/>
-                <w:szCs w:val="20"/>
-              </w:rPr>
-              <w:t>–1589）</w:t>
-            </w:r>
-          </w:p>
-        </w:tc>
-        <w:tc>
-          <w:tcPr>
-            <w:tcW w:w="4876" w:type="dxa"/>
-            <w:tcBorders>
-              <w:top w:val="single" w:sz="3" w:space="0" w:color="E2E2E2"/>
-              <w:left w:val="single" w:sz="3" w:space="0" w:color="E2E2E2"/>
-              <w:bottom w:val="single" w:sz="3" w:space="0" w:color="E2E2E2"/>
-              <w:right w:val="single" w:sz="3" w:space="0" w:color="E2E2E2"/>
-            </w:tcBorders>
-            <w:shd w:val="clear" w:color="auto" w:fill="FAFAFA"/>
-            <w:tcMar>
-              <w:top w:w="18" w:type="dxa"/>
-              <w:left w:w="45" w:type="dxa"/>
-              <w:bottom w:w="18" w:type="dxa"/>
-              <w:right w:w="45" w:type="dxa"/>
-            </w:tcMar>
-          </w:tcPr>
-          <w:p>
-            <w:pPr>
-              <w:spacing w:after="0" w:line="216" w:lineRule="auto"/>
-              <w:rPr>
-                <w:sz w:val="20"/>
-                <w:szCs w:val="20"/>
-                <w:lang w:eastAsia="zh-TW"/>
-              </w:rPr>
-            </w:pPr>
-            <w:r>
-              <w:rPr>
-                <w:sz w:val="20"/>
-                <w:szCs w:val="20"/>
-                <w:lang w:eastAsia="zh-TW"/>
-              </w:rPr>
-              <w:t>樂美術館</w:t>
-            </w:r>
-            <w:proofErr w:type="gramStart"/>
-            <w:r>
-              <w:rPr>
-                <w:sz w:val="20"/>
-                <w:szCs w:val="20"/>
-                <w:lang w:eastAsia="zh-TW"/>
-              </w:rPr>
-              <w:t>（</w:t>
-            </w:r>
-            <w:proofErr w:type="gramEnd"/>
-            <w:r>
-              <w:rPr>
-                <w:sz w:val="20"/>
-                <w:szCs w:val="20"/>
-                <w:lang w:eastAsia="zh-TW"/>
-              </w:rPr>
-              <w:t>「広岡家蔵品入札」（昭和3年）出品NO.108</w:t>
-            </w:r>
-            <w:proofErr w:type="gramStart"/>
-            <w:r>
-              <w:rPr>
-                <w:sz w:val="20"/>
-                <w:szCs w:val="20"/>
-                <w:lang w:eastAsia="zh-TW"/>
-              </w:rPr>
-              <w:t>）</w:t>
-            </w:r>
-            <w:proofErr w:type="gramEnd"/>
-          </w:p>
-        </w:tc>
-      </w:tr>
-      <w:tr>
-        <w:trPr>
-          <w:jc w:val="center"/>
-        </w:trPr>
-        <w:tc>
-          <w:tcPr>
-            <w:tcW w:w="2948" w:type="dxa"/>
-            <w:tcBorders>
-              <w:top w:val="single" w:sz="3" w:space="0" w:color="E2E2E2"/>
-              <w:left w:val="single" w:sz="3" w:space="0" w:color="E2E2E2"/>
-              <w:bottom w:val="single" w:sz="3" w:space="0" w:color="E2E2E2"/>
-              <w:right w:val="single" w:sz="3" w:space="0" w:color="E2E2E2"/>
-            </w:tcBorders>
-            <w:shd w:val="clear" w:color="auto" w:fill="FFFFFF"/>
-            <w:tcMar>
-              <w:top w:w="18" w:type="dxa"/>
-              <w:left w:w="45" w:type="dxa"/>
-              <w:bottom w:w="18" w:type="dxa"/>
-              <w:right w:w="45" w:type="dxa"/>
-            </w:tcMar>
-          </w:tcPr>
-          <w:p>
-            <w:pPr>
-              <w:spacing w:after="0" w:line="216" w:lineRule="auto"/>
-              <w:rPr>
-                <w:sz w:val="20"/>
-                <w:szCs w:val="20"/>
-                <w:lang w:eastAsia="zh-TW"/>
-              </w:rPr>
-            </w:pPr>
-            <w:r>
-              <w:rPr>
-                <w:sz w:val="20"/>
-                <w:szCs w:val="20"/>
-                <w:lang w:eastAsia="zh-TW"/>
-              </w:rPr>
-              <w:t>黒樂茶碗　銘「残雪」</w:t>
-            </w:r>
-          </w:p>
-        </w:tc>
-        <w:tc>
-          <w:tcPr>
-            <w:tcW w:w="1927" w:type="dxa"/>
-            <w:tcBorders>
-              <w:top w:val="single" w:sz="3" w:space="0" w:color="E2E2E2"/>
-              <w:left w:val="single" w:sz="3" w:space="0" w:color="E2E2E2"/>
-              <w:bottom w:val="single" w:sz="3" w:space="0" w:color="E2E2E2"/>
-              <w:right w:val="single" w:sz="3" w:space="0" w:color="E2E2E2"/>
-            </w:tcBorders>
-            <w:shd w:val="clear" w:color="auto" w:fill="FFFFFF"/>
-            <w:tcMar>
-              <w:top w:w="18" w:type="dxa"/>
-              <w:left w:w="45" w:type="dxa"/>
-              <w:bottom w:w="18" w:type="dxa"/>
-              <w:right w:w="45" w:type="dxa"/>
-            </w:tcMar>
-          </w:tcPr>
-          <w:p>
-            <w:pPr>
-              <w:spacing w:after="0" w:line="216" w:lineRule="auto"/>
-              <w:rPr>
-                <w:sz w:val="20"/>
-                <w:szCs w:val="20"/>
-              </w:rPr>
-            </w:pPr>
-            <w:r>
-              <w:rPr>
-                <w:sz w:val="20"/>
-                <w:szCs w:val="20"/>
-              </w:rPr>
-              <w:t>三代・道入（1599–1656）</w:t>
-            </w:r>
-          </w:p>
-        </w:tc>
-        <w:tc>
-          <w:tcPr>
-            <w:tcW w:w="4876" w:type="dxa"/>
-            <w:tcBorders>
-              <w:top w:val="single" w:sz="3" w:space="0" w:color="E2E2E2"/>
-              <w:left w:val="single" w:sz="3" w:space="0" w:color="E2E2E2"/>
-              <w:bottom w:val="single" w:sz="3" w:space="0" w:color="E2E2E2"/>
-              <w:right w:val="single" w:sz="3" w:space="0" w:color="E2E2E2"/>
-            </w:tcBorders>
-            <w:shd w:val="clear" w:color="auto" w:fill="FFFFFF"/>
-            <w:tcMar>
-              <w:top w:w="18" w:type="dxa"/>
-              <w:left w:w="45" w:type="dxa"/>
-              <w:bottom w:w="18" w:type="dxa"/>
-              <w:right w:w="45" w:type="dxa"/>
-            </w:tcMar>
-          </w:tcPr>
-          <w:p>
-            <w:pPr>
-              <w:spacing w:after="0" w:line="216" w:lineRule="auto"/>
-              <w:rPr>
-                <w:sz w:val="20"/>
-                <w:szCs w:val="20"/>
-                <w:lang w:eastAsia="zh-TW"/>
-              </w:rPr>
-            </w:pPr>
-            <w:r>
-              <w:rPr>
-                <w:sz w:val="20"/>
-                <w:szCs w:val="20"/>
-                <w:lang w:eastAsia="zh-TW"/>
-              </w:rPr>
-              <w:t>樂美術館</w:t>
-            </w:r>
-            <w:proofErr w:type="gramStart"/>
-            <w:r>
-              <w:rPr>
-                <w:sz w:val="20"/>
-                <w:szCs w:val="20"/>
-                <w:lang w:eastAsia="zh-TW"/>
-              </w:rPr>
-              <w:t>（</w:t>
-            </w:r>
-            <w:proofErr w:type="gramEnd"/>
-            <w:r>
-              <w:rPr>
-                <w:sz w:val="20"/>
-                <w:szCs w:val="20"/>
-                <w:lang w:eastAsia="zh-TW"/>
-              </w:rPr>
-              <w:t>「広岡家蔵品入札」（昭和3年）出品No.107</w:t>
-            </w:r>
-            <w:proofErr w:type="gramStart"/>
-            <w:r>
-              <w:rPr>
-                <w:sz w:val="20"/>
-                <w:szCs w:val="20"/>
-                <w:lang w:eastAsia="zh-TW"/>
-              </w:rPr>
-              <w:t>）</w:t>
-            </w:r>
-            <w:proofErr w:type="gramEnd"/>
-          </w:p>
-        </w:tc>
-      </w:tr>
-      <w:tr>
-        <w:trPr>
-          <w:jc w:val="center"/>
-        </w:trPr>
-        <w:tc>
-          <w:tcPr>
-            <w:tcW w:w="2948" w:type="dxa"/>
-            <w:tcBorders>
-              <w:top w:val="single" w:sz="3" w:space="0" w:color="E2E2E2"/>
-              <w:left w:val="single" w:sz="3" w:space="0" w:color="E2E2E2"/>
-              <w:bottom w:val="single" w:sz="3" w:space="0" w:color="E2E2E2"/>
-              <w:right w:val="single" w:sz="3" w:space="0" w:color="E2E2E2"/>
-            </w:tcBorders>
-            <w:shd w:val="clear" w:color="auto" w:fill="FAFAFA"/>
-            <w:tcMar>
-              <w:top w:w="18" w:type="dxa"/>
-              <w:left w:w="45" w:type="dxa"/>
-              <w:bottom w:w="18" w:type="dxa"/>
-              <w:right w:w="45" w:type="dxa"/>
-            </w:tcMar>
-          </w:tcPr>
-          <w:p>
-            <w:pPr>
-              <w:spacing w:after="0" w:line="216" w:lineRule="auto"/>
-              <w:rPr>
-                <w:sz w:val="20"/>
-                <w:szCs w:val="20"/>
-                <w:lang w:eastAsia="zh-TW"/>
-              </w:rPr>
-            </w:pPr>
-            <w:r>
-              <w:rPr>
-                <w:b/>
-                <w:color w:val="C00000"/>
-                <w:sz w:val="20"/>
-                <w:szCs w:val="20"/>
-                <w:lang w:eastAsia="zh-TW"/>
-              </w:rPr>
-              <w:t>大名物</w:t>
-            </w:r>
-            <w:r>
-              <w:rPr>
-                <w:sz w:val="20"/>
-                <w:szCs w:val="20"/>
-                <w:lang w:eastAsia="zh-TW"/>
-              </w:rPr>
-              <w:t xml:space="preserve">　</w:t>
-            </w:r>
-            <w:proofErr w:type="gramStart"/>
-            <w:r>
-              <w:rPr>
-                <w:sz w:val="20"/>
-                <w:szCs w:val="20"/>
-                <w:lang w:eastAsia="zh-TW"/>
-              </w:rPr>
-              <w:t>丸壺茶</w:t>
-            </w:r>
-            <w:proofErr w:type="gramEnd"/>
-            <w:r>
-              <w:rPr>
-                <w:sz w:val="20"/>
-                <w:szCs w:val="20"/>
-                <w:lang w:eastAsia="zh-TW"/>
-              </w:rPr>
-              <w:t>入　銘「</w:t>
-            </w:r>
-            <w:proofErr w:type="gramStart"/>
-            <w:r>
-              <w:rPr>
-                <w:sz w:val="20"/>
-                <w:szCs w:val="20"/>
-                <w:lang w:eastAsia="zh-TW"/>
-              </w:rPr>
-              <w:t>早苗</w:t>
-            </w:r>
-            <w:proofErr w:type="gramEnd"/>
-            <w:r>
-              <w:rPr>
-                <w:sz w:val="20"/>
-                <w:szCs w:val="20"/>
-                <w:lang w:eastAsia="zh-TW"/>
-              </w:rPr>
-              <w:t>」</w:t>
-            </w:r>
-          </w:p>
-        </w:tc>
-        <w:tc>
-          <w:tcPr>
-            <w:tcW w:w="1927" w:type="dxa"/>
-            <w:tcBorders>
-              <w:top w:val="single" w:sz="3" w:space="0" w:color="E2E2E2"/>
-              <w:left w:val="single" w:sz="3" w:space="0" w:color="E2E2E2"/>
-              <w:bottom w:val="single" w:sz="3" w:space="0" w:color="E2E2E2"/>
-              <w:right w:val="single" w:sz="3" w:space="0" w:color="E2E2E2"/>
-            </w:tcBorders>
-            <w:shd w:val="clear" w:color="auto" w:fill="FAFAFA"/>
-            <w:tcMar>
-              <w:top w:w="18" w:type="dxa"/>
-              <w:left w:w="45" w:type="dxa"/>
-              <w:bottom w:w="18" w:type="dxa"/>
-              <w:right w:w="45" w:type="dxa"/>
-            </w:tcMar>
-          </w:tcPr>
-          <w:p>
-            <w:pPr>
-              <w:spacing w:after="0" w:line="216" w:lineRule="auto"/>
-              <w:rPr>
-                <w:sz w:val="20"/>
-                <w:szCs w:val="20"/>
-              </w:rPr>
-            </w:pPr>
-            <w:r>
-              <w:rPr>
-                <w:sz w:val="20"/>
-                <w:szCs w:val="20"/>
-              </w:rPr>
-              <w:t>南宋・12〜13世紀</w:t>
-            </w:r>
-          </w:p>
-        </w:tc>
-        <w:tc>
-          <w:tcPr>
-            <w:tcW w:w="4876" w:type="dxa"/>
-            <w:tcBorders>
-              <w:top w:val="single" w:sz="3" w:space="0" w:color="E2E2E2"/>
-              <w:left w:val="single" w:sz="3" w:space="0" w:color="E2E2E2"/>
-              <w:bottom w:val="single" w:sz="3" w:space="0" w:color="E2E2E2"/>
-              <w:right w:val="single" w:sz="3" w:space="0" w:color="E2E2E2"/>
-            </w:tcBorders>
-            <w:shd w:val="clear" w:color="auto" w:fill="FAFAFA"/>
-            <w:tcMar>
-              <w:top w:w="18" w:type="dxa"/>
-              <w:left w:w="45" w:type="dxa"/>
-              <w:bottom w:w="18" w:type="dxa"/>
-              <w:right w:w="45" w:type="dxa"/>
-            </w:tcMar>
-          </w:tcPr>
-          <w:p>
-            <w:pPr>
-              <w:spacing w:after="0" w:line="216" w:lineRule="auto"/>
-              <w:rPr>
-                <w:sz w:val="20"/>
-                <w:szCs w:val="20"/>
-                <w:lang w:eastAsia="zh-TW"/>
-              </w:rPr>
-            </w:pPr>
-            <w:proofErr w:type="gramStart"/>
-            <w:r>
-              <w:rPr>
-                <w:sz w:val="20"/>
-                <w:szCs w:val="20"/>
-                <w:lang w:eastAsia="zh-TW"/>
-              </w:rPr>
-              <w:t>滴翠美術館（</w:t>
-            </w:r>
-            <w:proofErr w:type="gramEnd"/>
-            <w:r>
-              <w:rPr>
-                <w:sz w:val="20"/>
-                <w:szCs w:val="20"/>
-                <w:lang w:eastAsia="zh-TW"/>
-              </w:rPr>
-              <w:t>「広岡家蔵品入札」（昭和3年）出品No.133</w:t>
-            </w:r>
-            <w:proofErr w:type="gramStart"/>
-            <w:r>
-              <w:rPr>
-                <w:sz w:val="20"/>
-                <w:szCs w:val="20"/>
-                <w:lang w:eastAsia="zh-TW"/>
-              </w:rPr>
-              <w:t>）</w:t>
-            </w:r>
-            <w:proofErr w:type="gramEnd"/>
-          </w:p>
-        </w:tc>
-      </w:tr>
-    </w:tbl>
-    <w:p>
-      <w:pPr>
-        <w:spacing w:after="40" w:line="240" w:lineRule="auto"/>
-        <w:rPr>
-          <w:lang w:eastAsia="zh-TW"/>
-        </w:rPr>
-      </w:pPr>
-    </w:p>
-    <w:p>
-      <w:pPr>
-        <w:spacing w:before="80" w:after="60"/>
-        <w:rPr>
-          <w:lang w:eastAsia="ja-JP"/>
-        </w:rPr>
-      </w:pPr>
-      <w:r>
-        <w:rPr>
-          <w:rFonts w:ascii="Noto Sans CJK JP" w:eastAsia="Noto Sans CJK JP" w:hAnsi="Noto Sans CJK JP"/>
-          <w:b/>
-          <w:color w:val="14284B"/>
-          <w:sz w:val="28"/>
-          <w:lang w:eastAsia="ja-JP"/>
-        </w:rPr>
-        <w:t>■ 関連出版</w:t>
-      </w:r>
-    </w:p>
-    <w:p>
-      <w:pPr>
-        <w:pBdr>
-          <w:bottom w:val="single" w:sz="12" w:space="1" w:color="14284B"/>
-        </w:pBdr>
-        <w:spacing w:after="80"/>
-        <w:rPr>
-          <w:lang w:eastAsia="ja-JP"/>
-        </w:rPr>
-      </w:pPr>
-    </w:p>
-    <w:p>
-      <w:pPr>
-        <w:spacing w:line="240" w:lineRule="auto"/>
-        <w:rPr>
-          <w:rFonts w:eastAsiaTheme="minorEastAsia" w:hint="eastAsia"/>
-          <w:sz w:val="20"/>
-          <w:szCs w:val="20"/>
-          <w:lang w:eastAsia="ja-JP"/>
-        </w:rPr>
-      </w:pPr>
-      <w:r>
-        <w:rPr>
-          <w:sz w:val="20"/>
-          <w:szCs w:val="20"/>
-          <w:lang w:eastAsia="ja-JP"/>
-        </w:rPr>
-        <w:t>展覧会の開催に併せて、株式会社求龍堂より展覧会公式書籍を出版する予定。</w:t>
-      </w:r>
-    </w:p>
-    <w:p>
-      <w:pPr>
-        <w:spacing w:line="240" w:lineRule="auto"/>
-        <w:rPr>
-          <w:rFonts w:eastAsiaTheme="minorEastAsia" w:hint="eastAsia"/>
-          <w:lang w:eastAsia="ja-JP"/>
-        </w:rPr>
-      </w:pPr>
-    </w:p>
-    <w:p>
-      <w:pPr>
-        <w:spacing w:before="80" w:after="60"/>
-      </w:pPr>
-      <w:r>
-        <w:rPr>
-          <w:rFonts w:ascii="Noto Sans CJK JP" w:eastAsia="Noto Sans CJK JP" w:hAnsi="Noto Sans CJK JP"/>
-          <w:b/>
-          <w:color w:val="14284B"/>
-          <w:sz w:val="28"/>
-        </w:rPr>
-        <w:t xml:space="preserve">■ </w:t>
-      </w:r>
-      <w:proofErr w:type="spellStart"/>
-      <w:r>
-        <w:rPr>
-          <w:rFonts w:ascii="Noto Sans CJK JP" w:eastAsia="Noto Sans CJK JP" w:hAnsi="Noto Sans CJK JP"/>
-          <w:b/>
-          <w:color w:val="14284B"/>
-          <w:sz w:val="28"/>
-        </w:rPr>
-        <w:t>関連イベント（案</w:t>
-      </w:r>
-      <w:proofErr w:type="spellEnd"/>
-      <w:r>
-        <w:rPr>
-          <w:rFonts w:ascii="Noto Sans CJK JP" w:eastAsia="Noto Sans CJK JP" w:hAnsi="Noto Sans CJK JP"/>
-          <w:b/>
-          <w:color w:val="14284B"/>
-          <w:sz w:val="28"/>
-        </w:rPr>
-        <w:t>）</w:t>
-      </w:r>
-    </w:p>
-    <w:p>
-      <w:pPr>
-        <w:pBdr>
-          <w:bottom w:val="single" w:sz="12" w:space="1" w:color="14284B"/>
-        </w:pBdr>
-        <w:spacing w:after="80"/>
-      </w:pPr>
-    </w:p>
-    <w:tbl>
-      <w:tblPr>
-        <w:tblW w:w="0" w:type="auto"/>
-        <w:jc w:val="center"/>
-        <w:tblLayout w:type="fixed"/>
-        <w:tblLook w:val="04A0" w:firstRow="1" w:lastRow="0" w:firstColumn="1" w:lastColumn="0" w:noHBand="0" w:noVBand="1"/>
-      </w:tblPr>
-      <w:tblGrid>
-        <w:gridCol w:w="2893"/>
-        <w:gridCol w:w="6802"/>
-      </w:tblGrid>
-      <w:tr>
-        <w:trPr>
-          <w:jc w:val="center"/>
-        </w:trPr>
-        <w:tc>
-          <w:tcPr>
-            <w:tcW w:w="2893" w:type="dxa"/>
-            <w:tcBorders>
-              <w:top w:val="single" w:sz="3" w:space="0" w:color="F1ECE5"/>
-              <w:left w:val="single" w:sz="3" w:space="0" w:color="F1ECE5"/>
-              <w:bottom w:val="single" w:sz="3" w:space="0" w:color="F1ECE5"/>
-              <w:right w:val="single" w:sz="3" w:space="0" w:color="F1ECE5"/>
-            </w:tcBorders>
-            <w:shd w:val="clear" w:color="auto" w:fill="EDE7DE"/>
-            <w:tcMar>
-              <w:top w:w="45" w:type="dxa"/>
-              <w:left w:w="90" w:type="dxa"/>
-              <w:bottom w:w="45" w:type="dxa"/>
-              <w:right w:w="90" w:type="dxa"/>
+              <w:top w:w="50" w:type="dxa"/>
+              <w:left w:w="80" w:type="dxa"/>
+              <w:bottom w:w="50" w:type="dxa"/>
+              <w:right w:w="80" w:type="dxa"/>
             </w:tcMar>
             <w:vAlign w:val="center"/>
           </w:tcPr>
           <w:p>
             <w:pPr>
-              <w:spacing w:after="0" w:line="228" w:lineRule="auto"/>
-              <w:rPr>
-                <w:sz w:val="20"/>
-                <w:szCs w:val="20"/>
-              </w:rPr>
+              <w:spacing w:after="0" w:line="252" w:lineRule="auto"/>
             </w:pPr>
             <w:proofErr w:type="spellStart"/>
             <w:r>
               <w:rPr>
-                <w:rFonts w:ascii="Noto Sans CJK JP" w:eastAsia="Noto Sans CJK JP" w:hAnsi="Noto Sans CJK JP"/>
+                <w:rFonts w:ascii="游ゴシック" w:eastAsia="游ゴシック" w:hAnsi="游ゴシック" w:cs="游ゴシック"/>
                 <w:b/>
-                <w:color w:val="14284B"/>
-                <w:sz w:val="20"/>
-                <w:szCs w:val="20"/>
+                <w:color w:val="0B2346"/>
+                <w:sz w:val="17"/>
               </w:rPr>
               <w:t>記念講演会</w:t>
             </w:r>
@@ -4836,187 +4694,93 @@
         </w:tc>
         <w:tc>
           <w:tcPr>
-            <w:tcW w:w="6802" w:type="dxa"/>
+            <w:tcW w:w="7767" w:type="dxa"/>
             <w:tcBorders>
-              <w:top w:val="single" w:sz="3" w:space="0" w:color="F1ECE5"/>
-              <w:left w:val="single" w:sz="3" w:space="0" w:color="F1ECE5"/>
-              <w:bottom w:val="single" w:sz="3" w:space="0" w:color="F1ECE5"/>
-              <w:right w:val="single" w:sz="3" w:space="0" w:color="F1ECE5"/>
+              <w:top w:val="single" w:sz="4" w:space="0" w:color="D7D7D7"/>
+              <w:left w:val="single" w:sz="4" w:space="0" w:color="D7D7D7"/>
+              <w:bottom w:val="single" w:sz="4" w:space="0" w:color="D7D7D7"/>
+              <w:right w:val="single" w:sz="4" w:space="0" w:color="D7D7D7"/>
             </w:tcBorders>
-            <w:shd w:val="clear" w:color="auto" w:fill="F8F4EF"/>
+            <w:shd w:val="clear" w:color="auto" w:fill="FBFAF7"/>
             <w:tcMar>
-              <w:top w:w="45" w:type="dxa"/>
-              <w:left w:w="90" w:type="dxa"/>
-              <w:bottom w:w="45" w:type="dxa"/>
-              <w:right w:w="90" w:type="dxa"/>
+              <w:top w:w="50" w:type="dxa"/>
+              <w:left w:w="80" w:type="dxa"/>
+              <w:bottom w:w="50" w:type="dxa"/>
+              <w:right w:w="80" w:type="dxa"/>
             </w:tcMar>
             <w:vAlign w:val="center"/>
           </w:tcPr>
           <w:p>
             <w:pPr>
-              <w:spacing w:after="0" w:line="228" w:lineRule="auto"/>
-              <w:rPr>
-                <w:sz w:val="20"/>
-                <w:szCs w:val="20"/>
+              <w:spacing w:after="0" w:line="252" w:lineRule="auto"/>
+              <w:rPr>
                 <w:lang w:eastAsia="zh-TW"/>
               </w:rPr>
             </w:pPr>
             <w:r>
               <w:rPr>
-                <w:sz w:val="20"/>
-                <w:szCs w:val="20"/>
+                <w:rFonts w:cs="游明朝"/>
+                <w:color w:val="111111"/>
+                <w:sz w:val="17"/>
                 <w:lang w:eastAsia="zh-TW"/>
               </w:rPr>
-              <w:t>講師：宮本又郎氏</w:t>
+              <w:t>講師：宮本又郎氏（大阪大学名誉教授）、高槻泰郎氏（神戸大学経済経営研究所）他</w:t>
             </w:r>
-            <w:proofErr w:type="gramStart"/>
+          </w:p>
+          <w:p>
+            <w:pPr>
+              <w:spacing w:after="0" w:line="252" w:lineRule="auto"/>
+              <w:rPr>
+                <w:lang w:eastAsia="zh-CN"/>
+              </w:rPr>
+            </w:pPr>
             <w:r>
               <w:rPr>
-                <w:sz w:val="20"/>
-                <w:szCs w:val="20"/>
-                <w:lang w:eastAsia="zh-TW"/>
-              </w:rPr>
-              <w:t>（</w:t>
-            </w:r>
-            <w:proofErr w:type="gramEnd"/>
-            <w:r>
-              <w:rPr>
-                <w:sz w:val="20"/>
-                <w:szCs w:val="20"/>
-                <w:lang w:eastAsia="zh-TW"/>
-              </w:rPr>
-              <w:t>大阪大学名誉教授）、高槻泰郎氏（神戸大学経済経営研究所）他</w:t>
+                <w:rFonts w:cs="游明朝"/>
+                <w:color w:val="111111"/>
+                <w:sz w:val="17"/>
+                <w:lang w:eastAsia="zh-CN"/>
+              </w:rPr>
+              <w:t>講師：大同生命吉田氏、所蔵館担当学芸員、本展担当小林等</w:t>
             </w:r>
           </w:p>
         </w:tc>
       </w:tr>
       <w:tr>
         <w:trPr>
+          <w:trHeight w:val="420"/>
           <w:jc w:val="center"/>
         </w:trPr>
         <w:tc>
           <w:tcPr>
-            <w:tcW w:w="2893" w:type="dxa"/>
+            <w:tcW w:w="2154" w:type="dxa"/>
+            <w:gridSpan w:val="2"/>
             <w:tcBorders>
-              <w:top w:val="single" w:sz="3" w:space="0" w:color="F1ECE5"/>
-              <w:left w:val="single" w:sz="3" w:space="0" w:color="F1ECE5"/>
-              <w:bottom w:val="single" w:sz="3" w:space="0" w:color="F1ECE5"/>
-              <w:right w:val="single" w:sz="3" w:space="0" w:color="F1ECE5"/>
+              <w:top w:val="single" w:sz="4" w:space="0" w:color="D7D7D7"/>
+              <w:left w:val="single" w:sz="4" w:space="0" w:color="D7D7D7"/>
+              <w:bottom w:val="single" w:sz="4" w:space="0" w:color="D7D7D7"/>
+              <w:right w:val="single" w:sz="4" w:space="0" w:color="D7D7D7"/>
             </w:tcBorders>
-            <w:shd w:val="clear" w:color="auto" w:fill="EDE7DE"/>
+            <w:shd w:val="clear" w:color="auto" w:fill="E8DED0"/>
             <w:tcMar>
-              <w:top w:w="45" w:type="dxa"/>
-              <w:left w:w="90" w:type="dxa"/>
-              <w:bottom w:w="45" w:type="dxa"/>
-              <w:right w:w="90" w:type="dxa"/>
+              <w:top w:w="50" w:type="dxa"/>
+              <w:left w:w="80" w:type="dxa"/>
+              <w:bottom w:w="50" w:type="dxa"/>
+              <w:right w:w="80" w:type="dxa"/>
             </w:tcMar>
             <w:vAlign w:val="center"/>
           </w:tcPr>
           <w:p>
             <w:pPr>
-              <w:spacing w:after="0" w:line="228" w:lineRule="auto"/>
-              <w:rPr>
-                <w:sz w:val="20"/>
-                <w:szCs w:val="20"/>
-                <w:lang w:eastAsia="zh-TW"/>
-              </w:rPr>
-            </w:pPr>
-          </w:p>
-        </w:tc>
-        <w:tc>
-          <w:tcPr>
-            <w:tcW w:w="6802" w:type="dxa"/>
-            <w:tcBorders>
-              <w:top w:val="single" w:sz="3" w:space="0" w:color="F1ECE5"/>
-              <w:left w:val="single" w:sz="3" w:space="0" w:color="F1ECE5"/>
-              <w:bottom w:val="single" w:sz="3" w:space="0" w:color="F1ECE5"/>
-              <w:right w:val="single" w:sz="3" w:space="0" w:color="F1ECE5"/>
-            </w:tcBorders>
-            <w:shd w:val="clear" w:color="auto" w:fill="F8F4EF"/>
-            <w:tcMar>
-              <w:top w:w="45" w:type="dxa"/>
-              <w:left w:w="90" w:type="dxa"/>
-              <w:bottom w:w="45" w:type="dxa"/>
-              <w:right w:w="90" w:type="dxa"/>
-            </w:tcMar>
-            <w:vAlign w:val="center"/>
-          </w:tcPr>
-          <w:p>
-            <w:pPr>
-              <w:spacing w:after="0" w:line="228" w:lineRule="auto"/>
-              <w:rPr>
-                <w:sz w:val="20"/>
-                <w:szCs w:val="20"/>
-                <w:lang w:eastAsia="zh-CN"/>
-              </w:rPr>
-            </w:pPr>
-            <w:r>
-              <w:rPr>
-                <w:sz w:val="20"/>
-                <w:szCs w:val="20"/>
-                <w:lang w:eastAsia="zh-CN"/>
-              </w:rPr>
-              <w:t>講師：大同生命吉田氏、所蔵館担当学</w:t>
-            </w:r>
-            <w:proofErr w:type="gramStart"/>
-            <w:r>
-              <w:rPr>
-                <w:sz w:val="20"/>
-                <w:szCs w:val="20"/>
-                <w:lang w:eastAsia="zh-CN"/>
-              </w:rPr>
-              <w:t>芸</w:t>
-            </w:r>
-            <w:proofErr w:type="gramEnd"/>
-            <w:r>
-              <w:rPr>
-                <w:sz w:val="20"/>
-                <w:szCs w:val="20"/>
-                <w:lang w:eastAsia="zh-CN"/>
-              </w:rPr>
-              <w:t>員、本展担当小林等</w:t>
-            </w:r>
-          </w:p>
-        </w:tc>
-      </w:tr>
-      <w:tr>
-        <w:trPr>
-          <w:jc w:val="center"/>
-        </w:trPr>
-        <w:tc>
-          <w:tcPr>
-            <w:tcW w:w="2893" w:type="dxa"/>
-            <w:tcBorders>
-              <w:top w:val="single" w:sz="3" w:space="0" w:color="F1ECE5"/>
-              <w:left w:val="single" w:sz="3" w:space="0" w:color="F1ECE5"/>
-              <w:bottom w:val="single" w:sz="3" w:space="0" w:color="F1ECE5"/>
-              <w:right w:val="single" w:sz="3" w:space="0" w:color="F1ECE5"/>
-            </w:tcBorders>
-            <w:shd w:val="clear" w:color="auto" w:fill="EDE7DE"/>
-            <w:tcMar>
-              <w:top w:w="45" w:type="dxa"/>
-              <w:left w:w="90" w:type="dxa"/>
-              <w:bottom w:w="45" w:type="dxa"/>
-              <w:right w:w="90" w:type="dxa"/>
-            </w:tcMar>
-            <w:vAlign w:val="center"/>
-          </w:tcPr>
-          <w:p>
-            <w:pPr>
-              <w:spacing w:after="0" w:line="228" w:lineRule="auto"/>
-              <w:rPr>
-                <w:sz w:val="20"/>
-                <w:szCs w:val="20"/>
-              </w:rPr>
+              <w:spacing w:after="0" w:line="252" w:lineRule="auto"/>
             </w:pPr>
             <w:proofErr w:type="spellStart"/>
             <w:r>
               <w:rPr>
-                <w:rFonts w:ascii="Noto Sans CJK JP" w:eastAsia="Noto Sans CJK JP" w:hAnsi="Noto Sans CJK JP"/>
+                <w:rFonts w:ascii="游ゴシック" w:eastAsia="游ゴシック" w:hAnsi="游ゴシック" w:cs="游ゴシック"/>
                 <w:b/>
-                <w:color w:val="14284B"/>
-                <w:sz w:val="20"/>
-                <w:szCs w:val="20"/>
+                <w:color w:val="0B2346"/>
+                <w:sz w:val="17"/>
               </w:rPr>
               <w:t>プレス内覧会</w:t>
             </w:r>
@@ -5025,136 +4789,135 @@
         </w:tc>
         <w:tc>
           <w:tcPr>
-            <w:tcW w:w="6802" w:type="dxa"/>
+            <w:tcW w:w="7767" w:type="dxa"/>
             <w:tcBorders>
-              <w:top w:val="single" w:sz="3" w:space="0" w:color="F1ECE5"/>
-              <w:left w:val="single" w:sz="3" w:space="0" w:color="F1ECE5"/>
-              <w:bottom w:val="single" w:sz="3" w:space="0" w:color="F1ECE5"/>
-              <w:right w:val="single" w:sz="3" w:space="0" w:color="F1ECE5"/>
+              <w:top w:val="single" w:sz="4" w:space="0" w:color="D7D7D7"/>
+              <w:left w:val="single" w:sz="4" w:space="0" w:color="D7D7D7"/>
+              <w:bottom w:val="single" w:sz="4" w:space="0" w:color="D7D7D7"/>
+              <w:right w:val="single" w:sz="4" w:space="0" w:color="D7D7D7"/>
             </w:tcBorders>
-            <w:shd w:val="clear" w:color="auto" w:fill="F8F4EF"/>
+            <w:shd w:val="clear" w:color="auto" w:fill="FBFAF7"/>
             <w:tcMar>
-              <w:top w:w="45" w:type="dxa"/>
-              <w:left w:w="90" w:type="dxa"/>
-              <w:bottom w:w="45" w:type="dxa"/>
-              <w:right w:w="90" w:type="dxa"/>
+              <w:top w:w="50" w:type="dxa"/>
+              <w:left w:w="80" w:type="dxa"/>
+              <w:bottom w:w="50" w:type="dxa"/>
+              <w:right w:w="80" w:type="dxa"/>
             </w:tcMar>
             <w:vAlign w:val="center"/>
           </w:tcPr>
           <w:p>
             <w:pPr>
-              <w:spacing w:after="0" w:line="228" w:lineRule="auto"/>
-              <w:rPr>
-                <w:sz w:val="20"/>
-                <w:szCs w:val="20"/>
-              </w:rPr>
+              <w:spacing w:after="0" w:line="252" w:lineRule="auto"/>
             </w:pPr>
-            <w:proofErr w:type="spellStart"/>
             <w:r>
               <w:rPr>
-                <w:sz w:val="20"/>
-                <w:szCs w:val="20"/>
+                <w:rFonts w:cs="游明朝"/>
+                <w:color w:val="111111"/>
+                <w:sz w:val="17"/>
               </w:rPr>
               <w:t>開幕前日を予定</w:t>
             </w:r>
-            <w:proofErr w:type="spellEnd"/>
           </w:p>
         </w:tc>
       </w:tr>
       <w:tr>
         <w:trPr>
+          <w:trHeight w:val="420"/>
           <w:jc w:val="center"/>
         </w:trPr>
         <w:tc>
           <w:tcPr>
-            <w:tcW w:w="2893" w:type="dxa"/>
+            <w:tcW w:w="2154" w:type="dxa"/>
+            <w:gridSpan w:val="2"/>
             <w:tcBorders>
-              <w:top w:val="single" w:sz="3" w:space="0" w:color="F1ECE5"/>
-              <w:left w:val="single" w:sz="3" w:space="0" w:color="F1ECE5"/>
-              <w:bottom w:val="single" w:sz="3" w:space="0" w:color="F1ECE5"/>
-              <w:right w:val="single" w:sz="3" w:space="0" w:color="F1ECE5"/>
+              <w:top w:val="single" w:sz="4" w:space="0" w:color="D7D7D7"/>
+              <w:left w:val="single" w:sz="4" w:space="0" w:color="D7D7D7"/>
+              <w:bottom w:val="single" w:sz="4" w:space="0" w:color="D7D7D7"/>
+              <w:right w:val="single" w:sz="4" w:space="0" w:color="D7D7D7"/>
             </w:tcBorders>
-            <w:shd w:val="clear" w:color="auto" w:fill="EDE7DE"/>
+            <w:shd w:val="clear" w:color="auto" w:fill="E8DED0"/>
             <w:tcMar>
-              <w:top w:w="45" w:type="dxa"/>
-              <w:left w:w="90" w:type="dxa"/>
-              <w:bottom w:w="45" w:type="dxa"/>
-              <w:right w:w="90" w:type="dxa"/>
+              <w:top w:w="50" w:type="dxa"/>
+              <w:left w:w="80" w:type="dxa"/>
+              <w:bottom w:w="50" w:type="dxa"/>
+              <w:right w:w="80" w:type="dxa"/>
             </w:tcMar>
             <w:vAlign w:val="center"/>
           </w:tcPr>
           <w:p>
             <w:pPr>
-              <w:spacing w:after="0" w:line="228" w:lineRule="auto"/>
-              <w:rPr>
-                <w:sz w:val="20"/>
-                <w:szCs w:val="20"/>
-                <w:lang w:eastAsia="ja-JP"/>
+              <w:spacing w:after="0" w:line="252" w:lineRule="auto"/>
+              <w:rPr>
+                <w:lang w:eastAsia="zh-TW"/>
               </w:rPr>
             </w:pPr>
             <w:r>
               <w:rPr>
-                <w:rFonts w:ascii="Noto Sans CJK JP" w:eastAsia="Noto Sans CJK JP" w:hAnsi="Noto Sans CJK JP"/>
+                <w:rFonts w:ascii="游ゴシック" w:eastAsia="游ゴシック" w:hAnsi="游ゴシック" w:cs="游ゴシック"/>
                 <w:b/>
-                <w:color w:val="14284B"/>
-                <w:sz w:val="20"/>
-                <w:szCs w:val="20"/>
-                <w:lang w:eastAsia="ja-JP"/>
+                <w:color w:val="0B2346"/>
+                <w:sz w:val="17"/>
+                <w:lang w:eastAsia="zh-TW"/>
               </w:rPr>
               <w:t>大同生命株式会社特別鑑賞会</w:t>
             </w:r>
+          </w:p>
+          <w:p>
+            <w:pPr>
+              <w:spacing w:after="0" w:line="252" w:lineRule="auto"/>
+            </w:pPr>
             <w:r>
               <w:rPr>
-                <w:sz w:val="20"/>
-                <w:szCs w:val="20"/>
-                <w:lang w:eastAsia="ja-JP"/>
-              </w:rPr>
-              <w:br/>
+                <w:rFonts w:ascii="游ゴシック" w:eastAsia="游ゴシック" w:hAnsi="游ゴシック" w:cs="游ゴシック"/>
+                <w:b/>
+                <w:color w:val="0B2346"/>
+                <w:sz w:val="17"/>
+              </w:rPr>
+              <w:t xml:space="preserve">＋ </w:t>
             </w:r>
+            <w:proofErr w:type="spellStart"/>
             <w:r>
               <w:rPr>
-                <w:rFonts w:ascii="Noto Sans CJK JP" w:eastAsia="Noto Sans CJK JP" w:hAnsi="Noto Sans CJK JP"/>
+                <w:rFonts w:ascii="游ゴシック" w:eastAsia="游ゴシック" w:hAnsi="游ゴシック" w:cs="游ゴシック"/>
                 <w:b/>
-                <w:color w:val="14284B"/>
-                <w:sz w:val="20"/>
-                <w:szCs w:val="20"/>
-                <w:lang w:eastAsia="ja-JP"/>
-              </w:rPr>
-              <w:t>＋ レセプション</w:t>
+                <w:color w:val="0B2346"/>
+                <w:sz w:val="17"/>
+              </w:rPr>
+              <w:t>レセプション</w:t>
             </w:r>
+            <w:proofErr w:type="spellEnd"/>
           </w:p>
         </w:tc>
         <w:tc>
           <w:tcPr>
-            <w:tcW w:w="6802" w:type="dxa"/>
+            <w:tcW w:w="7767" w:type="dxa"/>
             <w:tcBorders>
-              <w:top w:val="single" w:sz="3" w:space="0" w:color="F1ECE5"/>
-              <w:left w:val="single" w:sz="3" w:space="0" w:color="F1ECE5"/>
-              <w:bottom w:val="single" w:sz="3" w:space="0" w:color="F1ECE5"/>
-              <w:right w:val="single" w:sz="3" w:space="0" w:color="F1ECE5"/>
+              <w:top w:val="single" w:sz="4" w:space="0" w:color="D7D7D7"/>
+              <w:left w:val="single" w:sz="4" w:space="0" w:color="D7D7D7"/>
+              <w:bottom w:val="single" w:sz="4" w:space="0" w:color="D7D7D7"/>
+              <w:right w:val="single" w:sz="4" w:space="0" w:color="D7D7D7"/>
             </w:tcBorders>
-            <w:shd w:val="clear" w:color="auto" w:fill="F8F4EF"/>
+            <w:shd w:val="clear" w:color="auto" w:fill="FBFAF7"/>
             <w:tcMar>
-              <w:top w:w="45" w:type="dxa"/>
-              <w:left w:w="90" w:type="dxa"/>
-              <w:bottom w:w="45" w:type="dxa"/>
-              <w:right w:w="90" w:type="dxa"/>
+              <w:top w:w="50" w:type="dxa"/>
+              <w:left w:w="80" w:type="dxa"/>
+              <w:bottom w:w="50" w:type="dxa"/>
+              <w:right w:w="80" w:type="dxa"/>
             </w:tcMar>
             <w:vAlign w:val="center"/>
           </w:tcPr>
           <w:p>
             <w:pPr>
-              <w:spacing w:after="0" w:line="228" w:lineRule="auto"/>
-              <w:rPr>
-                <w:sz w:val="20"/>
-                <w:szCs w:val="20"/>
+              <w:spacing w:after="0" w:line="252" w:lineRule="auto"/>
+              <w:rPr>
                 <w:lang w:eastAsia="ja-JP"/>
               </w:rPr>
             </w:pPr>
             <w:r>
               <w:rPr>
-                <w:sz w:val="20"/>
-                <w:szCs w:val="20"/>
+                <w:rFonts w:cs="游明朝"/>
+                <w:color w:val="111111"/>
+                <w:sz w:val="17"/>
                 <w:lang w:eastAsia="ja-JP"/>
               </w:rPr>
               <w:t>招待制、2027年7月（15日が大同生命の創業日）、複数会の可能性も</w:t>
@@ -5174,7 +4937,7 @@
       <w:headerReference w:type="default" r:id="rId10"/>
       <w:footerReference w:type="default" r:id="rId11"/>
       <w:pgSz w:w="11906" w:h="16838"/>
-      <w:pgMar w:top="709" w:right="879" w:bottom="709" w:left="879" w:header="312" w:footer="369" w:gutter="0"/>
+      <w:pgMar w:top="765" w:right="879" w:bottom="765" w:left="879" w:header="720" w:footer="720" w:gutter="0"/>
       <w:cols w:space="720"/>
       <w:docGrid w:linePitch="360"/>
     </w:sectPr>
@@ -5213,7 +4976,7 @@
     <w:pPr>
       <w:pStyle w:val="a7"/>
       <w:pBdr>
-        <w:top w:val="single" w:sz="6" w:space="4" w:color="B07A3C"/>
+        <w:bottom w:val="single" w:sz="8" w:space="2" w:color="B4772E"/>
       </w:pBdr>
       <w:jc w:val="right"/>
       <w:rPr>
@@ -5222,15 +4985,12 @@
     </w:pPr>
     <w:r>
       <w:rPr>
+        <w:rFonts w:cs="游明朝"/>
+        <w:color w:val="111111"/>
+        <w:sz w:val="17"/>
         <w:lang w:eastAsia="zh-TW"/>
       </w:rPr>
-      <w:t>2026</w:t>
-    </w:r>
-    <w:r>
-      <w:rPr>
-        <w:lang w:eastAsia="zh-TW"/>
-      </w:rPr>
-      <w:t>年6月23日版　大阪市立東洋陶磁美術館</w:t>
+      <w:t>2026年6月23日版　大阪市立東洋陶磁美術館</w:t>
     </w:r>
   </w:p>
 </w:ftr>
@@ -5267,16 +5027,16 @@
     <w:pPr>
       <w:pStyle w:val="a5"/>
       <w:pBdr>
-        <w:bottom w:val="single" w:sz="6" w:space="2" w:color="C7A26A"/>
+        <w:bottom w:val="single" w:sz="8" w:space="2" w:color="B4772E"/>
       </w:pBdr>
       <w:jc w:val="right"/>
     </w:pPr>
     <w:proofErr w:type="spellStart"/>
     <w:r>
       <w:rPr>
-        <w:rFonts w:ascii="Noto Sans CJK JP" w:eastAsia="Noto Sans CJK JP" w:hAnsi="Noto Sans CJK JP"/>
-        <w:color w:val="888888"/>
-        <w:sz w:val="17"/>
+        <w:rFonts w:ascii="游ゴシック" w:eastAsia="游ゴシック" w:hAnsi="游ゴシック" w:cs="游ゴシック"/>
+        <w:color w:val="666666"/>
+        <w:sz w:val="16"/>
       </w:rPr>
       <w:t>内部資料・取扱注意</w:t>
     </w:r>
@@ -5458,31 +5218,31 @@
       </w:rPr>
     </w:lvl>
   </w:abstractNum>
-  <w:num w:numId="1" w16cid:durableId="1253319676">
+  <w:num w:numId="1" w16cid:durableId="990183455">
     <w:abstractNumId w:val="8"/>
   </w:num>
-  <w:num w:numId="2" w16cid:durableId="1274289199">
+  <w:num w:numId="2" w16cid:durableId="1563104686">
     <w:abstractNumId w:val="6"/>
   </w:num>
-  <w:num w:numId="3" w16cid:durableId="567811841">
+  <w:num w:numId="3" w16cid:durableId="797993212">
     <w:abstractNumId w:val="5"/>
   </w:num>
-  <w:num w:numId="4" w16cid:durableId="1146314548">
+  <w:num w:numId="4" w16cid:durableId="1475638237">
     <w:abstractNumId w:val="4"/>
   </w:num>
-  <w:num w:numId="5" w16cid:durableId="398402866">
+  <w:num w:numId="5" w16cid:durableId="876166101">
     <w:abstractNumId w:val="7"/>
   </w:num>
-  <w:num w:numId="6" w16cid:durableId="773749071">
+  <w:num w:numId="6" w16cid:durableId="1991788300">
     <w:abstractNumId w:val="3"/>
   </w:num>
-  <w:num w:numId="7" w16cid:durableId="1704357063">
+  <w:num w:numId="7" w16cid:durableId="812672792">
     <w:abstractNumId w:val="2"/>
   </w:num>
-  <w:num w:numId="8" w16cid:durableId="1852180352">
+  <w:num w:numId="8" w16cid:durableId="369189373">
     <w:abstractNumId w:val="1"/>
   </w:num>
-  <w:num w:numId="9" w16cid:durableId="1619412494">
+  <w:num w:numId="9" w16cid:durableId="1077702251">
     <w:abstractNumId w:val="0"/>
   </w:num>
 </w:numbering>
@@ -5879,8 +5639,8 @@
     <w:qFormat/>
     <w:rsid w:val="00FC693F"/>
     <w:rPr>
-      <w:rFonts w:ascii="Noto Serif CJK JP" w:eastAsia="Noto Serif CJK JP" w:hAnsi="Noto Serif CJK JP"/>
-      <w:sz w:val="18"/>
+      <w:rFonts w:ascii="游明朝" w:eastAsia="游明朝" w:hAnsi="游明朝"/>
+      <w:sz w:val="20"/>
     </w:rPr>
   </w:style>
   <w:style w:type="paragraph" w:styleId="1">
@@ -6063,7 +5823,6 @@
     <w:rPr>
       <w:rFonts w:asciiTheme="majorHAnsi" w:eastAsiaTheme="majorEastAsia" w:hAnsiTheme="majorHAnsi" w:cstheme="majorBidi"/>
       <w:color w:val="4F81BD" w:themeColor="accent1"/>
-      <w:sz w:val="20"/>
       <w:szCs w:val="20"/>
     </w:rPr>
   </w:style>
@@ -6088,7 +5847,6 @@
       <w:i/>
       <w:iCs/>
       <w:color w:val="404040" w:themeColor="text1" w:themeTint="BF"/>
-      <w:sz w:val="20"/>
       <w:szCs w:val="20"/>
     </w:rPr>
   </w:style>
@@ -6676,6 +6434,7 @@
       <w:b/>
       <w:bCs/>
       <w:color w:val="4F81BD" w:themeColor="accent1"/>
+      <w:sz w:val="18"/>
       <w:szCs w:val="18"/>
     </w:rPr>
   </w:style>
@@ -16870,37 +16629,6 @@
         <w:shd w:val="clear" w:color="auto" w:fill="FBCAA2" w:themeFill="accent6" w:themeFillTint="7F"/>
       </w:tcPr>
     </w:tblStylePr>
-  </w:style>
-  <w:style w:type="paragraph" w:customStyle="1" w:styleId="isselectedend">
-    <w:name w:val="isselectedend"/>
-    <w:basedOn w:val="a1"/>
-    <w:rsid w:val="00282CBD"/>
-    <w:pPr>
-      <w:spacing w:before="100" w:beforeAutospacing="1" w:after="100" w:afterAutospacing="1" w:line="240" w:lineRule="auto"/>
-    </w:pPr>
-    <w:rPr>
-      <w:rFonts w:ascii="ＭＳ Ｐゴシック" w:eastAsia="ＭＳ Ｐゴシック" w:hAnsi="ＭＳ Ｐゴシック" w:cs="ＭＳ Ｐゴシック"/>
-      <w:sz w:val="24"/>
-      <w:szCs w:val="24"/>
-      <w:lang w:eastAsia="ja-JP"/>
-    </w:rPr>
-  </w:style>
-  <w:style w:type="paragraph" w:styleId="Web">
-    <w:name w:val="Normal (Web)"/>
-    <w:basedOn w:val="a1"/>
-    <w:uiPriority w:val="99"/>
-    <w:semiHidden/>
-    <w:unhideWhenUsed/>
-    <w:rsid w:val="00282CBD"/>
-    <w:pPr>
-      <w:spacing w:before="100" w:beforeAutospacing="1" w:after="100" w:afterAutospacing="1" w:line="240" w:lineRule="auto"/>
-    </w:pPr>
-    <w:rPr>
-      <w:rFonts w:ascii="ＭＳ Ｐゴシック" w:eastAsia="ＭＳ Ｐゴシック" w:hAnsi="ＭＳ Ｐゴシック" w:cs="ＭＳ Ｐゴシック"/>
-      <w:sz w:val="24"/>
-      <w:szCs w:val="24"/>
-      <w:lang w:eastAsia="ja-JP"/>
-    </w:rPr>
   </w:style>
 </w:styles>
 </file>
